--- a/Документация/Техническое описание системы/Техническое описание системы.docx
+++ b/Документация/Техническое описание системы/Техническое описание системы.docx
@@ -157,7 +157,7 @@
           <w:color w:val="000000"/>
           <w:sz w:val="26"/>
         </w:rPr>
-        <w:t>Версия документа: 1.83</w:t>
+        <w:t>Версия документа: 1.84</w:t>
       </w:r>
     </w:p>
     <w:p>
@@ -173,7 +173,7 @@
           <w:color w:val="000000"/>
           <w:sz w:val="26"/>
         </w:rPr>
-        <w:t>Дата: 14.10.2026</w:t>
+        <w:t>Дата: 21.10.2026</w:t>
       </w:r>
     </w:p>
     <w:p>
@@ -869,7 +869,7 @@
           <w:sz w:val="26"/>
         </w:rPr>
         <w:tab/>
-        <w:t>19</w:t>
+        <w:t>20</w:t>
       </w:r>
     </w:p>
     <w:p>
@@ -900,7 +900,7 @@
           <w:sz w:val="26"/>
         </w:rPr>
         <w:tab/>
-        <w:t>21</w:t>
+        <w:t>22</w:t>
       </w:r>
     </w:p>
     <w:p>
@@ -931,7 +931,7 @@
           <w:sz w:val="26"/>
         </w:rPr>
         <w:tab/>
-        <w:t>25</w:t>
+        <w:t>26</w:t>
       </w:r>
     </w:p>
     <w:p>
@@ -962,7 +962,7 @@
           <w:sz w:val="26"/>
         </w:rPr>
         <w:tab/>
-        <w:t>28</w:t>
+        <w:t>29</w:t>
       </w:r>
     </w:p>
     <w:p>
@@ -993,7 +993,7 @@
           <w:sz w:val="26"/>
         </w:rPr>
         <w:tab/>
-        <w:t>30</w:t>
+        <w:t>31</w:t>
       </w:r>
     </w:p>
     <w:p>
@@ -1024,7 +1024,7 @@
           <w:sz w:val="26"/>
         </w:rPr>
         <w:tab/>
-        <w:t>30</w:t>
+        <w:t>31</w:t>
       </w:r>
     </w:p>
     <w:p>
@@ -1055,7 +1055,7 @@
           <w:sz w:val="26"/>
         </w:rPr>
         <w:tab/>
-        <w:t>32</w:t>
+        <w:t>34</w:t>
       </w:r>
     </w:p>
     <w:p>
@@ -1086,7 +1086,7 @@
           <w:sz w:val="26"/>
         </w:rPr>
         <w:tab/>
-        <w:t>33</w:t>
+        <w:t>35</w:t>
       </w:r>
     </w:p>
     <w:p>
@@ -1117,7 +1117,7 @@
           <w:sz w:val="26"/>
         </w:rPr>
         <w:tab/>
-        <w:t>33</w:t>
+        <w:t>35</w:t>
       </w:r>
     </w:p>
     <w:p>
@@ -1148,7 +1148,7 @@
           <w:sz w:val="26"/>
         </w:rPr>
         <w:tab/>
-        <w:t>33</w:t>
+        <w:t>35</w:t>
       </w:r>
     </w:p>
     <w:p>
@@ -1179,7 +1179,7 @@
           <w:sz w:val="26"/>
         </w:rPr>
         <w:tab/>
-        <w:t>34</w:t>
+        <w:t>35</w:t>
       </w:r>
     </w:p>
     <w:p>
@@ -1210,7 +1210,7 @@
           <w:sz w:val="26"/>
         </w:rPr>
         <w:tab/>
-        <w:t>35</w:t>
+        <w:t>37</w:t>
       </w:r>
     </w:p>
     <w:p>
@@ -1241,7 +1241,7 @@
           <w:sz w:val="26"/>
         </w:rPr>
         <w:tab/>
-        <w:t>36</w:t>
+        <w:t>37</w:t>
       </w:r>
     </w:p>
     <w:p>
@@ -1272,7 +1272,7 @@
           <w:sz w:val="26"/>
         </w:rPr>
         <w:tab/>
-        <w:t>36</w:t>
+        <w:t>38</w:t>
       </w:r>
     </w:p>
     <w:p>
@@ -1303,7 +1303,7 @@
           <w:sz w:val="26"/>
         </w:rPr>
         <w:tab/>
-        <w:t>36</w:t>
+        <w:t>38</w:t>
       </w:r>
     </w:p>
     <w:p>
@@ -1334,7 +1334,7 @@
           <w:sz w:val="26"/>
         </w:rPr>
         <w:tab/>
-        <w:t>37</w:t>
+        <w:t>39</w:t>
       </w:r>
     </w:p>
     <w:p>
@@ -1365,7 +1365,7 @@
           <w:sz w:val="26"/>
         </w:rPr>
         <w:tab/>
-        <w:t>38</w:t>
+        <w:t>39</w:t>
       </w:r>
     </w:p>
     <w:p>
@@ -1396,7 +1396,7 @@
           <w:sz w:val="26"/>
         </w:rPr>
         <w:tab/>
-        <w:t>40</w:t>
+        <w:t>42</w:t>
       </w:r>
     </w:p>
     <w:p>
@@ -1427,7 +1427,7 @@
           <w:sz w:val="26"/>
         </w:rPr>
         <w:tab/>
-        <w:t>40</w:t>
+        <w:t>42</w:t>
       </w:r>
     </w:p>
     <w:p>
@@ -1458,7 +1458,7 @@
           <w:sz w:val="26"/>
         </w:rPr>
         <w:tab/>
-        <w:t>42</w:t>
+        <w:t>44</w:t>
       </w:r>
     </w:p>
     <w:p>
@@ -1489,7 +1489,7 @@
           <w:sz w:val="26"/>
         </w:rPr>
         <w:tab/>
-        <w:t>42</w:t>
+        <w:t>44</w:t>
       </w:r>
     </w:p>
     <w:p>
@@ -1520,7 +1520,7 @@
           <w:sz w:val="26"/>
         </w:rPr>
         <w:tab/>
-        <w:t>43</w:t>
+        <w:t>45</w:t>
       </w:r>
     </w:p>
     <w:p>
@@ -1551,7 +1551,7 @@
           <w:sz w:val="26"/>
         </w:rPr>
         <w:tab/>
-        <w:t>44</w:t>
+        <w:t>46</w:t>
       </w:r>
     </w:p>
     <w:p>
@@ -1582,7 +1582,7 @@
           <w:sz w:val="26"/>
         </w:rPr>
         <w:tab/>
-        <w:t>45</w:t>
+        <w:t>47</w:t>
       </w:r>
     </w:p>
     <w:p>
@@ -1613,7 +1613,7 @@
           <w:sz w:val="26"/>
         </w:rPr>
         <w:tab/>
-        <w:t>45</w:t>
+        <w:t>47</w:t>
       </w:r>
     </w:p>
     <w:p>
@@ -1644,7 +1644,7 @@
           <w:sz w:val="26"/>
         </w:rPr>
         <w:tab/>
-        <w:t>51</w:t>
+        <w:t>53</w:t>
       </w:r>
     </w:p>
     <w:p>
@@ -1675,7 +1675,7 @@
           <w:sz w:val="26"/>
         </w:rPr>
         <w:tab/>
-        <w:t>51</w:t>
+        <w:t>53</w:t>
       </w:r>
     </w:p>
     <w:p>
@@ -1706,7 +1706,7 @@
           <w:sz w:val="26"/>
         </w:rPr>
         <w:tab/>
-        <w:t>54</w:t>
+        <w:t>55</w:t>
       </w:r>
     </w:p>
     <w:p>
@@ -1737,7 +1737,7 @@
           <w:sz w:val="26"/>
         </w:rPr>
         <w:tab/>
-        <w:t>54</w:t>
+        <w:t>56</w:t>
       </w:r>
     </w:p>
     <w:p>
@@ -1768,7 +1768,7 @@
           <w:sz w:val="26"/>
         </w:rPr>
         <w:tab/>
-        <w:t>55</w:t>
+        <w:t>56</w:t>
       </w:r>
     </w:p>
     <w:p>
@@ -1799,7 +1799,7 @@
           <w:sz w:val="26"/>
         </w:rPr>
         <w:tab/>
-        <w:t>58</w:t>
+        <w:t>60</w:t>
       </w:r>
     </w:p>
     <w:p>
@@ -1830,7 +1830,7 @@
           <w:sz w:val="26"/>
         </w:rPr>
         <w:tab/>
-        <w:t>58</w:t>
+        <w:t>60</w:t>
       </w:r>
     </w:p>
     <w:p>
@@ -1861,7 +1861,7 @@
           <w:sz w:val="26"/>
         </w:rPr>
         <w:tab/>
-        <w:t>62</w:t>
+        <w:t>64</w:t>
       </w:r>
     </w:p>
     <w:p>
@@ -1892,7 +1892,7 @@
           <w:sz w:val="26"/>
         </w:rPr>
         <w:tab/>
-        <w:t>64</w:t>
+        <w:t>66</w:t>
       </w:r>
     </w:p>
     <w:p>
@@ -1923,7 +1923,7 @@
           <w:sz w:val="26"/>
         </w:rPr>
         <w:tab/>
-        <w:t>65</w:t>
+        <w:t>67</w:t>
       </w:r>
     </w:p>
     <w:p>
@@ -1954,7 +1954,7 @@
           <w:sz w:val="26"/>
         </w:rPr>
         <w:tab/>
-        <w:t>65</w:t>
+        <w:t>67</w:t>
       </w:r>
     </w:p>
     <w:p>
@@ -1985,7 +1985,7 @@
           <w:sz w:val="26"/>
         </w:rPr>
         <w:tab/>
-        <w:t>66</w:t>
+        <w:t>68</w:t>
       </w:r>
     </w:p>
     <w:p>
@@ -2016,7 +2016,7 @@
           <w:sz w:val="26"/>
         </w:rPr>
         <w:tab/>
-        <w:t>67</w:t>
+        <w:t>69</w:t>
       </w:r>
     </w:p>
     <w:p>
@@ -2047,7 +2047,7 @@
           <w:sz w:val="26"/>
         </w:rPr>
         <w:tab/>
-        <w:t>68</w:t>
+        <w:t>70</w:t>
       </w:r>
     </w:p>
     <w:p>
@@ -2078,7 +2078,7 @@
           <w:sz w:val="26"/>
         </w:rPr>
         <w:tab/>
-        <w:t>68</w:t>
+        <w:t>71</w:t>
       </w:r>
     </w:p>
     <w:p>
@@ -2109,7 +2109,7 @@
           <w:sz w:val="26"/>
         </w:rPr>
         <w:tab/>
-        <w:t>69</w:t>
+        <w:t>72</w:t>
       </w:r>
     </w:p>
     <w:p>
@@ -4140,8 +4140,8 @@
         <w:tblLayout w:type="fixed"/>
       </w:tblPr>
       <w:tblGrid>
-        <w:gridCol w:w="2047"/>
-        <w:gridCol w:w="7308"/>
+        <w:gridCol w:w="1984"/>
+        <w:gridCol w:w="7371"/>
       </w:tblGrid>
       <w:tr>
         <w:trPr>
@@ -4150,7 +4150,7 @@
         </w:trPr>
         <w:tc>
           <w:tcPr>
-            <w:tcW w:type="dxa" w:w="2047"/>
+            <w:tcW w:type="dxa" w:w="1984"/>
             <w:shd w:val="clear" w:fill="E8E8E8"/>
           </w:tcPr>
           <w:p>
@@ -4174,7 +4174,7 @@
         </w:tc>
         <w:tc>
           <w:tcPr>
-            <w:tcW w:type="dxa" w:w="7307"/>
+            <w:tcW w:type="dxa" w:w="7370"/>
             <w:shd w:val="clear" w:fill="E8E8E8"/>
           </w:tcPr>
           <w:p>
@@ -4203,7 +4203,7 @@
         </w:trPr>
         <w:tc>
           <w:tcPr>
-            <w:tcW w:type="dxa" w:w="2047"/>
+            <w:tcW w:type="dxa" w:w="1984"/>
           </w:tcPr>
           <w:p>
             <w:pPr>
@@ -4225,7 +4225,7 @@
         </w:tc>
         <w:tc>
           <w:tcPr>
-            <w:tcW w:type="dxa" w:w="7307"/>
+            <w:tcW w:type="dxa" w:w="7370"/>
           </w:tcPr>
           <w:p>
             <w:pPr>
@@ -4252,7 +4252,7 @@
         </w:trPr>
         <w:tc>
           <w:tcPr>
-            <w:tcW w:type="dxa" w:w="2047"/>
+            <w:tcW w:type="dxa" w:w="1984"/>
           </w:tcPr>
           <w:p>
             <w:pPr>
@@ -4274,7 +4274,7 @@
         </w:tc>
         <w:tc>
           <w:tcPr>
-            <w:tcW w:type="dxa" w:w="7307"/>
+            <w:tcW w:type="dxa" w:w="7370"/>
           </w:tcPr>
           <w:p>
             <w:pPr>
@@ -4301,7 +4301,7 @@
         </w:trPr>
         <w:tc>
           <w:tcPr>
-            <w:tcW w:type="dxa" w:w="2047"/>
+            <w:tcW w:type="dxa" w:w="1984"/>
           </w:tcPr>
           <w:p>
             <w:pPr>
@@ -4323,23 +4323,23 @@
         </w:tc>
         <w:tc>
           <w:tcPr>
-            <w:tcW w:type="dxa" w:w="7307"/>
-          </w:tcPr>
-          <w:p>
-            <w:pPr>
-              <w:spacing w:line="240" w:lineRule="auto" w:after="0"/>
-              <w:ind w:firstLine="0"/>
-              <w:jc w:val="left"/>
-            </w:pPr>
-            <w:r>
-              <w:rPr>
-                <w:rFonts w:ascii="Times New Roman" w:hAnsi="Times New Roman" w:cs="Times New Roman" w:eastAsia="Times New Roman"/>
-                <w:b w:val="0"/>
-                <w:i w:val="0"/>
-                <w:color w:val="000000"/>
-                <w:sz w:val="24"/>
-              </w:rPr>
-              <w:t>Данные хранятся в базе. Записи справочников не удаляются, а переводятся в архив, поэтому заявки прошлых периодов остаются читаемыми</w:t>
+            <w:tcW w:type="dxa" w:w="7370"/>
+          </w:tcPr>
+          <w:p>
+            <w:pPr>
+              <w:spacing w:line="240" w:lineRule="auto" w:after="0"/>
+              <w:ind w:firstLine="0"/>
+              <w:jc w:val="left"/>
+            </w:pPr>
+            <w:r>
+              <w:rPr>
+                <w:rFonts w:ascii="Times New Roman" w:hAnsi="Times New Roman" w:cs="Times New Roman" w:eastAsia="Times New Roman"/>
+                <w:b w:val="0"/>
+                <w:i w:val="0"/>
+                <w:color w:val="000000"/>
+                <w:sz w:val="24"/>
+              </w:rPr>
+              <w:t>Заявки и история сохраняются в базе; доступ к ним зависит от текущих прав и сроков хранения. Состояние справочника не заменяет проверку сохранности связанных данных</w:t>
             </w:r>
           </w:p>
         </w:tc>
@@ -4388,8 +4388,8 @@
         <w:tblLayout w:type="fixed"/>
       </w:tblPr>
       <w:tblGrid>
-        <w:gridCol w:w="2047"/>
-        <w:gridCol w:w="7308"/>
+        <w:gridCol w:w="1984"/>
+        <w:gridCol w:w="7371"/>
       </w:tblGrid>
       <w:tr>
         <w:trPr>
@@ -4398,7 +4398,7 @@
         </w:trPr>
         <w:tc>
           <w:tcPr>
-            <w:tcW w:type="dxa" w:w="2047"/>
+            <w:tcW w:type="dxa" w:w="1984"/>
             <w:shd w:val="clear" w:fill="E8E8E8"/>
           </w:tcPr>
           <w:p>
@@ -4422,7 +4422,7 @@
         </w:tc>
         <w:tc>
           <w:tcPr>
-            <w:tcW w:type="dxa" w:w="7307"/>
+            <w:tcW w:type="dxa" w:w="7370"/>
             <w:shd w:val="clear" w:fill="E8E8E8"/>
           </w:tcPr>
           <w:p>
@@ -4451,7 +4451,7 @@
         </w:trPr>
         <w:tc>
           <w:tcPr>
-            <w:tcW w:type="dxa" w:w="2047"/>
+            <w:tcW w:type="dxa" w:w="1984"/>
           </w:tcPr>
           <w:p>
             <w:pPr>
@@ -4473,7 +4473,7 @@
         </w:tc>
         <w:tc>
           <w:tcPr>
-            <w:tcW w:type="dxa" w:w="7307"/>
+            <w:tcW w:type="dxa" w:w="7370"/>
           </w:tcPr>
           <w:p>
             <w:pPr>
@@ -4500,7 +4500,7 @@
         </w:trPr>
         <w:tc>
           <w:tcPr>
-            <w:tcW w:type="dxa" w:w="2047"/>
+            <w:tcW w:type="dxa" w:w="1984"/>
           </w:tcPr>
           <w:p>
             <w:pPr>
@@ -4522,7 +4522,7 @@
         </w:tc>
         <w:tc>
           <w:tcPr>
-            <w:tcW w:type="dxa" w:w="7307"/>
+            <w:tcW w:type="dxa" w:w="7370"/>
           </w:tcPr>
           <w:p>
             <w:pPr>
@@ -4549,7 +4549,7 @@
         </w:trPr>
         <w:tc>
           <w:tcPr>
-            <w:tcW w:type="dxa" w:w="2047"/>
+            <w:tcW w:type="dxa" w:w="1984"/>
           </w:tcPr>
           <w:p>
             <w:pPr>
@@ -4571,7 +4571,7 @@
         </w:tc>
         <w:tc>
           <w:tcPr>
-            <w:tcW w:type="dxa" w:w="7307"/>
+            <w:tcW w:type="dxa" w:w="7370"/>
           </w:tcPr>
           <w:p>
             <w:pPr>
@@ -4598,7 +4598,7 @@
         </w:trPr>
         <w:tc>
           <w:tcPr>
-            <w:tcW w:type="dxa" w:w="2047"/>
+            <w:tcW w:type="dxa" w:w="1984"/>
           </w:tcPr>
           <w:p>
             <w:pPr>
@@ -4620,7 +4620,7 @@
         </w:tc>
         <w:tc>
           <w:tcPr>
-            <w:tcW w:type="dxa" w:w="7307"/>
+            <w:tcW w:type="dxa" w:w="7370"/>
           </w:tcPr>
           <w:p>
             <w:pPr>
@@ -4647,7 +4647,7 @@
         </w:trPr>
         <w:tc>
           <w:tcPr>
-            <w:tcW w:type="dxa" w:w="2047"/>
+            <w:tcW w:type="dxa" w:w="1984"/>
           </w:tcPr>
           <w:p>
             <w:pPr>
@@ -4669,7 +4669,7 @@
         </w:tc>
         <w:tc>
           <w:tcPr>
-            <w:tcW w:type="dxa" w:w="7307"/>
+            <w:tcW w:type="dxa" w:w="7370"/>
           </w:tcPr>
           <w:p>
             <w:pPr>
@@ -5167,7 +5167,7 @@
           <w:color w:val="000000"/>
           <w:sz w:val="28"/>
         </w:rPr>
-        <w:t>Заблокированный работник не имеет прав вообще, независимо от назначенных ролей.</w:t>
+        <w:t>Заблокированному работнику закрыты служебные и чужие данные независимо от назначенных ролей. Предусмотренное чтение собственных данных проверяется отдельно; блокировка не означает их удаления.</w:t>
       </w:r>
     </w:p>
     <w:p>
@@ -5299,7 +5299,7 @@
           <w:color w:val="000000"/>
           <w:sz w:val="28"/>
         </w:rPr>
-        <w:t>Отдельными правами закрыты действия, которые не сводятся к доступу на экран: выгрузка заявок, согласование, пересылка, дополнение поданной заявки, массовый ввод участников из бланка, выгрузка сведений документов в бланк, блокировка учётной записи, вход в систему от имени другого работника, смена паролей всем работникам. Последнее отделено от права на раздел настроек намеренно: правка контактного телефона бюро и сброс паролей всей организации - действия разного веса, и второе не должно доставаться каждому, кому разрешено первое. Назначаются они независимо от прав на разделы, поэтому круг работников, которым разрешено, например, дополнять свои заявки, задаётся отдельно от круга тех, кто эти заявки видит. Право не отменяет проверок по существу дела: дополнить заявку разрешено её автору, и наличие права на чужую заявку не распространяется - кроме супер-администратора, для которого таких границ нет нигде.</w:t>
+        <w:t>Отдельными правами закрыты действия, которые не сводятся к доступу на экран: выгрузка заявок, согласование, пересылка, дополнение поданной заявки, массовый ввод участников из бланка, выгрузка сведений документов в бланк, блокировка учётной записи, вход в систему от имени другого работника, смена паролей всем работникам. Последнее отделено от права на раздел настроек намеренно: правка контактного телефона бюро и сброс паролей всей организации - действия разного веса, и второе не должно доставаться каждому, кому разрешено первое. Назначаются они независимо от прав на разделы, поэтому круг работников, которым разрешено, например, дополнять свои заявки, задаётся отдельно от круга тех, кто эти заявки видит. Право не отменяет проверок по существу дела: дополнить заявку разрешено её автору, и наличие права на чужую заявку не распространяется - кроме исключений суперадминистратора по области заявки. Самостоятельные ограничения состояния учётной записи, согласия и выдачи архивных оригиналов сохраняются.</w:t>
       </w:r>
     </w:p>
     <w:p>
@@ -5311,7 +5311,7 @@
           <w:color w:val="000000"/>
           <w:sz w:val="28"/>
         </w:rPr>
-        <w:t>Право на выгрузку сведений документов работает в паре с правом на раздел «Документы» карточки: первое разрешает видеть серию и номер паспорта, номер патента и иное разрешение на экране, второе - вынести их из системы файлом бланка. Работают они только вместе, поэтому закрытый на экране раздел закрывает и выгрузку, отдельного действия администратора для этого не требуется. Разделены они потому, что действия эти разного веса: увиденное на экране остаётся в системе, а скачанный файл живёт дальше сам по себе. По умолчанию право на выгрузку есть только у администраторов, остальным оно назначается поимённо. Инициатора заявки это правило не касается: сведения, которые он сам внёс в свою заявку, выдаются ему без права. Что получает работник без права по чужой заявке, описано в подразделе 13.6.</w:t>
+        <w:t>Просмотр документных полей и их выгрузка разделены. Право на раздел «Документы» разрешает читать серию и номер паспорта, патент и другие документные поля; право на выгрузку разрешает включать их в бланк только при разрешённом просмотре. Видимость самой записи проверяется отдельно. Заявитель сохраняет доступ к сведениям, которые сам подал в своей заявке, независимо от документных прав и личного запрета просмотра документов. Это исключение не распространяется на чужие заявки и исторические архивные оригиналы. Суперадминистратор имеет доступ с учётом самостоятельных ограничений обработки персональных данных, см. подразделы 6.1 и 13.8.</w:t>
       </w:r>
     </w:p>
     <w:p>
@@ -5323,7 +5323,7 @@
           <w:color w:val="000000"/>
           <w:sz w:val="28"/>
         </w:rPr>
-        <w:t>Право «Вход от имени пользователя» стоит особняком и среди них: оно не открывает ни экрана, ни отдельного действия, а позволяет администратору работать в системе от имени другого работника, не зная его пароля. Что при этом разрешено, что закрыто и как это видно в журнале, описано в подразделе 13.3.</w:t>
+        <w:t>Скрытые документные поля не стираются при сохранении доступных соседних полей. Если в новую заявку выбран человек из справочника, а его документы заявителю недоступны, обязательные документные сведения можно ввести для этой заявки самостоятельно: скрытое значение не копируется и справочник этим вводом не изменяется.</w:t>
       </w:r>
     </w:p>
     <w:p>
@@ -5335,7 +5335,31 @@
           <w:color w:val="000000"/>
           <w:sz w:val="28"/>
         </w:rPr>
-        <w:t>Так же устроена пересылка заявки. Передать её дальше вправе тот, кому она видна по делу: заявитель, работник бюро, принявший её в работу, назначенный ответственный или согласующий и тот, кому заявку открыли на просмотр. Супер-администратор границ не имеет и здесь. Работник, которому заявку открыли только на просмотр, передаёт её дальше тоже только на просмотр: назначить по ней согласующего или ответственного вправе тот, кто за заявку отвечает.</w:t>
+        <w:t>Право «Вход от имени пользователя» стоит особняком и среди них: оно не открывает ни экрана, ни отдельного действия, а позволяет администратору работать в системе от имени другого работника, не зная его пароля. Что при этом разрешено, что закрыто и как это видно в журнале, описано в подразделе 13.3.</w:t>
+      </w:r>
+    </w:p>
+    <w:p>
+      <w:r>
+        <w:rPr>
+          <w:rFonts w:ascii="Times New Roman" w:hAnsi="Times New Roman" w:cs="Times New Roman" w:eastAsia="Times New Roman"/>
+          <w:b w:val="0"/>
+          <w:i w:val="0"/>
+          <w:color w:val="000000"/>
+          <w:sz w:val="28"/>
+        </w:rPr>
+        <w:t>Пересылка требует действующего разрешения и видимости заявки. Участие в заявке само по себе не отменяет запрет пересылки. Получатель, которому доступно только чтение, не получает право назначать ответственных и согласующих. Назначаемый согласующий также должен иметь возможность согласования. Если обязательный согласующий из организации или компании не может согласовать заявку, подача останавливается с просьбой выбрать другого; необязательный добавляется только для просмотра. Сообщение заявителю не раскрывает персональные запреты и устройство прав.</w:t>
+      </w:r>
+    </w:p>
+    <w:p>
+      <w:r>
+        <w:rPr>
+          <w:rFonts w:ascii="Times New Roman" w:hAnsi="Times New Roman" w:cs="Times New Roman" w:eastAsia="Times New Roman"/>
+          <w:b w:val="0"/>
+          <w:i w:val="0"/>
+          <w:color w:val="000000"/>
+          <w:sz w:val="28"/>
+        </w:rPr>
+        <w:t>Для изменения и удаления человека или машины сначала требуется доступ к просмотру записи. Режим «Все записи» расширяет область чтения, но не разрешает менять чужие записи. Список раздела и общий поиск применяют одинаковые ограничения видимости; история имеет собственную проверку доступа.</w:t>
       </w:r>
     </w:p>
     <w:p>
@@ -5547,7 +5571,7 @@
           <w:color w:val="000000"/>
           <w:sz w:val="28"/>
         </w:rPr>
-        <w:t>Уже поданную заявку разрешено дополнить, не подавая новую: заявитель добавляет людей, транспорт или ценности в существующее вложение. Дополнение закрыто отдельным правом: подать заявку может любой работник системы, а добавить в уже поданную - только тот, кому это право назначено. Одного права при этом мало, дополнить можно лишь собственную заявку; исключение - супер-администратор, он дополняет любую, как и в остальных действиях системы. Сама заявка должна оставаться действующей: непрочитанную, взятую в обработку и находящуюся в работе дополнить можно, завершённую, отклонённую и отозванную нельзя. Нельзя добавить и в то вложение, чей срок уже истёк. Одновременно по заявке идёт не больше одного дополнения; следующее подаётся после решения по предыдущему.</w:t>
+        <w:t>Уже поданную заявку разрешено дополнить, не подавая новую: заявитель добавляет людей, транспорт или ценности в существующее вложение. Дополнение закрыто отдельным правом: подать заявку может любой работник системы, а добавить в уже поданную - только тот, кому это право назначено. Одного права при этом мало, дополнить можно лишь собственную заявку; исключение - супер-администратор, для него исключается ограничение по авторству. Остальные условия действительности заявки и вложения сохраняются. Сама заявка должна оставаться действующей: непрочитанную, взятую в обработку и находящуюся в работе дополнить можно, завершённую, отклонённую и отозванную нельзя. Нельзя добавить и в то вложение, чей срок уже истёк. Одновременно по заявке идёт не больше одного дополнения; следующее подаётся после решения по предыдущему.</w:t>
       </w:r>
     </w:p>
     <w:p>
@@ -6077,6 +6101,545 @@
           </w:p>
         </w:tc>
       </w:tr>
+      <w:tr>
+        <w:trPr>
+          <w:cantSplit w:val="true"/>
+        </w:trPr>
+        <w:tc>
+          <w:tcPr>
+            <w:tcW w:type="dxa" w:w="1984"/>
+          </w:tcPr>
+          <w:p>
+            <w:pPr>
+              <w:spacing w:line="240" w:lineRule="auto" w:after="0"/>
+              <w:ind w:firstLine="0"/>
+              <w:jc w:val="left"/>
+            </w:pPr>
+            <w:r>
+              <w:rPr>
+                <w:rFonts w:ascii="Times New Roman" w:hAnsi="Times New Roman" w:cs="Times New Roman" w:eastAsia="Times New Roman"/>
+                <w:b w:val="0"/>
+                <w:i w:val="0"/>
+                <w:color w:val="000000"/>
+                <w:sz w:val="24"/>
+              </w:rPr>
+              <w:t>Транспорт</w:t>
+            </w:r>
+          </w:p>
+        </w:tc>
+        <w:tc>
+          <w:tcPr>
+            <w:tcW w:type="dxa" w:w="7370"/>
+          </w:tcPr>
+          <w:p>
+            <w:pPr>
+              <w:spacing w:line="240" w:lineRule="auto" w:after="0"/>
+              <w:ind w:firstLine="0"/>
+              <w:jc w:val="left"/>
+            </w:pPr>
+            <w:r>
+              <w:rPr>
+                <w:rFonts w:ascii="Times New Roman" w:hAnsi="Times New Roman" w:cs="Times New Roman" w:eastAsia="Times New Roman"/>
+                <w:b w:val="0"/>
+                <w:i w:val="0"/>
+                <w:color w:val="000000"/>
+                <w:sz w:val="24"/>
+              </w:rPr>
+              <w:t>Реестр транспортных средств, привязка к заявкам и постам, отметки въезда и выезда, история проездов, добавление вне заявки</w:t>
+            </w:r>
+          </w:p>
+        </w:tc>
+      </w:tr>
+      <w:tr>
+        <w:trPr>
+          <w:cantSplit w:val="true"/>
+        </w:trPr>
+        <w:tc>
+          <w:tcPr>
+            <w:tcW w:type="dxa" w:w="1984"/>
+          </w:tcPr>
+          <w:p>
+            <w:pPr>
+              <w:spacing w:line="240" w:lineRule="auto" w:after="0"/>
+              <w:ind w:firstLine="0"/>
+              <w:jc w:val="left"/>
+            </w:pPr>
+            <w:r>
+              <w:rPr>
+                <w:rFonts w:ascii="Times New Roman" w:hAnsi="Times New Roman" w:cs="Times New Roman" w:eastAsia="Times New Roman"/>
+                <w:b w:val="0"/>
+                <w:i w:val="0"/>
+                <w:color w:val="000000"/>
+                <w:sz w:val="24"/>
+              </w:rPr>
+              <w:t>Люди</w:t>
+            </w:r>
+          </w:p>
+        </w:tc>
+        <w:tc>
+          <w:tcPr>
+            <w:tcW w:type="dxa" w:w="7370"/>
+          </w:tcPr>
+          <w:p>
+            <w:pPr>
+              <w:spacing w:line="240" w:lineRule="auto" w:after="0"/>
+              <w:ind w:firstLine="0"/>
+              <w:jc w:val="left"/>
+            </w:pPr>
+            <w:r>
+              <w:rPr>
+                <w:rFonts w:ascii="Times New Roman" w:hAnsi="Times New Roman" w:cs="Times New Roman" w:eastAsia="Times New Roman"/>
+                <w:b w:val="0"/>
+                <w:i w:val="0"/>
+                <w:color w:val="000000"/>
+                <w:sz w:val="24"/>
+              </w:rPr>
+              <w:t>Реестр физических лиц, документы, гражданство, история проходов, прикрепление файлов</w:t>
+            </w:r>
+          </w:p>
+        </w:tc>
+      </w:tr>
+      <w:tr>
+        <w:trPr>
+          <w:cantSplit w:val="true"/>
+        </w:trPr>
+        <w:tc>
+          <w:tcPr>
+            <w:tcW w:type="dxa" w:w="1984"/>
+          </w:tcPr>
+          <w:p>
+            <w:pPr>
+              <w:spacing w:line="240" w:lineRule="auto" w:after="0"/>
+              <w:ind w:firstLine="0"/>
+              <w:jc w:val="left"/>
+            </w:pPr>
+            <w:r>
+              <w:rPr>
+                <w:rFonts w:ascii="Times New Roman" w:hAnsi="Times New Roman" w:cs="Times New Roman" w:eastAsia="Times New Roman"/>
+                <w:b w:val="0"/>
+                <w:i w:val="0"/>
+                <w:color w:val="000000"/>
+                <w:sz w:val="24"/>
+              </w:rPr>
+              <w:t>Чёрные списки</w:t>
+            </w:r>
+          </w:p>
+        </w:tc>
+        <w:tc>
+          <w:tcPr>
+            <w:tcW w:type="dxa" w:w="7370"/>
+          </w:tcPr>
+          <w:p>
+            <w:pPr>
+              <w:spacing w:line="240" w:lineRule="auto" w:after="0"/>
+              <w:ind w:firstLine="0"/>
+              <w:jc w:val="left"/>
+            </w:pPr>
+            <w:r>
+              <w:rPr>
+                <w:rFonts w:ascii="Times New Roman" w:hAnsi="Times New Roman" w:cs="Times New Roman" w:eastAsia="Times New Roman"/>
+                <w:b w:val="0"/>
+                <w:i w:val="0"/>
+                <w:color w:val="000000"/>
+                <w:sz w:val="24"/>
+              </w:rPr>
+              <w:t>Раздельные перечни по людям и транспорту, проверка при подаче, признак возможного совпадения, разрешение пропуска вопреки запрету с фиксацией</w:t>
+            </w:r>
+          </w:p>
+        </w:tc>
+      </w:tr>
+      <w:tr>
+        <w:trPr>
+          <w:cantSplit w:val="true"/>
+        </w:trPr>
+        <w:tc>
+          <w:tcPr>
+            <w:tcW w:type="dxa" w:w="1984"/>
+          </w:tcPr>
+          <w:p>
+            <w:pPr>
+              <w:spacing w:line="240" w:lineRule="auto" w:after="0"/>
+              <w:ind w:firstLine="0"/>
+              <w:jc w:val="left"/>
+            </w:pPr>
+            <w:r>
+              <w:rPr>
+                <w:rFonts w:ascii="Times New Roman" w:hAnsi="Times New Roman" w:cs="Times New Roman" w:eastAsia="Times New Roman"/>
+                <w:b w:val="0"/>
+                <w:i w:val="0"/>
+                <w:color w:val="000000"/>
+                <w:sz w:val="24"/>
+              </w:rPr>
+              <w:t>Таблицы постов</w:t>
+            </w:r>
+          </w:p>
+        </w:tc>
+        <w:tc>
+          <w:tcPr>
+            <w:tcW w:type="dxa" w:w="7370"/>
+          </w:tcPr>
+          <w:p>
+            <w:pPr>
+              <w:spacing w:line="240" w:lineRule="auto" w:after="0"/>
+              <w:ind w:firstLine="0"/>
+              <w:jc w:val="left"/>
+            </w:pPr>
+            <w:r>
+              <w:rPr>
+                <w:rFonts w:ascii="Times New Roman" w:hAnsi="Times New Roman" w:cs="Times New Roman" w:eastAsia="Times New Roman"/>
+                <w:b w:val="0"/>
+                <w:i w:val="0"/>
+                <w:color w:val="000000"/>
+                <w:sz w:val="24"/>
+              </w:rPr>
+              <w:t>Конструктор перечней: настраиваемые столбцы, фотографии, временные интервалы, корзина удалённых записей, суточные снимки, выгрузка</w:t>
+            </w:r>
+          </w:p>
+        </w:tc>
+      </w:tr>
+      <w:tr>
+        <w:trPr>
+          <w:cantSplit w:val="true"/>
+        </w:trPr>
+        <w:tc>
+          <w:tcPr>
+            <w:tcW w:type="dxa" w:w="1984"/>
+          </w:tcPr>
+          <w:p>
+            <w:pPr>
+              <w:spacing w:line="240" w:lineRule="auto" w:after="0"/>
+              <w:ind w:firstLine="0"/>
+              <w:jc w:val="left"/>
+            </w:pPr>
+            <w:r>
+              <w:rPr>
+                <w:rFonts w:ascii="Times New Roman" w:hAnsi="Times New Roman" w:cs="Times New Roman" w:eastAsia="Times New Roman"/>
+                <w:b w:val="0"/>
+                <w:i w:val="0"/>
+                <w:color w:val="000000"/>
+                <w:sz w:val="24"/>
+              </w:rPr>
+              <w:t>Места разгрузки</w:t>
+            </w:r>
+          </w:p>
+        </w:tc>
+        <w:tc>
+          <w:tcPr>
+            <w:tcW w:type="dxa" w:w="7370"/>
+          </w:tcPr>
+          <w:p>
+            <w:pPr>
+              <w:spacing w:line="240" w:lineRule="auto" w:after="0"/>
+              <w:ind w:firstLine="0"/>
+              <w:jc w:val="left"/>
+            </w:pPr>
+            <w:r>
+              <w:rPr>
+                <w:rFonts w:ascii="Times New Roman" w:hAnsi="Times New Roman" w:cs="Times New Roman" w:eastAsia="Times New Roman"/>
+                <w:b w:val="0"/>
+                <w:i w:val="0"/>
+                <w:color w:val="000000"/>
+                <w:sz w:val="24"/>
+              </w:rPr>
+              <w:t>Справочник площадок, фотографии, расписания, привязка к организациям</w:t>
+            </w:r>
+          </w:p>
+        </w:tc>
+      </w:tr>
+      <w:tr>
+        <w:trPr>
+          <w:cantSplit w:val="true"/>
+        </w:trPr>
+        <w:tc>
+          <w:tcPr>
+            <w:tcW w:type="dxa" w:w="1984"/>
+          </w:tcPr>
+          <w:p>
+            <w:pPr>
+              <w:spacing w:line="240" w:lineRule="auto" w:after="0"/>
+              <w:ind w:firstLine="0"/>
+              <w:jc w:val="left"/>
+            </w:pPr>
+            <w:r>
+              <w:rPr>
+                <w:rFonts w:ascii="Times New Roman" w:hAnsi="Times New Roman" w:cs="Times New Roman" w:eastAsia="Times New Roman"/>
+                <w:b w:val="0"/>
+                <w:i w:val="0"/>
+                <w:color w:val="000000"/>
+                <w:sz w:val="24"/>
+              </w:rPr>
+              <w:t>Организации и компании</w:t>
+            </w:r>
+          </w:p>
+        </w:tc>
+        <w:tc>
+          <w:tcPr>
+            <w:tcW w:type="dxa" w:w="7370"/>
+          </w:tcPr>
+          <w:p>
+            <w:pPr>
+              <w:spacing w:line="240" w:lineRule="auto" w:after="0"/>
+              <w:ind w:firstLine="0"/>
+              <w:jc w:val="left"/>
+            </w:pPr>
+            <w:r>
+              <w:rPr>
+                <w:rFonts w:ascii="Times New Roman" w:hAnsi="Times New Roman" w:cs="Times New Roman" w:eastAsia="Times New Roman"/>
+                <w:b w:val="0"/>
+                <w:i w:val="0"/>
+                <w:color w:val="000000"/>
+                <w:sz w:val="24"/>
+              </w:rPr>
+              <w:t>Структура арендаторов и подрядчиков, ответственные лица, привязка ресурсов, групповые операции</w:t>
+            </w:r>
+          </w:p>
+        </w:tc>
+      </w:tr>
+      <w:tr>
+        <w:trPr>
+          <w:cantSplit w:val="true"/>
+        </w:trPr>
+        <w:tc>
+          <w:tcPr>
+            <w:tcW w:type="dxa" w:w="1984"/>
+          </w:tcPr>
+          <w:p>
+            <w:pPr>
+              <w:spacing w:line="240" w:lineRule="auto" w:after="0"/>
+              <w:ind w:firstLine="0"/>
+              <w:jc w:val="left"/>
+            </w:pPr>
+            <w:r>
+              <w:rPr>
+                <w:rFonts w:ascii="Times New Roman" w:hAnsi="Times New Roman" w:cs="Times New Roman" w:eastAsia="Times New Roman"/>
+                <w:b w:val="0"/>
+                <w:i w:val="0"/>
+                <w:color w:val="000000"/>
+                <w:sz w:val="24"/>
+              </w:rPr>
+              <w:t>Аналитика и отчёты</w:t>
+            </w:r>
+          </w:p>
+        </w:tc>
+        <w:tc>
+          <w:tcPr>
+            <w:tcW w:type="dxa" w:w="7370"/>
+          </w:tcPr>
+          <w:p>
+            <w:pPr>
+              <w:spacing w:line="240" w:lineRule="auto" w:after="0"/>
+              <w:ind w:firstLine="0"/>
+              <w:jc w:val="left"/>
+            </w:pPr>
+            <w:r>
+              <w:rPr>
+                <w:rFonts w:ascii="Times New Roman" w:hAnsi="Times New Roman" w:cs="Times New Roman" w:eastAsia="Times New Roman"/>
+                <w:b w:val="0"/>
+                <w:i w:val="0"/>
+                <w:color w:val="000000"/>
+                <w:sz w:val="24"/>
+              </w:rPr>
+              <w:t>Панель показателей, конструктор отчётов, сохраняемые шаблоны, сводные таблицы, выгрузка в электронную таблицу</w:t>
+            </w:r>
+          </w:p>
+        </w:tc>
+      </w:tr>
+      <w:tr>
+        <w:trPr>
+          <w:cantSplit w:val="true"/>
+        </w:trPr>
+        <w:tc>
+          <w:tcPr>
+            <w:tcW w:type="dxa" w:w="1984"/>
+          </w:tcPr>
+          <w:p>
+            <w:pPr>
+              <w:spacing w:line="240" w:lineRule="auto" w:after="0"/>
+              <w:ind w:firstLine="0"/>
+              <w:jc w:val="left"/>
+            </w:pPr>
+            <w:r>
+              <w:rPr>
+                <w:rFonts w:ascii="Times New Roman" w:hAnsi="Times New Roman" w:cs="Times New Roman" w:eastAsia="Times New Roman"/>
+                <w:b w:val="0"/>
+                <w:i w:val="0"/>
+                <w:color w:val="000000"/>
+                <w:sz w:val="24"/>
+              </w:rPr>
+              <w:t>Права доступа</w:t>
+            </w:r>
+          </w:p>
+        </w:tc>
+        <w:tc>
+          <w:tcPr>
+            <w:tcW w:type="dxa" w:w="7370"/>
+          </w:tcPr>
+          <w:p>
+            <w:pPr>
+              <w:spacing w:line="240" w:lineRule="auto" w:after="0"/>
+              <w:ind w:firstLine="0"/>
+              <w:jc w:val="left"/>
+            </w:pPr>
+            <w:r>
+              <w:rPr>
+                <w:rFonts w:ascii="Times New Roman" w:hAnsi="Times New Roman" w:cs="Times New Roman" w:eastAsia="Times New Roman"/>
+                <w:b w:val="0"/>
+                <w:i w:val="0"/>
+                <w:color w:val="000000"/>
+                <w:sz w:val="24"/>
+              </w:rPr>
+              <w:t>Роли, группы прав, персональные исключения, журнал отказов</w:t>
+            </w:r>
+          </w:p>
+        </w:tc>
+      </w:tr>
+      <w:tr>
+        <w:trPr>
+          <w:cantSplit w:val="true"/>
+        </w:trPr>
+        <w:tc>
+          <w:tcPr>
+            <w:tcW w:type="dxa" w:w="1984"/>
+          </w:tcPr>
+          <w:p>
+            <w:pPr>
+              <w:spacing w:line="240" w:lineRule="auto" w:after="0"/>
+              <w:ind w:firstLine="0"/>
+              <w:jc w:val="left"/>
+            </w:pPr>
+            <w:r>
+              <w:rPr>
+                <w:rFonts w:ascii="Times New Roman" w:hAnsi="Times New Roman" w:cs="Times New Roman" w:eastAsia="Times New Roman"/>
+                <w:b w:val="0"/>
+                <w:i w:val="0"/>
+                <w:color w:val="000000"/>
+                <w:sz w:val="24"/>
+              </w:rPr>
+              <w:t>Учётные записи</w:t>
+            </w:r>
+          </w:p>
+        </w:tc>
+        <w:tc>
+          <w:tcPr>
+            <w:tcW w:type="dxa" w:w="7370"/>
+          </w:tcPr>
+          <w:p>
+            <w:pPr>
+              <w:spacing w:line="240" w:lineRule="auto" w:after="0"/>
+              <w:ind w:firstLine="0"/>
+              <w:jc w:val="left"/>
+            </w:pPr>
+            <w:r>
+              <w:rPr>
+                <w:rFonts w:ascii="Times New Roman" w:hAnsi="Times New Roman" w:cs="Times New Roman" w:eastAsia="Times New Roman"/>
+                <w:b w:val="0"/>
+                <w:i w:val="0"/>
+                <w:color w:val="000000"/>
+                <w:sz w:val="24"/>
+              </w:rPr>
+              <w:t>Заведение, блокировка, снятие блокировки входа после неудачных попыток, журнал входов, признак нахождения в системе и давность последнего входа, групповые операции. Смена собственного пароля работником, смена пароля отдельному работнику с отправкой письмом, обновление паролей всем работникам, требование сменить пароль по истечении срока его действия, отбор учётных записей без указанного адреса почты</w:t>
+            </w:r>
+          </w:p>
+        </w:tc>
+      </w:tr>
+      <w:tr>
+        <w:trPr>
+          <w:cantSplit w:val="true"/>
+        </w:trPr>
+        <w:tc>
+          <w:tcPr>
+            <w:tcW w:type="dxa" w:w="1984"/>
+          </w:tcPr>
+          <w:p>
+            <w:pPr>
+              <w:spacing w:line="240" w:lineRule="auto" w:after="0"/>
+              <w:ind w:firstLine="0"/>
+              <w:jc w:val="left"/>
+            </w:pPr>
+            <w:r>
+              <w:rPr>
+                <w:rFonts w:ascii="Times New Roman" w:hAnsi="Times New Roman" w:cs="Times New Roman" w:eastAsia="Times New Roman"/>
+                <w:b w:val="0"/>
+                <w:i w:val="0"/>
+                <w:color w:val="000000"/>
+                <w:sz w:val="24"/>
+              </w:rPr>
+              <w:t>Принимающие заявки</w:t>
+            </w:r>
+          </w:p>
+        </w:tc>
+        <w:tc>
+          <w:tcPr>
+            <w:tcW w:type="dxa" w:w="7370"/>
+          </w:tcPr>
+          <w:p>
+            <w:pPr>
+              <w:spacing w:line="240" w:lineRule="auto" w:after="0"/>
+              <w:ind w:firstLine="0"/>
+              <w:jc w:val="left"/>
+            </w:pPr>
+            <w:r>
+              <w:rPr>
+                <w:rFonts w:ascii="Times New Roman" w:hAnsi="Times New Roman" w:cs="Times New Roman" w:eastAsia="Times New Roman"/>
+                <w:b w:val="0"/>
+                <w:i w:val="0"/>
+                <w:color w:val="000000"/>
+                <w:sz w:val="24"/>
+              </w:rPr>
+              <w:t>Перечень работников, которым можно передать заявку в работу, и отображаемое имя, под которым заявитель видит принявшего</w:t>
+            </w:r>
+          </w:p>
+        </w:tc>
+      </w:tr>
+      <w:tr>
+        <w:trPr>
+          <w:cantSplit w:val="true"/>
+        </w:trPr>
+        <w:tc>
+          <w:tcPr>
+            <w:tcW w:type="dxa" w:w="1984"/>
+          </w:tcPr>
+          <w:p>
+            <w:pPr>
+              <w:spacing w:line="240" w:lineRule="auto" w:after="0"/>
+              <w:ind w:firstLine="0"/>
+              <w:jc w:val="left"/>
+            </w:pPr>
+            <w:r>
+              <w:rPr>
+                <w:rFonts w:ascii="Times New Roman" w:hAnsi="Times New Roman" w:cs="Times New Roman" w:eastAsia="Times New Roman"/>
+                <w:b w:val="0"/>
+                <w:i w:val="0"/>
+                <w:color w:val="000000"/>
+                <w:sz w:val="24"/>
+              </w:rPr>
+              <w:t>Новости и объявления</w:t>
+            </w:r>
+          </w:p>
+        </w:tc>
+        <w:tc>
+          <w:tcPr>
+            <w:tcW w:type="dxa" w:w="7370"/>
+          </w:tcPr>
+          <w:p>
+            <w:pPr>
+              <w:spacing w:line="240" w:lineRule="auto" w:after="0"/>
+              <w:ind w:firstLine="0"/>
+              <w:jc w:val="left"/>
+            </w:pPr>
+            <w:r>
+              <w:rPr>
+                <w:rFonts w:ascii="Times New Roman" w:hAnsi="Times New Roman" w:cs="Times New Roman" w:eastAsia="Times New Roman"/>
+                <w:b w:val="0"/>
+                <w:i w:val="0"/>
+                <w:color w:val="000000"/>
+                <w:sz w:val="24"/>
+              </w:rPr>
+              <w:t>Публикации с форматированным текстом и изображениями, объявление-баннер на главной</w:t>
+            </w:r>
+          </w:p>
+        </w:tc>
+      </w:tr>
     </w:tbl>
     <w:p>
       <w:pPr>
@@ -6200,7 +6763,7 @@
                 <w:color w:val="000000"/>
                 <w:sz w:val="24"/>
               </w:rPr>
-              <w:t>Транспорт</w:t>
+              <w:t>Уведомления</w:t>
             </w:r>
           </w:p>
         </w:tc>
@@ -6222,7 +6785,7 @@
                 <w:color w:val="000000"/>
                 <w:sz w:val="24"/>
               </w:rPr>
-              <w:t>Реестр транспортных средств, привязка к заявкам и постам, отметки въезда и выезда, история проездов, добавление вне заявки</w:t>
+              <w:t>События по заявкам, срокам действия пропуска, учётной записи, новостям и обращениям. Доставляются без обновления страницы, повторы одного события собираются в одну запись, набор настраивается работником под себя. Подробнее в подразделе 6.2</w:t>
             </w:r>
           </w:p>
         </w:tc>
@@ -6249,7 +6812,7 @@
                 <w:color w:val="000000"/>
                 <w:sz w:val="24"/>
               </w:rPr>
-              <w:t>Люди</w:t>
+              <w:t>Справочники</w:t>
             </w:r>
           </w:p>
         </w:tc>
@@ -6271,7 +6834,7 @@
                 <w:color w:val="000000"/>
                 <w:sz w:val="24"/>
               </w:rPr>
-              <w:t>Реестр физических лиц, документы, гражданство, история проходов, прикрепление файлов</w:t>
+              <w:t>Гражданства, марки транспорта, форматы регистрационных знаков, типы вложений, типы работников, документы, режим работы бюро</w:t>
             </w:r>
           </w:p>
         </w:tc>
@@ -6298,7 +6861,7 @@
                 <w:color w:val="000000"/>
                 <w:sz w:val="24"/>
               </w:rPr>
-              <w:t>Чёрные списки</w:t>
+              <w:t>Обратная связь</w:t>
             </w:r>
           </w:p>
         </w:tc>
@@ -6320,7 +6883,7 @@
                 <w:color w:val="000000"/>
                 <w:sz w:val="24"/>
               </w:rPr>
-              <w:t>Раздельные перечни по людям и транспорту, проверка при подаче, признак возможного совпадения, разрешение пропуска вопреки запрету с фиксацией</w:t>
+              <w:t>Обращения работников со статусами, отправка сообщения о сбое</w:t>
             </w:r>
           </w:p>
         </w:tc>
@@ -6347,7 +6910,7 @@
                 <w:color w:val="000000"/>
                 <w:sz w:val="24"/>
               </w:rPr>
-              <w:t>Таблицы постов</w:t>
+              <w:t>Обучение</w:t>
             </w:r>
           </w:p>
         </w:tc>
@@ -6369,7 +6932,7 @@
                 <w:color w:val="000000"/>
                 <w:sz w:val="24"/>
               </w:rPr>
-              <w:t>Конструктор перечней: настраиваемые столбцы, фотографии, временные интервалы, корзина удалённых записей, суточные снимки, выгрузка</w:t>
+              <w:t>Встроенное руководство по ролям и обучающий тур по интерфейсу. Подробнее в разделе 8</w:t>
             </w:r>
           </w:p>
         </w:tc>
@@ -6396,7 +6959,7 @@
                 <w:color w:val="000000"/>
                 <w:sz w:val="24"/>
               </w:rPr>
-              <w:t>Места разгрузки</w:t>
+              <w:t>Обработка данных</w:t>
             </w:r>
           </w:p>
         </w:tc>
@@ -6418,7 +6981,7 @@
                 <w:color w:val="000000"/>
                 <w:sz w:val="24"/>
               </w:rPr>
-              <w:t>Справочник площадок, фотографии, расписания, привязка к организациям</w:t>
+              <w:t>Документ и текст согласия на обработку персональных данных, его редакция, требование согласия при входе и ход сбора. Подробнее в подразделе 13.8</w:t>
             </w:r>
           </w:p>
         </w:tc>
@@ -6445,7 +7008,7 @@
                 <w:color w:val="000000"/>
                 <w:sz w:val="24"/>
               </w:rPr>
-              <w:t>Организации и компании</w:t>
+              <w:t>Сведения о субъекте персональных данных</w:t>
             </w:r>
           </w:p>
         </w:tc>
@@ -6467,7 +7030,7 @@
                 <w:color w:val="000000"/>
                 <w:sz w:val="24"/>
               </w:rPr>
-              <w:t>Структура арендаторов и подрядчиков, ответственные лица, привязка ресурсов, групповые операции</w:t>
+              <w:t>Поиск человека по документу либо ФИО, проверка состава его данных, участия в заявках и отметок. Записи сопоставляются по документу, не по совпадению имени. Чтение закрыто отдельным правом, выдача справки — дополнительным правом и записью о раскрытии</w:t>
             </w:r>
           </w:p>
         </w:tc>
@@ -6494,7 +7057,7 @@
                 <w:color w:val="000000"/>
                 <w:sz w:val="24"/>
               </w:rPr>
-              <w:t>Аналитика и отчёты</w:t>
+              <w:t>Журналы и режим работ</w:t>
             </w:r>
           </w:p>
         </w:tc>
@@ -6516,7 +7079,7 @@
                 <w:color w:val="000000"/>
                 <w:sz w:val="24"/>
               </w:rPr>
-              <w:t>Панель показателей, конструктор отчётов, сохраняемые шаблоны, сводные таблицы, выгрузка в электронную таблицу</w:t>
+              <w:t>Журнал запросов, сводный журнал изменений, журнал обращений к персональным данным, режим технических работ</w:t>
             </w:r>
           </w:p>
         </w:tc>
@@ -6543,7 +7106,7 @@
                 <w:color w:val="000000"/>
                 <w:sz w:val="24"/>
               </w:rPr>
-              <w:t>Права доступа</w:t>
+              <w:t>Файловый архив</w:t>
             </w:r>
           </w:p>
         </w:tc>
@@ -6565,497 +7128,7 @@
                 <w:color w:val="000000"/>
                 <w:sz w:val="24"/>
               </w:rPr>
-              <w:t>Роли, группы прав, персональные исключения, журнал отказов</w:t>
-            </w:r>
-          </w:p>
-        </w:tc>
-      </w:tr>
-      <w:tr>
-        <w:trPr>
-          <w:cantSplit w:val="true"/>
-        </w:trPr>
-        <w:tc>
-          <w:tcPr>
-            <w:tcW w:type="dxa" w:w="1984"/>
-          </w:tcPr>
-          <w:p>
-            <w:pPr>
-              <w:spacing w:line="240" w:lineRule="auto" w:after="0"/>
-              <w:ind w:firstLine="0"/>
-              <w:jc w:val="left"/>
-            </w:pPr>
-            <w:r>
-              <w:rPr>
-                <w:rFonts w:ascii="Times New Roman" w:hAnsi="Times New Roman" w:cs="Times New Roman" w:eastAsia="Times New Roman"/>
-                <w:b w:val="0"/>
-                <w:i w:val="0"/>
-                <w:color w:val="000000"/>
-                <w:sz w:val="24"/>
-              </w:rPr>
-              <w:t>Учётные записи</w:t>
-            </w:r>
-          </w:p>
-        </w:tc>
-        <w:tc>
-          <w:tcPr>
-            <w:tcW w:type="dxa" w:w="7370"/>
-          </w:tcPr>
-          <w:p>
-            <w:pPr>
-              <w:spacing w:line="240" w:lineRule="auto" w:after="0"/>
-              <w:ind w:firstLine="0"/>
-              <w:jc w:val="left"/>
-            </w:pPr>
-            <w:r>
-              <w:rPr>
-                <w:rFonts w:ascii="Times New Roman" w:hAnsi="Times New Roman" w:cs="Times New Roman" w:eastAsia="Times New Roman"/>
-                <w:b w:val="0"/>
-                <w:i w:val="0"/>
-                <w:color w:val="000000"/>
-                <w:sz w:val="24"/>
-              </w:rPr>
-              <w:t>Заведение, блокировка, снятие блокировки входа после неудачных попыток, журнал входов, признак нахождения в системе и давность последнего входа, групповые операции. Смена собственного пароля работником, смена пароля отдельному работнику с отправкой письмом, обновление паролей всем работникам, требование сменить пароль по истечении срока его действия, отбор учётных записей без указанного адреса почты</w:t>
-            </w:r>
-          </w:p>
-        </w:tc>
-      </w:tr>
-      <w:tr>
-        <w:trPr>
-          <w:cantSplit w:val="true"/>
-        </w:trPr>
-        <w:tc>
-          <w:tcPr>
-            <w:tcW w:type="dxa" w:w="1984"/>
-          </w:tcPr>
-          <w:p>
-            <w:pPr>
-              <w:spacing w:line="240" w:lineRule="auto" w:after="0"/>
-              <w:ind w:firstLine="0"/>
-              <w:jc w:val="left"/>
-            </w:pPr>
-            <w:r>
-              <w:rPr>
-                <w:rFonts w:ascii="Times New Roman" w:hAnsi="Times New Roman" w:cs="Times New Roman" w:eastAsia="Times New Roman"/>
-                <w:b w:val="0"/>
-                <w:i w:val="0"/>
-                <w:color w:val="000000"/>
-                <w:sz w:val="24"/>
-              </w:rPr>
-              <w:t>Принимающие заявки</w:t>
-            </w:r>
-          </w:p>
-        </w:tc>
-        <w:tc>
-          <w:tcPr>
-            <w:tcW w:type="dxa" w:w="7370"/>
-          </w:tcPr>
-          <w:p>
-            <w:pPr>
-              <w:spacing w:line="240" w:lineRule="auto" w:after="0"/>
-              <w:ind w:firstLine="0"/>
-              <w:jc w:val="left"/>
-            </w:pPr>
-            <w:r>
-              <w:rPr>
-                <w:rFonts w:ascii="Times New Roman" w:hAnsi="Times New Roman" w:cs="Times New Roman" w:eastAsia="Times New Roman"/>
-                <w:b w:val="0"/>
-                <w:i w:val="0"/>
-                <w:color w:val="000000"/>
-                <w:sz w:val="24"/>
-              </w:rPr>
-              <w:t>Перечень работников, которым можно передать заявку в работу, и отображаемое имя, под которым заявитель видит принявшего</w:t>
-            </w:r>
-          </w:p>
-        </w:tc>
-      </w:tr>
-      <w:tr>
-        <w:trPr>
-          <w:cantSplit w:val="true"/>
-        </w:trPr>
-        <w:tc>
-          <w:tcPr>
-            <w:tcW w:type="dxa" w:w="1984"/>
-          </w:tcPr>
-          <w:p>
-            <w:pPr>
-              <w:spacing w:line="240" w:lineRule="auto" w:after="0"/>
-              <w:ind w:firstLine="0"/>
-              <w:jc w:val="left"/>
-            </w:pPr>
-            <w:r>
-              <w:rPr>
-                <w:rFonts w:ascii="Times New Roman" w:hAnsi="Times New Roman" w:cs="Times New Roman" w:eastAsia="Times New Roman"/>
-                <w:b w:val="0"/>
-                <w:i w:val="0"/>
-                <w:color w:val="000000"/>
-                <w:sz w:val="24"/>
-              </w:rPr>
-              <w:t>Новости и объявления</w:t>
-            </w:r>
-          </w:p>
-        </w:tc>
-        <w:tc>
-          <w:tcPr>
-            <w:tcW w:type="dxa" w:w="7370"/>
-          </w:tcPr>
-          <w:p>
-            <w:pPr>
-              <w:spacing w:line="240" w:lineRule="auto" w:after="0"/>
-              <w:ind w:firstLine="0"/>
-              <w:jc w:val="left"/>
-            </w:pPr>
-            <w:r>
-              <w:rPr>
-                <w:rFonts w:ascii="Times New Roman" w:hAnsi="Times New Roman" w:cs="Times New Roman" w:eastAsia="Times New Roman"/>
-                <w:b w:val="0"/>
-                <w:i w:val="0"/>
-                <w:color w:val="000000"/>
-                <w:sz w:val="24"/>
-              </w:rPr>
-              <w:t>Публикации с форматированным текстом и изображениями, объявление-баннер на главной</w:t>
-            </w:r>
-          </w:p>
-        </w:tc>
-      </w:tr>
-      <w:tr>
-        <w:trPr>
-          <w:cantSplit w:val="true"/>
-        </w:trPr>
-        <w:tc>
-          <w:tcPr>
-            <w:tcW w:type="dxa" w:w="1984"/>
-          </w:tcPr>
-          <w:p>
-            <w:pPr>
-              <w:spacing w:line="240" w:lineRule="auto" w:after="0"/>
-              <w:ind w:firstLine="0"/>
-              <w:jc w:val="left"/>
-            </w:pPr>
-            <w:r>
-              <w:rPr>
-                <w:rFonts w:ascii="Times New Roman" w:hAnsi="Times New Roman" w:cs="Times New Roman" w:eastAsia="Times New Roman"/>
-                <w:b w:val="0"/>
-                <w:i w:val="0"/>
-                <w:color w:val="000000"/>
-                <w:sz w:val="24"/>
-              </w:rPr>
-              <w:t>Уведомления</w:t>
-            </w:r>
-          </w:p>
-        </w:tc>
-        <w:tc>
-          <w:tcPr>
-            <w:tcW w:type="dxa" w:w="7370"/>
-          </w:tcPr>
-          <w:p>
-            <w:pPr>
-              <w:spacing w:line="240" w:lineRule="auto" w:after="0"/>
-              <w:ind w:firstLine="0"/>
-              <w:jc w:val="left"/>
-            </w:pPr>
-            <w:r>
-              <w:rPr>
-                <w:rFonts w:ascii="Times New Roman" w:hAnsi="Times New Roman" w:cs="Times New Roman" w:eastAsia="Times New Roman"/>
-                <w:b w:val="0"/>
-                <w:i w:val="0"/>
-                <w:color w:val="000000"/>
-                <w:sz w:val="24"/>
-              </w:rPr>
-              <w:t>События по заявкам, срокам действия пропуска, учётной записи, новостям и обращениям. Доставляются без обновления страницы, повторы одного события собираются в одну запись, набор настраивается работником под себя. Подробнее в подразделе 6.2</w:t>
-            </w:r>
-          </w:p>
-        </w:tc>
-      </w:tr>
-      <w:tr>
-        <w:trPr>
-          <w:cantSplit w:val="true"/>
-        </w:trPr>
-        <w:tc>
-          <w:tcPr>
-            <w:tcW w:type="dxa" w:w="1984"/>
-          </w:tcPr>
-          <w:p>
-            <w:pPr>
-              <w:spacing w:line="240" w:lineRule="auto" w:after="0"/>
-              <w:ind w:firstLine="0"/>
-              <w:jc w:val="left"/>
-            </w:pPr>
-            <w:r>
-              <w:rPr>
-                <w:rFonts w:ascii="Times New Roman" w:hAnsi="Times New Roman" w:cs="Times New Roman" w:eastAsia="Times New Roman"/>
-                <w:b w:val="0"/>
-                <w:i w:val="0"/>
-                <w:color w:val="000000"/>
-                <w:sz w:val="24"/>
-              </w:rPr>
-              <w:t>Справочники</w:t>
-            </w:r>
-          </w:p>
-        </w:tc>
-        <w:tc>
-          <w:tcPr>
-            <w:tcW w:type="dxa" w:w="7370"/>
-          </w:tcPr>
-          <w:p>
-            <w:pPr>
-              <w:spacing w:line="240" w:lineRule="auto" w:after="0"/>
-              <w:ind w:firstLine="0"/>
-              <w:jc w:val="left"/>
-            </w:pPr>
-            <w:r>
-              <w:rPr>
-                <w:rFonts w:ascii="Times New Roman" w:hAnsi="Times New Roman" w:cs="Times New Roman" w:eastAsia="Times New Roman"/>
-                <w:b w:val="0"/>
-                <w:i w:val="0"/>
-                <w:color w:val="000000"/>
-                <w:sz w:val="24"/>
-              </w:rPr>
-              <w:t>Гражданства, марки транспорта, форматы регистрационных знаков, типы вложений, типы работников, документы, режим работы бюро</w:t>
-            </w:r>
-          </w:p>
-        </w:tc>
-      </w:tr>
-      <w:tr>
-        <w:trPr>
-          <w:cantSplit w:val="true"/>
-        </w:trPr>
-        <w:tc>
-          <w:tcPr>
-            <w:tcW w:type="dxa" w:w="1984"/>
-          </w:tcPr>
-          <w:p>
-            <w:pPr>
-              <w:spacing w:line="240" w:lineRule="auto" w:after="0"/>
-              <w:ind w:firstLine="0"/>
-              <w:jc w:val="left"/>
-            </w:pPr>
-            <w:r>
-              <w:rPr>
-                <w:rFonts w:ascii="Times New Roman" w:hAnsi="Times New Roman" w:cs="Times New Roman" w:eastAsia="Times New Roman"/>
-                <w:b w:val="0"/>
-                <w:i w:val="0"/>
-                <w:color w:val="000000"/>
-                <w:sz w:val="24"/>
-              </w:rPr>
-              <w:t>Обратная связь</w:t>
-            </w:r>
-          </w:p>
-        </w:tc>
-        <w:tc>
-          <w:tcPr>
-            <w:tcW w:type="dxa" w:w="7370"/>
-          </w:tcPr>
-          <w:p>
-            <w:pPr>
-              <w:spacing w:line="240" w:lineRule="auto" w:after="0"/>
-              <w:ind w:firstLine="0"/>
-              <w:jc w:val="left"/>
-            </w:pPr>
-            <w:r>
-              <w:rPr>
-                <w:rFonts w:ascii="Times New Roman" w:hAnsi="Times New Roman" w:cs="Times New Roman" w:eastAsia="Times New Roman"/>
-                <w:b w:val="0"/>
-                <w:i w:val="0"/>
-                <w:color w:val="000000"/>
-                <w:sz w:val="24"/>
-              </w:rPr>
-              <w:t>Обращения работников со статусами, отправка сообщения о сбое</w:t>
-            </w:r>
-          </w:p>
-        </w:tc>
-      </w:tr>
-      <w:tr>
-        <w:trPr>
-          <w:cantSplit w:val="true"/>
-        </w:trPr>
-        <w:tc>
-          <w:tcPr>
-            <w:tcW w:type="dxa" w:w="1984"/>
-          </w:tcPr>
-          <w:p>
-            <w:pPr>
-              <w:spacing w:line="240" w:lineRule="auto" w:after="0"/>
-              <w:ind w:firstLine="0"/>
-              <w:jc w:val="left"/>
-            </w:pPr>
-            <w:r>
-              <w:rPr>
-                <w:rFonts w:ascii="Times New Roman" w:hAnsi="Times New Roman" w:cs="Times New Roman" w:eastAsia="Times New Roman"/>
-                <w:b w:val="0"/>
-                <w:i w:val="0"/>
-                <w:color w:val="000000"/>
-                <w:sz w:val="24"/>
-              </w:rPr>
-              <w:t>Обучение</w:t>
-            </w:r>
-          </w:p>
-        </w:tc>
-        <w:tc>
-          <w:tcPr>
-            <w:tcW w:type="dxa" w:w="7370"/>
-          </w:tcPr>
-          <w:p>
-            <w:pPr>
-              <w:spacing w:line="240" w:lineRule="auto" w:after="0"/>
-              <w:ind w:firstLine="0"/>
-              <w:jc w:val="left"/>
-            </w:pPr>
-            <w:r>
-              <w:rPr>
-                <w:rFonts w:ascii="Times New Roman" w:hAnsi="Times New Roman" w:cs="Times New Roman" w:eastAsia="Times New Roman"/>
-                <w:b w:val="0"/>
-                <w:i w:val="0"/>
-                <w:color w:val="000000"/>
-                <w:sz w:val="24"/>
-              </w:rPr>
-              <w:t>Встроенное руководство по ролям и обучающий тур по интерфейсу. Подробнее в разделе 8</w:t>
-            </w:r>
-          </w:p>
-        </w:tc>
-      </w:tr>
-      <w:tr>
-        <w:trPr>
-          <w:cantSplit w:val="true"/>
-        </w:trPr>
-        <w:tc>
-          <w:tcPr>
-            <w:tcW w:type="dxa" w:w="1984"/>
-          </w:tcPr>
-          <w:p>
-            <w:pPr>
-              <w:spacing w:line="240" w:lineRule="auto" w:after="0"/>
-              <w:ind w:firstLine="0"/>
-              <w:jc w:val="left"/>
-            </w:pPr>
-            <w:r>
-              <w:rPr>
-                <w:rFonts w:ascii="Times New Roman" w:hAnsi="Times New Roman" w:cs="Times New Roman" w:eastAsia="Times New Roman"/>
-                <w:b w:val="0"/>
-                <w:i w:val="0"/>
-                <w:color w:val="000000"/>
-                <w:sz w:val="24"/>
-              </w:rPr>
-              <w:t>Обработка данных</w:t>
-            </w:r>
-          </w:p>
-        </w:tc>
-        <w:tc>
-          <w:tcPr>
-            <w:tcW w:type="dxa" w:w="7370"/>
-          </w:tcPr>
-          <w:p>
-            <w:pPr>
-              <w:spacing w:line="240" w:lineRule="auto" w:after="0"/>
-              <w:ind w:firstLine="0"/>
-              <w:jc w:val="left"/>
-            </w:pPr>
-            <w:r>
-              <w:rPr>
-                <w:rFonts w:ascii="Times New Roman" w:hAnsi="Times New Roman" w:cs="Times New Roman" w:eastAsia="Times New Roman"/>
-                <w:b w:val="0"/>
-                <w:i w:val="0"/>
-                <w:color w:val="000000"/>
-                <w:sz w:val="24"/>
-              </w:rPr>
-              <w:t>Документ и текст согласия на обработку персональных данных, его редакция, требование согласия при входе и ход сбора. Подробнее в подразделе 13.8</w:t>
-            </w:r>
-          </w:p>
-        </w:tc>
-      </w:tr>
-      <w:tr>
-        <w:trPr>
-          <w:cantSplit w:val="true"/>
-        </w:trPr>
-        <w:tc>
-          <w:tcPr>
-            <w:tcW w:type="dxa" w:w="1984"/>
-          </w:tcPr>
-          <w:p>
-            <w:pPr>
-              <w:spacing w:line="240" w:lineRule="auto" w:after="0"/>
-              <w:ind w:firstLine="0"/>
-              <w:jc w:val="left"/>
-            </w:pPr>
-            <w:r>
-              <w:rPr>
-                <w:rFonts w:ascii="Times New Roman" w:hAnsi="Times New Roman" w:cs="Times New Roman" w:eastAsia="Times New Roman"/>
-                <w:b w:val="0"/>
-                <w:i w:val="0"/>
-                <w:color w:val="000000"/>
-                <w:sz w:val="24"/>
-              </w:rPr>
-              <w:t>Сведения о субъекте персональных данных</w:t>
-            </w:r>
-          </w:p>
-        </w:tc>
-        <w:tc>
-          <w:tcPr>
-            <w:tcW w:type="dxa" w:w="7370"/>
-          </w:tcPr>
-          <w:p>
-            <w:pPr>
-              <w:spacing w:line="240" w:lineRule="auto" w:after="0"/>
-              <w:ind w:firstLine="0"/>
-              <w:jc w:val="left"/>
-            </w:pPr>
-            <w:r>
-              <w:rPr>
-                <w:rFonts w:ascii="Times New Roman" w:hAnsi="Times New Roman" w:cs="Times New Roman" w:eastAsia="Times New Roman"/>
-                <w:b w:val="0"/>
-                <w:i w:val="0"/>
-                <w:color w:val="000000"/>
-                <w:sz w:val="24"/>
-              </w:rPr>
-              <w:t>Поиск человека по документу либо ФИО, проверка состава его данных, участия в заявках и отметок. Записи сопоставляются по документу, не по совпадению имени. Чтение закрыто отдельным правом, выдача справки — дополнительным правом и записью о раскрытии</w:t>
-            </w:r>
-          </w:p>
-        </w:tc>
-      </w:tr>
-      <w:tr>
-        <w:trPr>
-          <w:cantSplit w:val="true"/>
-        </w:trPr>
-        <w:tc>
-          <w:tcPr>
-            <w:tcW w:type="dxa" w:w="1984"/>
-          </w:tcPr>
-          <w:p>
-            <w:pPr>
-              <w:spacing w:line="240" w:lineRule="auto" w:after="0"/>
-              <w:ind w:firstLine="0"/>
-              <w:jc w:val="left"/>
-            </w:pPr>
-            <w:r>
-              <w:rPr>
-                <w:rFonts w:ascii="Times New Roman" w:hAnsi="Times New Roman" w:cs="Times New Roman" w:eastAsia="Times New Roman"/>
-                <w:b w:val="0"/>
-                <w:i w:val="0"/>
-                <w:color w:val="000000"/>
-                <w:sz w:val="24"/>
-              </w:rPr>
-              <w:t>Журналы и режим работ</w:t>
-            </w:r>
-          </w:p>
-        </w:tc>
-        <w:tc>
-          <w:tcPr>
-            <w:tcW w:type="dxa" w:w="7370"/>
-          </w:tcPr>
-          <w:p>
-            <w:pPr>
-              <w:spacing w:line="240" w:lineRule="auto" w:after="0"/>
-              <w:ind w:firstLine="0"/>
-              <w:jc w:val="left"/>
-            </w:pPr>
-            <w:r>
-              <w:rPr>
-                <w:rFonts w:ascii="Times New Roman" w:hAnsi="Times New Roman" w:cs="Times New Roman" w:eastAsia="Times New Roman"/>
-                <w:b w:val="0"/>
-                <w:i w:val="0"/>
-                <w:color w:val="000000"/>
-                <w:sz w:val="24"/>
-              </w:rPr>
-              <w:t>Журнал запросов, сводный журнал изменений, журнал обращений к персональным данным, режим технических работ</w:t>
+              <w:t>Выкладывание сформированных бланков на диск сервера, раскладка файлов, занятое место, ошибки записи, выгрузка задним числом. Подробнее в подразделе 6.1</w:t>
             </w:r>
           </w:p>
         </w:tc>
@@ -7077,153 +7150,15 @@
       </w:r>
     </w:p>
     <w:p>
-      <w:pPr>
-        <w:keepNext/>
-        <w:spacing w:line="240" w:lineRule="auto" w:before="160" w:after="80"/>
-        <w:ind w:firstLine="0"/>
-        <w:jc w:val="left"/>
-      </w:pPr>
       <w:r>
         <w:rPr>
           <w:rFonts w:ascii="Times New Roman" w:hAnsi="Times New Roman" w:cs="Times New Roman" w:eastAsia="Times New Roman"/>
           <w:b w:val="0"/>
-          <w:i/>
-          <w:color w:val="000000"/>
-          <w:sz w:val="24"/>
-        </w:rPr>
-        <w:t>Продолжение таблицы 6.1</w:t>
-      </w:r>
-    </w:p>
-    <w:tbl>
-      <w:tblPr>
-        <w:tblStyle w:val="TableGrid"/>
-        <w:tblW w:type="auto" w:w="0"/>
-        <w:jc w:val="center"/>
-        <w:tblLayout w:type="fixed"/>
-        <w:tblLook w:firstColumn="1" w:firstRow="1" w:lastColumn="0" w:lastRow="0" w:noHBand="0" w:noVBand="1" w:val="04A0"/>
-        <w:tblLayout w:type="fixed"/>
-      </w:tblPr>
-      <w:tblGrid>
-        <w:gridCol w:w="1984"/>
-        <w:gridCol w:w="7371"/>
-      </w:tblGrid>
-      <w:tr>
-        <w:trPr>
-          <w:tblHeader w:val="true"/>
-          <w:cantSplit w:val="true"/>
-        </w:trPr>
-        <w:tc>
-          <w:tcPr>
-            <w:tcW w:type="dxa" w:w="1984"/>
-            <w:shd w:val="clear" w:fill="E8E8E8"/>
-          </w:tcPr>
-          <w:p>
-            <w:pPr>
-              <w:keepNext/>
-              <w:spacing w:line="240" w:lineRule="auto" w:after="0"/>
-              <w:ind w:firstLine="0"/>
-              <w:jc w:val="left"/>
-            </w:pPr>
-            <w:r>
-              <w:rPr>
-                <w:rFonts w:ascii="Times New Roman" w:hAnsi="Times New Roman" w:cs="Times New Roman" w:eastAsia="Times New Roman"/>
-                <w:b/>
-                <w:i w:val="0"/>
-                <w:color w:val="000000"/>
-                <w:sz w:val="24"/>
-              </w:rPr>
-              <w:t>Подсистема</w:t>
-            </w:r>
-          </w:p>
-        </w:tc>
-        <w:tc>
-          <w:tcPr>
-            <w:tcW w:type="dxa" w:w="7370"/>
-            <w:shd w:val="clear" w:fill="E8E8E8"/>
-          </w:tcPr>
-          <w:p>
-            <w:pPr>
-              <w:keepNext/>
-              <w:spacing w:line="240" w:lineRule="auto" w:after="0"/>
-              <w:ind w:firstLine="0"/>
-              <w:jc w:val="left"/>
-            </w:pPr>
-            <w:r>
-              <w:rPr>
-                <w:rFonts w:ascii="Times New Roman" w:hAnsi="Times New Roman" w:cs="Times New Roman" w:eastAsia="Times New Roman"/>
-                <w:b/>
-                <w:i w:val="0"/>
-                <w:color w:val="000000"/>
-                <w:sz w:val="24"/>
-              </w:rPr>
-              <w:t>Возможности</w:t>
-            </w:r>
-          </w:p>
-        </w:tc>
-      </w:tr>
-      <w:tr>
-        <w:trPr>
-          <w:cantSplit w:val="true"/>
-        </w:trPr>
-        <w:tc>
-          <w:tcPr>
-            <w:tcW w:type="dxa" w:w="1984"/>
-          </w:tcPr>
-          <w:p>
-            <w:pPr>
-              <w:spacing w:line="240" w:lineRule="auto" w:after="0"/>
-              <w:ind w:firstLine="0"/>
-              <w:jc w:val="left"/>
-            </w:pPr>
-            <w:r>
-              <w:rPr>
-                <w:rFonts w:ascii="Times New Roman" w:hAnsi="Times New Roman" w:cs="Times New Roman" w:eastAsia="Times New Roman"/>
-                <w:b w:val="0"/>
-                <w:i w:val="0"/>
-                <w:color w:val="000000"/>
-                <w:sz w:val="24"/>
-              </w:rPr>
-              <w:t>Файловый архив</w:t>
-            </w:r>
-          </w:p>
-        </w:tc>
-        <w:tc>
-          <w:tcPr>
-            <w:tcW w:type="dxa" w:w="7370"/>
-          </w:tcPr>
-          <w:p>
-            <w:pPr>
-              <w:spacing w:line="240" w:lineRule="auto" w:after="0"/>
-              <w:ind w:firstLine="0"/>
-              <w:jc w:val="left"/>
-            </w:pPr>
-            <w:r>
-              <w:rPr>
-                <w:rFonts w:ascii="Times New Roman" w:hAnsi="Times New Roman" w:cs="Times New Roman" w:eastAsia="Times New Roman"/>
-                <w:b w:val="0"/>
-                <w:i w:val="0"/>
-                <w:color w:val="000000"/>
-                <w:sz w:val="24"/>
-              </w:rPr>
-              <w:t>Выкладывание сформированных бланков на диск сервера, раскладка файлов, занятое место, ошибки записи, выгрузка задним числом. Подробнее в подразделе 6.1</w:t>
-            </w:r>
-          </w:p>
-        </w:tc>
-      </w:tr>
-    </w:tbl>
-    <w:p>
-      <w:pPr>
-        <w:spacing w:after="0" w:line="240" w:lineRule="auto"/>
-        <w:ind w:firstLine="0"/>
-      </w:pPr>
-      <w:r>
-        <w:rPr>
-          <w:rFonts w:ascii="Times New Roman" w:hAnsi="Times New Roman" w:cs="Times New Roman" w:eastAsia="Times New Roman"/>
-          <w:b w:val="0"/>
-          <w:i w:val="0"/>
-          <w:color w:val="000000"/>
-          <w:sz w:val="12"/>
-        </w:rPr>
+          <w:i w:val="0"/>
+          <w:color w:val="000000"/>
+          <w:sz w:val="28"/>
+        </w:rPr>
+        <w:t>Одного человека и одну машину вложение принимает только один раз: повтор отклоняют и форма подачи, и сервер. Людей система различает по паспортным данным, а когда шаблон вложения их не запрашивает - по фамилии, имени и отчеству; машины - по государственному номеру, поэтому одна машина под разными марками повтором не станет. Пробелы и регистр букв при сравнении не учитываются. Номер «По факту» конкретную машину не опознаёт, таких строк во вложении может быть несколько, а одно лицо в разных вложениях допустимо: у вложений свои сроки и места прохода.</w:t>
       </w:r>
     </w:p>
     <w:p>
@@ -7235,7 +7170,7 @@
           <w:color w:val="000000"/>
           <w:sz w:val="28"/>
         </w:rPr>
-        <w:t>Одного человека и одну машину вложение принимает только один раз: повтор отклоняют и форма подачи, и сервер. Людей система различает по паспортным данным, а когда шаблон вложения их не запрашивает - по фамилии, имени и отчеству; машины - по государственному номеру, поэтому одна машина под разными марками повтором не станет. Пробелы и регистр букв при сравнении не учитываются. Номер «По факту» конкретную машину не опознаёт, таких строк во вложении может быть несколько, а одно лицо в разных вложениях допустимо: у вложений свои сроки и места прохода.</w:t>
+        <w:t>Файлы до подачи заявки хранятся на сервере как файлы-черновики владельца; текстовый черновик формы отдельно сохраняется в браузере. Ограничение по умолчанию для учётной записи — 50 файлов и 200 МиБ, включая выполняющиеся загрузки из параллельных вкладок. Один файл ограничен 10 МиБ; серверный предел поданной заявки — 30 файлов и 100 МиБ. Текущая форма подачи дополнительно ограничивает выбор 10 файлами: компонент ApplicationFilesUpload использует собственный maxCount и не получает значение серверной настройки. Эти два ограничения нельзя описывать как один автоматически синхронизируемый параметр. Сервер резервирует квоту до записи, поэтому параллельные загрузки не должны обходить общий предел. В форме есть «Файлы-черновики» для просмотра и удаления загруженного до подачи. Удаление может затронуть незавершённую работу в другой вкладке. По истечении срока хранения (по умолчанию 24 часа от загрузки) такие файлы может удалить фоновая уборка; этот срок не распространяется на файлы поданных заявок.</w:t>
       </w:r>
     </w:p>
     <w:p>
@@ -7263,7 +7198,7 @@
           <w:color w:val="000000"/>
           <w:sz w:val="28"/>
         </w:rPr>
-        <w:t>Сформированные бланки система выкладывает на диск, чтобы заявка существовала не только внутри программы: папку архива можно отдать в сетевой доступ на чтение, и бумажная копия заявки открывается двойным щелчком без входа в систему.</w:t>
+        <w:t>Сформированные бланки система сохраняет на диске отдельно от базы данных. Это историческое хранилище, а не общедоступная папка документов: прямой сетевой доступ обходит проверки приложения и не должен использоваться как обычный способ выдачи бланков. Размещение архива и права операционной системы на него настраиваются отдельно от прав пользователей приложения.</w:t>
       </w:r>
     </w:p>
     <w:p>
@@ -7419,7 +7354,31 @@
           <w:color w:val="000000"/>
           <w:sz w:val="28"/>
         </w:rPr>
-        <w:t>Забрать сохранённое можно и не открывая сетевую папку. Из раздела администрирования выгружается всё за выбранный период одним архивом: до запуска система сообщает, сколько это файлов и какого объёма, и отказывает, когда объём выходит за отведённый предел - тогда период сужают. Архив собирается на лету и отдаётся потоком, на диске сервера он не накапливается. Отдельные файлы забирают там же, в разделе администрирования: сохранённый бланк вложения скачивается по одному, а все файлы заявки выдаются архивом. В окне скачивания бланков, которым пользуется заявитель, выбора источника нет: разница между лежащей на диске копией и свежей сборкой относится к устройству хранилища, а не к работе с заявкой, поэтому бланк там собирается заново при каждом обращении. Круг допущенных к сохранённым файлам уже, чем к бланку: кроме инициатора заявки, для которого открыта вся её выдача, нужно право на выгрузку сведений документов - видеть заявку мало. Причина в том, что лежащий на диске файл собран со сведениями документов и заменить их в готовой печатной форме при выдаче нечем - обезличенный бланк система собирает заново, а не правит сохранённый. Внутри разрешённого границы прежние: участник заявки получает все её файлы, работник поста - только по тем вложениям, которые ему и так видны. Каждое такое обращение попадает в журнал обращений к персональным данным, см. подраздел 13.7.</w:t>
+        <w:t>Исторические оригиналы выдаются через раздел файлового архива только действующему незаблокированному суперадминистратору при выполнении остальных проверок доступа. Авторство заявки само по себе не открывает оригинал. Доступны отдельный файл, архив заявки и потоковый архив за период; перед выгрузкой за период можно оценить объём. Превышение установленного предела требует сузить период. Перед началом выдачи проверяется возможность открыть все выбранные файлы; частично отправленный поток нельзя отозвать задним числом. Обращения учитываются в журнале доступа к персональным данным, см. подраздел 13.7.</w:t>
+      </w:r>
+    </w:p>
+    <w:p>
+      <w:r>
+        <w:rPr>
+          <w:rFonts w:ascii="Times New Roman" w:hAnsi="Times New Roman" w:cs="Times New Roman" w:eastAsia="Times New Roman"/>
+          <w:b w:val="0"/>
+          <w:i w:val="0"/>
+          <w:color w:val="000000"/>
+          <w:sz w:val="28"/>
+        </w:rPr>
+        <w:t>Сохранённые файлы не содержат достаточного набора идентификаторов для надёжной проверки каждого представленного в них пользователя. Поэтому при действующем требовании согласия выдача таких оригиналов закрыта, включая суперадминистратора. При выключенном требовании она также закрыта, если есть неурегулированный отзыв согласия пользователя или возражение на обработку данных человека. Отключение настройки не отменяет зафиксированный отзыв. Ошибка проверки не разрешает выдачу. Эти ограничения относятся к выдаче, а не означают удаление сохранённых исторических файлов. Срок хранения сам по себе не разрешает обработку или выдачу.</w:t>
+      </w:r>
+    </w:p>
+    <w:p>
+      <w:r>
+        <w:rPr>
+          <w:rFonts w:ascii="Times New Roman" w:hAnsi="Times New Roman" w:cs="Times New Roman" w:eastAsia="Times New Roman"/>
+          <w:b w:val="0"/>
+          <w:i w:val="0"/>
+          <w:color w:val="000000"/>
+          <w:sz w:val="28"/>
+        </w:rPr>
+        <w:t>Для работы с заявкой формируется актуальный бланк по текущим правам и правилам скрытия сведений. Обычному пользователю не требуется выбирать между историческим оригиналом и новой сборкой. Если безопасная выдача недоступна, приложение сообщает об этом; восстановление идентификаторов по совпадению ФИО не применяется.</w:t>
       </w:r>
     </w:p>
     <w:p>
@@ -7580,6 +7539,30 @@
           <w:sz w:val="28"/>
         </w:rPr>
         <w:t>Запись открывается в отдельном окне с полным текстом и подробностями: номер заявки, организация и работник, приславший её, кто передал, сколько дней ждёт решения, номер дополнения. Оттуда же заявка открывается одной кнопкой, уведомление возвращается в непрочитанные или удаляется. Перечень подгружается по мере прокрутки, отбирается по признаку прочтения, разделён по дням и позволяет отметить прочитанным всё разом.</w:t>
+      </w:r>
+    </w:p>
+    <w:p>
+      <w:r>
+        <w:rPr>
+          <w:rFonts w:ascii="Times New Roman" w:hAnsi="Times New Roman" w:cs="Times New Roman" w:eastAsia="Times New Roman"/>
+          <w:b w:val="0"/>
+          <w:i w:val="0"/>
+          <w:color w:val="000000"/>
+          <w:sz w:val="28"/>
+        </w:rPr>
+        <w:t>Сводка push в аналитике показывает состояние на момент запроса, а не за выбранный период. Диаграмма считает сохранённые подписки устройств; её проценты относятся к подпискам. Карточки считают активных пользователей с подпиской: несколько устройств одного пользователя не увеличивают число пользователей. Карточка «Пользователи с push на iPhone/iPad» относится к сохранённым подпискам iOS, а не к последнему входу или всем посещениям с iPhone. Определение платформы приблизительное по браузеру при подключении. Доля активных с подпиской использует число активных пользователей в знаменателе; отсутствие данных показывается прочерком.</w:t>
+      </w:r>
+    </w:p>
+    <w:p>
+      <w:r>
+        <w:rPr>
+          <w:rFonts w:ascii="Times New Roman" w:hAnsi="Times New Roman" w:cs="Times New Roman" w:eastAsia="Times New Roman"/>
+          <w:b w:val="0"/>
+          <w:i w:val="0"/>
+          <w:color w:val="000000"/>
+          <w:sz w:val="28"/>
+        </w:rPr>
+        <w:t>Маршрут внешней push-доставки выбирается для каждого запроса. При прямом соединении проверяется фактический адрес назначения, при использовании исходящего прокси — разрешённая служба доставки. Пустой PUSH_ALLOWED_HOSTS за прокси допускает известные службы Google, Mozilla, Microsoft и Apple; непустой список ограничивает оба маршрута. Для нестандартной службы список задаётся явно; значение known включает известные службы вместе с перечисленными адресами. Ошибки доставки не содержат секретных ключей и адресов подписок.</w:t>
       </w:r>
     </w:p>
     <w:p>
@@ -9088,6 +9071,132 @@
           </w:p>
         </w:tc>
       </w:tr>
+    </w:tbl>
+    <w:p>
+      <w:pPr>
+        <w:spacing w:after="0" w:line="240" w:lineRule="auto"/>
+        <w:ind w:firstLine="0"/>
+      </w:pPr>
+      <w:r>
+        <w:rPr>
+          <w:rFonts w:ascii="Times New Roman" w:hAnsi="Times New Roman" w:cs="Times New Roman" w:eastAsia="Times New Roman"/>
+          <w:b w:val="0"/>
+          <w:i w:val="0"/>
+          <w:color w:val="000000"/>
+          <w:sz w:val="12"/>
+        </w:rPr>
+      </w:r>
+    </w:p>
+    <w:p>
+      <w:pPr>
+        <w:keepNext/>
+        <w:spacing w:line="240" w:lineRule="auto" w:before="160" w:after="80"/>
+        <w:ind w:firstLine="0"/>
+        <w:jc w:val="left"/>
+      </w:pPr>
+      <w:r>
+        <w:rPr>
+          <w:rFonts w:ascii="Times New Roman" w:hAnsi="Times New Roman" w:cs="Times New Roman" w:eastAsia="Times New Roman"/>
+          <w:b w:val="0"/>
+          <w:i/>
+          <w:color w:val="000000"/>
+          <w:sz w:val="24"/>
+        </w:rPr>
+        <w:t>Продолжение таблицы 9.1</w:t>
+      </w:r>
+    </w:p>
+    <w:tbl>
+      <w:tblPr>
+        <w:tblStyle w:val="TableGrid"/>
+        <w:tblW w:type="auto" w:w="0"/>
+        <w:jc w:val="center"/>
+        <w:tblLayout w:type="fixed"/>
+        <w:tblLook w:firstColumn="1" w:firstRow="1" w:lastColumn="0" w:lastRow="0" w:noHBand="0" w:noVBand="1" w:val="04A0"/>
+        <w:tblLayout w:type="fixed"/>
+      </w:tblPr>
+      <w:tblGrid>
+        <w:gridCol w:w="2268"/>
+        <w:gridCol w:w="1701"/>
+        <w:gridCol w:w="5386"/>
+      </w:tblGrid>
+      <w:tr>
+        <w:trPr>
+          <w:tblHeader w:val="true"/>
+          <w:cantSplit w:val="true"/>
+        </w:trPr>
+        <w:tc>
+          <w:tcPr>
+            <w:tcW w:type="dxa" w:w="2268"/>
+            <w:shd w:val="clear" w:fill="E8E8E8"/>
+          </w:tcPr>
+          <w:p>
+            <w:pPr>
+              <w:keepNext/>
+              <w:spacing w:line="240" w:lineRule="auto" w:after="0"/>
+              <w:ind w:firstLine="0"/>
+              <w:jc w:val="left"/>
+            </w:pPr>
+            <w:r>
+              <w:rPr>
+                <w:rFonts w:ascii="Times New Roman" w:hAnsi="Times New Roman" w:cs="Times New Roman" w:eastAsia="Times New Roman"/>
+                <w:b/>
+                <w:i w:val="0"/>
+                <w:color w:val="000000"/>
+                <w:sz w:val="24"/>
+              </w:rPr>
+              <w:t>Часть</w:t>
+            </w:r>
+          </w:p>
+        </w:tc>
+        <w:tc>
+          <w:tcPr>
+            <w:tcW w:type="dxa" w:w="1701"/>
+            <w:shd w:val="clear" w:fill="E8E8E8"/>
+          </w:tcPr>
+          <w:p>
+            <w:pPr>
+              <w:keepNext/>
+              <w:spacing w:line="240" w:lineRule="auto" w:after="0"/>
+              <w:ind w:firstLine="0"/>
+              <w:jc w:val="left"/>
+            </w:pPr>
+            <w:r>
+              <w:rPr>
+                <w:rFonts w:ascii="Times New Roman" w:hAnsi="Times New Roman" w:cs="Times New Roman" w:eastAsia="Times New Roman"/>
+                <w:b/>
+                <w:i w:val="0"/>
+                <w:color w:val="000000"/>
+                <w:sz w:val="24"/>
+              </w:rPr>
+              <w:t>Основа</w:t>
+            </w:r>
+          </w:p>
+        </w:tc>
+        <w:tc>
+          <w:tcPr>
+            <w:tcW w:type="dxa" w:w="5386"/>
+            <w:shd w:val="clear" w:fill="E8E8E8"/>
+          </w:tcPr>
+          <w:p>
+            <w:pPr>
+              <w:keepNext/>
+              <w:spacing w:line="240" w:lineRule="auto" w:after="0"/>
+              <w:ind w:firstLine="0"/>
+              <w:jc w:val="left"/>
+            </w:pPr>
+            <w:r>
+              <w:rPr>
+                <w:rFonts w:ascii="Times New Roman" w:hAnsi="Times New Roman" w:cs="Times New Roman" w:eastAsia="Times New Roman"/>
+                <w:b/>
+                <w:i w:val="0"/>
+                <w:color w:val="000000"/>
+                <w:sz w:val="24"/>
+              </w:rPr>
+              <w:t>Роль</w:t>
+            </w:r>
+          </w:p>
+        </w:tc>
+      </w:tr>
       <w:tr>
         <w:trPr>
           <w:cantSplit w:val="true"/>
@@ -9462,7 +9571,7 @@
                 <w:color w:val="000000"/>
                 <w:sz w:val="24"/>
               </w:rPr>
-              <w:t>Go (требование исходников 1.26.9, сборочный образ 1.27.2), веб-каркас Echo, работа с базой через GORM и драйвер pgx, формирование электронных таблиц и печатных форм</w:t>
+              <w:t>Go (требование исходников 1.26.10, сборочный образ 1.27.3), веб-каркас Echo, работа с базой через GORM и драйвер pgx, формирование электронных таблиц и печатных форм</w:t>
             </w:r>
           </w:p>
         </w:tc>
@@ -10632,6 +10741,77 @@
           </w:p>
         </w:tc>
       </w:tr>
+      <w:tr>
+        <w:trPr>
+          <w:cantSplit w:val="true"/>
+        </w:trPr>
+        <w:tc>
+          <w:tcPr>
+            <w:tcW w:type="dxa" w:w="2268"/>
+          </w:tcPr>
+          <w:p>
+            <w:pPr>
+              <w:spacing w:line="240" w:lineRule="auto" w:after="0"/>
+              <w:ind w:firstLine="0"/>
+              <w:jc w:val="left"/>
+            </w:pPr>
+            <w:r>
+              <w:rPr>
+                <w:rFonts w:ascii="Times New Roman" w:hAnsi="Times New Roman" w:cs="Times New Roman" w:eastAsia="Times New Roman"/>
+                <w:b w:val="0"/>
+                <w:i w:val="0"/>
+                <w:color w:val="000000"/>
+                <w:sz w:val="24"/>
+              </w:rPr>
+              <w:t>Проверка сроков действия паролей</w:t>
+            </w:r>
+          </w:p>
+        </w:tc>
+        <w:tc>
+          <w:tcPr>
+            <w:tcW w:type="dxa" w:w="2126"/>
+          </w:tcPr>
+          <w:p>
+            <w:pPr>
+              <w:spacing w:line="240" w:lineRule="auto" w:after="0"/>
+              <w:ind w:firstLine="0"/>
+              <w:jc w:val="left"/>
+            </w:pPr>
+            <w:r>
+              <w:rPr>
+                <w:rFonts w:ascii="Times New Roman" w:hAnsi="Times New Roman" w:cs="Times New Roman" w:eastAsia="Times New Roman"/>
+                <w:b w:val="0"/>
+                <w:i w:val="0"/>
+                <w:color w:val="000000"/>
+                <w:sz w:val="24"/>
+              </w:rPr>
+              <w:t>Ежесуточно в 04:00</w:t>
+            </w:r>
+          </w:p>
+        </w:tc>
+        <w:tc>
+          <w:tcPr>
+            <w:tcW w:type="dxa" w:w="4961"/>
+          </w:tcPr>
+          <w:p>
+            <w:pPr>
+              <w:spacing w:line="240" w:lineRule="auto" w:after="0"/>
+              <w:ind w:firstLine="0"/>
+              <w:jc w:val="left"/>
+            </w:pPr>
+            <w:r>
+              <w:rPr>
+                <w:rFonts w:ascii="Times New Roman" w:hAnsi="Times New Roman" w:cs="Times New Roman" w:eastAsia="Times New Roman"/>
+                <w:b w:val="0"/>
+                <w:i w:val="0"/>
+                <w:color w:val="000000"/>
+                <w:sz w:val="24"/>
+              </w:rPr>
+              <w:t>Работникам, у которых срок действия пароля вышел, поднимается требование сменить пароль при следующем входе; тем, у кого срок подходит, заранее уходит предупреждение. Паролей задача не меняет и писем с паролями не рассылает. При выключенном сроке действия задача не делает ничего</w:t>
+            </w:r>
+          </w:p>
+        </w:tc>
+      </w:tr>
     </w:tbl>
     <w:p>
       <w:pPr>
@@ -10780,77 +10960,6 @@
                 <w:color w:val="000000"/>
                 <w:sz w:val="24"/>
               </w:rPr>
-              <w:t>Проверка сроков действия паролей</w:t>
-            </w:r>
-          </w:p>
-        </w:tc>
-        <w:tc>
-          <w:tcPr>
-            <w:tcW w:type="dxa" w:w="2126"/>
-          </w:tcPr>
-          <w:p>
-            <w:pPr>
-              <w:spacing w:line="240" w:lineRule="auto" w:after="0"/>
-              <w:ind w:firstLine="0"/>
-              <w:jc w:val="left"/>
-            </w:pPr>
-            <w:r>
-              <w:rPr>
-                <w:rFonts w:ascii="Times New Roman" w:hAnsi="Times New Roman" w:cs="Times New Roman" w:eastAsia="Times New Roman"/>
-                <w:b w:val="0"/>
-                <w:i w:val="0"/>
-                <w:color w:val="000000"/>
-                <w:sz w:val="24"/>
-              </w:rPr>
-              <w:t>Ежесуточно в 04:00</w:t>
-            </w:r>
-          </w:p>
-        </w:tc>
-        <w:tc>
-          <w:tcPr>
-            <w:tcW w:type="dxa" w:w="4961"/>
-          </w:tcPr>
-          <w:p>
-            <w:pPr>
-              <w:spacing w:line="240" w:lineRule="auto" w:after="0"/>
-              <w:ind w:firstLine="0"/>
-              <w:jc w:val="left"/>
-            </w:pPr>
-            <w:r>
-              <w:rPr>
-                <w:rFonts w:ascii="Times New Roman" w:hAnsi="Times New Roman" w:cs="Times New Roman" w:eastAsia="Times New Roman"/>
-                <w:b w:val="0"/>
-                <w:i w:val="0"/>
-                <w:color w:val="000000"/>
-                <w:sz w:val="24"/>
-              </w:rPr>
-              <w:t>Работникам, у которых срок действия пароля вышел, поднимается требование сменить пароль при следующем входе; тем, у кого срок подходит, заранее уходит предупреждение. Паролей задача не меняет и писем с паролями не рассылает. При выключенном сроке действия задача не делает ничего</w:t>
-            </w:r>
-          </w:p>
-        </w:tc>
-      </w:tr>
-      <w:tr>
-        <w:trPr>
-          <w:cantSplit w:val="true"/>
-        </w:trPr>
-        <w:tc>
-          <w:tcPr>
-            <w:tcW w:type="dxa" w:w="2268"/>
-          </w:tcPr>
-          <w:p>
-            <w:pPr>
-              <w:spacing w:line="240" w:lineRule="auto" w:after="0"/>
-              <w:ind w:firstLine="0"/>
-              <w:jc w:val="left"/>
-            </w:pPr>
-            <w:r>
-              <w:rPr>
-                <w:rFonts w:ascii="Times New Roman" w:hAnsi="Times New Roman" w:cs="Times New Roman" w:eastAsia="Times New Roman"/>
-                <w:b w:val="0"/>
-                <w:i w:val="0"/>
-                <w:color w:val="000000"/>
-                <w:sz w:val="24"/>
-              </w:rPr>
               <w:t>Разбор очереди писем</w:t>
             </w:r>
           </w:p>
@@ -11393,7 +11502,7 @@
           <w:color w:val="000000"/>
           <w:sz w:val="28"/>
         </w:rPr>
-        <w:t>База содержит 111 таблиц по перечню моделей и статических SQL-определений исходного кода: справочники, учётные записи и права, заявки со связанными сущностями, реестры людей и транспорта, таблицы постов, журналы.</w:t>
+        <w:t>База содержит 112 таблиц по перечню моделей и статических SQL-определений исходного кода: справочники, учётные записи и права, заявки со связанными сущностями, реестры людей и транспорта, таблицы постов, журналы.</w:t>
       </w:r>
     </w:p>
     <w:p>
@@ -11785,7 +11894,7 @@
           <w:color w:val="000000"/>
           <w:sz w:val="28"/>
         </w:rPr>
-        <w:t>Записи справочников не удаляются физически, а переводятся в архив. Заявка прошлого года, ссылающаяся на упразднённое место разгрузки или снятую с учёта марку, сохраняет ссылки на справочники; доступность персональных сведений дополнительно зависит от политики видимости и обезличивания по сроку хранения. Архивная запись не предлагается при заполнении новых заявок и помечается в старых.</w:t>
+        <w:t>Справочники, для которых предусмотрен архив, сохраняют прежние значения для связанных заявок. Это не универсальная корзина: записи реестров людей и машин могут удаляться физически. Для каждой сущности следует учитывать её штатный механизм удаления и историю; доступность персональных сведений дополнительно зависит от политики видимости и обезличивания по сроку хранения. Архивная запись не предлагается при заполнении новых заявок и помечается в старых.</w:t>
       </w:r>
     </w:p>
     <w:p>
@@ -11877,7 +11986,7 @@
           <w:color w:val="000000"/>
           <w:sz w:val="28"/>
         </w:rPr>
-        <w:t>Зарегистрировано 547 методов в 41 группе. Обычные JSON-ответы используют общую оболочку. Потоки файлов, служебные ответы и дополнительные маркеры отказа проверяются по конкретному методу, а не приводятся к JSON безусловно.</w:t>
+        <w:t>Зарегистрировано 548 методов в 41 группе. Обычные JSON-ответы используют общую оболочку. Потоки файлов, служебные ответы и дополнительные маркеры отказа проверяются по конкретному методу, а не приводятся к JSON безусловно.</w:t>
       </w:r>
     </w:p>
     <w:p>
@@ -12125,7 +12234,7 @@
           <w:color w:val="000000"/>
           <w:sz w:val="28"/>
         </w:rPr>
-        <w:t>Отдельно устроена выдача загруженных изображений: фотографии мест разгрузки и строк таблиц постов браузер запрашивает обычным тегом изображения, который маркер доступа не передаёт. Пропуском здесь служит файл cookie продления сеанса - браузер прикладывает его сам, - поэтому изображение получает только тот, кто вошёл в систему. Прежде такая ссылка отвечала кому угодно, и защищал её лишь случайный вид: имя файла на диске заменяется случайным и берётся из ответа метода, доступ к которому разграничен. Неугадываемость имени сохранена, но она больше не единственная преграда. Права на конкретный файл эта проверка не разбирает: вошедший работник, знающий имя, изображение получит - поэтому в каталог загруженных файлов не должно попадать ничего, кроме них самих (см. подраздел 13.6).</w:t>
+        <w:t>Для выдачи загруженных файлов используются действующая сессия и ограничения конкретного маршрута. Статическая раздача разрешена только для предусмотренных каталогов. Доступ к файлам, приложенным к заявке, дополнительно проверяется по самой заявке и принадлежности файла. Служебные выгрузки и файловый архив не выдаются общей раздачей каталога загрузок. Их методы применяют собственные проверки доступа.</w:t>
       </w:r>
     </w:p>
     <w:p>
@@ -12138,6 +12247,18 @@
           <w:sz w:val="28"/>
         </w:rPr>
         <w:t>Описание интерфейса формируется из аннотаций исходного кода при сборке. Аннотации могут отставать от реализации; при интеграции проверяют действующий маршрут, обработчик и фактический ответ сервера.</w:t>
+      </w:r>
+    </w:p>
+    <w:p>
+      <w:r>
+        <w:rPr>
+          <w:rFonts w:ascii="Times New Roman" w:hAnsi="Times New Roman" w:cs="Times New Roman" w:eastAsia="Times New Roman"/>
+          <w:b w:val="0"/>
+          <w:i w:val="0"/>
+          <w:color w:val="000000"/>
+          <w:sz w:val="28"/>
+        </w:rPr>
+        <w:t>Доступ к файлам, билетам скачивания и длительным потокам согласован с жизненным циклом сессии. При последующем запросе повторно проверяются её актуальность и ограничения действия. Открытые потоки периодически перепроверяют доступ. Уже переданные клиенту байты отозвать нельзя. Временная недоступность проверки приводит к отказу в операции и не означает успешного выхода или продолжения доступа.</w:t>
       </w:r>
     </w:p>
     <w:p>
@@ -12189,7 +12310,7 @@
           <w:color w:val="000000"/>
           <w:sz w:val="28"/>
         </w:rPr>
-        <w:t>Подключение к потоку событий авторизуется одноразовым билетом, а само соединение принудительно обновляется каждые 10 минут. При обновлении повторно проверяются права и блокировка учётной записи, поэтому отзыв доступа вступает в силу не позднее чем через 10 минут даже у работника с открытой страницей.</w:t>
+        <w:t>Подключение к потоку событий авторизуется одноразовым билетом. Состояние сессии и ограничения запроса повторно проверяются перед событием и при служебном сигнале раз в 25 секунд; при отказе поток закрывается. Отдельно соединение принудительно обновляется примерно через 10 минут. Это обновление не является единственным моментом проверки отзыва доступа.</w:t>
       </w:r>
     </w:p>
     <w:p>
@@ -12647,7 +12768,7 @@
                 <w:color w:val="000000"/>
                 <w:sz w:val="24"/>
               </w:rPr>
-              <w:t>Любая смена пароля аннулирует маркеры продления работника на всех устройствах</w:t>
+              <w:t>При собственной смене сохраняется текущая сессия, остальные завершаются. Административный сброс завершает сессии целевой учётной записи</w:t>
             </w:r>
           </w:p>
         </w:tc>
@@ -12821,7 +12942,7 @@
                 <w:color w:val="000000"/>
                 <w:sz w:val="24"/>
               </w:rPr>
-              <w:t>Обнаружение кражи сеанса</w:t>
+              <w:t>Повторное использование маркера продления</w:t>
             </w:r>
           </w:p>
         </w:tc>
@@ -12843,7 +12964,7 @@
                 <w:color w:val="000000"/>
                 <w:sz w:val="24"/>
               </w:rPr>
-              <w:t>Повторное предъявление уже использованного маркера аннулирует всю цепочку сеансов работника</w:t>
+              <w:t>Завершается соответствующая семья сессии; другие независимые сессии работника не считаются продолжением этой семьи</w:t>
             </w:r>
           </w:p>
         </w:tc>
@@ -12870,7 +12991,7 @@
                 <w:color w:val="000000"/>
                 <w:sz w:val="24"/>
               </w:rPr>
-              <w:t>Завершение всех сеансов</w:t>
+              <w:t>Отзыв сеансов</w:t>
             </w:r>
           </w:p>
         </w:tc>
@@ -12892,7 +13013,7 @@
                 <w:color w:val="000000"/>
                 <w:sz w:val="24"/>
               </w:rPr>
-              <w:t>Администратор может отозвать доступ работника немедленно</w:t>
+              <w:t>Сервер проверяет актуальность сессии при последующих обращениях; отзыв не ожидает окончания срока уже выданного маркера доступа</w:t>
             </w:r>
           </w:p>
         </w:tc>
@@ -13039,7 +13160,7 @@
           <w:color w:val="000000"/>
           <w:sz w:val="28"/>
         </w:rPr>
-        <w:t>Обнаружение кражи сеанса работает так: если маркер продления похищен и использован посторонним, законный работник при следующем продлении предъявит уже использованный маркер. Система расценит это как признак компрометации и прекратит оба сеанса, а событие останется в журнале.</w:t>
+        <w:t>При входе создаётся отдельная семья сессии. Ротация маркера продления сохраняет связь с этой семьёй. Повторное предъявление использованного маркера завершает соответствующую семью; независимые входы работника на других устройствах учитываются отдельно. Выход из текущего сеанса отзывает его семью. Завершение всех сеансов и административные действия применяют предусмотренный для них объём отзыва.</w:t>
       </w:r>
     </w:p>
     <w:p>
@@ -13063,7 +13184,7 @@
           <w:color w:val="000000"/>
           <w:sz w:val="28"/>
         </w:rPr>
-        <w:t>Он же служит пропуском к загруженным изображениям - видам мест разгрузки и постов. Тег изображения в браузере маркер доступа не передаёт, и раздача таких файлов проверяет именно этот cookie; до того как проверка появилась, изображение получал любой, кто знает адрес файла.</w:t>
+        <w:t>При чтении загруженных файлов браузер может предъявлять cookie сеанса. Сервер проверяет актуальную семью сессии и состояние учётной записи; само наличие cookie не является достаточным разрешением. Чтение файла не продлевает сессию. Если указан недействительный заголовок авторизации, он не заменяется другой личностью из cookie.</w:t>
       </w:r>
     </w:p>
     <w:p>
@@ -13159,7 +13280,7 @@
           <w:color w:val="000000"/>
           <w:sz w:val="28"/>
         </w:rPr>
-        <w:t>Тот же запрет держит и работника, у которого истёк срок действия пароля, - с той разницей, что открытого пароля в этом случае нет нигде. Требование в обоих случаях проверяется по состоянию учётной записи в базе данных, а не по выданному ранее маркеру доступа: оно вступает в силу не позже чем через 30 секунд и не ждёт, пока истечёт уже выданный маркер.</w:t>
+        <w:t>Требование сменить пароль при первом входе или по истечении срока учитывается при проверке текущего состояния учётной записи. Срок действия ранее выданного маркера не отменяет это требование. Доступными остаются предусмотренные действия для выполнения требования и завершения сеанса.</w:t>
       </w:r>
     </w:p>
     <w:p>
@@ -13171,7 +13292,7 @@
           <w:color w:val="000000"/>
           <w:sz w:val="28"/>
         </w:rPr>
-        <w:t>Смена пароля - работником или администратором - аннулирует все маркеры продления сеанса этого работника: продолжить работу на других устройствах и в ранее открытых вкладках нельзя, требуется войти заново. Требование сменить пароль по истечении срока сеансы не обрывает, и обрывать их незачем: проверка стоит на каждом обращении к серверу, поэтому уже открытая вкладка упирается в форму смены на первом же действии, а после смены пароля прежние маркеры отзовутся сами. И смена пароля, и отметка об истечении срока попадают в журнал изменений учётной записи - там же, где видны её блокировки и правки. Сам пароль ни в открытом виде, ни в составе письма в журналы не попадает.</w:t>
+        <w:t>При собственной смене пароля текущая сессия сохраняется, а остальные сессии учётной записи завершаются. Интерфейс обновляет состояние текущего входа и сообщает о необходимости повторного входа на других устройствах. Административный сброс завершает сессии целевой учётной записи. Изменение пароля и отзыв выполняются согласованно: ошибка операции не считается успешной сменой. События фиксируются в истории; сам пароль в журнал не записывается.</w:t>
       </w:r>
     </w:p>
     <w:p>
@@ -13195,7 +13316,7 @@
           <w:color w:val="000000"/>
           <w:sz w:val="28"/>
         </w:rPr>
-        <w:t>Свой пароль работник меняет сам: в личном кабинете кнопка «Сменить пароль», текущий пароль требуется подтвердить. Подтверждение нужно потому, что перехваченный чужой сеанс без него давал бы смену пароля, то есть полный захват учётной записи. Отдельно администратор может сменить пароль одному работнику с отправкой письмом - это замена прежнего порядка, при котором пароль придумывали руками и диктовали по телефону, то есть он проходил через третьи уши.</w:t>
+        <w:t>Свой пароль работник меняет в личном кабинете кнопкой «Сменить пароль», подтверждая текущий пароль. Для учётной записи типа «Охранник» собственной формы нет: пароль ведёт бюро пропусков. Подтверждение нужно потому, что перехваченный чужой сеанс без него давал бы смену пароля, то есть полный захват учётной записи. Отдельно администратор может сменить пароль одному работнику с отправкой письмом - это замена прежнего порядка, при котором пароль придумывали руками и диктовали по телефону, то есть он проходил через третьи уши.</w:t>
       </w:r>
     </w:p>
     <w:p>
@@ -13259,7 +13380,7 @@
           <w:color w:val="000000"/>
           <w:sz w:val="28"/>
         </w:rPr>
-        <w:t>Права вычисляются по принципу «запрещено всё, что не разрешено». Отсутствие явного разрешения означает отказ.</w:t>
+        <w:t>При проверке именованного права отсутствие разрешения означает отказ. Доступ к конкретному объекту дополнительно определяется его политикой: авторством, назначением, видимостью и текущим состоянием. Например, собственные поданные документы заявителя доступны по предусмотренному исключению; назначение согласующим само по себе не отменяет запрет согласования.</w:t>
       </w:r>
     </w:p>
     <w:p>
@@ -13299,19 +13420,29 @@
           <w:color w:val="000000"/>
           <w:sz w:val="28"/>
         </w:rPr>
-        <w:t>Работник сообщает, что раздел не открывается, список пуст или кнопка не работает, - а на своём экране администратор ничего подобного не видит: у них разные права, разные организации и разный состав данных. Прежде такую задачу решали единственным доступным способом: администратор узнавал у работника пароль и входил под ним. Порядок этот плох дважды. Пароль перестаёт быть известным только владельцу, тогда как меры защиты по приказу ФСТЭК России N 21 исходят из обратного - аутентификатор знает лишь тот, кому он выдан. И журнал перестаёт отвечать на вопрос «кто это сделал»: всё, что администратор сделает под чужой учётной записью, записывается на работника, и отделить одно от другого нечем.</w:t>
+        <w:t>Режим позволяет администратору проверить доступность раздела или действия в контексте выбранного работника, не узнавая его пароль. В журнале сохраняется связь с администратором, выполняющим действия.</w:t>
       </w:r>
     </w:p>
     <w:p>
       <w:r>
         <w:rPr>
           <w:rFonts w:ascii="Times New Roman" w:hAnsi="Times New Roman" w:cs="Times New Roman" w:eastAsia="Times New Roman"/>
+          <w:b/>
+          <w:i w:val="0"/>
+          <w:color w:val="000000"/>
+          <w:sz w:val="28"/>
+        </w:rPr>
+        <w:t>Кому доступен.</w:t>
+      </w:r>
+      <w:r>
+        <w:rPr>
+          <w:rFonts w:ascii="Times New Roman" w:hAnsi="Times New Roman" w:cs="Times New Roman" w:eastAsia="Times New Roman"/>
           <w:b w:val="0"/>
           <w:i w:val="0"/>
           <w:color w:val="000000"/>
           <w:sz w:val="28"/>
         </w:rPr>
-        <w:t>Поэтому в системе есть отдельный режим работы от чужого имени. Администратор открывает систему глазами работника, не зная и не меняя его пароля, а журнал сохраняет, что за этими действиями стоял администратор.</w:t>
+        <w:t xml:space="preserve"> Режим закрыт правом «Вход от имени пользователя». Одного права мало: сервер дополнительно сверяет полномочия сторон и отказывает, если у выбранного работника есть право, которого нет у самого администратора. От имени супер-администратора не входит никто, от имени администратора - только супер-администратор. Без такой проверки режим сам стал бы способом повысить себе полномочия: достаточно выбрать более полномочного человека и действовать его правами. Не открывается режим и для учётных записей, которые не пускают собственного владельца, - отключённых, заблокированных и тех, кому назначена обязательная смена пароля.</w:t>
       </w:r>
     </w:p>
     <w:p>
@@ -13323,7 +13454,7 @@
           <w:color w:val="000000"/>
           <w:sz w:val="28"/>
         </w:rPr>
-        <w:t>Кому доступен.</w:t>
+        <w:t>Что в режиме запрещено.</w:t>
       </w:r>
       <w:r>
         <w:rPr>
@@ -13333,29 +13464,7 @@
           <w:color w:val="000000"/>
           <w:sz w:val="28"/>
         </w:rPr>
-        <w:t xml:space="preserve"> Режим закрыт правом «Вход от имени пользователя». Одного права мало: сервер дополнительно сверяет полномочия сторон и отказывает, если у выбранного работника есть право, которого нет у самого администратора. От имени супер-администратора не входит никто, от имени администратора - только супер-администратор. Без такой проверки режим сам стал бы способом повысить себе полномочия: достаточно выбрать более полномочного человека и действовать его правами. Не открывается режим и для учётных записей, которые не пускают собственного владельца, - отключённых, заблокированных и тех, кому назначена обязательная смена пароля.</w:t>
-      </w:r>
-    </w:p>
-    <w:p>
-      <w:r>
-        <w:rPr>
-          <w:rFonts w:ascii="Times New Roman" w:hAnsi="Times New Roman" w:cs="Times New Roman" w:eastAsia="Times New Roman"/>
-          <w:b/>
-          <w:i w:val="0"/>
-          <w:color w:val="000000"/>
-          <w:sz w:val="28"/>
-        </w:rPr>
-        <w:t>Что в режиме запрещено.</w:t>
-      </w:r>
-      <w:r>
-        <w:rPr>
-          <w:rFonts w:ascii="Times New Roman" w:hAnsi="Times New Roman" w:cs="Times New Roman" w:eastAsia="Times New Roman"/>
-          <w:b w:val="0"/>
-          <w:i w:val="0"/>
-          <w:color w:val="000000"/>
-          <w:sz w:val="28"/>
-        </w:rPr>
-        <w:t xml:space="preserve"> Граница проведена по судьбе учётной записи: смотреть чужими глазами можно, распоряжаться учётной записью - нельзя. Чтение не ограничено ничем, ради него режим и заведён. Изменяющие обращения сверяются с закрытым перечнем, и попытка выполнить закрытое действие получает отказ с предложением вернуться в свою учётную запись.</w:t>
+        <w:t xml:space="preserve"> Граница проведена по судьбе учётной записи: смотреть чужими глазами можно, распоряжаться учётной записью - нельзя. Чтение ограничено правами, видимостью объектов и текущим состоянием выбранной учётной записи. Режим не открывает ей дополнительные данные. Изменяющие обращения сверяются с закрытым перечнем, и попытка выполнить закрытое действие получает отказ с предложением вернуться в свою учётную запись.</w:t>
       </w:r>
     </w:p>
     <w:p>
@@ -13639,6 +13748,153 @@
           </w:p>
         </w:tc>
       </w:tr>
+      <w:tr>
+        <w:trPr>
+          <w:cantSplit w:val="true"/>
+        </w:trPr>
+        <w:tc>
+          <w:tcPr>
+            <w:tcW w:type="dxa" w:w="3466"/>
+          </w:tcPr>
+          <w:p>
+            <w:pPr>
+              <w:spacing w:line="240" w:lineRule="auto" w:after="0"/>
+              <w:ind w:firstLine="0"/>
+              <w:jc w:val="left"/>
+            </w:pPr>
+            <w:r>
+              <w:rPr>
+                <w:rFonts w:ascii="Times New Roman" w:hAnsi="Times New Roman" w:cs="Times New Roman" w:eastAsia="Times New Roman"/>
+                <w:b w:val="0"/>
+                <w:i w:val="0"/>
+                <w:color w:val="000000"/>
+                <w:sz w:val="24"/>
+              </w:rPr>
+              <w:t>Правка прав, групп прав и ролей</w:t>
+            </w:r>
+          </w:p>
+        </w:tc>
+        <w:tc>
+          <w:tcPr>
+            <w:tcW w:type="dxa" w:w="5888"/>
+          </w:tcPr>
+          <w:p>
+            <w:pPr>
+              <w:spacing w:line="240" w:lineRule="auto" w:after="0"/>
+              <w:ind w:firstLine="0"/>
+              <w:jc w:val="left"/>
+            </w:pPr>
+            <w:r>
+              <w:rPr>
+                <w:rFonts w:ascii="Times New Roman" w:hAnsi="Times New Roman" w:cs="Times New Roman" w:eastAsia="Times New Roman"/>
+                <w:b w:val="0"/>
+                <w:i w:val="0"/>
+                <w:color w:val="000000"/>
+                <w:sz w:val="24"/>
+              </w:rPr>
+              <w:t>То же самое, но в обход карточки работника</w:t>
+            </w:r>
+          </w:p>
+        </w:tc>
+      </w:tr>
+      <w:tr>
+        <w:trPr>
+          <w:cantSplit w:val="true"/>
+        </w:trPr>
+        <w:tc>
+          <w:tcPr>
+            <w:tcW w:type="dxa" w:w="3466"/>
+          </w:tcPr>
+          <w:p>
+            <w:pPr>
+              <w:spacing w:line="240" w:lineRule="auto" w:after="0"/>
+              <w:ind w:firstLine="0"/>
+              <w:jc w:val="left"/>
+            </w:pPr>
+            <w:r>
+              <w:rPr>
+                <w:rFonts w:ascii="Times New Roman" w:hAnsi="Times New Roman" w:cs="Times New Roman" w:eastAsia="Times New Roman"/>
+                <w:b w:val="0"/>
+                <w:i w:val="0"/>
+                <w:color w:val="000000"/>
+                <w:sz w:val="24"/>
+              </w:rPr>
+              <w:t>Блокировка, разблокировка, снятие блокировки входа</w:t>
+            </w:r>
+          </w:p>
+        </w:tc>
+        <w:tc>
+          <w:tcPr>
+            <w:tcW w:type="dxa" w:w="5888"/>
+          </w:tcPr>
+          <w:p>
+            <w:pPr>
+              <w:spacing w:line="240" w:lineRule="auto" w:after="0"/>
+              <w:ind w:firstLine="0"/>
+              <w:jc w:val="left"/>
+            </w:pPr>
+            <w:r>
+              <w:rPr>
+                <w:rFonts w:ascii="Times New Roman" w:hAnsi="Times New Roman" w:cs="Times New Roman" w:eastAsia="Times New Roman"/>
+                <w:b w:val="0"/>
+                <w:i w:val="0"/>
+                <w:color w:val="000000"/>
+                <w:sz w:val="24"/>
+              </w:rPr>
+              <w:t>Распоряжение доступом, пусть и в пользу владельца</w:t>
+            </w:r>
+          </w:p>
+        </w:tc>
+      </w:tr>
+      <w:tr>
+        <w:trPr>
+          <w:cantSplit w:val="true"/>
+        </w:trPr>
+        <w:tc>
+          <w:tcPr>
+            <w:tcW w:type="dxa" w:w="3466"/>
+          </w:tcPr>
+          <w:p>
+            <w:pPr>
+              <w:spacing w:line="240" w:lineRule="auto" w:after="0"/>
+              <w:ind w:firstLine="0"/>
+              <w:jc w:val="left"/>
+            </w:pPr>
+            <w:r>
+              <w:rPr>
+                <w:rFonts w:ascii="Times New Roman" w:hAnsi="Times New Roman" w:cs="Times New Roman" w:eastAsia="Times New Roman"/>
+                <w:b w:val="0"/>
+                <w:i w:val="0"/>
+                <w:color w:val="000000"/>
+                <w:sz w:val="24"/>
+              </w:rPr>
+              <w:t>Вход от имени третьего работника</w:t>
+            </w:r>
+          </w:p>
+        </w:tc>
+        <w:tc>
+          <w:tcPr>
+            <w:tcW w:type="dxa" w:w="5888"/>
+          </w:tcPr>
+          <w:p>
+            <w:pPr>
+              <w:spacing w:line="240" w:lineRule="auto" w:after="0"/>
+              <w:ind w:firstLine="0"/>
+              <w:jc w:val="left"/>
+            </w:pPr>
+            <w:r>
+              <w:rPr>
+                <w:rFonts w:ascii="Times New Roman" w:hAnsi="Times New Roman" w:cs="Times New Roman" w:eastAsia="Times New Roman"/>
+                <w:b w:val="0"/>
+                <w:i w:val="0"/>
+                <w:color w:val="000000"/>
+                <w:sz w:val="24"/>
+              </w:rPr>
+              <w:t>Иначе проверка полномочий обходится в два шага</w:t>
+            </w:r>
+          </w:p>
+        </w:tc>
+      </w:tr>
     </w:tbl>
     <w:p>
       <w:pPr>
@@ -13762,153 +14018,6 @@
                 <w:color w:val="000000"/>
                 <w:sz w:val="24"/>
               </w:rPr>
-              <w:t>Правка прав, групп прав и ролей</w:t>
-            </w:r>
-          </w:p>
-        </w:tc>
-        <w:tc>
-          <w:tcPr>
-            <w:tcW w:type="dxa" w:w="5888"/>
-          </w:tcPr>
-          <w:p>
-            <w:pPr>
-              <w:spacing w:line="240" w:lineRule="auto" w:after="0"/>
-              <w:ind w:firstLine="0"/>
-              <w:jc w:val="left"/>
-            </w:pPr>
-            <w:r>
-              <w:rPr>
-                <w:rFonts w:ascii="Times New Roman" w:hAnsi="Times New Roman" w:cs="Times New Roman" w:eastAsia="Times New Roman"/>
-                <w:b w:val="0"/>
-                <w:i w:val="0"/>
-                <w:color w:val="000000"/>
-                <w:sz w:val="24"/>
-              </w:rPr>
-              <w:t>То же самое, но в обход карточки работника</w:t>
-            </w:r>
-          </w:p>
-        </w:tc>
-      </w:tr>
-      <w:tr>
-        <w:trPr>
-          <w:cantSplit w:val="true"/>
-        </w:trPr>
-        <w:tc>
-          <w:tcPr>
-            <w:tcW w:type="dxa" w:w="3466"/>
-          </w:tcPr>
-          <w:p>
-            <w:pPr>
-              <w:spacing w:line="240" w:lineRule="auto" w:after="0"/>
-              <w:ind w:firstLine="0"/>
-              <w:jc w:val="left"/>
-            </w:pPr>
-            <w:r>
-              <w:rPr>
-                <w:rFonts w:ascii="Times New Roman" w:hAnsi="Times New Roman" w:cs="Times New Roman" w:eastAsia="Times New Roman"/>
-                <w:b w:val="0"/>
-                <w:i w:val="0"/>
-                <w:color w:val="000000"/>
-                <w:sz w:val="24"/>
-              </w:rPr>
-              <w:t>Блокировка, разблокировка, снятие блокировки входа</w:t>
-            </w:r>
-          </w:p>
-        </w:tc>
-        <w:tc>
-          <w:tcPr>
-            <w:tcW w:type="dxa" w:w="5888"/>
-          </w:tcPr>
-          <w:p>
-            <w:pPr>
-              <w:spacing w:line="240" w:lineRule="auto" w:after="0"/>
-              <w:ind w:firstLine="0"/>
-              <w:jc w:val="left"/>
-            </w:pPr>
-            <w:r>
-              <w:rPr>
-                <w:rFonts w:ascii="Times New Roman" w:hAnsi="Times New Roman" w:cs="Times New Roman" w:eastAsia="Times New Roman"/>
-                <w:b w:val="0"/>
-                <w:i w:val="0"/>
-                <w:color w:val="000000"/>
-                <w:sz w:val="24"/>
-              </w:rPr>
-              <w:t>Распоряжение доступом, пусть и в пользу владельца</w:t>
-            </w:r>
-          </w:p>
-        </w:tc>
-      </w:tr>
-      <w:tr>
-        <w:trPr>
-          <w:cantSplit w:val="true"/>
-        </w:trPr>
-        <w:tc>
-          <w:tcPr>
-            <w:tcW w:type="dxa" w:w="3466"/>
-          </w:tcPr>
-          <w:p>
-            <w:pPr>
-              <w:spacing w:line="240" w:lineRule="auto" w:after="0"/>
-              <w:ind w:firstLine="0"/>
-              <w:jc w:val="left"/>
-            </w:pPr>
-            <w:r>
-              <w:rPr>
-                <w:rFonts w:ascii="Times New Roman" w:hAnsi="Times New Roman" w:cs="Times New Roman" w:eastAsia="Times New Roman"/>
-                <w:b w:val="0"/>
-                <w:i w:val="0"/>
-                <w:color w:val="000000"/>
-                <w:sz w:val="24"/>
-              </w:rPr>
-              <w:t>Вход от имени третьего работника</w:t>
-            </w:r>
-          </w:p>
-        </w:tc>
-        <w:tc>
-          <w:tcPr>
-            <w:tcW w:type="dxa" w:w="5888"/>
-          </w:tcPr>
-          <w:p>
-            <w:pPr>
-              <w:spacing w:line="240" w:lineRule="auto" w:after="0"/>
-              <w:ind w:firstLine="0"/>
-              <w:jc w:val="left"/>
-            </w:pPr>
-            <w:r>
-              <w:rPr>
-                <w:rFonts w:ascii="Times New Roman" w:hAnsi="Times New Roman" w:cs="Times New Roman" w:eastAsia="Times New Roman"/>
-                <w:b w:val="0"/>
-                <w:i w:val="0"/>
-                <w:color w:val="000000"/>
-                <w:sz w:val="24"/>
-              </w:rPr>
-              <w:t>Иначе проверка полномочий обходится в два шага</w:t>
-            </w:r>
-          </w:p>
-        </w:tc>
-      </w:tr>
-      <w:tr>
-        <w:trPr>
-          <w:cantSplit w:val="true"/>
-        </w:trPr>
-        <w:tc>
-          <w:tcPr>
-            <w:tcW w:type="dxa" w:w="3466"/>
-          </w:tcPr>
-          <w:p>
-            <w:pPr>
-              <w:spacing w:line="240" w:lineRule="auto" w:after="0"/>
-              <w:ind w:firstLine="0"/>
-              <w:jc w:val="left"/>
-            </w:pPr>
-            <w:r>
-              <w:rPr>
-                <w:rFonts w:ascii="Times New Roman" w:hAnsi="Times New Roman" w:cs="Times New Roman" w:eastAsia="Times New Roman"/>
-                <w:b w:val="0"/>
-                <w:i w:val="0"/>
-                <w:color w:val="000000"/>
-                <w:sz w:val="24"/>
-              </w:rPr>
               <w:t>Подтверждение и отзыв согласия на обработку персональных данных</w:t>
             </w:r>
           </w:p>
@@ -14631,7 +14740,7 @@
           <w:color w:val="000000"/>
           <w:sz w:val="28"/>
         </w:rPr>
-        <w:t>Шифрование выполняется автоматически при записи и расшифровка при чтении, поэтому записать такие сведения в открытом виде в обход шифрования нельзя.</w:t>
+        <w:t>Штатные методы моделей выполняют шифрование при записи и расшифровку при чтении. Это не защита от произвольного прямого вмешательства в базу; доступ к ней и ключам ограничивается отдельно.</w:t>
       </w:r>
     </w:p>
     <w:p>
@@ -14723,7 +14832,7 @@
           <w:color w:val="000000"/>
           <w:sz w:val="28"/>
         </w:rPr>
-        <w:t>Даже с шифрованием каталог архива защищается наравне с базой: права на чтение только у прикладного сервера и у тех, кому папка отдана в сетевой доступ, а сам каталог не может находиться внутри общедоступных каталогов системы - прикладной сервер проверяет это при запуске. Порядок описан в руководстве по развёртыванию и сопровождению.</w:t>
+        <w:t>Даже с шифрованием каталог архива защищается наравне с базой: доступ нужен прикладной службе и уполномоченному эксплуатационному персоналу для необходимых операций. Прямой сетевой доступ не заменяет выдачу через приложение и не применяет её ограничения согласий. Каталог не может находиться внутри публичной раздачи — это проверяется при запуске. Внешние общие ресурсы и прежние права каталогов требуют отдельной эксплуатационной проверки, см. руководство по развёртыванию и сопровождению, подраздел 9.7.</w:t>
       </w:r>
     </w:p>
     <w:p>
@@ -14747,7 +14856,7 @@
           <w:color w:val="000000"/>
           <w:sz w:val="28"/>
         </w:rPr>
-        <w:t>Работник, которому право выдано, выбирает наполнение при скачивании переключателем: бланк со сведениями документов или без них. Положение по умолчанию закрытое - вынос сведений из системы должен быть решением, а не тем, что произошло само. Тот же порядок действует на всех путях выдачи, включая просмотр бланка на экране, сохранённые копии из файлового архива и архив заявки: иначе закрытое в одном месте забиралось бы в другом. Проверка выполняется на сервере, поэтому подстановка признака в адрес ссылки прав не добавляет.</w:t>
+        <w:t>Работник, которому право выдано, выбирает наполнение при скачивании переключателем: бланк со сведениями документов или без них. Положение по умолчанию закрытое - вынос сведений из системы должен быть решением, а не тем, что произошло само. Текущая политика документных полей применяется при формировании и просмотре актуального бланка. Сохранённые исторические оригиналы не редактируются на лету и имеют самостоятельные, более строгие ограничения выдачи, см. подраздел 6.1. Проверка выполняется на сервере, поэтому подстановка признака в адрес ссылки прав не добавляет.</w:t>
       </w:r>
     </w:p>
     <w:p>
@@ -15014,7 +15123,7 @@
           <w:color w:val="000000"/>
           <w:sz w:val="28"/>
         </w:rPr>
-        <w:t>Новый работник при первом входе встречает сразу два требования: согласиться с текстом и задать свой пароль взамен присланного. Порядок между ними задан - сначала согласие, затем пароль, - и пока открыто окно согласия, требование сменить пароль его не перебивает. Порядок именно задан, а не сложился: два независимых требования, каждое из которых закрывает всё постороннее, иначе закрыли бы друг другу единственный выход, и работник не попал бы в систему вовсе.</w:t>
+        <w:t>Если включены соответствующие настройки, при первом входе могут потребоваться согласие с текстом и смена выданного пароля. Для учётных записей, которым доступны оба действия, порядок между ними задан - сначала согласие, затем пароль, - и пока открыто окно согласия, требование сменить пароль его не перебивает. Порядок именно задан, а не сложился: два независимых требования, каждое из которых закрывает всё постороннее, иначе закрыли бы друг другу единственный выход, и работник не попал бы в систему вовсе.</w:t>
       </w:r>
     </w:p>
     <w:p>
@@ -15084,7 +15193,19 @@
           <w:color w:val="000000"/>
           <w:sz w:val="28"/>
         </w:rPr>
-        <w:t>Скрытие снимается, как только работник согласился хотя бы раз: признаком служит наличие согласия вообще, а не подтверждение текущей редакции - иначе правка текста разом обезличила бы всех, кто ещё не успел перезайти. Пока требование согласия выключено, не скрывается ничего.</w:t>
+        <w:t>Скрытие снимается при наличии выданного и не отозванного согласия: одного исторического факта согласия недостаточно. Для отображения имени не требуется подтверждать именно текущую редакцию — повышение редакции само по себе не обезличивает всех работников. Маскирование действует при включённом требовании согласия и непустом тексте; правила выдачи исторических оригиналов отдельно учитывают неурегулированные отзывы, даже если это требование выключено, см. подраздел 6.1.</w:t>
+      </w:r>
+    </w:p>
+    <w:p>
+      <w:r>
+        <w:rPr>
+          <w:rFonts w:ascii="Times New Roman" w:hAnsi="Times New Roman" w:cs="Times New Roman" w:eastAsia="Times New Roman"/>
+          <w:b w:val="0"/>
+          <w:i w:val="0"/>
+          <w:color w:val="000000"/>
+          <w:sz w:val="28"/>
+        </w:rPr>
+        <w:t>Маска имени принимающего и отсутствие согласия — разные основания. Заданную подпись принимающего обычные пользователи видят вместо его ФИО; действующие незаблокированные администраторы и суперадминистраторы могут работать с настоящим именем. Маскирование из-за отсутствия согласия имеет приоритет и не снимается административной ролью. Поиск, списки, история и выгрузки должны применять одну и ту же политику отображения.</w:t>
       </w:r>
     </w:p>
     <w:p>
@@ -15455,6 +15576,132 @@
           </w:p>
         </w:tc>
       </w:tr>
+    </w:tbl>
+    <w:p>
+      <w:pPr>
+        <w:spacing w:after="0" w:line="240" w:lineRule="auto"/>
+        <w:ind w:firstLine="0"/>
+      </w:pPr>
+      <w:r>
+        <w:rPr>
+          <w:rFonts w:ascii="Times New Roman" w:hAnsi="Times New Roman" w:cs="Times New Roman" w:eastAsia="Times New Roman"/>
+          <w:b w:val="0"/>
+          <w:i w:val="0"/>
+          <w:color w:val="000000"/>
+          <w:sz w:val="12"/>
+        </w:rPr>
+      </w:r>
+    </w:p>
+    <w:p>
+      <w:pPr>
+        <w:keepNext/>
+        <w:spacing w:line="240" w:lineRule="auto" w:before="160" w:after="80"/>
+        <w:ind w:firstLine="0"/>
+        <w:jc w:val="left"/>
+      </w:pPr>
+      <w:r>
+        <w:rPr>
+          <w:rFonts w:ascii="Times New Roman" w:hAnsi="Times New Roman" w:cs="Times New Roman" w:eastAsia="Times New Roman"/>
+          <w:b w:val="0"/>
+          <w:i/>
+          <w:color w:val="000000"/>
+          <w:sz w:val="24"/>
+        </w:rPr>
+        <w:t>Продолжение таблицы 13.4</w:t>
+      </w:r>
+    </w:p>
+    <w:tbl>
+      <w:tblPr>
+        <w:tblStyle w:val="TableGrid"/>
+        <w:tblW w:type="auto" w:w="0"/>
+        <w:jc w:val="center"/>
+        <w:tblLayout w:type="fixed"/>
+        <w:tblLook w:firstColumn="1" w:firstRow="1" w:lastColumn="0" w:lastRow="0" w:noHBand="0" w:noVBand="1" w:val="04A0"/>
+        <w:tblLayout w:type="fixed"/>
+      </w:tblPr>
+      <w:tblGrid>
+        <w:gridCol w:w="2203"/>
+        <w:gridCol w:w="4632"/>
+        <w:gridCol w:w="2521"/>
+      </w:tblGrid>
+      <w:tr>
+        <w:trPr>
+          <w:tblHeader w:val="true"/>
+          <w:cantSplit w:val="true"/>
+        </w:trPr>
+        <w:tc>
+          <w:tcPr>
+            <w:tcW w:type="dxa" w:w="2203"/>
+            <w:shd w:val="clear" w:fill="E8E8E8"/>
+          </w:tcPr>
+          <w:p>
+            <w:pPr>
+              <w:keepNext/>
+              <w:spacing w:line="240" w:lineRule="auto" w:after="0"/>
+              <w:ind w:firstLine="0"/>
+              <w:jc w:val="left"/>
+            </w:pPr>
+            <w:r>
+              <w:rPr>
+                <w:rFonts w:ascii="Times New Roman" w:hAnsi="Times New Roman" w:cs="Times New Roman" w:eastAsia="Times New Roman"/>
+                <w:b/>
+                <w:i w:val="0"/>
+                <w:color w:val="000000"/>
+                <w:sz w:val="24"/>
+              </w:rPr>
+              <w:t>Журнал</w:t>
+            </w:r>
+          </w:p>
+        </w:tc>
+        <w:tc>
+          <w:tcPr>
+            <w:tcW w:type="dxa" w:w="4631"/>
+            <w:shd w:val="clear" w:fill="E8E8E8"/>
+          </w:tcPr>
+          <w:p>
+            <w:pPr>
+              <w:keepNext/>
+              <w:spacing w:line="240" w:lineRule="auto" w:after="0"/>
+              <w:ind w:firstLine="0"/>
+              <w:jc w:val="left"/>
+            </w:pPr>
+            <w:r>
+              <w:rPr>
+                <w:rFonts w:ascii="Times New Roman" w:hAnsi="Times New Roman" w:cs="Times New Roman" w:eastAsia="Times New Roman"/>
+                <w:b/>
+                <w:i w:val="0"/>
+                <w:color w:val="000000"/>
+                <w:sz w:val="24"/>
+              </w:rPr>
+              <w:t>Что фиксирует</w:t>
+            </w:r>
+          </w:p>
+        </w:tc>
+        <w:tc>
+          <w:tcPr>
+            <w:tcW w:type="dxa" w:w="2520"/>
+            <w:shd w:val="clear" w:fill="E8E8E8"/>
+          </w:tcPr>
+          <w:p>
+            <w:pPr>
+              <w:keepNext/>
+              <w:spacing w:line="240" w:lineRule="auto" w:after="0"/>
+              <w:ind w:firstLine="0"/>
+              <w:jc w:val="left"/>
+            </w:pPr>
+            <w:r>
+              <w:rPr>
+                <w:rFonts w:ascii="Times New Roman" w:hAnsi="Times New Roman" w:cs="Times New Roman" w:eastAsia="Times New Roman"/>
+                <w:b/>
+                <w:i w:val="0"/>
+                <w:color w:val="000000"/>
+                <w:sz w:val="24"/>
+              </w:rPr>
+              <w:t>Кому доступен</w:t>
+            </w:r>
+          </w:p>
+        </w:tc>
+      </w:tr>
       <w:tr>
         <w:trPr>
           <w:cantSplit w:val="true"/>
@@ -16316,7 +16563,7 @@
           <w:color w:val="000000"/>
           <w:sz w:val="28"/>
         </w:rPr>
-        <w:t>Дополнительно проведён аудит разграничения доступа по методике проверки функциональной авторизации: последовательно проверялось, что каждое действие недоступно работнику без соответствующего права. Выявленные несоответствия устранены. Чтобы они не появились вновь при развитии системы, добавлены автоматические проверки, закрепляющие требуемое разграничение: попытка выпустить версию, в которой действие открыто без права, будет остановлена на этапе проверок.</w:t>
+        <w:t>Дополнительно проведён аудит разграничения доступа по методике проверки функциональной авторизации: последовательно проверялось, что каждое действие недоступно работнику без соответствующего права. Для исправленных сценариев добавлены регрессионные проверки разграничения. Они закрепляют проверенные условия, но не доказывают отсутствие ошибок во всём приложении; новые сценарии и изменения ролей требуют отдельной проверки.</w:t>
       </w:r>
     </w:p>
     <w:p>
@@ -16564,7 +16811,7 @@
                 <w:color w:val="000000"/>
                 <w:sz w:val="24"/>
               </w:rPr>
-              <w:t>2674 теста в 544 файлах</w:t>
+              <w:t>2796 тестов в 587 файлах</w:t>
             </w:r>
           </w:p>
         </w:tc>
@@ -16657,7 +16904,7 @@
                 <w:color w:val="000000"/>
                 <w:sz w:val="24"/>
               </w:rPr>
-              <w:t>5974 теста в 689 файлах</w:t>
+              <w:t>6080 тестов в 706 файлах</w:t>
             </w:r>
           </w:p>
         </w:tc>
@@ -16833,7 +17080,7 @@
                 <w:color w:val="000000"/>
                 <w:sz w:val="24"/>
               </w:rPr>
-              <w:t>8839</w:t>
+              <w:t>9067</w:t>
             </w:r>
           </w:p>
         </w:tc>
@@ -17400,7 +17647,47 @@
                 <w:color w:val="000000"/>
                 <w:sz w:val="24"/>
               </w:rPr>
-              <w:t>Разворачивается база данных, тесты прогоняются с обнаружением состязаний за общие данные</w:t>
+              <w:t>Пять независимых групп с отдельными исполнителями и тестовыми базами: две группы обработчиков, две сервисов и остальные пакеты. Сохраняются все тесты, проверка гонок (</w:t>
+            </w:r>
+            <w:r>
+              <w:rPr>
+                <w:rFonts w:ascii="Courier New" w:hAnsi="Courier New" w:cs="Courier New" w:eastAsia="Courier New"/>
+                <w:b w:val="0"/>
+                <w:i w:val="0"/>
+                <w:color w:val="000000"/>
+                <w:sz w:val="20"/>
+              </w:rPr>
+              <w:t>-race</w:t>
+            </w:r>
+            <w:r>
+              <w:rPr>
+                <w:rFonts w:ascii="Times New Roman" w:hAnsi="Times New Roman" w:cs="Times New Roman" w:eastAsia="Times New Roman"/>
+                <w:b w:val="0"/>
+                <w:i w:val="0"/>
+                <w:color w:val="000000"/>
+                <w:sz w:val="24"/>
+              </w:rPr>
+              <w:t>), отключение повторного использования результата (</w:t>
+            </w:r>
+            <w:r>
+              <w:rPr>
+                <w:rFonts w:ascii="Courier New" w:hAnsi="Courier New" w:cs="Courier New" w:eastAsia="Courier New"/>
+                <w:b w:val="0"/>
+                <w:i w:val="0"/>
+                <w:color w:val="000000"/>
+                <w:sz w:val="20"/>
+              </w:rPr>
+              <w:t>-count=1</w:t>
+            </w:r>
+            <w:r>
+              <w:rPr>
+                <w:rFonts w:ascii="Times New Roman" w:hAnsi="Times New Roman" w:cs="Times New Roman" w:eastAsia="Times New Roman"/>
+                <w:b w:val="0"/>
+                <w:i w:val="0"/>
+                <w:color w:val="000000"/>
+                <w:sz w:val="24"/>
+              </w:rPr>
+              <w:t>) и предел 1000 секунд для пакета. Итоговая проверка Go Tests успешна только после всех групп</w:t>
             </w:r>
           </w:p>
         </w:tc>
@@ -17548,153 +17835,6 @@
                 <w:sz w:val="24"/>
               </w:rPr>
               <w:t>Прогон тестов интерфейса</w:t>
-            </w:r>
-          </w:p>
-        </w:tc>
-      </w:tr>
-      <w:tr>
-        <w:trPr>
-          <w:cantSplit w:val="true"/>
-        </w:trPr>
-        <w:tc>
-          <w:tcPr>
-            <w:tcW w:type="dxa" w:w="2268"/>
-          </w:tcPr>
-          <w:p>
-            <w:pPr>
-              <w:spacing w:line="240" w:lineRule="auto" w:after="0"/>
-              <w:ind w:firstLine="0"/>
-              <w:jc w:val="left"/>
-            </w:pPr>
-            <w:r>
-              <w:rPr>
-                <w:rFonts w:ascii="Times New Roman" w:hAnsi="Times New Roman" w:cs="Times New Roman" w:eastAsia="Times New Roman"/>
-                <w:b w:val="0"/>
-                <w:i w:val="0"/>
-                <w:color w:val="000000"/>
-                <w:sz w:val="24"/>
-              </w:rPr>
-              <w:t>Сборка образов</w:t>
-            </w:r>
-          </w:p>
-        </w:tc>
-        <w:tc>
-          <w:tcPr>
-            <w:tcW w:type="dxa" w:w="7087"/>
-          </w:tcPr>
-          <w:p>
-            <w:pPr>
-              <w:spacing w:line="240" w:lineRule="auto" w:after="0"/>
-              <w:ind w:firstLine="0"/>
-              <w:jc w:val="left"/>
-            </w:pPr>
-            <w:r>
-              <w:rPr>
-                <w:rFonts w:ascii="Times New Roman" w:hAnsi="Times New Roman" w:cs="Times New Roman" w:eastAsia="Times New Roman"/>
-                <w:b w:val="0"/>
-                <w:i w:val="0"/>
-                <w:color w:val="000000"/>
-                <w:sz w:val="24"/>
-              </w:rPr>
-              <w:t>Собираются образы контейнеров, проверяется, что процесс внутри работает от непривилегированного пользователя, после чего проверенные образы помещаются в хранилище образов</w:t>
-            </w:r>
-          </w:p>
-        </w:tc>
-      </w:tr>
-      <w:tr>
-        <w:trPr>
-          <w:cantSplit w:val="true"/>
-        </w:trPr>
-        <w:tc>
-          <w:tcPr>
-            <w:tcW w:type="dxa" w:w="2268"/>
-          </w:tcPr>
-          <w:p>
-            <w:pPr>
-              <w:spacing w:line="240" w:lineRule="auto" w:after="0"/>
-              <w:ind w:firstLine="0"/>
-              <w:jc w:val="left"/>
-            </w:pPr>
-            <w:r>
-              <w:rPr>
-                <w:rFonts w:ascii="Times New Roman" w:hAnsi="Times New Roman" w:cs="Times New Roman" w:eastAsia="Times New Roman"/>
-                <w:b w:val="0"/>
-                <w:i w:val="0"/>
-                <w:color w:val="000000"/>
-                <w:sz w:val="24"/>
-              </w:rPr>
-              <w:t>Выкладывание на стенд</w:t>
-            </w:r>
-          </w:p>
-        </w:tc>
-        <w:tc>
-          <w:tcPr>
-            <w:tcW w:type="dxa" w:w="7087"/>
-          </w:tcPr>
-          <w:p>
-            <w:pPr>
-              <w:spacing w:line="240" w:lineRule="auto" w:after="0"/>
-              <w:ind w:firstLine="0"/>
-              <w:jc w:val="left"/>
-            </w:pPr>
-            <w:r>
-              <w:rPr>
-                <w:rFonts w:ascii="Times New Roman" w:hAnsi="Times New Roman" w:cs="Times New Roman" w:eastAsia="Times New Roman"/>
-                <w:b w:val="0"/>
-                <w:i w:val="0"/>
-                <w:color w:val="000000"/>
-                <w:sz w:val="24"/>
-              </w:rPr>
-              <w:t>Только при попадании изменения в основную ветку: стенд забирает готовые образы из хранилища и перезапускается</w:t>
-            </w:r>
-          </w:p>
-        </w:tc>
-      </w:tr>
-      <w:tr>
-        <w:trPr>
-          <w:cantSplit w:val="true"/>
-        </w:trPr>
-        <w:tc>
-          <w:tcPr>
-            <w:tcW w:type="dxa" w:w="2268"/>
-          </w:tcPr>
-          <w:p>
-            <w:pPr>
-              <w:spacing w:line="240" w:lineRule="auto" w:after="0"/>
-              <w:ind w:firstLine="0"/>
-              <w:jc w:val="left"/>
-            </w:pPr>
-            <w:r>
-              <w:rPr>
-                <w:rFonts w:ascii="Times New Roman" w:hAnsi="Times New Roman" w:cs="Times New Roman" w:eastAsia="Times New Roman"/>
-                <w:b w:val="0"/>
-                <w:i w:val="0"/>
-                <w:color w:val="000000"/>
-                <w:sz w:val="24"/>
-              </w:rPr>
-              <w:t>Итоговый контроль</w:t>
-            </w:r>
-          </w:p>
-        </w:tc>
-        <w:tc>
-          <w:tcPr>
-            <w:tcW w:type="dxa" w:w="7087"/>
-          </w:tcPr>
-          <w:p>
-            <w:pPr>
-              <w:spacing w:line="240" w:lineRule="auto" w:after="0"/>
-              <w:ind w:firstLine="0"/>
-              <w:jc w:val="left"/>
-            </w:pPr>
-            <w:r>
-              <w:rPr>
-                <w:rFonts w:ascii="Times New Roman" w:hAnsi="Times New Roman" w:cs="Times New Roman" w:eastAsia="Times New Roman"/>
-                <w:b w:val="0"/>
-                <w:i w:val="0"/>
-                <w:color w:val="000000"/>
-                <w:sz w:val="24"/>
-              </w:rPr>
-              <w:t>Отдельный этап, который завершается неудачей, если неудачей закончился любой предыдущий</w:t>
             </w:r>
           </w:p>
         </w:tc>
@@ -17713,154 +17853,6 @@
           <w:color w:val="000000"/>
           <w:sz w:val="12"/>
         </w:rPr>
-      </w:r>
-    </w:p>
-    <w:p>
-      <w:r>
-        <w:rPr>
-          <w:rFonts w:ascii="Times New Roman" w:hAnsi="Times New Roman" w:cs="Times New Roman" w:eastAsia="Times New Roman"/>
-          <w:b/>
-          <w:i w:val="0"/>
-          <w:color w:val="000000"/>
-          <w:sz w:val="28"/>
-        </w:rPr>
-        <w:t>Сквозные сценарии.</w:t>
-      </w:r>
-      <w:r>
-        <w:rPr>
-          <w:rFonts w:ascii="Times New Roman" w:hAnsi="Times New Roman" w:cs="Times New Roman" w:eastAsia="Times New Roman"/>
-          <w:b w:val="0"/>
-          <w:i w:val="0"/>
-          <w:color w:val="000000"/>
-          <w:sz w:val="28"/>
-        </w:rPr>
-        <w:t xml:space="preserve"> Выполняются при запросе на слияние в основную ветку, если изменения затронули интерфейс или серверную часть. Прогон идёт в браузере на четырёх параллельных потоках, отчёт сохраняется при неудаче.</w:t>
-      </w:r>
-    </w:p>
-    <w:p>
-      <w:r>
-        <w:rPr>
-          <w:rFonts w:ascii="Times New Roman" w:hAnsi="Times New Roman" w:cs="Times New Roman" w:eastAsia="Times New Roman"/>
-          <w:b/>
-          <w:i w:val="0"/>
-          <w:color w:val="000000"/>
-          <w:sz w:val="28"/>
-        </w:rPr>
-        <w:t>Сканирование уязвимостей и поиск секретов.</w:t>
-      </w:r>
-      <w:r>
-        <w:rPr>
-          <w:rFonts w:ascii="Times New Roman" w:hAnsi="Times New Roman" w:cs="Times New Roman" w:eastAsia="Times New Roman"/>
-          <w:b w:val="0"/>
-          <w:i w:val="0"/>
-          <w:color w:val="000000"/>
-          <w:sz w:val="28"/>
-        </w:rPr>
-        <w:t xml:space="preserve"> Выполняется на изменения в основной и производственной ветках, а также еженедельно по расписанию. Расписание нужно потому, что сведения об уязвимости часто появляются уже после выпуска версии, когда сама программа не менялась. Тем же процессом вся история изменений проверяется на присутствие паролей, ключей и маркеров доступа. Состав средств приведён в подразделе 13.10.</w:t>
-      </w:r>
-    </w:p>
-    <w:p>
-      <w:r>
-        <w:rPr>
-          <w:rFonts w:ascii="Times New Roman" w:hAnsi="Times New Roman" w:cs="Times New Roman" w:eastAsia="Times New Roman"/>
-          <w:b w:val="0"/>
-          <w:i w:val="0"/>
-          <w:color w:val="000000"/>
-          <w:sz w:val="28"/>
-        </w:rPr>
-        <w:t>Изменение, не прошедшее основной конвейер, к выпуску не допускается: итоговый контроль перекрывает выпуск, если хотя бы один этап завершился неудачей.</w:t>
-      </w:r>
-    </w:p>
-    <w:p>
-      <w:r>
-        <w:rPr>
-          <w:rFonts w:ascii="Times New Roman" w:hAnsi="Times New Roman" w:cs="Times New Roman" w:eastAsia="Times New Roman"/>
-          <w:b w:val="0"/>
-          <w:i w:val="0"/>
-          <w:color w:val="000000"/>
-          <w:sz w:val="28"/>
-        </w:rPr>
-        <w:t>Обновления используемых библиотек предлагаются автоматически, сгруппированные по назначению, и проходят те же проверки, что и остальные изменения.</w:t>
-      </w:r>
-    </w:p>
-    <w:p>
-      <w:pPr>
-        <w:pStyle w:val="Heading2"/>
-        <w:ind w:firstLine="0"/>
-      </w:pPr>
-      <w:r>
-        <w:rPr>
-          <w:rFonts w:ascii="Times New Roman" w:hAnsi="Times New Roman" w:cs="Times New Roman" w:eastAsia="Times New Roman"/>
-          <w:b/>
-          <w:i w:val="0"/>
-          <w:color w:val="000000"/>
-          <w:sz w:val="28"/>
-        </w:rPr>
-        <w:t>14.4. Проверочный стенд</w:t>
-      </w:r>
-    </w:p>
-    <w:p>
-      <w:r>
-        <w:rPr>
-          <w:rFonts w:ascii="Times New Roman" w:hAnsi="Times New Roman" w:cs="Times New Roman" w:eastAsia="Times New Roman"/>
-          <w:b w:val="0"/>
-          <w:i w:val="0"/>
-          <w:color w:val="000000"/>
-          <w:sz w:val="28"/>
-        </w:rPr>
-        <w:t>Помимо рабочего сервера поддерживается отдельный стенд с той же системой. Изменения попадают на него автоматически после успешного прохождения проверок, что позволяет посмотреть их вживую до выкладывания на рабочий сервер.</w:t>
-      </w:r>
-    </w:p>
-    <w:p>
-      <w:r>
-        <w:rPr>
-          <w:rFonts w:ascii="Times New Roman" w:hAnsi="Times New Roman" w:cs="Times New Roman" w:eastAsia="Times New Roman"/>
-          <w:b w:val="0"/>
-          <w:i w:val="0"/>
-          <w:color w:val="000000"/>
-          <w:sz w:val="28"/>
-        </w:rPr>
-        <w:t>Интерфейс стенда закрыт запросом имени и пароля, который выдаёт обратный прокси до входа в систему; программный интерфейс отвечает по маркеру доступа, как и на рабочем сервере. База у стенда отдельная, поэтому эксперименты на нём не затрагивают рабочие данные, а рабочие персональные данные на стенд не переносятся.</w:t>
-      </w:r>
-    </w:p>
-    <w:p>
-      <w:r>
-        <w:rPr>
-          <w:rFonts w:ascii="Times New Roman" w:hAnsi="Times New Roman" w:cs="Times New Roman" w:eastAsia="Times New Roman"/>
-          <w:b w:val="0"/>
-          <w:i w:val="0"/>
-          <w:color w:val="000000"/>
-          <w:sz w:val="28"/>
-        </w:rPr>
-        <w:t>Порядок работы со стендом и порядок выкладывания на рабочий сервер описаны в руководстве по развёртыванию и сопровождению.</w:t>
-      </w:r>
-    </w:p>
-    <w:p>
-      <w:pPr>
-        <w:pStyle w:val="Heading1"/>
-        <w:ind w:firstLine="0"/>
-      </w:pPr>
-      <w:r>
-        <w:rPr>
-          <w:rFonts w:ascii="Times New Roman" w:hAnsi="Times New Roman" w:cs="Times New Roman" w:eastAsia="Times New Roman"/>
-          <w:b/>
-          <w:i w:val="0"/>
-          <w:color w:val="000000"/>
-          <w:sz w:val="32"/>
-        </w:rPr>
-        <w:t>15. Масштаб системы</w:t>
-      </w:r>
-    </w:p>
-    <w:p>
-      <w:r>
-        <w:rPr>
-          <w:rFonts w:ascii="Times New Roman" w:hAnsi="Times New Roman" w:cs="Times New Roman" w:eastAsia="Times New Roman"/>
-          <w:b w:val="0"/>
-          <w:i w:val="0"/>
-          <w:color w:val="000000"/>
-          <w:sz w:val="28"/>
-        </w:rPr>
-        <w:t>Сведения приводятся для оценки объёма разработки и трудоёмкости сопровождения.</w:t>
       </w:r>
     </w:p>
     <w:p>
@@ -17878,7 +17870,7 @@
           <w:color w:val="000000"/>
           <w:sz w:val="24"/>
         </w:rPr>
-        <w:t>Таблица 15.1 — Количественные показатели</w:t>
+        <w:t>Продолжение таблицы 14.2</w:t>
       </w:r>
     </w:p>
     <w:tbl>
@@ -17891,8 +17883,8 @@
         <w:tblLayout w:type="fixed"/>
       </w:tblPr>
       <w:tblGrid>
-        <w:gridCol w:w="3938"/>
-        <w:gridCol w:w="5418"/>
+        <w:gridCol w:w="2268"/>
+        <w:gridCol w:w="7088"/>
       </w:tblGrid>
       <w:tr>
         <w:trPr>
@@ -17901,7 +17893,7 @@
         </w:trPr>
         <w:tc>
           <w:tcPr>
-            <w:tcW w:type="dxa" w:w="3937"/>
+            <w:tcW w:type="dxa" w:w="2268"/>
             <w:shd w:val="clear" w:fill="E8E8E8"/>
           </w:tcPr>
           <w:p>
@@ -17919,13 +17911,13 @@
                 <w:color w:val="000000"/>
                 <w:sz w:val="24"/>
               </w:rPr>
-              <w:t>Показатель</w:t>
-            </w:r>
-          </w:p>
-        </w:tc>
-        <w:tc>
-          <w:tcPr>
-            <w:tcW w:type="dxa" w:w="5417"/>
+              <w:t>Этап</w:t>
+            </w:r>
+          </w:p>
+        </w:tc>
+        <w:tc>
+          <w:tcPr>
+            <w:tcW w:type="dxa" w:w="7087"/>
             <w:shd w:val="clear" w:fill="E8E8E8"/>
           </w:tcPr>
           <w:p>
@@ -17943,7 +17935,7 @@
                 <w:color w:val="000000"/>
                 <w:sz w:val="24"/>
               </w:rPr>
-              <w:t>Значение</w:t>
+              <w:t>Что выполняется</w:t>
             </w:r>
           </w:p>
         </w:tc>
@@ -17954,45 +17946,45 @@
         </w:trPr>
         <w:tc>
           <w:tcPr>
-            <w:tcW w:type="dxa" w:w="3937"/>
-          </w:tcPr>
-          <w:p>
-            <w:pPr>
-              <w:spacing w:line="240" w:lineRule="auto" w:after="0"/>
-              <w:ind w:firstLine="0"/>
-              <w:jc w:val="left"/>
-            </w:pPr>
-            <w:r>
-              <w:rPr>
-                <w:rFonts w:ascii="Times New Roman" w:hAnsi="Times New Roman" w:cs="Times New Roman" w:eastAsia="Times New Roman"/>
-                <w:b w:val="0"/>
-                <w:i w:val="0"/>
-                <w:color w:val="000000"/>
-                <w:sz w:val="24"/>
-              </w:rPr>
-              <w:t>Объём исходного кода</w:t>
-            </w:r>
-          </w:p>
-        </w:tc>
-        <w:tc>
-          <w:tcPr>
-            <w:tcW w:type="dxa" w:w="5417"/>
-          </w:tcPr>
-          <w:p>
-            <w:pPr>
-              <w:spacing w:line="240" w:lineRule="auto" w:after="0"/>
-              <w:ind w:firstLine="0"/>
-              <w:jc w:val="left"/>
-            </w:pPr>
-            <w:r>
-              <w:rPr>
-                <w:rFonts w:ascii="Times New Roman" w:hAnsi="Times New Roman" w:cs="Times New Roman" w:eastAsia="Times New Roman"/>
-                <w:b w:val="0"/>
-                <w:i w:val="0"/>
-                <w:color w:val="000000"/>
-                <w:sz w:val="24"/>
-              </w:rPr>
-              <w:t>560540 строк в 2323 файлах</w:t>
+            <w:tcW w:type="dxa" w:w="2268"/>
+          </w:tcPr>
+          <w:p>
+            <w:pPr>
+              <w:spacing w:line="240" w:lineRule="auto" w:after="0"/>
+              <w:ind w:firstLine="0"/>
+              <w:jc w:val="left"/>
+            </w:pPr>
+            <w:r>
+              <w:rPr>
+                <w:rFonts w:ascii="Times New Roman" w:hAnsi="Times New Roman" w:cs="Times New Roman" w:eastAsia="Times New Roman"/>
+                <w:b w:val="0"/>
+                <w:i w:val="0"/>
+                <w:color w:val="000000"/>
+                <w:sz w:val="24"/>
+              </w:rPr>
+              <w:t>Сборка образов</w:t>
+            </w:r>
+          </w:p>
+        </w:tc>
+        <w:tc>
+          <w:tcPr>
+            <w:tcW w:type="dxa" w:w="7087"/>
+          </w:tcPr>
+          <w:p>
+            <w:pPr>
+              <w:spacing w:line="240" w:lineRule="auto" w:after="0"/>
+              <w:ind w:firstLine="0"/>
+              <w:jc w:val="left"/>
+            </w:pPr>
+            <w:r>
+              <w:rPr>
+                <w:rFonts w:ascii="Times New Roman" w:hAnsi="Times New Roman" w:cs="Times New Roman" w:eastAsia="Times New Roman"/>
+                <w:b w:val="0"/>
+                <w:i w:val="0"/>
+                <w:color w:val="000000"/>
+                <w:sz w:val="24"/>
+              </w:rPr>
+              <w:t>Собираются образы контейнеров, проверяется, что процесс внутри работает от непривилегированного пользователя, после чего проверенные образы помещаются в хранилище образов</w:t>
             </w:r>
           </w:p>
         </w:tc>
@@ -18003,45 +17995,45 @@
         </w:trPr>
         <w:tc>
           <w:tcPr>
-            <w:tcW w:type="dxa" w:w="3937"/>
-          </w:tcPr>
-          <w:p>
-            <w:pPr>
-              <w:spacing w:line="240" w:lineRule="auto" w:after="0"/>
-              <w:ind w:firstLine="0"/>
-              <w:jc w:val="left"/>
-            </w:pPr>
-            <w:r>
-              <w:rPr>
-                <w:rFonts w:ascii="Times New Roman" w:hAnsi="Times New Roman" w:cs="Times New Roman" w:eastAsia="Times New Roman"/>
-                <w:b w:val="0"/>
-                <w:i w:val="0"/>
-                <w:color w:val="000000"/>
-                <w:sz w:val="24"/>
-              </w:rPr>
-              <w:t>Серверная часть</w:t>
-            </w:r>
-          </w:p>
-        </w:tc>
-        <w:tc>
-          <w:tcPr>
-            <w:tcW w:type="dxa" w:w="5417"/>
-          </w:tcPr>
-          <w:p>
-            <w:pPr>
-              <w:spacing w:line="240" w:lineRule="auto" w:after="0"/>
-              <w:ind w:firstLine="0"/>
-              <w:jc w:val="left"/>
-            </w:pPr>
-            <w:r>
-              <w:rPr>
-                <w:rFonts w:ascii="Times New Roman" w:hAnsi="Times New Roman" w:cs="Times New Roman" w:eastAsia="Times New Roman"/>
-                <w:b w:val="0"/>
-                <w:i w:val="0"/>
-                <w:color w:val="000000"/>
-                <w:sz w:val="24"/>
-              </w:rPr>
-              <w:t>121489 строк без тестов: 221 службаа, 83 обработчика, 86 моделей данных</w:t>
+            <w:tcW w:type="dxa" w:w="2268"/>
+          </w:tcPr>
+          <w:p>
+            <w:pPr>
+              <w:spacing w:line="240" w:lineRule="auto" w:after="0"/>
+              <w:ind w:firstLine="0"/>
+              <w:jc w:val="left"/>
+            </w:pPr>
+            <w:r>
+              <w:rPr>
+                <w:rFonts w:ascii="Times New Roman" w:hAnsi="Times New Roman" w:cs="Times New Roman" w:eastAsia="Times New Roman"/>
+                <w:b w:val="0"/>
+                <w:i w:val="0"/>
+                <w:color w:val="000000"/>
+                <w:sz w:val="24"/>
+              </w:rPr>
+              <w:t>Выкладывание на стенд</w:t>
+            </w:r>
+          </w:p>
+        </w:tc>
+        <w:tc>
+          <w:tcPr>
+            <w:tcW w:type="dxa" w:w="7087"/>
+          </w:tcPr>
+          <w:p>
+            <w:pPr>
+              <w:spacing w:line="240" w:lineRule="auto" w:after="0"/>
+              <w:ind w:firstLine="0"/>
+              <w:jc w:val="left"/>
+            </w:pPr>
+            <w:r>
+              <w:rPr>
+                <w:rFonts w:ascii="Times New Roman" w:hAnsi="Times New Roman" w:cs="Times New Roman" w:eastAsia="Times New Roman"/>
+                <w:b w:val="0"/>
+                <w:i w:val="0"/>
+                <w:color w:val="000000"/>
+                <w:sz w:val="24"/>
+              </w:rPr>
+              <w:t>Только при попадании изменения в основную ветку: стенд забирает готовые образы из хранилища и перезапускается</w:t>
             </w:r>
           </w:p>
         </w:tc>
@@ -18052,45 +18044,45 @@
         </w:trPr>
         <w:tc>
           <w:tcPr>
-            <w:tcW w:type="dxa" w:w="3937"/>
-          </w:tcPr>
-          <w:p>
-            <w:pPr>
-              <w:spacing w:line="240" w:lineRule="auto" w:after="0"/>
-              <w:ind w:firstLine="0"/>
-              <w:jc w:val="left"/>
-            </w:pPr>
-            <w:r>
-              <w:rPr>
-                <w:rFonts w:ascii="Times New Roman" w:hAnsi="Times New Roman" w:cs="Times New Roman" w:eastAsia="Times New Roman"/>
-                <w:b w:val="0"/>
-                <w:i w:val="0"/>
-                <w:color w:val="000000"/>
-                <w:sz w:val="24"/>
-              </w:rPr>
-              <w:t>Экраны и элементы интерфейса</w:t>
-            </w:r>
-          </w:p>
-        </w:tc>
-        <w:tc>
-          <w:tcPr>
-            <w:tcW w:type="dxa" w:w="5417"/>
-          </w:tcPr>
-          <w:p>
-            <w:pPr>
-              <w:spacing w:line="240" w:lineRule="auto" w:after="0"/>
-              <w:ind w:firstLine="0"/>
-              <w:jc w:val="left"/>
-            </w:pPr>
-            <w:r>
-              <w:rPr>
-                <w:rFonts w:ascii="Times New Roman" w:hAnsi="Times New Roman" w:cs="Times New Roman" w:eastAsia="Times New Roman"/>
-                <w:b w:val="0"/>
-                <w:i w:val="0"/>
-                <w:color w:val="000000"/>
-                <w:sz w:val="24"/>
-              </w:rPr>
-              <w:t>201287 строк: 40 экранов, 261 элемент</w:t>
+            <w:tcW w:type="dxa" w:w="2268"/>
+          </w:tcPr>
+          <w:p>
+            <w:pPr>
+              <w:spacing w:line="240" w:lineRule="auto" w:after="0"/>
+              <w:ind w:firstLine="0"/>
+              <w:jc w:val="left"/>
+            </w:pPr>
+            <w:r>
+              <w:rPr>
+                <w:rFonts w:ascii="Times New Roman" w:hAnsi="Times New Roman" w:cs="Times New Roman" w:eastAsia="Times New Roman"/>
+                <w:b w:val="0"/>
+                <w:i w:val="0"/>
+                <w:color w:val="000000"/>
+                <w:sz w:val="24"/>
+              </w:rPr>
+              <w:t>Итоговый контроль</w:t>
+            </w:r>
+          </w:p>
+        </w:tc>
+        <w:tc>
+          <w:tcPr>
+            <w:tcW w:type="dxa" w:w="7087"/>
+          </w:tcPr>
+          <w:p>
+            <w:pPr>
+              <w:spacing w:line="240" w:lineRule="auto" w:after="0"/>
+              <w:ind w:firstLine="0"/>
+              <w:jc w:val="left"/>
+            </w:pPr>
+            <w:r>
+              <w:rPr>
+                <w:rFonts w:ascii="Times New Roman" w:hAnsi="Times New Roman" w:cs="Times New Roman" w:eastAsia="Times New Roman"/>
+                <w:b w:val="0"/>
+                <w:i w:val="0"/>
+                <w:color w:val="000000"/>
+                <w:sz w:val="24"/>
+              </w:rPr>
+              <w:t>Отдельный этап, который завершается неудачей, если неудачей закончился любой предыдущий</w:t>
             </w:r>
           </w:p>
         </w:tc>
@@ -18109,6 +18101,154 @@
           <w:color w:val="000000"/>
           <w:sz w:val="12"/>
         </w:rPr>
+      </w:r>
+    </w:p>
+    <w:p>
+      <w:r>
+        <w:rPr>
+          <w:rFonts w:ascii="Times New Roman" w:hAnsi="Times New Roman" w:cs="Times New Roman" w:eastAsia="Times New Roman"/>
+          <w:b/>
+          <w:i w:val="0"/>
+          <w:color w:val="000000"/>
+          <w:sz w:val="28"/>
+        </w:rPr>
+        <w:t>Сквозные сценарии.</w:t>
+      </w:r>
+      <w:r>
+        <w:rPr>
+          <w:rFonts w:ascii="Times New Roman" w:hAnsi="Times New Roman" w:cs="Times New Roman" w:eastAsia="Times New Roman"/>
+          <w:b w:val="0"/>
+          <w:i w:val="0"/>
+          <w:color w:val="000000"/>
+          <w:sz w:val="28"/>
+        </w:rPr>
+        <w:t xml:space="preserve"> Выполняются при запросе на слияние в основную ветку, если изменения затронули интерфейс или серверную часть. Прогон идёт в браузере на четырёх параллельных потоках, отчёт сохраняется при неудаче.</w:t>
+      </w:r>
+    </w:p>
+    <w:p>
+      <w:r>
+        <w:rPr>
+          <w:rFonts w:ascii="Times New Roman" w:hAnsi="Times New Roman" w:cs="Times New Roman" w:eastAsia="Times New Roman"/>
+          <w:b/>
+          <w:i w:val="0"/>
+          <w:color w:val="000000"/>
+          <w:sz w:val="28"/>
+        </w:rPr>
+        <w:t>Сканирование уязвимостей и поиск секретов.</w:t>
+      </w:r>
+      <w:r>
+        <w:rPr>
+          <w:rFonts w:ascii="Times New Roman" w:hAnsi="Times New Roman" w:cs="Times New Roman" w:eastAsia="Times New Roman"/>
+          <w:b w:val="0"/>
+          <w:i w:val="0"/>
+          <w:color w:val="000000"/>
+          <w:sz w:val="28"/>
+        </w:rPr>
+        <w:t xml:space="preserve"> Выполняется на изменения в основной и производственной ветках, а также еженедельно по расписанию. Расписание нужно потому, что сведения об уязвимости часто появляются уже после выпуска версии, когда сама программа не менялась. Тем же процессом вся история изменений проверяется на присутствие паролей, ключей и маркеров доступа. Состав средств приведён в подразделе 13.10.</w:t>
+      </w:r>
+    </w:p>
+    <w:p>
+      <w:r>
+        <w:rPr>
+          <w:rFonts w:ascii="Times New Roman" w:hAnsi="Times New Roman" w:cs="Times New Roman" w:eastAsia="Times New Roman"/>
+          <w:b w:val="0"/>
+          <w:i w:val="0"/>
+          <w:color w:val="000000"/>
+          <w:sz w:val="28"/>
+        </w:rPr>
+        <w:t>Изменение, не прошедшее основной конвейер, к выпуску не допускается: итоговый контроль перекрывает выпуск, если хотя бы один этап завершился неудачей.</w:t>
+      </w:r>
+    </w:p>
+    <w:p>
+      <w:r>
+        <w:rPr>
+          <w:rFonts w:ascii="Times New Roman" w:hAnsi="Times New Roman" w:cs="Times New Roman" w:eastAsia="Times New Roman"/>
+          <w:b w:val="0"/>
+          <w:i w:val="0"/>
+          <w:color w:val="000000"/>
+          <w:sz w:val="28"/>
+        </w:rPr>
+        <w:t>Обновления используемых библиотек предлагаются автоматически, сгруппированные по назначению, и проходят те же проверки, что и остальные изменения.</w:t>
+      </w:r>
+    </w:p>
+    <w:p>
+      <w:pPr>
+        <w:pStyle w:val="Heading2"/>
+        <w:ind w:firstLine="0"/>
+      </w:pPr>
+      <w:r>
+        <w:rPr>
+          <w:rFonts w:ascii="Times New Roman" w:hAnsi="Times New Roman" w:cs="Times New Roman" w:eastAsia="Times New Roman"/>
+          <w:b/>
+          <w:i w:val="0"/>
+          <w:color w:val="000000"/>
+          <w:sz w:val="28"/>
+        </w:rPr>
+        <w:t>14.4. Проверочный стенд</w:t>
+      </w:r>
+    </w:p>
+    <w:p>
+      <w:r>
+        <w:rPr>
+          <w:rFonts w:ascii="Times New Roman" w:hAnsi="Times New Roman" w:cs="Times New Roman" w:eastAsia="Times New Roman"/>
+          <w:b w:val="0"/>
+          <w:i w:val="0"/>
+          <w:color w:val="000000"/>
+          <w:sz w:val="28"/>
+        </w:rPr>
+        <w:t>Помимо рабочего сервера поддерживается отдельный стенд с той же системой. Изменения попадают на него автоматически после успешного прохождения проверок, что позволяет посмотреть их вживую до выкладывания на рабочий сервер.</w:t>
+      </w:r>
+    </w:p>
+    <w:p>
+      <w:r>
+        <w:rPr>
+          <w:rFonts w:ascii="Times New Roman" w:hAnsi="Times New Roman" w:cs="Times New Roman" w:eastAsia="Times New Roman"/>
+          <w:b w:val="0"/>
+          <w:i w:val="0"/>
+          <w:color w:val="000000"/>
+          <w:sz w:val="28"/>
+        </w:rPr>
+        <w:t>Интерфейс стенда закрыт запросом имени и пароля, который выдаёт обратный прокси до входа в систему; программный интерфейс отвечает по маркеру доступа, как и на рабочем сервере. База у стенда отдельная, поэтому эксперименты на нём не затрагивают рабочие данные, а рабочие персональные данные на стенд не переносятся.</w:t>
+      </w:r>
+    </w:p>
+    <w:p>
+      <w:r>
+        <w:rPr>
+          <w:rFonts w:ascii="Times New Roman" w:hAnsi="Times New Roman" w:cs="Times New Roman" w:eastAsia="Times New Roman"/>
+          <w:b w:val="0"/>
+          <w:i w:val="0"/>
+          <w:color w:val="000000"/>
+          <w:sz w:val="28"/>
+        </w:rPr>
+        <w:t>Порядок работы со стендом и порядок выкладывания на рабочий сервер описаны в руководстве по развёртыванию и сопровождению.</w:t>
+      </w:r>
+    </w:p>
+    <w:p>
+      <w:pPr>
+        <w:pStyle w:val="Heading1"/>
+        <w:ind w:firstLine="0"/>
+      </w:pPr>
+      <w:r>
+        <w:rPr>
+          <w:rFonts w:ascii="Times New Roman" w:hAnsi="Times New Roman" w:cs="Times New Roman" w:eastAsia="Times New Roman"/>
+          <w:b/>
+          <w:i w:val="0"/>
+          <w:color w:val="000000"/>
+          <w:sz w:val="32"/>
+        </w:rPr>
+        <w:t>15. Масштаб системы</w:t>
+      </w:r>
+    </w:p>
+    <w:p>
+      <w:r>
+        <w:rPr>
+          <w:rFonts w:ascii="Times New Roman" w:hAnsi="Times New Roman" w:cs="Times New Roman" w:eastAsia="Times New Roman"/>
+          <w:b w:val="0"/>
+          <w:i w:val="0"/>
+          <w:color w:val="000000"/>
+          <w:sz w:val="28"/>
+        </w:rPr>
+        <w:t>Сведения приводятся для оценки объёма разработки и трудоёмкости сопровождения.</w:t>
       </w:r>
     </w:p>
     <w:p>
@@ -18126,7 +18266,7 @@
           <w:color w:val="000000"/>
           <w:sz w:val="24"/>
         </w:rPr>
-        <w:t>Продолжение таблицы 15.1</w:t>
+        <w:t>Таблица 15.1 — Количественные показатели</w:t>
       </w:r>
     </w:p>
     <w:tbl>
@@ -18139,8 +18279,8 @@
         <w:tblLayout w:type="fixed"/>
       </w:tblPr>
       <w:tblGrid>
-        <w:gridCol w:w="3938"/>
-        <w:gridCol w:w="5418"/>
+        <w:gridCol w:w="3928"/>
+        <w:gridCol w:w="5427"/>
       </w:tblGrid>
       <w:tr>
         <w:trPr>
@@ -18149,7 +18289,7 @@
         </w:trPr>
         <w:tc>
           <w:tcPr>
-            <w:tcW w:type="dxa" w:w="3937"/>
+            <w:tcW w:type="dxa" w:w="3928"/>
             <w:shd w:val="clear" w:fill="E8E8E8"/>
           </w:tcPr>
           <w:p>
@@ -18173,7 +18313,7 @@
         </w:tc>
         <w:tc>
           <w:tcPr>
-            <w:tcW w:type="dxa" w:w="5417"/>
+            <w:tcW w:type="dxa" w:w="5427"/>
             <w:shd w:val="clear" w:fill="E8E8E8"/>
           </w:tcPr>
           <w:p>
@@ -18202,45 +18342,45 @@
         </w:trPr>
         <w:tc>
           <w:tcPr>
-            <w:tcW w:type="dxa" w:w="3937"/>
-          </w:tcPr>
-          <w:p>
-            <w:pPr>
-              <w:spacing w:line="240" w:lineRule="auto" w:after="0"/>
-              <w:ind w:firstLine="0"/>
-              <w:jc w:val="left"/>
-            </w:pPr>
-            <w:r>
-              <w:rPr>
-                <w:rFonts w:ascii="Times New Roman" w:hAnsi="Times New Roman" w:cs="Times New Roman" w:eastAsia="Times New Roman"/>
-                <w:b w:val="0"/>
-                <w:i w:val="0"/>
-                <w:color w:val="000000"/>
-                <w:sz w:val="24"/>
-              </w:rPr>
-              <w:t>Методы программного интерфейса</w:t>
-            </w:r>
-          </w:p>
-        </w:tc>
-        <w:tc>
-          <w:tcPr>
-            <w:tcW w:type="dxa" w:w="5417"/>
-          </w:tcPr>
-          <w:p>
-            <w:pPr>
-              <w:spacing w:line="240" w:lineRule="auto" w:after="0"/>
-              <w:ind w:firstLine="0"/>
-              <w:jc w:val="left"/>
-            </w:pPr>
-            <w:r>
-              <w:rPr>
-                <w:rFonts w:ascii="Times New Roman" w:hAnsi="Times New Roman" w:cs="Times New Roman" w:eastAsia="Times New Roman"/>
-                <w:b w:val="0"/>
-                <w:i w:val="0"/>
-                <w:color w:val="000000"/>
-                <w:sz w:val="24"/>
-              </w:rPr>
-              <w:t>547 в 41 группе</w:t>
+            <w:tcW w:type="dxa" w:w="3928"/>
+          </w:tcPr>
+          <w:p>
+            <w:pPr>
+              <w:spacing w:line="240" w:lineRule="auto" w:after="0"/>
+              <w:ind w:firstLine="0"/>
+              <w:jc w:val="left"/>
+            </w:pPr>
+            <w:r>
+              <w:rPr>
+                <w:rFonts w:ascii="Times New Roman" w:hAnsi="Times New Roman" w:cs="Times New Roman" w:eastAsia="Times New Roman"/>
+                <w:b w:val="0"/>
+                <w:i w:val="0"/>
+                <w:color w:val="000000"/>
+                <w:sz w:val="24"/>
+              </w:rPr>
+              <w:t>Объём исходного кода</w:t>
+            </w:r>
+          </w:p>
+        </w:tc>
+        <w:tc>
+          <w:tcPr>
+            <w:tcW w:type="dxa" w:w="5427"/>
+          </w:tcPr>
+          <w:p>
+            <w:pPr>
+              <w:spacing w:line="240" w:lineRule="auto" w:after="0"/>
+              <w:ind w:firstLine="0"/>
+              <w:jc w:val="left"/>
+            </w:pPr>
+            <w:r>
+              <w:rPr>
+                <w:rFonts w:ascii="Times New Roman" w:hAnsi="Times New Roman" w:cs="Times New Roman" w:eastAsia="Times New Roman"/>
+                <w:b w:val="0"/>
+                <w:i w:val="0"/>
+                <w:color w:val="000000"/>
+                <w:sz w:val="24"/>
+              </w:rPr>
+              <w:t>571029 строк в 2413 файлах</w:t>
             </w:r>
           </w:p>
         </w:tc>
@@ -18251,45 +18391,45 @@
         </w:trPr>
         <w:tc>
           <w:tcPr>
-            <w:tcW w:type="dxa" w:w="3937"/>
-          </w:tcPr>
-          <w:p>
-            <w:pPr>
-              <w:spacing w:line="240" w:lineRule="auto" w:after="0"/>
-              <w:ind w:firstLine="0"/>
-              <w:jc w:val="left"/>
-            </w:pPr>
-            <w:r>
-              <w:rPr>
-                <w:rFonts w:ascii="Times New Roman" w:hAnsi="Times New Roman" w:cs="Times New Roman" w:eastAsia="Times New Roman"/>
-                <w:b w:val="0"/>
-                <w:i w:val="0"/>
-                <w:color w:val="000000"/>
-                <w:sz w:val="24"/>
-              </w:rPr>
-              <w:t>Таблицы базы данных</w:t>
-            </w:r>
-          </w:p>
-        </w:tc>
-        <w:tc>
-          <w:tcPr>
-            <w:tcW w:type="dxa" w:w="5417"/>
-          </w:tcPr>
-          <w:p>
-            <w:pPr>
-              <w:spacing w:line="240" w:lineRule="auto" w:after="0"/>
-              <w:ind w:firstLine="0"/>
-              <w:jc w:val="left"/>
-            </w:pPr>
-            <w:r>
-              <w:rPr>
-                <w:rFonts w:ascii="Times New Roman" w:hAnsi="Times New Roman" w:cs="Times New Roman" w:eastAsia="Times New Roman"/>
-                <w:b w:val="0"/>
-                <w:i w:val="0"/>
-                <w:color w:val="000000"/>
-                <w:sz w:val="24"/>
-              </w:rPr>
-              <w:t>111</w:t>
+            <w:tcW w:type="dxa" w:w="3928"/>
+          </w:tcPr>
+          <w:p>
+            <w:pPr>
+              <w:spacing w:line="240" w:lineRule="auto" w:after="0"/>
+              <w:ind w:firstLine="0"/>
+              <w:jc w:val="left"/>
+            </w:pPr>
+            <w:r>
+              <w:rPr>
+                <w:rFonts w:ascii="Times New Roman" w:hAnsi="Times New Roman" w:cs="Times New Roman" w:eastAsia="Times New Roman"/>
+                <w:b w:val="0"/>
+                <w:i w:val="0"/>
+                <w:color w:val="000000"/>
+                <w:sz w:val="24"/>
+              </w:rPr>
+              <w:t>Серверная часть</w:t>
+            </w:r>
+          </w:p>
+        </w:tc>
+        <w:tc>
+          <w:tcPr>
+            <w:tcW w:type="dxa" w:w="5427"/>
+          </w:tcPr>
+          <w:p>
+            <w:pPr>
+              <w:spacing w:line="240" w:lineRule="auto" w:after="0"/>
+              <w:ind w:firstLine="0"/>
+              <w:jc w:val="left"/>
+            </w:pPr>
+            <w:r>
+              <w:rPr>
+                <w:rFonts w:ascii="Times New Roman" w:hAnsi="Times New Roman" w:cs="Times New Roman" w:eastAsia="Times New Roman"/>
+                <w:b w:val="0"/>
+                <w:i w:val="0"/>
+                <w:color w:val="000000"/>
+                <w:sz w:val="24"/>
+              </w:rPr>
+              <w:t>124327 строк без тестов: 237 службаа, 84 обработчика, 88 моделей данных</w:t>
             </w:r>
           </w:p>
         </w:tc>
@@ -18300,45 +18440,45 @@
         </w:trPr>
         <w:tc>
           <w:tcPr>
-            <w:tcW w:type="dxa" w:w="3937"/>
-          </w:tcPr>
-          <w:p>
-            <w:pPr>
-              <w:spacing w:line="240" w:lineRule="auto" w:after="0"/>
-              <w:ind w:firstLine="0"/>
-              <w:jc w:val="left"/>
-            </w:pPr>
-            <w:r>
-              <w:rPr>
-                <w:rFonts w:ascii="Times New Roman" w:hAnsi="Times New Roman" w:cs="Times New Roman" w:eastAsia="Times New Roman"/>
-                <w:b w:val="0"/>
-                <w:i w:val="0"/>
-                <w:color w:val="000000"/>
-                <w:sz w:val="24"/>
-              </w:rPr>
-              <w:t>Автоматические тесты</w:t>
-            </w:r>
-          </w:p>
-        </w:tc>
-        <w:tc>
-          <w:tcPr>
-            <w:tcW w:type="dxa" w:w="5417"/>
-          </w:tcPr>
-          <w:p>
-            <w:pPr>
-              <w:spacing w:line="240" w:lineRule="auto" w:after="0"/>
-              <w:ind w:firstLine="0"/>
-              <w:jc w:val="left"/>
-            </w:pPr>
-            <w:r>
-              <w:rPr>
-                <w:rFonts w:ascii="Times New Roman" w:hAnsi="Times New Roman" w:cs="Times New Roman" w:eastAsia="Times New Roman"/>
-                <w:b w:val="0"/>
-                <w:i w:val="0"/>
-                <w:color w:val="000000"/>
-                <w:sz w:val="24"/>
-              </w:rPr>
-              <w:t>8839</w:t>
+            <w:tcW w:type="dxa" w:w="3928"/>
+          </w:tcPr>
+          <w:p>
+            <w:pPr>
+              <w:spacing w:line="240" w:lineRule="auto" w:after="0"/>
+              <w:ind w:firstLine="0"/>
+              <w:jc w:val="left"/>
+            </w:pPr>
+            <w:r>
+              <w:rPr>
+                <w:rFonts w:ascii="Times New Roman" w:hAnsi="Times New Roman" w:cs="Times New Roman" w:eastAsia="Times New Roman"/>
+                <w:b w:val="0"/>
+                <w:i w:val="0"/>
+                <w:color w:val="000000"/>
+                <w:sz w:val="24"/>
+              </w:rPr>
+              <w:t>Экраны и элементы интерфейса</w:t>
+            </w:r>
+          </w:p>
+        </w:tc>
+        <w:tc>
+          <w:tcPr>
+            <w:tcW w:type="dxa" w:w="5427"/>
+          </w:tcPr>
+          <w:p>
+            <w:pPr>
+              <w:spacing w:line="240" w:lineRule="auto" w:after="0"/>
+              <w:ind w:firstLine="0"/>
+              <w:jc w:val="left"/>
+            </w:pPr>
+            <w:r>
+              <w:rPr>
+                <w:rFonts w:ascii="Times New Roman" w:hAnsi="Times New Roman" w:cs="Times New Roman" w:eastAsia="Times New Roman"/>
+                <w:b w:val="0"/>
+                <w:i w:val="0"/>
+                <w:color w:val="000000"/>
+                <w:sz w:val="24"/>
+              </w:rPr>
+              <w:t>201501 строка: 40 экранов, 262 элемента</w:t>
             </w:r>
           </w:p>
         </w:tc>
@@ -18349,7 +18489,154 @@
         </w:trPr>
         <w:tc>
           <w:tcPr>
-            <w:tcW w:type="dxa" w:w="3937"/>
+            <w:tcW w:type="dxa" w:w="3928"/>
+          </w:tcPr>
+          <w:p>
+            <w:pPr>
+              <w:spacing w:line="240" w:lineRule="auto" w:after="0"/>
+              <w:ind w:firstLine="0"/>
+              <w:jc w:val="left"/>
+            </w:pPr>
+            <w:r>
+              <w:rPr>
+                <w:rFonts w:ascii="Times New Roman" w:hAnsi="Times New Roman" w:cs="Times New Roman" w:eastAsia="Times New Roman"/>
+                <w:b w:val="0"/>
+                <w:i w:val="0"/>
+                <w:color w:val="000000"/>
+                <w:sz w:val="24"/>
+              </w:rPr>
+              <w:t>Методы программного интерфейса</w:t>
+            </w:r>
+          </w:p>
+        </w:tc>
+        <w:tc>
+          <w:tcPr>
+            <w:tcW w:type="dxa" w:w="5427"/>
+          </w:tcPr>
+          <w:p>
+            <w:pPr>
+              <w:spacing w:line="240" w:lineRule="auto" w:after="0"/>
+              <w:ind w:firstLine="0"/>
+              <w:jc w:val="left"/>
+            </w:pPr>
+            <w:r>
+              <w:rPr>
+                <w:rFonts w:ascii="Times New Roman" w:hAnsi="Times New Roman" w:cs="Times New Roman" w:eastAsia="Times New Roman"/>
+                <w:b w:val="0"/>
+                <w:i w:val="0"/>
+                <w:color w:val="000000"/>
+                <w:sz w:val="24"/>
+              </w:rPr>
+              <w:t>548 в 41 группе</w:t>
+            </w:r>
+          </w:p>
+        </w:tc>
+      </w:tr>
+      <w:tr>
+        <w:trPr>
+          <w:cantSplit w:val="true"/>
+        </w:trPr>
+        <w:tc>
+          <w:tcPr>
+            <w:tcW w:type="dxa" w:w="3928"/>
+          </w:tcPr>
+          <w:p>
+            <w:pPr>
+              <w:spacing w:line="240" w:lineRule="auto" w:after="0"/>
+              <w:ind w:firstLine="0"/>
+              <w:jc w:val="left"/>
+            </w:pPr>
+            <w:r>
+              <w:rPr>
+                <w:rFonts w:ascii="Times New Roman" w:hAnsi="Times New Roman" w:cs="Times New Roman" w:eastAsia="Times New Roman"/>
+                <w:b w:val="0"/>
+                <w:i w:val="0"/>
+                <w:color w:val="000000"/>
+                <w:sz w:val="24"/>
+              </w:rPr>
+              <w:t>Таблицы базы данных</w:t>
+            </w:r>
+          </w:p>
+        </w:tc>
+        <w:tc>
+          <w:tcPr>
+            <w:tcW w:type="dxa" w:w="5427"/>
+          </w:tcPr>
+          <w:p>
+            <w:pPr>
+              <w:spacing w:line="240" w:lineRule="auto" w:after="0"/>
+              <w:ind w:firstLine="0"/>
+              <w:jc w:val="left"/>
+            </w:pPr>
+            <w:r>
+              <w:rPr>
+                <w:rFonts w:ascii="Times New Roman" w:hAnsi="Times New Roman" w:cs="Times New Roman" w:eastAsia="Times New Roman"/>
+                <w:b w:val="0"/>
+                <w:i w:val="0"/>
+                <w:color w:val="000000"/>
+                <w:sz w:val="24"/>
+              </w:rPr>
+              <w:t>112</w:t>
+            </w:r>
+          </w:p>
+        </w:tc>
+      </w:tr>
+      <w:tr>
+        <w:trPr>
+          <w:cantSplit w:val="true"/>
+        </w:trPr>
+        <w:tc>
+          <w:tcPr>
+            <w:tcW w:type="dxa" w:w="3928"/>
+          </w:tcPr>
+          <w:p>
+            <w:pPr>
+              <w:spacing w:line="240" w:lineRule="auto" w:after="0"/>
+              <w:ind w:firstLine="0"/>
+              <w:jc w:val="left"/>
+            </w:pPr>
+            <w:r>
+              <w:rPr>
+                <w:rFonts w:ascii="Times New Roman" w:hAnsi="Times New Roman" w:cs="Times New Roman" w:eastAsia="Times New Roman"/>
+                <w:b w:val="0"/>
+                <w:i w:val="0"/>
+                <w:color w:val="000000"/>
+                <w:sz w:val="24"/>
+              </w:rPr>
+              <w:t>Автоматические тесты</w:t>
+            </w:r>
+          </w:p>
+        </w:tc>
+        <w:tc>
+          <w:tcPr>
+            <w:tcW w:type="dxa" w:w="5427"/>
+          </w:tcPr>
+          <w:p>
+            <w:pPr>
+              <w:spacing w:line="240" w:lineRule="auto" w:after="0"/>
+              <w:ind w:firstLine="0"/>
+              <w:jc w:val="left"/>
+            </w:pPr>
+            <w:r>
+              <w:rPr>
+                <w:rFonts w:ascii="Times New Roman" w:hAnsi="Times New Roman" w:cs="Times New Roman" w:eastAsia="Times New Roman"/>
+                <w:b w:val="0"/>
+                <w:i w:val="0"/>
+                <w:color w:val="000000"/>
+                <w:sz w:val="24"/>
+              </w:rPr>
+              <w:t>9067</w:t>
+            </w:r>
+          </w:p>
+        </w:tc>
+      </w:tr>
+      <w:tr>
+        <w:trPr>
+          <w:cantSplit w:val="true"/>
+        </w:trPr>
+        <w:tc>
+          <w:tcPr>
+            <w:tcW w:type="dxa" w:w="3928"/>
           </w:tcPr>
           <w:p>
             <w:pPr>
@@ -18371,23 +18658,23 @@
         </w:tc>
         <w:tc>
           <w:tcPr>
-            <w:tcW w:type="dxa" w:w="5417"/>
-          </w:tcPr>
-          <w:p>
-            <w:pPr>
-              <w:spacing w:line="240" w:lineRule="auto" w:after="0"/>
-              <w:ind w:firstLine="0"/>
-              <w:jc w:val="left"/>
-            </w:pPr>
-            <w:r>
-              <w:rPr>
-                <w:rFonts w:ascii="Times New Roman" w:hAnsi="Times New Roman" w:cs="Times New Roman" w:eastAsia="Times New Roman"/>
-                <w:b w:val="0"/>
-                <w:i w:val="0"/>
-                <w:color w:val="000000"/>
-                <w:sz w:val="24"/>
-              </w:rPr>
-              <w:t>344</w:t>
+            <w:tcW w:type="dxa" w:w="5427"/>
+          </w:tcPr>
+          <w:p>
+            <w:pPr>
+              <w:spacing w:line="240" w:lineRule="auto" w:after="0"/>
+              <w:ind w:firstLine="0"/>
+              <w:jc w:val="left"/>
+            </w:pPr>
+            <w:r>
+              <w:rPr>
+                <w:rFonts w:ascii="Times New Roman" w:hAnsi="Times New Roman" w:cs="Times New Roman" w:eastAsia="Times New Roman"/>
+                <w:b w:val="0"/>
+                <w:i w:val="0"/>
+                <w:color w:val="000000"/>
+                <w:sz w:val="24"/>
+              </w:rPr>
+              <w:t>366</w:t>
             </w:r>
           </w:p>
         </w:tc>
@@ -18966,13 +19253,9 @@
       </w:r>
     </w:p>
     <w:p>
-      <w:r>
-        <w:br w:type="page"/>
-      </w:r>
-    </w:p>
-    <w:p>
       <w:pPr>
         <w:pStyle w:val="Heading1"/>
+        <w:pageBreakBefore/>
         <w:ind w:firstLine="0"/>
       </w:pPr>
       <w:r>
@@ -27011,30 +27294,94 @@
           </w:p>
         </w:tc>
       </w:tr>
+      <w:tr>
+        <w:trPr>
+          <w:cantSplit w:val="true"/>
+        </w:trPr>
+        <w:tc>
+          <w:tcPr>
+            <w:tcW w:type="dxa" w:w="1134"/>
+          </w:tcPr>
+          <w:p>
+            <w:pPr>
+              <w:spacing w:line="240" w:lineRule="auto" w:after="0"/>
+              <w:ind w:firstLine="0"/>
+              <w:jc w:val="left"/>
+            </w:pPr>
+            <w:r>
+              <w:rPr>
+                <w:rFonts w:ascii="Times New Roman" w:hAnsi="Times New Roman" w:cs="Times New Roman" w:eastAsia="Times New Roman"/>
+                <w:b w:val="0"/>
+                <w:i w:val="0"/>
+                <w:color w:val="000000"/>
+                <w:sz w:val="24"/>
+              </w:rPr>
+              <w:t>1.84</w:t>
+            </w:r>
+          </w:p>
+        </w:tc>
+        <w:tc>
+          <w:tcPr>
+            <w:tcW w:type="dxa" w:w="1701"/>
+          </w:tcPr>
+          <w:p>
+            <w:pPr>
+              <w:spacing w:line="240" w:lineRule="auto" w:after="0"/>
+              <w:ind w:firstLine="0"/>
+              <w:jc w:val="left"/>
+            </w:pPr>
+            <w:r>
+              <w:rPr>
+                <w:rFonts w:ascii="Times New Roman" w:hAnsi="Times New Roman" w:cs="Times New Roman" w:eastAsia="Times New Roman"/>
+                <w:b w:val="0"/>
+                <w:i w:val="0"/>
+                <w:color w:val="000000"/>
+                <w:sz w:val="24"/>
+              </w:rPr>
+              <w:t>21.10.2026</w:t>
+            </w:r>
+          </w:p>
+        </w:tc>
+        <w:tc>
+          <w:tcPr>
+            <w:tcW w:type="dxa" w:w="5669"/>
+          </w:tcPr>
+          <w:p>
+            <w:pPr>
+              <w:spacing w:line="240" w:lineRule="auto" w:after="0"/>
+              <w:ind w:firstLine="0"/>
+              <w:jc w:val="left"/>
+            </w:pPr>
+            <w:r>
+              <w:rPr>
+                <w:rFonts w:ascii="Times New Roman" w:hAnsi="Times New Roman" w:cs="Times New Roman" w:eastAsia="Times New Roman"/>
+                <w:b w:val="0"/>
+                <w:i w:val="0"/>
+                <w:color w:val="000000"/>
+                <w:sz w:val="24"/>
+              </w:rPr>
+              <w:t>Сверены изменения октября: текущие права и сессии, документы и согласия, архив, файлы-черновики, push, лимиты и поставка; уточнены числовые показатели.</w:t>
+            </w:r>
+          </w:p>
+        </w:tc>
+        <w:tc>
+          <w:tcPr>
+            <w:tcW w:type="dxa" w:w="850"/>
+          </w:tcPr>
+          <w:p>
+            <w:pPr>
+              <w:spacing w:line="240" w:lineRule="auto" w:after="0"/>
+              <w:ind w:firstLine="0"/>
+              <w:jc w:val="left"/>
+            </w:pPr>
+          </w:p>
+        </w:tc>
+      </w:tr>
     </w:tbl>
     <w:p>
       <w:pPr>
-        <w:spacing w:after="0" w:line="240" w:lineRule="auto"/>
-        <w:ind w:firstLine="0"/>
-      </w:pPr>
-      <w:r>
-        <w:rPr>
-          <w:rFonts w:ascii="Times New Roman" w:hAnsi="Times New Roman" w:cs="Times New Roman" w:eastAsia="Times New Roman"/>
-          <w:b w:val="0"/>
-          <w:i w:val="0"/>
-          <w:color w:val="000000"/>
-          <w:sz w:val="12"/>
-        </w:rPr>
-      </w:r>
-    </w:p>
-    <w:p>
-      <w:r>
-        <w:br w:type="page"/>
-      </w:r>
-    </w:p>
-    <w:p>
-      <w:pPr>
         <w:keepNext/>
+        <w:pageBreakBefore/>
         <w:spacing w:line="240" w:lineRule="auto" w:before="160" w:after="80"/>
         <w:ind w:firstLine="0"/>
         <w:jc w:val="left"/>

--- a/Документация/Техническое описание системы/Техническое описание системы.docx
+++ b/Документация/Техническое описание системы/Техническое описание системы.docx
@@ -16811,7 +16811,7 @@
                 <w:color w:val="000000"/>
                 <w:sz w:val="24"/>
               </w:rPr>
-              <w:t>2796 тестов в 587 файлах</w:t>
+              <w:t>2797 тестов в 588 файлах</w:t>
             </w:r>
           </w:p>
         </w:tc>
@@ -17080,7 +17080,7 @@
                 <w:color w:val="000000"/>
                 <w:sz w:val="24"/>
               </w:rPr>
-              <w:t>9067</w:t>
+              <w:t>9068</w:t>
             </w:r>
           </w:p>
         </w:tc>
@@ -18279,8 +18279,8 @@
         <w:tblLayout w:type="fixed"/>
       </w:tblPr>
       <w:tblGrid>
-        <w:gridCol w:w="3928"/>
-        <w:gridCol w:w="5427"/>
+        <w:gridCol w:w="3980"/>
+        <w:gridCol w:w="5376"/>
       </w:tblGrid>
       <w:tr>
         <w:trPr>
@@ -18289,7 +18289,7 @@
         </w:trPr>
         <w:tc>
           <w:tcPr>
-            <w:tcW w:type="dxa" w:w="3928"/>
+            <w:tcW w:type="dxa" w:w="3979"/>
             <w:shd w:val="clear" w:fill="E8E8E8"/>
           </w:tcPr>
           <w:p>
@@ -18313,7 +18313,7 @@
         </w:tc>
         <w:tc>
           <w:tcPr>
-            <w:tcW w:type="dxa" w:w="5427"/>
+            <w:tcW w:type="dxa" w:w="5375"/>
             <w:shd w:val="clear" w:fill="E8E8E8"/>
           </w:tcPr>
           <w:p>
@@ -18342,7 +18342,7 @@
         </w:trPr>
         <w:tc>
           <w:tcPr>
-            <w:tcW w:type="dxa" w:w="3928"/>
+            <w:tcW w:type="dxa" w:w="3979"/>
           </w:tcPr>
           <w:p>
             <w:pPr>
@@ -18364,23 +18364,23 @@
         </w:tc>
         <w:tc>
           <w:tcPr>
-            <w:tcW w:type="dxa" w:w="5427"/>
-          </w:tcPr>
-          <w:p>
-            <w:pPr>
-              <w:spacing w:line="240" w:lineRule="auto" w:after="0"/>
-              <w:ind w:firstLine="0"/>
-              <w:jc w:val="left"/>
-            </w:pPr>
-            <w:r>
-              <w:rPr>
-                <w:rFonts w:ascii="Times New Roman" w:hAnsi="Times New Roman" w:cs="Times New Roman" w:eastAsia="Times New Roman"/>
-                <w:b w:val="0"/>
-                <w:i w:val="0"/>
-                <w:color w:val="000000"/>
-                <w:sz w:val="24"/>
-              </w:rPr>
-              <w:t>571029 строк в 2413 файлах</w:t>
+            <w:tcW w:type="dxa" w:w="5375"/>
+          </w:tcPr>
+          <w:p>
+            <w:pPr>
+              <w:spacing w:line="240" w:lineRule="auto" w:after="0"/>
+              <w:ind w:firstLine="0"/>
+              <w:jc w:val="left"/>
+            </w:pPr>
+            <w:r>
+              <w:rPr>
+                <w:rFonts w:ascii="Times New Roman" w:hAnsi="Times New Roman" w:cs="Times New Roman" w:eastAsia="Times New Roman"/>
+                <w:b w:val="0"/>
+                <w:i w:val="0"/>
+                <w:color w:val="000000"/>
+                <w:sz w:val="24"/>
+              </w:rPr>
+              <w:t>571098 строк в 2414 файлах</w:t>
             </w:r>
           </w:p>
         </w:tc>
@@ -18391,7 +18391,7 @@
         </w:trPr>
         <w:tc>
           <w:tcPr>
-            <w:tcW w:type="dxa" w:w="3928"/>
+            <w:tcW w:type="dxa" w:w="3979"/>
           </w:tcPr>
           <w:p>
             <w:pPr>
@@ -18413,23 +18413,23 @@
         </w:tc>
         <w:tc>
           <w:tcPr>
-            <w:tcW w:type="dxa" w:w="5427"/>
-          </w:tcPr>
-          <w:p>
-            <w:pPr>
-              <w:spacing w:line="240" w:lineRule="auto" w:after="0"/>
-              <w:ind w:firstLine="0"/>
-              <w:jc w:val="left"/>
-            </w:pPr>
-            <w:r>
-              <w:rPr>
-                <w:rFonts w:ascii="Times New Roman" w:hAnsi="Times New Roman" w:cs="Times New Roman" w:eastAsia="Times New Roman"/>
-                <w:b w:val="0"/>
-                <w:i w:val="0"/>
-                <w:color w:val="000000"/>
-                <w:sz w:val="24"/>
-              </w:rPr>
-              <w:t>124327 строк без тестов: 237 службаа, 84 обработчика, 88 моделей данных</w:t>
+            <w:tcW w:type="dxa" w:w="5375"/>
+          </w:tcPr>
+          <w:p>
+            <w:pPr>
+              <w:spacing w:line="240" w:lineRule="auto" w:after="0"/>
+              <w:ind w:firstLine="0"/>
+              <w:jc w:val="left"/>
+            </w:pPr>
+            <w:r>
+              <w:rPr>
+                <w:rFonts w:ascii="Times New Roman" w:hAnsi="Times New Roman" w:cs="Times New Roman" w:eastAsia="Times New Roman"/>
+                <w:b w:val="0"/>
+                <w:i w:val="0"/>
+                <w:color w:val="000000"/>
+                <w:sz w:val="24"/>
+              </w:rPr>
+              <w:t>124336 строк без тестов: 237 служб, 84 обработчика, 88 моделей данных</w:t>
             </w:r>
           </w:p>
         </w:tc>
@@ -18440,7 +18440,7 @@
         </w:trPr>
         <w:tc>
           <w:tcPr>
-            <w:tcW w:type="dxa" w:w="3928"/>
+            <w:tcW w:type="dxa" w:w="3979"/>
           </w:tcPr>
           <w:p>
             <w:pPr>
@@ -18462,7 +18462,7 @@
         </w:tc>
         <w:tc>
           <w:tcPr>
-            <w:tcW w:type="dxa" w:w="5427"/>
+            <w:tcW w:type="dxa" w:w="5375"/>
           </w:tcPr>
           <w:p>
             <w:pPr>
@@ -18489,7 +18489,7 @@
         </w:trPr>
         <w:tc>
           <w:tcPr>
-            <w:tcW w:type="dxa" w:w="3928"/>
+            <w:tcW w:type="dxa" w:w="3979"/>
           </w:tcPr>
           <w:p>
             <w:pPr>
@@ -18511,7 +18511,7 @@
         </w:tc>
         <w:tc>
           <w:tcPr>
-            <w:tcW w:type="dxa" w:w="5427"/>
+            <w:tcW w:type="dxa" w:w="5375"/>
           </w:tcPr>
           <w:p>
             <w:pPr>
@@ -18538,7 +18538,7 @@
         </w:trPr>
         <w:tc>
           <w:tcPr>
-            <w:tcW w:type="dxa" w:w="3928"/>
+            <w:tcW w:type="dxa" w:w="3979"/>
           </w:tcPr>
           <w:p>
             <w:pPr>
@@ -18560,7 +18560,7 @@
         </w:tc>
         <w:tc>
           <w:tcPr>
-            <w:tcW w:type="dxa" w:w="5427"/>
+            <w:tcW w:type="dxa" w:w="5375"/>
           </w:tcPr>
           <w:p>
             <w:pPr>
@@ -18587,7 +18587,7 @@
         </w:trPr>
         <w:tc>
           <w:tcPr>
-            <w:tcW w:type="dxa" w:w="3928"/>
+            <w:tcW w:type="dxa" w:w="3979"/>
           </w:tcPr>
           <w:p>
             <w:pPr>
@@ -18609,23 +18609,23 @@
         </w:tc>
         <w:tc>
           <w:tcPr>
-            <w:tcW w:type="dxa" w:w="5427"/>
-          </w:tcPr>
-          <w:p>
-            <w:pPr>
-              <w:spacing w:line="240" w:lineRule="auto" w:after="0"/>
-              <w:ind w:firstLine="0"/>
-              <w:jc w:val="left"/>
-            </w:pPr>
-            <w:r>
-              <w:rPr>
-                <w:rFonts w:ascii="Times New Roman" w:hAnsi="Times New Roman" w:cs="Times New Roman" w:eastAsia="Times New Roman"/>
-                <w:b w:val="0"/>
-                <w:i w:val="0"/>
-                <w:color w:val="000000"/>
-                <w:sz w:val="24"/>
-              </w:rPr>
-              <w:t>9067</w:t>
+            <w:tcW w:type="dxa" w:w="5375"/>
+          </w:tcPr>
+          <w:p>
+            <w:pPr>
+              <w:spacing w:line="240" w:lineRule="auto" w:after="0"/>
+              <w:ind w:firstLine="0"/>
+              <w:jc w:val="left"/>
+            </w:pPr>
+            <w:r>
+              <w:rPr>
+                <w:rFonts w:ascii="Times New Roman" w:hAnsi="Times New Roman" w:cs="Times New Roman" w:eastAsia="Times New Roman"/>
+                <w:b w:val="0"/>
+                <w:i w:val="0"/>
+                <w:color w:val="000000"/>
+                <w:sz w:val="24"/>
+              </w:rPr>
+              <w:t>9068</w:t>
             </w:r>
           </w:p>
         </w:tc>
@@ -18636,7 +18636,7 @@
         </w:trPr>
         <w:tc>
           <w:tcPr>
-            <w:tcW w:type="dxa" w:w="3928"/>
+            <w:tcW w:type="dxa" w:w="3979"/>
           </w:tcPr>
           <w:p>
             <w:pPr>
@@ -18658,7 +18658,7 @@
         </w:tc>
         <w:tc>
           <w:tcPr>
-            <w:tcW w:type="dxa" w:w="5427"/>
+            <w:tcW w:type="dxa" w:w="5375"/>
           </w:tcPr>
           <w:p>
             <w:pPr>

--- a/Документация/Техническое описание системы/Техническое описание системы.docx
+++ b/Документация/Техническое описание системы/Техническое описание системы.docx
@@ -157,7 +157,7 @@
           <w:color w:val="000000"/>
           <w:sz w:val="26"/>
         </w:rPr>
-        <w:t>Версия документа: 1.84</w:t>
+        <w:t>Версия документа: 1.85</w:t>
       </w:r>
     </w:p>
     <w:p>
@@ -173,7 +173,7 @@
           <w:color w:val="000000"/>
           <w:sz w:val="26"/>
         </w:rPr>
-        <w:t>Дата: 21.10.2026</w:t>
+        <w:t>Дата: 22.10.2026</w:t>
       </w:r>
     </w:p>
     <w:p>
@@ -962,7 +962,7 @@
           <w:sz w:val="26"/>
         </w:rPr>
         <w:tab/>
-        <w:t>29</w:t>
+        <w:t>30</w:t>
       </w:r>
     </w:p>
     <w:p>
@@ -993,7 +993,7 @@
           <w:sz w:val="26"/>
         </w:rPr>
         <w:tab/>
-        <w:t>31</w:t>
+        <w:t>32</w:t>
       </w:r>
     </w:p>
     <w:p>
@@ -1024,7 +1024,7 @@
           <w:sz w:val="26"/>
         </w:rPr>
         <w:tab/>
-        <w:t>31</w:t>
+        <w:t>32</w:t>
       </w:r>
     </w:p>
     <w:p>
@@ -5875,7 +5875,7 @@
           <w:color w:val="000000"/>
           <w:sz w:val="28"/>
         </w:rPr>
-        <w:t>Общий срок можно менять до принятия заявки и в работе при наличии соответствующего права. Индивидуальный срок задаётся конкретному человеку или машине в работающей заявке, а также действующей ручной записи. При общей смене срока интерфейс предлагает сохранить индивидуальные сроки либо применить общее изменение к выбранному составу. Уже поданные голоса сохраняются; следующий согласующий видит новый срок. Изменение и его автор остаются в истории. Завершённая заявка не возвращается в работу простым продлением, просроченная не принимается как действующая.</w:t>
+        <w:t>Изменение сроков определяется отдельными управляемыми правами, а не названием роли. Заявитель с соответствующим правом может менять доступные сроки в допустимых состояниях; само авторство заявки такого права не даёт. Право на сроки вложений и право на индивидуальный срок человека или машины независимы.</w:t>
       </w:r>
     </w:p>
     <w:p>
@@ -5887,7 +5887,7 @@
           <w:color w:val="000000"/>
           <w:sz w:val="28"/>
         </w:rPr>
-        <w:t>Пересылка показывает, кому и с каким назначением направлены материалы: просмотр или согласование. Отозванную заявку можно переслать только для просмотра. История содержит состав материалов и комментарий. Для старых записей без идентификаторов получателей выводится «Сведения о получателях недоступны»: непроверенные имена не восстанавливаются по совпадению текста.</w:t>
+        <w:t>Общий срок можно менять до принятия заявки и в работе при наличии соответствующего права. Индивидуальный срок задаётся конкретному человеку или машине в работающей заявке, а также действующей ручной записи. При общей смене срока интерфейс предлагает сохранить индивидуальные сроки либо применить общее изменение к выбранному составу. Уже поданные голоса сохраняются; следующий согласующий видит новый срок. Изменение и его автор остаются в истории. Завершённая заявка не возвращается в работу простым продлением, просроченная не принимается как действующая.</w:t>
       </w:r>
     </w:p>
     <w:p>
@@ -5899,7 +5899,19 @@
           <w:color w:val="000000"/>
           <w:sz w:val="28"/>
         </w:rPr>
-        <w:t>Если срок истёк, а человек или машина ещё числятся на территории, строка остаётся доступной для отметки выхода/выезда; новый вход запрещён. После выхода такая строка остаётся на пять минут. Незакрытые отметки старше 48 часов требуют внимания оператора; исправление учёта доступно по отдельному праву и с причиной. Неизвестное время старого входа показывается явно и не считается автоматически превышением 48 часов. Отзыв, архив и потеря привязки к посту не возвращают охране видимость недоступных данных.</w:t>
+        <w:t>Пересылка показывает, кому и с каким назначением направлены материалы: просмотр или согласование. Отозванную заявку можно переслать только для просмотра. История содержит состав материалов и комментарий. Для старых записей без идентификаторов получателей выводится «Сведения о получателях недоступны»: непроверенные имена не восстанавливаются по совпадению текста.</w:t>
+      </w:r>
+    </w:p>
+    <w:p>
+      <w:r>
+        <w:rPr>
+          <w:rFonts w:ascii="Times New Roman" w:hAnsi="Times New Roman" w:cs="Times New Roman" w:eastAsia="Times New Roman"/>
+          <w:b w:val="0"/>
+          <w:i w:val="0"/>
+          <w:color w:val="000000"/>
+          <w:sz w:val="28"/>
+        </w:rPr>
+        <w:t>Если срок истёк, а человек или машина ещё числятся на территории, строка остаётся доступной для отметки выхода/выезда; новый вход запрещён. После выхода такая строка остаётся на пять минут. Список незакрытых отметок и административное исправление учёта доступны только администратору и суперадминистратору; для исправления дополнительно нужны действующее право и причина. Отметки старше 48 часов выделяются для внимания администратора. Неизвестное время старого входа показывается явно и не считается автоматически превышением 48 часов. Обычные отметки входа/выхода и обновление сроков у охранника сохраняются. Отзыв, архив и потеря привязки к посту не возвращают охране видимость недоступных данных.</w:t>
       </w:r>
     </w:p>
     <w:p>
@@ -6493,153 +6505,6 @@
           </w:p>
         </w:tc>
       </w:tr>
-      <w:tr>
-        <w:trPr>
-          <w:cantSplit w:val="true"/>
-        </w:trPr>
-        <w:tc>
-          <w:tcPr>
-            <w:tcW w:type="dxa" w:w="1984"/>
-          </w:tcPr>
-          <w:p>
-            <w:pPr>
-              <w:spacing w:line="240" w:lineRule="auto" w:after="0"/>
-              <w:ind w:firstLine="0"/>
-              <w:jc w:val="left"/>
-            </w:pPr>
-            <w:r>
-              <w:rPr>
-                <w:rFonts w:ascii="Times New Roman" w:hAnsi="Times New Roman" w:cs="Times New Roman" w:eastAsia="Times New Roman"/>
-                <w:b w:val="0"/>
-                <w:i w:val="0"/>
-                <w:color w:val="000000"/>
-                <w:sz w:val="24"/>
-              </w:rPr>
-              <w:t>Учётные записи</w:t>
-            </w:r>
-          </w:p>
-        </w:tc>
-        <w:tc>
-          <w:tcPr>
-            <w:tcW w:type="dxa" w:w="7370"/>
-          </w:tcPr>
-          <w:p>
-            <w:pPr>
-              <w:spacing w:line="240" w:lineRule="auto" w:after="0"/>
-              <w:ind w:firstLine="0"/>
-              <w:jc w:val="left"/>
-            </w:pPr>
-            <w:r>
-              <w:rPr>
-                <w:rFonts w:ascii="Times New Roman" w:hAnsi="Times New Roman" w:cs="Times New Roman" w:eastAsia="Times New Roman"/>
-                <w:b w:val="0"/>
-                <w:i w:val="0"/>
-                <w:color w:val="000000"/>
-                <w:sz w:val="24"/>
-              </w:rPr>
-              <w:t>Заведение, блокировка, снятие блокировки входа после неудачных попыток, журнал входов, признак нахождения в системе и давность последнего входа, групповые операции. Смена собственного пароля работником, смена пароля отдельному работнику с отправкой письмом, обновление паролей всем работникам, требование сменить пароль по истечении срока его действия, отбор учётных записей без указанного адреса почты</w:t>
-            </w:r>
-          </w:p>
-        </w:tc>
-      </w:tr>
-      <w:tr>
-        <w:trPr>
-          <w:cantSplit w:val="true"/>
-        </w:trPr>
-        <w:tc>
-          <w:tcPr>
-            <w:tcW w:type="dxa" w:w="1984"/>
-          </w:tcPr>
-          <w:p>
-            <w:pPr>
-              <w:spacing w:line="240" w:lineRule="auto" w:after="0"/>
-              <w:ind w:firstLine="0"/>
-              <w:jc w:val="left"/>
-            </w:pPr>
-            <w:r>
-              <w:rPr>
-                <w:rFonts w:ascii="Times New Roman" w:hAnsi="Times New Roman" w:cs="Times New Roman" w:eastAsia="Times New Roman"/>
-                <w:b w:val="0"/>
-                <w:i w:val="0"/>
-                <w:color w:val="000000"/>
-                <w:sz w:val="24"/>
-              </w:rPr>
-              <w:t>Принимающие заявки</w:t>
-            </w:r>
-          </w:p>
-        </w:tc>
-        <w:tc>
-          <w:tcPr>
-            <w:tcW w:type="dxa" w:w="7370"/>
-          </w:tcPr>
-          <w:p>
-            <w:pPr>
-              <w:spacing w:line="240" w:lineRule="auto" w:after="0"/>
-              <w:ind w:firstLine="0"/>
-              <w:jc w:val="left"/>
-            </w:pPr>
-            <w:r>
-              <w:rPr>
-                <w:rFonts w:ascii="Times New Roman" w:hAnsi="Times New Roman" w:cs="Times New Roman" w:eastAsia="Times New Roman"/>
-                <w:b w:val="0"/>
-                <w:i w:val="0"/>
-                <w:color w:val="000000"/>
-                <w:sz w:val="24"/>
-              </w:rPr>
-              <w:t>Перечень работников, которым можно передать заявку в работу, и отображаемое имя, под которым заявитель видит принявшего</w:t>
-            </w:r>
-          </w:p>
-        </w:tc>
-      </w:tr>
-      <w:tr>
-        <w:trPr>
-          <w:cantSplit w:val="true"/>
-        </w:trPr>
-        <w:tc>
-          <w:tcPr>
-            <w:tcW w:type="dxa" w:w="1984"/>
-          </w:tcPr>
-          <w:p>
-            <w:pPr>
-              <w:spacing w:line="240" w:lineRule="auto" w:after="0"/>
-              <w:ind w:firstLine="0"/>
-              <w:jc w:val="left"/>
-            </w:pPr>
-            <w:r>
-              <w:rPr>
-                <w:rFonts w:ascii="Times New Roman" w:hAnsi="Times New Roman" w:cs="Times New Roman" w:eastAsia="Times New Roman"/>
-                <w:b w:val="0"/>
-                <w:i w:val="0"/>
-                <w:color w:val="000000"/>
-                <w:sz w:val="24"/>
-              </w:rPr>
-              <w:t>Новости и объявления</w:t>
-            </w:r>
-          </w:p>
-        </w:tc>
-        <w:tc>
-          <w:tcPr>
-            <w:tcW w:type="dxa" w:w="7370"/>
-          </w:tcPr>
-          <w:p>
-            <w:pPr>
-              <w:spacing w:line="240" w:lineRule="auto" w:after="0"/>
-              <w:ind w:firstLine="0"/>
-              <w:jc w:val="left"/>
-            </w:pPr>
-            <w:r>
-              <w:rPr>
-                <w:rFonts w:ascii="Times New Roman" w:hAnsi="Times New Roman" w:cs="Times New Roman" w:eastAsia="Times New Roman"/>
-                <w:b w:val="0"/>
-                <w:i w:val="0"/>
-                <w:color w:val="000000"/>
-                <w:sz w:val="24"/>
-              </w:rPr>
-              <w:t>Публикации с форматированным текстом и изображениями, объявление-баннер на главной</w:t>
-            </w:r>
-          </w:p>
-        </w:tc>
-      </w:tr>
     </w:tbl>
     <w:p>
       <w:pPr>
@@ -6737,6 +6602,153 @@
                 <w:sz w:val="24"/>
               </w:rPr>
               <w:t>Возможности</w:t>
+            </w:r>
+          </w:p>
+        </w:tc>
+      </w:tr>
+      <w:tr>
+        <w:trPr>
+          <w:cantSplit w:val="true"/>
+        </w:trPr>
+        <w:tc>
+          <w:tcPr>
+            <w:tcW w:type="dxa" w:w="1984"/>
+          </w:tcPr>
+          <w:p>
+            <w:pPr>
+              <w:spacing w:line="240" w:lineRule="auto" w:after="0"/>
+              <w:ind w:firstLine="0"/>
+              <w:jc w:val="left"/>
+            </w:pPr>
+            <w:r>
+              <w:rPr>
+                <w:rFonts w:ascii="Times New Roman" w:hAnsi="Times New Roman" w:cs="Times New Roman" w:eastAsia="Times New Roman"/>
+                <w:b w:val="0"/>
+                <w:i w:val="0"/>
+                <w:color w:val="000000"/>
+                <w:sz w:val="24"/>
+              </w:rPr>
+              <w:t>Учётные записи</w:t>
+            </w:r>
+          </w:p>
+        </w:tc>
+        <w:tc>
+          <w:tcPr>
+            <w:tcW w:type="dxa" w:w="7370"/>
+          </w:tcPr>
+          <w:p>
+            <w:pPr>
+              <w:spacing w:line="240" w:lineRule="auto" w:after="0"/>
+              <w:ind w:firstLine="0"/>
+              <w:jc w:val="left"/>
+            </w:pPr>
+            <w:r>
+              <w:rPr>
+                <w:rFonts w:ascii="Times New Roman" w:hAnsi="Times New Roman" w:cs="Times New Roman" w:eastAsia="Times New Roman"/>
+                <w:b w:val="0"/>
+                <w:i w:val="0"/>
+                <w:color w:val="000000"/>
+                <w:sz w:val="24"/>
+              </w:rPr>
+              <w:t>Заведение, блокировка, снятие блокировки входа после неудачных попыток, журнал входов, признак нахождения в системе и давность последнего входа, групповые операции. Смена собственного пароля работником, смена пароля отдельному работнику с отправкой письмом, обновление паролей всем работникам, требование сменить пароль по истечении срока его действия, отбор учётных записей без указанного адреса почты</w:t>
+            </w:r>
+          </w:p>
+        </w:tc>
+      </w:tr>
+      <w:tr>
+        <w:trPr>
+          <w:cantSplit w:val="true"/>
+        </w:trPr>
+        <w:tc>
+          <w:tcPr>
+            <w:tcW w:type="dxa" w:w="1984"/>
+          </w:tcPr>
+          <w:p>
+            <w:pPr>
+              <w:spacing w:line="240" w:lineRule="auto" w:after="0"/>
+              <w:ind w:firstLine="0"/>
+              <w:jc w:val="left"/>
+            </w:pPr>
+            <w:r>
+              <w:rPr>
+                <w:rFonts w:ascii="Times New Roman" w:hAnsi="Times New Roman" w:cs="Times New Roman" w:eastAsia="Times New Roman"/>
+                <w:b w:val="0"/>
+                <w:i w:val="0"/>
+                <w:color w:val="000000"/>
+                <w:sz w:val="24"/>
+              </w:rPr>
+              <w:t>Принимающие заявки</w:t>
+            </w:r>
+          </w:p>
+        </w:tc>
+        <w:tc>
+          <w:tcPr>
+            <w:tcW w:type="dxa" w:w="7370"/>
+          </w:tcPr>
+          <w:p>
+            <w:pPr>
+              <w:spacing w:line="240" w:lineRule="auto" w:after="0"/>
+              <w:ind w:firstLine="0"/>
+              <w:jc w:val="left"/>
+            </w:pPr>
+            <w:r>
+              <w:rPr>
+                <w:rFonts w:ascii="Times New Roman" w:hAnsi="Times New Roman" w:cs="Times New Roman" w:eastAsia="Times New Roman"/>
+                <w:b w:val="0"/>
+                <w:i w:val="0"/>
+                <w:color w:val="000000"/>
+                <w:sz w:val="24"/>
+              </w:rPr>
+              <w:t>Перечень работников, которым можно передать заявку в работу, и отображаемое имя, под которым заявитель видит принявшего</w:t>
+            </w:r>
+          </w:p>
+        </w:tc>
+      </w:tr>
+      <w:tr>
+        <w:trPr>
+          <w:cantSplit w:val="true"/>
+        </w:trPr>
+        <w:tc>
+          <w:tcPr>
+            <w:tcW w:type="dxa" w:w="1984"/>
+          </w:tcPr>
+          <w:p>
+            <w:pPr>
+              <w:spacing w:line="240" w:lineRule="auto" w:after="0"/>
+              <w:ind w:firstLine="0"/>
+              <w:jc w:val="left"/>
+            </w:pPr>
+            <w:r>
+              <w:rPr>
+                <w:rFonts w:ascii="Times New Roman" w:hAnsi="Times New Roman" w:cs="Times New Roman" w:eastAsia="Times New Roman"/>
+                <w:b w:val="0"/>
+                <w:i w:val="0"/>
+                <w:color w:val="000000"/>
+                <w:sz w:val="24"/>
+              </w:rPr>
+              <w:t>Новости и объявления</w:t>
+            </w:r>
+          </w:p>
+        </w:tc>
+        <w:tc>
+          <w:tcPr>
+            <w:tcW w:type="dxa" w:w="7370"/>
+          </w:tcPr>
+          <w:p>
+            <w:pPr>
+              <w:spacing w:line="240" w:lineRule="auto" w:after="0"/>
+              <w:ind w:firstLine="0"/>
+              <w:jc w:val="left"/>
+            </w:pPr>
+            <w:r>
+              <w:rPr>
+                <w:rFonts w:ascii="Times New Roman" w:hAnsi="Times New Roman" w:cs="Times New Roman" w:eastAsia="Times New Roman"/>
+                <w:b w:val="0"/>
+                <w:i w:val="0"/>
+                <w:color w:val="000000"/>
+                <w:sz w:val="24"/>
+              </w:rPr>
+              <w:t>Публикации с форматированным текстом и изображениями, объявление-баннер на главной</w:t>
             </w:r>
           </w:p>
         </w:tc>
@@ -9071,132 +9083,6 @@
           </w:p>
         </w:tc>
       </w:tr>
-    </w:tbl>
-    <w:p>
-      <w:pPr>
-        <w:spacing w:after="0" w:line="240" w:lineRule="auto"/>
-        <w:ind w:firstLine="0"/>
-      </w:pPr>
-      <w:r>
-        <w:rPr>
-          <w:rFonts w:ascii="Times New Roman" w:hAnsi="Times New Roman" w:cs="Times New Roman" w:eastAsia="Times New Roman"/>
-          <w:b w:val="0"/>
-          <w:i w:val="0"/>
-          <w:color w:val="000000"/>
-          <w:sz w:val="12"/>
-        </w:rPr>
-      </w:r>
-    </w:p>
-    <w:p>
-      <w:pPr>
-        <w:keepNext/>
-        <w:spacing w:line="240" w:lineRule="auto" w:before="160" w:after="80"/>
-        <w:ind w:firstLine="0"/>
-        <w:jc w:val="left"/>
-      </w:pPr>
-      <w:r>
-        <w:rPr>
-          <w:rFonts w:ascii="Times New Roman" w:hAnsi="Times New Roman" w:cs="Times New Roman" w:eastAsia="Times New Roman"/>
-          <w:b w:val="0"/>
-          <w:i/>
-          <w:color w:val="000000"/>
-          <w:sz w:val="24"/>
-        </w:rPr>
-        <w:t>Продолжение таблицы 9.1</w:t>
-      </w:r>
-    </w:p>
-    <w:tbl>
-      <w:tblPr>
-        <w:tblStyle w:val="TableGrid"/>
-        <w:tblW w:type="auto" w:w="0"/>
-        <w:jc w:val="center"/>
-        <w:tblLayout w:type="fixed"/>
-        <w:tblLook w:firstColumn="1" w:firstRow="1" w:lastColumn="0" w:lastRow="0" w:noHBand="0" w:noVBand="1" w:val="04A0"/>
-        <w:tblLayout w:type="fixed"/>
-      </w:tblPr>
-      <w:tblGrid>
-        <w:gridCol w:w="2268"/>
-        <w:gridCol w:w="1701"/>
-        <w:gridCol w:w="5386"/>
-      </w:tblGrid>
-      <w:tr>
-        <w:trPr>
-          <w:tblHeader w:val="true"/>
-          <w:cantSplit w:val="true"/>
-        </w:trPr>
-        <w:tc>
-          <w:tcPr>
-            <w:tcW w:type="dxa" w:w="2268"/>
-            <w:shd w:val="clear" w:fill="E8E8E8"/>
-          </w:tcPr>
-          <w:p>
-            <w:pPr>
-              <w:keepNext/>
-              <w:spacing w:line="240" w:lineRule="auto" w:after="0"/>
-              <w:ind w:firstLine="0"/>
-              <w:jc w:val="left"/>
-            </w:pPr>
-            <w:r>
-              <w:rPr>
-                <w:rFonts w:ascii="Times New Roman" w:hAnsi="Times New Roman" w:cs="Times New Roman" w:eastAsia="Times New Roman"/>
-                <w:b/>
-                <w:i w:val="0"/>
-                <w:color w:val="000000"/>
-                <w:sz w:val="24"/>
-              </w:rPr>
-              <w:t>Часть</w:t>
-            </w:r>
-          </w:p>
-        </w:tc>
-        <w:tc>
-          <w:tcPr>
-            <w:tcW w:type="dxa" w:w="1701"/>
-            <w:shd w:val="clear" w:fill="E8E8E8"/>
-          </w:tcPr>
-          <w:p>
-            <w:pPr>
-              <w:keepNext/>
-              <w:spacing w:line="240" w:lineRule="auto" w:after="0"/>
-              <w:ind w:firstLine="0"/>
-              <w:jc w:val="left"/>
-            </w:pPr>
-            <w:r>
-              <w:rPr>
-                <w:rFonts w:ascii="Times New Roman" w:hAnsi="Times New Roman" w:cs="Times New Roman" w:eastAsia="Times New Roman"/>
-                <w:b/>
-                <w:i w:val="0"/>
-                <w:color w:val="000000"/>
-                <w:sz w:val="24"/>
-              </w:rPr>
-              <w:t>Основа</w:t>
-            </w:r>
-          </w:p>
-        </w:tc>
-        <w:tc>
-          <w:tcPr>
-            <w:tcW w:type="dxa" w:w="5386"/>
-            <w:shd w:val="clear" w:fill="E8E8E8"/>
-          </w:tcPr>
-          <w:p>
-            <w:pPr>
-              <w:keepNext/>
-              <w:spacing w:line="240" w:lineRule="auto" w:after="0"/>
-              <w:ind w:firstLine="0"/>
-              <w:jc w:val="left"/>
-            </w:pPr>
-            <w:r>
-              <w:rPr>
-                <w:rFonts w:ascii="Times New Roman" w:hAnsi="Times New Roman" w:cs="Times New Roman" w:eastAsia="Times New Roman"/>
-                <w:b/>
-                <w:i w:val="0"/>
-                <w:color w:val="000000"/>
-                <w:sz w:val="24"/>
-              </w:rPr>
-              <w:t>Роль</w:t>
-            </w:r>
-          </w:p>
-        </w:tc>
-      </w:tr>
       <w:tr>
         <w:trPr>
           <w:cantSplit w:val="true"/>
@@ -16811,7 +16697,7 @@
                 <w:color w:val="000000"/>
                 <w:sz w:val="24"/>
               </w:rPr>
-              <w:t>2797 тестов в 588 файлах</w:t>
+              <w:t>2799 тестов в 590 файлах</w:t>
             </w:r>
           </w:p>
         </w:tc>
@@ -16904,7 +16790,7 @@
                 <w:color w:val="000000"/>
                 <w:sz w:val="24"/>
               </w:rPr>
-              <w:t>6080 тестов в 706 файлах</w:t>
+              <w:t>6082 теста в 706 файлах</w:t>
             </w:r>
           </w:p>
         </w:tc>
@@ -17080,7 +16966,7 @@
                 <w:color w:val="000000"/>
                 <w:sz w:val="24"/>
               </w:rPr>
-              <w:t>9068</w:t>
+              <w:t>9072</w:t>
             </w:r>
           </w:p>
         </w:tc>
@@ -18279,8 +18165,8 @@
         <w:tblLayout w:type="fixed"/>
       </w:tblPr>
       <w:tblGrid>
-        <w:gridCol w:w="3980"/>
-        <w:gridCol w:w="5376"/>
+        <w:gridCol w:w="3954"/>
+        <w:gridCol w:w="5402"/>
       </w:tblGrid>
       <w:tr>
         <w:trPr>
@@ -18289,7 +18175,7 @@
         </w:trPr>
         <w:tc>
           <w:tcPr>
-            <w:tcW w:type="dxa" w:w="3979"/>
+            <w:tcW w:type="dxa" w:w="3953"/>
             <w:shd w:val="clear" w:fill="E8E8E8"/>
           </w:tcPr>
           <w:p>
@@ -18313,7 +18199,7 @@
         </w:tc>
         <w:tc>
           <w:tcPr>
-            <w:tcW w:type="dxa" w:w="5375"/>
+            <w:tcW w:type="dxa" w:w="5401"/>
             <w:shd w:val="clear" w:fill="E8E8E8"/>
           </w:tcPr>
           <w:p>
@@ -18342,7 +18228,7 @@
         </w:trPr>
         <w:tc>
           <w:tcPr>
-            <w:tcW w:type="dxa" w:w="3979"/>
+            <w:tcW w:type="dxa" w:w="3953"/>
           </w:tcPr>
           <w:p>
             <w:pPr>
@@ -18364,23 +18250,23 @@
         </w:tc>
         <w:tc>
           <w:tcPr>
-            <w:tcW w:type="dxa" w:w="5375"/>
-          </w:tcPr>
-          <w:p>
-            <w:pPr>
-              <w:spacing w:line="240" w:lineRule="auto" w:after="0"/>
-              <w:ind w:firstLine="0"/>
-              <w:jc w:val="left"/>
-            </w:pPr>
-            <w:r>
-              <w:rPr>
-                <w:rFonts w:ascii="Times New Roman" w:hAnsi="Times New Roman" w:cs="Times New Roman" w:eastAsia="Times New Roman"/>
-                <w:b w:val="0"/>
-                <w:i w:val="0"/>
-                <w:color w:val="000000"/>
-                <w:sz w:val="24"/>
-              </w:rPr>
-              <w:t>571098 строк в 2414 файлах</w:t>
+            <w:tcW w:type="dxa" w:w="5401"/>
+          </w:tcPr>
+          <w:p>
+            <w:pPr>
+              <w:spacing w:line="240" w:lineRule="auto" w:after="0"/>
+              <w:ind w:firstLine="0"/>
+              <w:jc w:val="left"/>
+            </w:pPr>
+            <w:r>
+              <w:rPr>
+                <w:rFonts w:ascii="Times New Roman" w:hAnsi="Times New Roman" w:cs="Times New Roman" w:eastAsia="Times New Roman"/>
+                <w:b w:val="0"/>
+                <w:i w:val="0"/>
+                <w:color w:val="000000"/>
+                <w:sz w:val="24"/>
+              </w:rPr>
+              <w:t>571239 строк в 2416 файлах</w:t>
             </w:r>
           </w:p>
         </w:tc>
@@ -18391,7 +18277,7 @@
         </w:trPr>
         <w:tc>
           <w:tcPr>
-            <w:tcW w:type="dxa" w:w="3979"/>
+            <w:tcW w:type="dxa" w:w="3953"/>
           </w:tcPr>
           <w:p>
             <w:pPr>
@@ -18413,23 +18299,23 @@
         </w:tc>
         <w:tc>
           <w:tcPr>
-            <w:tcW w:type="dxa" w:w="5375"/>
-          </w:tcPr>
-          <w:p>
-            <w:pPr>
-              <w:spacing w:line="240" w:lineRule="auto" w:after="0"/>
-              <w:ind w:firstLine="0"/>
-              <w:jc w:val="left"/>
-            </w:pPr>
-            <w:r>
-              <w:rPr>
-                <w:rFonts w:ascii="Times New Roman" w:hAnsi="Times New Roman" w:cs="Times New Roman" w:eastAsia="Times New Roman"/>
-                <w:b w:val="0"/>
-                <w:i w:val="0"/>
-                <w:color w:val="000000"/>
-                <w:sz w:val="24"/>
-              </w:rPr>
-              <w:t>124336 строк без тестов: 237 служб, 84 обработчика, 88 моделей данных</w:t>
+            <w:tcW w:type="dxa" w:w="5401"/>
+          </w:tcPr>
+          <w:p>
+            <w:pPr>
+              <w:spacing w:line="240" w:lineRule="auto" w:after="0"/>
+              <w:ind w:firstLine="0"/>
+              <w:jc w:val="left"/>
+            </w:pPr>
+            <w:r>
+              <w:rPr>
+                <w:rFonts w:ascii="Times New Roman" w:hAnsi="Times New Roman" w:cs="Times New Roman" w:eastAsia="Times New Roman"/>
+                <w:b w:val="0"/>
+                <w:i w:val="0"/>
+                <w:color w:val="000000"/>
+                <w:sz w:val="24"/>
+              </w:rPr>
+              <w:t>124333 строки без тестов: 237 служб, 84 обработчика, 88 моделей данных</w:t>
             </w:r>
           </w:p>
         </w:tc>
@@ -18440,7 +18326,7 @@
         </w:trPr>
         <w:tc>
           <w:tcPr>
-            <w:tcW w:type="dxa" w:w="3979"/>
+            <w:tcW w:type="dxa" w:w="3953"/>
           </w:tcPr>
           <w:p>
             <w:pPr>
@@ -18462,23 +18348,23 @@
         </w:tc>
         <w:tc>
           <w:tcPr>
-            <w:tcW w:type="dxa" w:w="5375"/>
-          </w:tcPr>
-          <w:p>
-            <w:pPr>
-              <w:spacing w:line="240" w:lineRule="auto" w:after="0"/>
-              <w:ind w:firstLine="0"/>
-              <w:jc w:val="left"/>
-            </w:pPr>
-            <w:r>
-              <w:rPr>
-                <w:rFonts w:ascii="Times New Roman" w:hAnsi="Times New Roman" w:cs="Times New Roman" w:eastAsia="Times New Roman"/>
-                <w:b w:val="0"/>
-                <w:i w:val="0"/>
-                <w:color w:val="000000"/>
-                <w:sz w:val="24"/>
-              </w:rPr>
-              <w:t>201501 строка: 40 экранов, 262 элемента</w:t>
+            <w:tcW w:type="dxa" w:w="5401"/>
+          </w:tcPr>
+          <w:p>
+            <w:pPr>
+              <w:spacing w:line="240" w:lineRule="auto" w:after="0"/>
+              <w:ind w:firstLine="0"/>
+              <w:jc w:val="left"/>
+            </w:pPr>
+            <w:r>
+              <w:rPr>
+                <w:rFonts w:ascii="Times New Roman" w:hAnsi="Times New Roman" w:cs="Times New Roman" w:eastAsia="Times New Roman"/>
+                <w:b w:val="0"/>
+                <w:i w:val="0"/>
+                <w:color w:val="000000"/>
+                <w:sz w:val="24"/>
+              </w:rPr>
+              <w:t>201531 строка: 40 экранов, 262 элемента</w:t>
             </w:r>
           </w:p>
         </w:tc>
@@ -18489,7 +18375,7 @@
         </w:trPr>
         <w:tc>
           <w:tcPr>
-            <w:tcW w:type="dxa" w:w="3979"/>
+            <w:tcW w:type="dxa" w:w="3953"/>
           </w:tcPr>
           <w:p>
             <w:pPr>
@@ -18511,7 +18397,7 @@
         </w:tc>
         <w:tc>
           <w:tcPr>
-            <w:tcW w:type="dxa" w:w="5375"/>
+            <w:tcW w:type="dxa" w:w="5401"/>
           </w:tcPr>
           <w:p>
             <w:pPr>
@@ -18538,7 +18424,7 @@
         </w:trPr>
         <w:tc>
           <w:tcPr>
-            <w:tcW w:type="dxa" w:w="3979"/>
+            <w:tcW w:type="dxa" w:w="3953"/>
           </w:tcPr>
           <w:p>
             <w:pPr>
@@ -18560,7 +18446,7 @@
         </w:tc>
         <w:tc>
           <w:tcPr>
-            <w:tcW w:type="dxa" w:w="5375"/>
+            <w:tcW w:type="dxa" w:w="5401"/>
           </w:tcPr>
           <w:p>
             <w:pPr>
@@ -18587,7 +18473,7 @@
         </w:trPr>
         <w:tc>
           <w:tcPr>
-            <w:tcW w:type="dxa" w:w="3979"/>
+            <w:tcW w:type="dxa" w:w="3953"/>
           </w:tcPr>
           <w:p>
             <w:pPr>
@@ -18609,23 +18495,23 @@
         </w:tc>
         <w:tc>
           <w:tcPr>
-            <w:tcW w:type="dxa" w:w="5375"/>
-          </w:tcPr>
-          <w:p>
-            <w:pPr>
-              <w:spacing w:line="240" w:lineRule="auto" w:after="0"/>
-              <w:ind w:firstLine="0"/>
-              <w:jc w:val="left"/>
-            </w:pPr>
-            <w:r>
-              <w:rPr>
-                <w:rFonts w:ascii="Times New Roman" w:hAnsi="Times New Roman" w:cs="Times New Roman" w:eastAsia="Times New Roman"/>
-                <w:b w:val="0"/>
-                <w:i w:val="0"/>
-                <w:color w:val="000000"/>
-                <w:sz w:val="24"/>
-              </w:rPr>
-              <w:t>9068</w:t>
+            <w:tcW w:type="dxa" w:w="5401"/>
+          </w:tcPr>
+          <w:p>
+            <w:pPr>
+              <w:spacing w:line="240" w:lineRule="auto" w:after="0"/>
+              <w:ind w:firstLine="0"/>
+              <w:jc w:val="left"/>
+            </w:pPr>
+            <w:r>
+              <w:rPr>
+                <w:rFonts w:ascii="Times New Roman" w:hAnsi="Times New Roman" w:cs="Times New Roman" w:eastAsia="Times New Roman"/>
+                <w:b w:val="0"/>
+                <w:i w:val="0"/>
+                <w:color w:val="000000"/>
+                <w:sz w:val="24"/>
+              </w:rPr>
+              <w:t>9072</w:t>
             </w:r>
           </w:p>
         </w:tc>
@@ -18636,7 +18522,7 @@
         </w:trPr>
         <w:tc>
           <w:tcPr>
-            <w:tcW w:type="dxa" w:w="3979"/>
+            <w:tcW w:type="dxa" w:w="3953"/>
           </w:tcPr>
           <w:p>
             <w:pPr>
@@ -18658,23 +18544,23 @@
         </w:tc>
         <w:tc>
           <w:tcPr>
-            <w:tcW w:type="dxa" w:w="5375"/>
-          </w:tcPr>
-          <w:p>
-            <w:pPr>
-              <w:spacing w:line="240" w:lineRule="auto" w:after="0"/>
-              <w:ind w:firstLine="0"/>
-              <w:jc w:val="left"/>
-            </w:pPr>
-            <w:r>
-              <w:rPr>
-                <w:rFonts w:ascii="Times New Roman" w:hAnsi="Times New Roman" w:cs="Times New Roman" w:eastAsia="Times New Roman"/>
-                <w:b w:val="0"/>
-                <w:i w:val="0"/>
-                <w:color w:val="000000"/>
-                <w:sz w:val="24"/>
-              </w:rPr>
-              <w:t>366</w:t>
+            <w:tcW w:type="dxa" w:w="5401"/>
+          </w:tcPr>
+          <w:p>
+            <w:pPr>
+              <w:spacing w:line="240" w:lineRule="auto" w:after="0"/>
+              <w:ind w:firstLine="0"/>
+              <w:jc w:val="left"/>
+            </w:pPr>
+            <w:r>
+              <w:rPr>
+                <w:rFonts w:ascii="Times New Roman" w:hAnsi="Times New Roman" w:cs="Times New Roman" w:eastAsia="Times New Roman"/>
+                <w:b w:val="0"/>
+                <w:i w:val="0"/>
+                <w:color w:val="000000"/>
+                <w:sz w:val="24"/>
+              </w:rPr>
+              <w:t>367</w:t>
             </w:r>
           </w:p>
         </w:tc>
@@ -27361,6 +27247,89 @@
                 <w:sz w:val="24"/>
               </w:rPr>
               <w:t>Сверены изменения октября: текущие права и сессии, документы и согласия, архив, файлы-черновики, push, лимиты и поставка; уточнены числовые показатели.</w:t>
+            </w:r>
+          </w:p>
+        </w:tc>
+        <w:tc>
+          <w:tcPr>
+            <w:tcW w:type="dxa" w:w="850"/>
+          </w:tcPr>
+          <w:p>
+            <w:pPr>
+              <w:spacing w:line="240" w:lineRule="auto" w:after="0"/>
+              <w:ind w:firstLine="0"/>
+              <w:jc w:val="left"/>
+            </w:pPr>
+          </w:p>
+        </w:tc>
+      </w:tr>
+      <w:tr>
+        <w:trPr>
+          <w:cantSplit w:val="true"/>
+        </w:trPr>
+        <w:tc>
+          <w:tcPr>
+            <w:tcW w:type="dxa" w:w="1134"/>
+          </w:tcPr>
+          <w:p>
+            <w:pPr>
+              <w:spacing w:line="240" w:lineRule="auto" w:after="0"/>
+              <w:ind w:firstLine="0"/>
+              <w:jc w:val="left"/>
+            </w:pPr>
+            <w:r>
+              <w:rPr>
+                <w:rFonts w:ascii="Times New Roman" w:hAnsi="Times New Roman" w:cs="Times New Roman" w:eastAsia="Times New Roman"/>
+                <w:b w:val="0"/>
+                <w:i w:val="0"/>
+                <w:color w:val="000000"/>
+                <w:sz w:val="24"/>
+              </w:rPr>
+              <w:t>1.85</w:t>
+            </w:r>
+          </w:p>
+        </w:tc>
+        <w:tc>
+          <w:tcPr>
+            <w:tcW w:type="dxa" w:w="1701"/>
+          </w:tcPr>
+          <w:p>
+            <w:pPr>
+              <w:spacing w:line="240" w:lineRule="auto" w:after="0"/>
+              <w:ind w:firstLine="0"/>
+              <w:jc w:val="left"/>
+            </w:pPr>
+            <w:r>
+              <w:rPr>
+                <w:rFonts w:ascii="Times New Roman" w:hAnsi="Times New Roman" w:cs="Times New Roman" w:eastAsia="Times New Roman"/>
+                <w:b w:val="0"/>
+                <w:i w:val="0"/>
+                <w:color w:val="000000"/>
+                <w:sz w:val="24"/>
+              </w:rPr>
+              <w:t>22.10.2026</w:t>
+            </w:r>
+          </w:p>
+        </w:tc>
+        <w:tc>
+          <w:tcPr>
+            <w:tcW w:type="dxa" w:w="5669"/>
+          </w:tcPr>
+          <w:p>
+            <w:pPr>
+              <w:spacing w:line="240" w:lineRule="auto" w:after="0"/>
+              <w:ind w:firstLine="0"/>
+              <w:jc w:val="left"/>
+            </w:pPr>
+            <w:r>
+              <w:rPr>
+                <w:rFonts w:ascii="Times New Roman" w:hAnsi="Times New Roman" w:cs="Times New Roman" w:eastAsia="Times New Roman"/>
+                <w:b w:val="0"/>
+                <w:i w:val="0"/>
+                <w:color w:val="000000"/>
+                <w:sz w:val="24"/>
+              </w:rPr>
+              <w:t>Уточнена административная принадлежность списка незакрытых отметок и исправления учёта; обычные операции охранника отделены от административных.</w:t>
             </w:r>
           </w:p>
         </w:tc>

--- a/Документация/Техническое описание системы/Техническое описание системы.docx
+++ b/Документация/Техническое описание системы/Техническое описание системы.docx
@@ -157,7 +157,7 @@
           <w:color w:val="000000"/>
           <w:sz w:val="26"/>
         </w:rPr>
-        <w:t>Версия документа: 1.85</w:t>
+        <w:t>Версия документа: 1.86</w:t>
       </w:r>
     </w:p>
     <w:p>
@@ -173,7 +173,7 @@
           <w:color w:val="000000"/>
           <w:sz w:val="26"/>
         </w:rPr>
-        <w:t>Дата: 22.10.2026</w:t>
+        <w:t>Дата: 30.10.2026</w:t>
       </w:r>
     </w:p>
     <w:p>
@@ -1210,7 +1210,7 @@
           <w:sz w:val="26"/>
         </w:rPr>
         <w:tab/>
-        <w:t>37</w:t>
+        <w:t>38</w:t>
       </w:r>
     </w:p>
     <w:p>
@@ -1241,7 +1241,7 @@
           <w:sz w:val="26"/>
         </w:rPr>
         <w:tab/>
-        <w:t>37</w:t>
+        <w:t>38</w:t>
       </w:r>
     </w:p>
     <w:p>
@@ -1334,7 +1334,7 @@
           <w:sz w:val="26"/>
         </w:rPr>
         <w:tab/>
-        <w:t>39</w:t>
+        <w:t>40</w:t>
       </w:r>
     </w:p>
     <w:p>
@@ -1365,7 +1365,7 @@
           <w:sz w:val="26"/>
         </w:rPr>
         <w:tab/>
-        <w:t>39</w:t>
+        <w:t>40</w:t>
       </w:r>
     </w:p>
     <w:p>
@@ -1489,7 +1489,7 @@
           <w:sz w:val="26"/>
         </w:rPr>
         <w:tab/>
-        <w:t>44</w:t>
+        <w:t>45</w:t>
       </w:r>
     </w:p>
     <w:p>
@@ -1551,7 +1551,7 @@
           <w:sz w:val="26"/>
         </w:rPr>
         <w:tab/>
-        <w:t>46</w:t>
+        <w:t>47</w:t>
       </w:r>
     </w:p>
     <w:p>
@@ -1582,7 +1582,7 @@
           <w:sz w:val="26"/>
         </w:rPr>
         <w:tab/>
-        <w:t>47</w:t>
+        <w:t>48</w:t>
       </w:r>
     </w:p>
     <w:p>
@@ -1613,7 +1613,7 @@
           <w:sz w:val="26"/>
         </w:rPr>
         <w:tab/>
-        <w:t>47</w:t>
+        <w:t>48</w:t>
       </w:r>
     </w:p>
     <w:p>
@@ -1644,7 +1644,7 @@
           <w:sz w:val="26"/>
         </w:rPr>
         <w:tab/>
-        <w:t>53</w:t>
+        <w:t>54</w:t>
       </w:r>
     </w:p>
     <w:p>
@@ -1675,7 +1675,7 @@
           <w:sz w:val="26"/>
         </w:rPr>
         <w:tab/>
-        <w:t>53</w:t>
+        <w:t>54</w:t>
       </w:r>
     </w:p>
     <w:p>
@@ -1706,7 +1706,7 @@
           <w:sz w:val="26"/>
         </w:rPr>
         <w:tab/>
-        <w:t>55</w:t>
+        <w:t>56</w:t>
       </w:r>
     </w:p>
     <w:p>
@@ -1737,7 +1737,7 @@
           <w:sz w:val="26"/>
         </w:rPr>
         <w:tab/>
-        <w:t>56</w:t>
+        <w:t>57</w:t>
       </w:r>
     </w:p>
     <w:p>
@@ -1768,7 +1768,7 @@
           <w:sz w:val="26"/>
         </w:rPr>
         <w:tab/>
-        <w:t>56</w:t>
+        <w:t>57</w:t>
       </w:r>
     </w:p>
     <w:p>
@@ -1799,7 +1799,7 @@
           <w:sz w:val="26"/>
         </w:rPr>
         <w:tab/>
-        <w:t>60</w:t>
+        <w:t>61</w:t>
       </w:r>
     </w:p>
     <w:p>
@@ -1830,7 +1830,7 @@
           <w:sz w:val="26"/>
         </w:rPr>
         <w:tab/>
-        <w:t>60</w:t>
+        <w:t>61</w:t>
       </w:r>
     </w:p>
     <w:p>
@@ -1861,7 +1861,7 @@
           <w:sz w:val="26"/>
         </w:rPr>
         <w:tab/>
-        <w:t>64</w:t>
+        <w:t>65</w:t>
       </w:r>
     </w:p>
     <w:p>
@@ -1892,7 +1892,7 @@
           <w:sz w:val="26"/>
         </w:rPr>
         <w:tab/>
-        <w:t>66</w:t>
+        <w:t>67</w:t>
       </w:r>
     </w:p>
     <w:p>
@@ -1923,7 +1923,7 @@
           <w:sz w:val="26"/>
         </w:rPr>
         <w:tab/>
-        <w:t>67</w:t>
+        <w:t>68</w:t>
       </w:r>
     </w:p>
     <w:p>
@@ -1954,7 +1954,7 @@
           <w:sz w:val="26"/>
         </w:rPr>
         <w:tab/>
-        <w:t>67</w:t>
+        <w:t>68</w:t>
       </w:r>
     </w:p>
     <w:p>
@@ -1985,7 +1985,7 @@
           <w:sz w:val="26"/>
         </w:rPr>
         <w:tab/>
-        <w:t>68</w:t>
+        <w:t>69</w:t>
       </w:r>
     </w:p>
     <w:p>
@@ -2016,7 +2016,7 @@
           <w:sz w:val="26"/>
         </w:rPr>
         <w:tab/>
-        <w:t>69</w:t>
+        <w:t>70</w:t>
       </w:r>
     </w:p>
     <w:p>
@@ -2047,7 +2047,7 @@
           <w:sz w:val="26"/>
         </w:rPr>
         <w:tab/>
-        <w:t>70</w:t>
+        <w:t>71</w:t>
       </w:r>
     </w:p>
     <w:p>
@@ -2078,7 +2078,7 @@
           <w:sz w:val="26"/>
         </w:rPr>
         <w:tab/>
-        <w:t>71</w:t>
+        <w:t>72</w:t>
       </w:r>
     </w:p>
     <w:p>
@@ -2109,7 +2109,7 @@
           <w:sz w:val="26"/>
         </w:rPr>
         <w:tab/>
-        <w:t>72</w:t>
+        <w:t>73</w:t>
       </w:r>
     </w:p>
     <w:p>
@@ -8643,7 +8643,7 @@
           <w:color w:val="000000"/>
           <w:sz w:val="28"/>
         </w:rPr>
-        <w:t>Внутри тура работник не привязан к порядку: счётчик шагов открывает список всех шагов по разделам, и с него можно перейти к нужному месту, в том числе на другую страницу.</w:t>
+        <w:t>При ручном запуске открывается окно «Обучение работе с системой»: «Пройти сначала», «Продолжить обучение» при сохранённой позиции и выбор главы с кнопкой «Начать с раздела». Просмотр с раздела не засчитывает весь тур. На сенсорном экране переходами управляют видимые кнопки подсказки. Если поверх обучения открыто рабочее окно, подсказка временно уступает ему управление; после закрытия окна обучение продолжается.</w:t>
       </w:r>
     </w:p>
     <w:p>
@@ -8655,7 +8655,7 @@
           <w:color w:val="000000"/>
           <w:sz w:val="28"/>
         </w:rPr>
-        <w:t>Обучение заявителя идёт под шестьдесят шагов, это около семи минут подряд, поэтому тур разбит на главы по разделам системы: подсказка называет главу и её номер, а на последнем шаге главы вместо «Пропустить обучение» предлагает продолжить позже. Место, на котором работник остановился, переживает и перезагрузку страницы, и закрытие вкладки. Тур, оставшийся на экране в момент ухода со страницы, поднимается сам - его никто не закрывал; закрытый руками ждёт, пока человек вернётся через меню обучения, где рядом с ним написано «Продолжить». Позиция хранится в браузере отдельно по каждому работнику и каждому туру и забывается через две недели: вернувшемуся через месяц честнее начать обучение заново.</w:t>
+        <w:t>Внутри тура работник не привязан к порядку: счётчик шагов открывает список всех шагов по разделам, и с него можно перейти к нужному месту, в том числе на другую страницу.</w:t>
       </w:r>
     </w:p>
     <w:p>
@@ -8667,7 +8667,7 @@
           <w:color w:val="000000"/>
           <w:sz w:val="28"/>
         </w:rPr>
-        <w:t>Прохождение считается отдельно по каждому туру. Работник, прошедший обучение заявителя, не теряет эту отметку, когда его назначают согласующим, и получает новый тур, а не повтор старого.</w:t>
+        <w:t>Тур разбит на главы по разделам системы: подсказка называет главу и её номер, а на последнем шаге главы вместо «Пропустить обучение» предлагает продолжить позже. Место, на котором работник остановился, переживает и перезагрузку страницы, и закрытие вкладки. Тур, оставшийся на экране в момент ухода со страницы, поднимается сам - его никто не закрывал; закрытый руками ждёт, пока человек вернётся через меню обучения, где рядом с ним написано «Продолжить». Позиция хранится в браузере отдельно по каждому работнику и каждому туру и забывается через две недели: вернувшемуся через месяц честнее начать обучение заново.</w:t>
       </w:r>
     </w:p>
     <w:p>
@@ -8679,7 +8679,7 @@
           <w:color w:val="000000"/>
           <w:sz w:val="28"/>
         </w:rPr>
-        <w:t>Тур можно пройти повторно в любой момент. Администратор может снять отметку о прохождении конкретному работнику - как по отдельному туру, так и по всем сразу, например при переводе на другую должность.</w:t>
+        <w:t>Прохождение считается отдельно по каждому туру. Работник, прошедший обучение заявителя, не теряет эту отметку, когда его назначают согласующим, и получает новый тур, а не повтор старого.</w:t>
       </w:r>
     </w:p>
     <w:p>
@@ -8691,7 +8691,7 @@
           <w:color w:val="000000"/>
           <w:sz w:val="28"/>
         </w:rPr>
-        <w:t>Туры версионируются независимо. После существенного изменения интерфейса работникам показывается обновлённый тур той области, которая изменилась; пройденные туры остальных областей это не затрагивает.</w:t>
+        <w:t>Тур можно пройти повторно в любой момент. Администратор может снять отметку о прохождении конкретному работнику - как по отдельному туру, так и по всем сразу, например при переводе на другую должность.</w:t>
       </w:r>
     </w:p>
     <w:p>
@@ -8703,7 +8703,7 @@
           <w:color w:val="000000"/>
           <w:sz w:val="28"/>
         </w:rPr>
-        <w:t>Тур не мешает работе: он пропускает шаги про разделы, которых у работника нет по правам, и переживает отсутствие данных на экране. Состав тура определяется до запуска - есть ли у работника своя заявка, назначен ли он согласующим, какая таблица поста ему открыта, - поэтому счётчик «Шаг N из M» по ходу обучения не меняется.</w:t>
+        <w:t>Туры версионируются независимо. После существенного изменения интерфейса работникам показывается обновлённый тур той области, которая изменилась; пройденные туры остальных областей это не затрагивает.</w:t>
       </w:r>
     </w:p>
     <w:p>
@@ -8715,7 +8715,31 @@
           <w:color w:val="000000"/>
           <w:sz w:val="28"/>
         </w:rPr>
+        <w:t>Доступные туры и шаги зависят от роли, действующих прав и готовности данных. При изменении доступа состав шагов пересчитывается; сохранённая позиция сопоставляется с идентификатором шага, поэтому счётчик может измениться. Недоступность данных или ошибка перехода не засчитываются как завершение: появляется «Не удалось открыть шаг» с повторной попыткой и возможностью закрыть обучение, сохранив прогресс.</w:t>
+      </w:r>
+    </w:p>
+    <w:p>
+      <w:r>
+        <w:rPr>
+          <w:rFonts w:ascii="Times New Roman" w:hAnsi="Times New Roman" w:cs="Times New Roman" w:eastAsia="Times New Roman"/>
+          <w:b w:val="0"/>
+          <w:i w:val="0"/>
+          <w:color w:val="000000"/>
+          <w:sz w:val="28"/>
+        </w:rPr>
         <w:t>Там, где показывать нечего, тур показывает пример. Пустые списки заявок, машин и сотрудников заменяются снимком экрана, а рассказ про карточку заявки - примерной заявкой прямо в интерфейсе: у работника без единой поданной заявки список кабинета и карточка наполняются выдуманными данными, и он узнаёт про статус, вопросы и отзыв заявки наравне с остальными. Интерфейс при этом настоящий, подменяется только чтение: пример существует, пока идёт тур, никуда не отправляется и в базу не попадает. По окончании тура следующий же запрос приносит настоящие данные, и пример исчезает сам.</w:t>
+      </w:r>
+    </w:p>
+    <w:p>
+      <w:r>
+        <w:rPr>
+          <w:rFonts w:ascii="Times New Roman" w:hAnsi="Times New Roman" w:cs="Times New Roman" w:eastAsia="Times New Roman"/>
+          <w:b w:val="0"/>
+          <w:i w:val="0"/>
+          <w:color w:val="000000"/>
+          <w:sz w:val="28"/>
+        </w:rPr>
+        <w:t>Учебные сцены также показывают карточки Центра заявок в пределах роли согласующего или принимающего. Объяснение «По факту» включено в тур охранника обязательно: если подходящий живой блок недоступен, показывается подписанный учебный пример. Он не открывает недоступный пост и не выполняет отметку проезда. Административное исправление незакрытых проходов в обучение охранника не входит.</w:t>
       </w:r>
     </w:p>
     <w:p>
@@ -10059,645 +10083,6 @@
           </w:p>
         </w:tc>
       </w:tr>
-      <w:tr>
-        <w:trPr>
-          <w:cantSplit w:val="true"/>
-        </w:trPr>
-        <w:tc>
-          <w:tcPr>
-            <w:tcW w:type="dxa" w:w="2268"/>
-          </w:tcPr>
-          <w:p>
-            <w:pPr>
-              <w:spacing w:line="240" w:lineRule="auto" w:after="0"/>
-              <w:ind w:firstLine="0"/>
-              <w:jc w:val="left"/>
-            </w:pPr>
-            <w:r>
-              <w:rPr>
-                <w:rFonts w:ascii="Times New Roman" w:hAnsi="Times New Roman" w:cs="Times New Roman" w:eastAsia="Times New Roman"/>
-                <w:b w:val="0"/>
-                <w:i w:val="0"/>
-                <w:color w:val="000000"/>
-                <w:sz w:val="24"/>
-              </w:rPr>
-              <w:t>Фиксация пика посещаемости</w:t>
-            </w:r>
-          </w:p>
-        </w:tc>
-        <w:tc>
-          <w:tcPr>
-            <w:tcW w:type="dxa" w:w="2126"/>
-          </w:tcPr>
-          <w:p>
-            <w:pPr>
-              <w:spacing w:line="240" w:lineRule="auto" w:after="0"/>
-              <w:ind w:firstLine="0"/>
-              <w:jc w:val="left"/>
-            </w:pPr>
-            <w:r>
-              <w:rPr>
-                <w:rFonts w:ascii="Times New Roman" w:hAnsi="Times New Roman" w:cs="Times New Roman" w:eastAsia="Times New Roman"/>
-                <w:b w:val="0"/>
-                <w:i w:val="0"/>
-                <w:color w:val="000000"/>
-                <w:sz w:val="24"/>
-              </w:rPr>
-              <w:t>Минута</w:t>
-            </w:r>
-          </w:p>
-        </w:tc>
-        <w:tc>
-          <w:tcPr>
-            <w:tcW w:type="dxa" w:w="4961"/>
-          </w:tcPr>
-          <w:p>
-            <w:pPr>
-              <w:spacing w:line="240" w:lineRule="auto" w:after="0"/>
-              <w:ind w:firstLine="0"/>
-              <w:jc w:val="left"/>
-            </w:pPr>
-            <w:r>
-              <w:rPr>
-                <w:rFonts w:ascii="Times New Roman" w:hAnsi="Times New Roman" w:cs="Times New Roman" w:eastAsia="Times New Roman"/>
-                <w:b w:val="0"/>
-                <w:i w:val="0"/>
-                <w:color w:val="000000"/>
-                <w:sz w:val="24"/>
-              </w:rPr>
-              <w:t>Записывается наибольшее число одновременно работающих за сутки</w:t>
-            </w:r>
-          </w:p>
-        </w:tc>
-      </w:tr>
-      <w:tr>
-        <w:trPr>
-          <w:cantSplit w:val="true"/>
-        </w:trPr>
-        <w:tc>
-          <w:tcPr>
-            <w:tcW w:type="dxa" w:w="2268"/>
-          </w:tcPr>
-          <w:p>
-            <w:pPr>
-              <w:spacing w:line="240" w:lineRule="auto" w:after="0"/>
-              <w:ind w:firstLine="0"/>
-              <w:jc w:val="left"/>
-            </w:pPr>
-            <w:r>
-              <w:rPr>
-                <w:rFonts w:ascii="Times New Roman" w:hAnsi="Times New Roman" w:cs="Times New Roman" w:eastAsia="Times New Roman"/>
-                <w:b w:val="0"/>
-                <w:i w:val="0"/>
-                <w:color w:val="000000"/>
-                <w:sz w:val="24"/>
-              </w:rPr>
-              <w:t>Напоминания согласующим</w:t>
-            </w:r>
-          </w:p>
-        </w:tc>
-        <w:tc>
-          <w:tcPr>
-            <w:tcW w:type="dxa" w:w="2126"/>
-          </w:tcPr>
-          <w:p>
-            <w:pPr>
-              <w:spacing w:line="240" w:lineRule="auto" w:after="0"/>
-              <w:ind w:firstLine="0"/>
-              <w:jc w:val="left"/>
-            </w:pPr>
-            <w:r>
-              <w:rPr>
-                <w:rFonts w:ascii="Times New Roman" w:hAnsi="Times New Roman" w:cs="Times New Roman" w:eastAsia="Times New Roman"/>
-                <w:b w:val="0"/>
-                <w:i w:val="0"/>
-                <w:color w:val="000000"/>
-                <w:sz w:val="24"/>
-              </w:rPr>
-              <w:t>Час</w:t>
-            </w:r>
-          </w:p>
-        </w:tc>
-        <w:tc>
-          <w:tcPr>
-            <w:tcW w:type="dxa" w:w="4961"/>
-          </w:tcPr>
-          <w:p>
-            <w:pPr>
-              <w:spacing w:line="240" w:lineRule="auto" w:after="0"/>
-              <w:ind w:firstLine="0"/>
-              <w:jc w:val="left"/>
-            </w:pPr>
-            <w:r>
-              <w:rPr>
-                <w:rFonts w:ascii="Times New Roman" w:hAnsi="Times New Roman" w:cs="Times New Roman" w:eastAsia="Times New Roman"/>
-                <w:b w:val="0"/>
-                <w:i w:val="0"/>
-                <w:color w:val="000000"/>
-                <w:sz w:val="24"/>
-              </w:rPr>
-              <w:t>Согласующему, чьё решение ждут дольше заданного срока, отправляется уведомление</w:t>
-            </w:r>
-          </w:p>
-        </w:tc>
-      </w:tr>
-      <w:tr>
-        <w:trPr>
-          <w:cantSplit w:val="true"/>
-        </w:trPr>
-        <w:tc>
-          <w:tcPr>
-            <w:tcW w:type="dxa" w:w="2268"/>
-          </w:tcPr>
-          <w:p>
-            <w:pPr>
-              <w:spacing w:line="240" w:lineRule="auto" w:after="0"/>
-              <w:ind w:firstLine="0"/>
-              <w:jc w:val="left"/>
-            </w:pPr>
-            <w:r>
-              <w:rPr>
-                <w:rFonts w:ascii="Times New Roman" w:hAnsi="Times New Roman" w:cs="Times New Roman" w:eastAsia="Times New Roman"/>
-                <w:b w:val="0"/>
-                <w:i w:val="0"/>
-                <w:color w:val="000000"/>
-                <w:sz w:val="24"/>
-              </w:rPr>
-              <w:t>Предупреждение об истечении пропуска</w:t>
-            </w:r>
-          </w:p>
-        </w:tc>
-        <w:tc>
-          <w:tcPr>
-            <w:tcW w:type="dxa" w:w="2126"/>
-          </w:tcPr>
-          <w:p>
-            <w:pPr>
-              <w:spacing w:line="240" w:lineRule="auto" w:after="0"/>
-              <w:ind w:firstLine="0"/>
-              <w:jc w:val="left"/>
-            </w:pPr>
-            <w:r>
-              <w:rPr>
-                <w:rFonts w:ascii="Times New Roman" w:hAnsi="Times New Roman" w:cs="Times New Roman" w:eastAsia="Times New Roman"/>
-                <w:b w:val="0"/>
-                <w:i w:val="0"/>
-                <w:color w:val="000000"/>
-                <w:sz w:val="24"/>
-              </w:rPr>
-              <w:t>Ежесуточно в 09:00</w:t>
-            </w:r>
-          </w:p>
-        </w:tc>
-        <w:tc>
-          <w:tcPr>
-            <w:tcW w:type="dxa" w:w="4961"/>
-          </w:tcPr>
-          <w:p>
-            <w:pPr>
-              <w:spacing w:line="240" w:lineRule="auto" w:after="0"/>
-              <w:ind w:firstLine="0"/>
-              <w:jc w:val="left"/>
-            </w:pPr>
-            <w:r>
-              <w:rPr>
-                <w:rFonts w:ascii="Times New Roman" w:hAnsi="Times New Roman" w:cs="Times New Roman" w:eastAsia="Times New Roman"/>
-                <w:b w:val="0"/>
-                <w:i w:val="0"/>
-                <w:color w:val="000000"/>
-                <w:sz w:val="24"/>
-              </w:rPr>
-              <w:t>Заявителю дважды сообщается о приближении общего срока заявки - за три дня и накануне; общим сроком считается самая поздняя дата среди её активных вложений</w:t>
-            </w:r>
-          </w:p>
-        </w:tc>
-      </w:tr>
-      <w:tr>
-        <w:trPr>
-          <w:cantSplit w:val="true"/>
-        </w:trPr>
-        <w:tc>
-          <w:tcPr>
-            <w:tcW w:type="dxa" w:w="2268"/>
-          </w:tcPr>
-          <w:p>
-            <w:pPr>
-              <w:spacing w:line="240" w:lineRule="auto" w:after="0"/>
-              <w:ind w:firstLine="0"/>
-              <w:jc w:val="left"/>
-            </w:pPr>
-            <w:r>
-              <w:rPr>
-                <w:rFonts w:ascii="Times New Roman" w:hAnsi="Times New Roman" w:cs="Times New Roman" w:eastAsia="Times New Roman"/>
-                <w:b w:val="0"/>
-                <w:i w:val="0"/>
-                <w:color w:val="000000"/>
-                <w:sz w:val="24"/>
-              </w:rPr>
-              <w:t>Пересчёт показателей аналитики</w:t>
-            </w:r>
-          </w:p>
-        </w:tc>
-        <w:tc>
-          <w:tcPr>
-            <w:tcW w:type="dxa" w:w="2126"/>
-          </w:tcPr>
-          <w:p>
-            <w:pPr>
-              <w:spacing w:line="240" w:lineRule="auto" w:after="0"/>
-              <w:ind w:firstLine="0"/>
-              <w:jc w:val="left"/>
-            </w:pPr>
-            <w:r>
-              <w:rPr>
-                <w:rFonts w:ascii="Times New Roman" w:hAnsi="Times New Roman" w:cs="Times New Roman" w:eastAsia="Times New Roman"/>
-                <w:b w:val="0"/>
-                <w:i w:val="0"/>
-                <w:color w:val="000000"/>
-                <w:sz w:val="24"/>
-              </w:rPr>
-              <w:t>60 секунд</w:t>
-            </w:r>
-          </w:p>
-        </w:tc>
-        <w:tc>
-          <w:tcPr>
-            <w:tcW w:type="dxa" w:w="4961"/>
-          </w:tcPr>
-          <w:p>
-            <w:pPr>
-              <w:spacing w:line="240" w:lineRule="auto" w:after="0"/>
-              <w:ind w:firstLine="0"/>
-              <w:jc w:val="left"/>
-            </w:pPr>
-            <w:r>
-              <w:rPr>
-                <w:rFonts w:ascii="Times New Roman" w:hAnsi="Times New Roman" w:cs="Times New Roman" w:eastAsia="Times New Roman"/>
-                <w:b w:val="0"/>
-                <w:i w:val="0"/>
-                <w:color w:val="000000"/>
-                <w:sz w:val="24"/>
-              </w:rPr>
-              <w:t>Панель открывается сразу, без ожидания расчёта</w:t>
-            </w:r>
-          </w:p>
-        </w:tc>
-      </w:tr>
-      <w:tr>
-        <w:trPr>
-          <w:cantSplit w:val="true"/>
-        </w:trPr>
-        <w:tc>
-          <w:tcPr>
-            <w:tcW w:type="dxa" w:w="2268"/>
-          </w:tcPr>
-          <w:p>
-            <w:pPr>
-              <w:spacing w:line="240" w:lineRule="auto" w:after="0"/>
-              <w:ind w:firstLine="0"/>
-              <w:jc w:val="left"/>
-            </w:pPr>
-            <w:r>
-              <w:rPr>
-                <w:rFonts w:ascii="Times New Roman" w:hAnsi="Times New Roman" w:cs="Times New Roman" w:eastAsia="Times New Roman"/>
-                <w:b w:val="0"/>
-                <w:i w:val="0"/>
-                <w:color w:val="000000"/>
-                <w:sz w:val="24"/>
-              </w:rPr>
-              <w:t>Обслуживание журнальных таблиц</w:t>
-            </w:r>
-          </w:p>
-        </w:tc>
-        <w:tc>
-          <w:tcPr>
-            <w:tcW w:type="dxa" w:w="2126"/>
-          </w:tcPr>
-          <w:p>
-            <w:pPr>
-              <w:spacing w:line="240" w:lineRule="auto" w:after="0"/>
-              <w:ind w:firstLine="0"/>
-              <w:jc w:val="left"/>
-            </w:pPr>
-            <w:r>
-              <w:rPr>
-                <w:rFonts w:ascii="Times New Roman" w:hAnsi="Times New Roman" w:cs="Times New Roman" w:eastAsia="Times New Roman"/>
-                <w:b w:val="0"/>
-                <w:i w:val="0"/>
-                <w:color w:val="000000"/>
-                <w:sz w:val="24"/>
-              </w:rPr>
-              <w:t>Сутки</w:t>
-            </w:r>
-          </w:p>
-        </w:tc>
-        <w:tc>
-          <w:tcPr>
-            <w:tcW w:type="dxa" w:w="4961"/>
-          </w:tcPr>
-          <w:p>
-            <w:pPr>
-              <w:spacing w:line="240" w:lineRule="auto" w:after="0"/>
-              <w:ind w:firstLine="0"/>
-              <w:jc w:val="left"/>
-            </w:pPr>
-            <w:r>
-              <w:rPr>
-                <w:rFonts w:ascii="Times New Roman" w:hAnsi="Times New Roman" w:cs="Times New Roman" w:eastAsia="Times New Roman"/>
-                <w:b w:val="0"/>
-                <w:i w:val="0"/>
-                <w:color w:val="000000"/>
-                <w:sz w:val="24"/>
-              </w:rPr>
-              <w:t>Создание разделов вперёд, свёртка и удаление устаревших</w:t>
-            </w:r>
-          </w:p>
-        </w:tc>
-      </w:tr>
-      <w:tr>
-        <w:trPr>
-          <w:cantSplit w:val="true"/>
-        </w:trPr>
-        <w:tc>
-          <w:tcPr>
-            <w:tcW w:type="dxa" w:w="2268"/>
-          </w:tcPr>
-          <w:p>
-            <w:pPr>
-              <w:spacing w:line="240" w:lineRule="auto" w:after="0"/>
-              <w:ind w:firstLine="0"/>
-              <w:jc w:val="left"/>
-            </w:pPr>
-            <w:r>
-              <w:rPr>
-                <w:rFonts w:ascii="Times New Roman" w:hAnsi="Times New Roman" w:cs="Times New Roman" w:eastAsia="Times New Roman"/>
-                <w:b w:val="0"/>
-                <w:i w:val="0"/>
-                <w:color w:val="000000"/>
-                <w:sz w:val="24"/>
-              </w:rPr>
-              <w:t>Уборка технического мусора</w:t>
-            </w:r>
-          </w:p>
-        </w:tc>
-        <w:tc>
-          <w:tcPr>
-            <w:tcW w:type="dxa" w:w="2126"/>
-          </w:tcPr>
-          <w:p>
-            <w:pPr>
-              <w:spacing w:line="240" w:lineRule="auto" w:after="0"/>
-              <w:ind w:firstLine="0"/>
-              <w:jc w:val="left"/>
-            </w:pPr>
-            <w:r>
-              <w:rPr>
-                <w:rFonts w:ascii="Times New Roman" w:hAnsi="Times New Roman" w:cs="Times New Roman" w:eastAsia="Times New Roman"/>
-                <w:b w:val="0"/>
-                <w:i w:val="0"/>
-                <w:color w:val="000000"/>
-                <w:sz w:val="24"/>
-              </w:rPr>
-              <w:t>Сутки</w:t>
-            </w:r>
-          </w:p>
-        </w:tc>
-        <w:tc>
-          <w:tcPr>
-            <w:tcW w:type="dxa" w:w="4961"/>
-          </w:tcPr>
-          <w:p>
-            <w:pPr>
-              <w:spacing w:line="240" w:lineRule="auto" w:after="0"/>
-              <w:ind w:firstLine="0"/>
-              <w:jc w:val="left"/>
-            </w:pPr>
-            <w:r>
-              <w:rPr>
-                <w:rFonts w:ascii="Times New Roman" w:hAnsi="Times New Roman" w:cs="Times New Roman" w:eastAsia="Times New Roman"/>
-                <w:b w:val="0"/>
-                <w:i w:val="0"/>
-                <w:color w:val="000000"/>
-                <w:sz w:val="24"/>
-              </w:rPr>
-              <w:t>Удаляются недействительные маркеры продления, прочитанные и давние непрочитанные уведомления, подписки устройств без доставки и отработанные записи очереди почты; при отдельно заданном сроке также история сущностей</w:t>
-            </w:r>
-          </w:p>
-        </w:tc>
-      </w:tr>
-      <w:tr>
-        <w:trPr>
-          <w:cantSplit w:val="true"/>
-        </w:trPr>
-        <w:tc>
-          <w:tcPr>
-            <w:tcW w:type="dxa" w:w="2268"/>
-          </w:tcPr>
-          <w:p>
-            <w:pPr>
-              <w:spacing w:line="240" w:lineRule="auto" w:after="0"/>
-              <w:ind w:firstLine="0"/>
-              <w:jc w:val="left"/>
-            </w:pPr>
-            <w:r>
-              <w:rPr>
-                <w:rFonts w:ascii="Times New Roman" w:hAnsi="Times New Roman" w:cs="Times New Roman" w:eastAsia="Times New Roman"/>
-                <w:b w:val="0"/>
-                <w:i w:val="0"/>
-                <w:color w:val="000000"/>
-                <w:sz w:val="24"/>
-              </w:rPr>
-              <w:t>Обезличивание заявок по сроку хранения</w:t>
-            </w:r>
-          </w:p>
-        </w:tc>
-        <w:tc>
-          <w:tcPr>
-            <w:tcW w:type="dxa" w:w="2126"/>
-          </w:tcPr>
-          <w:p>
-            <w:pPr>
-              <w:spacing w:line="240" w:lineRule="auto" w:after="0"/>
-              <w:ind w:firstLine="0"/>
-              <w:jc w:val="left"/>
-            </w:pPr>
-            <w:r>
-              <w:rPr>
-                <w:rFonts w:ascii="Times New Roman" w:hAnsi="Times New Roman" w:cs="Times New Roman" w:eastAsia="Times New Roman"/>
-                <w:b w:val="0"/>
-                <w:i w:val="0"/>
-                <w:color w:val="000000"/>
-                <w:sz w:val="24"/>
-              </w:rPr>
-              <w:t>Сутки</w:t>
-            </w:r>
-          </w:p>
-        </w:tc>
-        <w:tc>
-          <w:tcPr>
-            <w:tcW w:type="dxa" w:w="4961"/>
-          </w:tcPr>
-          <w:p>
-            <w:pPr>
-              <w:spacing w:line="240" w:lineRule="auto" w:after="0"/>
-              <w:ind w:firstLine="0"/>
-              <w:jc w:val="left"/>
-            </w:pPr>
-            <w:r>
-              <w:rPr>
-                <w:rFonts w:ascii="Times New Roman" w:hAnsi="Times New Roman" w:cs="Times New Roman" w:eastAsia="Times New Roman"/>
-                <w:b w:val="0"/>
-                <w:i w:val="0"/>
-                <w:color w:val="000000"/>
-                <w:sz w:val="24"/>
-              </w:rPr>
-              <w:t>startApplicationRetentionWorker: при APPLICATION_RETENTION_MONTHS больше нуля обрабатывает завершённые, отозванные и отказанные заявки; даты, статус и решения сохраняются</w:t>
-            </w:r>
-          </w:p>
-        </w:tc>
-      </w:tr>
-      <w:tr>
-        <w:trPr>
-          <w:cantSplit w:val="true"/>
-        </w:trPr>
-        <w:tc>
-          <w:tcPr>
-            <w:tcW w:type="dxa" w:w="2268"/>
-          </w:tcPr>
-          <w:p>
-            <w:pPr>
-              <w:spacing w:line="240" w:lineRule="auto" w:after="0"/>
-              <w:ind w:firstLine="0"/>
-              <w:jc w:val="left"/>
-            </w:pPr>
-            <w:r>
-              <w:rPr>
-                <w:rFonts w:ascii="Times New Roman" w:hAnsi="Times New Roman" w:cs="Times New Roman" w:eastAsia="Times New Roman"/>
-                <w:b w:val="0"/>
-                <w:i w:val="0"/>
-                <w:color w:val="000000"/>
-                <w:sz w:val="24"/>
-              </w:rPr>
-              <w:t>Уборка неотправленных файлов заявок</w:t>
-            </w:r>
-          </w:p>
-        </w:tc>
-        <w:tc>
-          <w:tcPr>
-            <w:tcW w:type="dxa" w:w="2126"/>
-          </w:tcPr>
-          <w:p>
-            <w:pPr>
-              <w:spacing w:line="240" w:lineRule="auto" w:after="0"/>
-              <w:ind w:firstLine="0"/>
-              <w:jc w:val="left"/>
-            </w:pPr>
-            <w:r>
-              <w:rPr>
-                <w:rFonts w:ascii="Times New Roman" w:hAnsi="Times New Roman" w:cs="Times New Roman" w:eastAsia="Times New Roman"/>
-                <w:b w:val="0"/>
-                <w:i w:val="0"/>
-                <w:color w:val="000000"/>
-                <w:sz w:val="24"/>
-              </w:rPr>
-              <w:t>Час</w:t>
-            </w:r>
-          </w:p>
-        </w:tc>
-        <w:tc>
-          <w:tcPr>
-            <w:tcW w:type="dxa" w:w="4961"/>
-          </w:tcPr>
-          <w:p>
-            <w:pPr>
-              <w:spacing w:line="240" w:lineRule="auto" w:after="0"/>
-              <w:ind w:firstLine="0"/>
-              <w:jc w:val="left"/>
-            </w:pPr>
-            <w:r>
-              <w:rPr>
-                <w:rFonts w:ascii="Times New Roman" w:hAnsi="Times New Roman" w:cs="Times New Roman" w:eastAsia="Times New Roman"/>
-                <w:b w:val="0"/>
-                <w:i w:val="0"/>
-                <w:color w:val="000000"/>
-                <w:sz w:val="24"/>
-              </w:rPr>
-              <w:t>Удаляются файлы, загруженные к заявке, которую так и не отправили, и файлы, потерявшие запись в базе</w:t>
-            </w:r>
-          </w:p>
-        </w:tc>
-      </w:tr>
-      <w:tr>
-        <w:trPr>
-          <w:cantSplit w:val="true"/>
-        </w:trPr>
-        <w:tc>
-          <w:tcPr>
-            <w:tcW w:type="dxa" w:w="2268"/>
-          </w:tcPr>
-          <w:p>
-            <w:pPr>
-              <w:spacing w:line="240" w:lineRule="auto" w:after="0"/>
-              <w:ind w:firstLine="0"/>
-              <w:jc w:val="left"/>
-            </w:pPr>
-            <w:r>
-              <w:rPr>
-                <w:rFonts w:ascii="Times New Roman" w:hAnsi="Times New Roman" w:cs="Times New Roman" w:eastAsia="Times New Roman"/>
-                <w:b w:val="0"/>
-                <w:i w:val="0"/>
-                <w:color w:val="000000"/>
-                <w:sz w:val="24"/>
-              </w:rPr>
-              <w:t>Проверка сроков действия паролей</w:t>
-            </w:r>
-          </w:p>
-        </w:tc>
-        <w:tc>
-          <w:tcPr>
-            <w:tcW w:type="dxa" w:w="2126"/>
-          </w:tcPr>
-          <w:p>
-            <w:pPr>
-              <w:spacing w:line="240" w:lineRule="auto" w:after="0"/>
-              <w:ind w:firstLine="0"/>
-              <w:jc w:val="left"/>
-            </w:pPr>
-            <w:r>
-              <w:rPr>
-                <w:rFonts w:ascii="Times New Roman" w:hAnsi="Times New Roman" w:cs="Times New Roman" w:eastAsia="Times New Roman"/>
-                <w:b w:val="0"/>
-                <w:i w:val="0"/>
-                <w:color w:val="000000"/>
-                <w:sz w:val="24"/>
-              </w:rPr>
-              <w:t>Ежесуточно в 04:00</w:t>
-            </w:r>
-          </w:p>
-        </w:tc>
-        <w:tc>
-          <w:tcPr>
-            <w:tcW w:type="dxa" w:w="4961"/>
-          </w:tcPr>
-          <w:p>
-            <w:pPr>
-              <w:spacing w:line="240" w:lineRule="auto" w:after="0"/>
-              <w:ind w:firstLine="0"/>
-              <w:jc w:val="left"/>
-            </w:pPr>
-            <w:r>
-              <w:rPr>
-                <w:rFonts w:ascii="Times New Roman" w:hAnsi="Times New Roman" w:cs="Times New Roman" w:eastAsia="Times New Roman"/>
-                <w:b w:val="0"/>
-                <w:i w:val="0"/>
-                <w:color w:val="000000"/>
-                <w:sz w:val="24"/>
-              </w:rPr>
-              <w:t>Работникам, у которых срок действия пароля вышел, поднимается требование сменить пароль при следующем входе; тем, у кого срок подходит, заранее уходит предупреждение. Паролей задача не меняет и писем с паролями не рассылает. При выключенном сроке действия задача не делает ничего</w:t>
-            </w:r>
-          </w:p>
-        </w:tc>
-      </w:tr>
     </w:tbl>
     <w:p>
       <w:pPr>
@@ -10846,7 +10231,7 @@
                 <w:color w:val="000000"/>
                 <w:sz w:val="24"/>
               </w:rPr>
-              <w:t>Разбор очереди писем</w:t>
+              <w:t>Фиксация пика посещаемости</w:t>
             </w:r>
           </w:p>
         </w:tc>
@@ -10868,7 +10253,7 @@
                 <w:color w:val="000000"/>
                 <w:sz w:val="24"/>
               </w:rPr>
-              <w:t>15 секунд</w:t>
+              <w:t>Минута</w:t>
             </w:r>
           </w:p>
         </w:tc>
@@ -10890,7 +10275,7 @@
                 <w:color w:val="000000"/>
                 <w:sz w:val="24"/>
               </w:rPr>
-              <w:t>Накопившиеся письма передаются почтовому серверу, непринятые повторяются с нарастающей паузой. Задача не запускается, если почта не настроена</w:t>
+              <w:t>Записывается наибольшее число одновременно работающих за сутки</w:t>
             </w:r>
           </w:p>
         </w:tc>
@@ -10917,7 +10302,7 @@
                 <w:color w:val="000000"/>
                 <w:sz w:val="24"/>
               </w:rPr>
-              <w:t>Выгрузка бланков в файловый архив</w:t>
+              <w:t>Напоминания согласующим</w:t>
             </w:r>
           </w:p>
         </w:tc>
@@ -10939,7 +10324,7 @@
                 <w:color w:val="000000"/>
                 <w:sz w:val="24"/>
               </w:rPr>
-              <w:t>15 секунд и сразу при изменении заявки</w:t>
+              <w:t>Час</w:t>
             </w:r>
           </w:p>
         </w:tc>
@@ -10961,7 +10346,7 @@
                 <w:color w:val="000000"/>
                 <w:sz w:val="24"/>
               </w:rPr>
-              <w:t>Разбирается очередь записи файлов на диск</w:t>
+              <w:t>Согласующему, чьё решение ждут дольше заданного срока, отправляется уведомление</w:t>
             </w:r>
           </w:p>
         </w:tc>
@@ -10988,7 +10373,7 @@
                 <w:color w:val="000000"/>
                 <w:sz w:val="24"/>
               </w:rPr>
-              <w:t>Повтор неудавшихся выгрузок</w:t>
+              <w:t>Предупреждение об истечении пропуска</w:t>
             </w:r>
           </w:p>
         </w:tc>
@@ -11010,7 +10395,7 @@
                 <w:color w:val="000000"/>
                 <w:sz w:val="24"/>
               </w:rPr>
-              <w:t>5 минут</w:t>
+              <w:t>Ежесуточно в 09:00</w:t>
             </w:r>
           </w:p>
         </w:tc>
@@ -11032,7 +10417,7 @@
                 <w:color w:val="000000"/>
                 <w:sz w:val="24"/>
               </w:rPr>
-              <w:t>Заявки, чья запись сорвалась по временной причине, выгружаются заново</w:t>
+              <w:t>Заявителю дважды сообщается о приближении общего срока заявки - за три дня и накануне; общим сроком считается самая поздняя дата среди её активных вложений</w:t>
             </w:r>
           </w:p>
         </w:tc>
@@ -11059,6 +10444,645 @@
                 <w:color w:val="000000"/>
                 <w:sz w:val="24"/>
               </w:rPr>
+              <w:t>Пересчёт показателей аналитики</w:t>
+            </w:r>
+          </w:p>
+        </w:tc>
+        <w:tc>
+          <w:tcPr>
+            <w:tcW w:type="dxa" w:w="2126"/>
+          </w:tcPr>
+          <w:p>
+            <w:pPr>
+              <w:spacing w:line="240" w:lineRule="auto" w:after="0"/>
+              <w:ind w:firstLine="0"/>
+              <w:jc w:val="left"/>
+            </w:pPr>
+            <w:r>
+              <w:rPr>
+                <w:rFonts w:ascii="Times New Roman" w:hAnsi="Times New Roman" w:cs="Times New Roman" w:eastAsia="Times New Roman"/>
+                <w:b w:val="0"/>
+                <w:i w:val="0"/>
+                <w:color w:val="000000"/>
+                <w:sz w:val="24"/>
+              </w:rPr>
+              <w:t>60 секунд</w:t>
+            </w:r>
+          </w:p>
+        </w:tc>
+        <w:tc>
+          <w:tcPr>
+            <w:tcW w:type="dxa" w:w="4961"/>
+          </w:tcPr>
+          <w:p>
+            <w:pPr>
+              <w:spacing w:line="240" w:lineRule="auto" w:after="0"/>
+              <w:ind w:firstLine="0"/>
+              <w:jc w:val="left"/>
+            </w:pPr>
+            <w:r>
+              <w:rPr>
+                <w:rFonts w:ascii="Times New Roman" w:hAnsi="Times New Roman" w:cs="Times New Roman" w:eastAsia="Times New Roman"/>
+                <w:b w:val="0"/>
+                <w:i w:val="0"/>
+                <w:color w:val="000000"/>
+                <w:sz w:val="24"/>
+              </w:rPr>
+              <w:t>Панель открывается сразу, без ожидания расчёта</w:t>
+            </w:r>
+          </w:p>
+        </w:tc>
+      </w:tr>
+      <w:tr>
+        <w:trPr>
+          <w:cantSplit w:val="true"/>
+        </w:trPr>
+        <w:tc>
+          <w:tcPr>
+            <w:tcW w:type="dxa" w:w="2268"/>
+          </w:tcPr>
+          <w:p>
+            <w:pPr>
+              <w:spacing w:line="240" w:lineRule="auto" w:after="0"/>
+              <w:ind w:firstLine="0"/>
+              <w:jc w:val="left"/>
+            </w:pPr>
+            <w:r>
+              <w:rPr>
+                <w:rFonts w:ascii="Times New Roman" w:hAnsi="Times New Roman" w:cs="Times New Roman" w:eastAsia="Times New Roman"/>
+                <w:b w:val="0"/>
+                <w:i w:val="0"/>
+                <w:color w:val="000000"/>
+                <w:sz w:val="24"/>
+              </w:rPr>
+              <w:t>Обслуживание журнальных таблиц</w:t>
+            </w:r>
+          </w:p>
+        </w:tc>
+        <w:tc>
+          <w:tcPr>
+            <w:tcW w:type="dxa" w:w="2126"/>
+          </w:tcPr>
+          <w:p>
+            <w:pPr>
+              <w:spacing w:line="240" w:lineRule="auto" w:after="0"/>
+              <w:ind w:firstLine="0"/>
+              <w:jc w:val="left"/>
+            </w:pPr>
+            <w:r>
+              <w:rPr>
+                <w:rFonts w:ascii="Times New Roman" w:hAnsi="Times New Roman" w:cs="Times New Roman" w:eastAsia="Times New Roman"/>
+                <w:b w:val="0"/>
+                <w:i w:val="0"/>
+                <w:color w:val="000000"/>
+                <w:sz w:val="24"/>
+              </w:rPr>
+              <w:t>Сутки</w:t>
+            </w:r>
+          </w:p>
+        </w:tc>
+        <w:tc>
+          <w:tcPr>
+            <w:tcW w:type="dxa" w:w="4961"/>
+          </w:tcPr>
+          <w:p>
+            <w:pPr>
+              <w:spacing w:line="240" w:lineRule="auto" w:after="0"/>
+              <w:ind w:firstLine="0"/>
+              <w:jc w:val="left"/>
+            </w:pPr>
+            <w:r>
+              <w:rPr>
+                <w:rFonts w:ascii="Times New Roman" w:hAnsi="Times New Roman" w:cs="Times New Roman" w:eastAsia="Times New Roman"/>
+                <w:b w:val="0"/>
+                <w:i w:val="0"/>
+                <w:color w:val="000000"/>
+                <w:sz w:val="24"/>
+              </w:rPr>
+              <w:t>Создание разделов вперёд, свёртка и удаление устаревших</w:t>
+            </w:r>
+          </w:p>
+        </w:tc>
+      </w:tr>
+      <w:tr>
+        <w:trPr>
+          <w:cantSplit w:val="true"/>
+        </w:trPr>
+        <w:tc>
+          <w:tcPr>
+            <w:tcW w:type="dxa" w:w="2268"/>
+          </w:tcPr>
+          <w:p>
+            <w:pPr>
+              <w:spacing w:line="240" w:lineRule="auto" w:after="0"/>
+              <w:ind w:firstLine="0"/>
+              <w:jc w:val="left"/>
+            </w:pPr>
+            <w:r>
+              <w:rPr>
+                <w:rFonts w:ascii="Times New Roman" w:hAnsi="Times New Roman" w:cs="Times New Roman" w:eastAsia="Times New Roman"/>
+                <w:b w:val="0"/>
+                <w:i w:val="0"/>
+                <w:color w:val="000000"/>
+                <w:sz w:val="24"/>
+              </w:rPr>
+              <w:t>Уборка технического мусора</w:t>
+            </w:r>
+          </w:p>
+        </w:tc>
+        <w:tc>
+          <w:tcPr>
+            <w:tcW w:type="dxa" w:w="2126"/>
+          </w:tcPr>
+          <w:p>
+            <w:pPr>
+              <w:spacing w:line="240" w:lineRule="auto" w:after="0"/>
+              <w:ind w:firstLine="0"/>
+              <w:jc w:val="left"/>
+            </w:pPr>
+            <w:r>
+              <w:rPr>
+                <w:rFonts w:ascii="Times New Roman" w:hAnsi="Times New Roman" w:cs="Times New Roman" w:eastAsia="Times New Roman"/>
+                <w:b w:val="0"/>
+                <w:i w:val="0"/>
+                <w:color w:val="000000"/>
+                <w:sz w:val="24"/>
+              </w:rPr>
+              <w:t>Сутки</w:t>
+            </w:r>
+          </w:p>
+        </w:tc>
+        <w:tc>
+          <w:tcPr>
+            <w:tcW w:type="dxa" w:w="4961"/>
+          </w:tcPr>
+          <w:p>
+            <w:pPr>
+              <w:spacing w:line="240" w:lineRule="auto" w:after="0"/>
+              <w:ind w:firstLine="0"/>
+              <w:jc w:val="left"/>
+            </w:pPr>
+            <w:r>
+              <w:rPr>
+                <w:rFonts w:ascii="Times New Roman" w:hAnsi="Times New Roman" w:cs="Times New Roman" w:eastAsia="Times New Roman"/>
+                <w:b w:val="0"/>
+                <w:i w:val="0"/>
+                <w:color w:val="000000"/>
+                <w:sz w:val="24"/>
+              </w:rPr>
+              <w:t>Удаляются недействительные маркеры продления, прочитанные и давние непрочитанные уведомления, подписки устройств без доставки и отработанные записи очереди почты; при отдельно заданном сроке также история сущностей</w:t>
+            </w:r>
+          </w:p>
+        </w:tc>
+      </w:tr>
+      <w:tr>
+        <w:trPr>
+          <w:cantSplit w:val="true"/>
+        </w:trPr>
+        <w:tc>
+          <w:tcPr>
+            <w:tcW w:type="dxa" w:w="2268"/>
+          </w:tcPr>
+          <w:p>
+            <w:pPr>
+              <w:spacing w:line="240" w:lineRule="auto" w:after="0"/>
+              <w:ind w:firstLine="0"/>
+              <w:jc w:val="left"/>
+            </w:pPr>
+            <w:r>
+              <w:rPr>
+                <w:rFonts w:ascii="Times New Roman" w:hAnsi="Times New Roman" w:cs="Times New Roman" w:eastAsia="Times New Roman"/>
+                <w:b w:val="0"/>
+                <w:i w:val="0"/>
+                <w:color w:val="000000"/>
+                <w:sz w:val="24"/>
+              </w:rPr>
+              <w:t>Обезличивание заявок по сроку хранения</w:t>
+            </w:r>
+          </w:p>
+        </w:tc>
+        <w:tc>
+          <w:tcPr>
+            <w:tcW w:type="dxa" w:w="2126"/>
+          </w:tcPr>
+          <w:p>
+            <w:pPr>
+              <w:spacing w:line="240" w:lineRule="auto" w:after="0"/>
+              <w:ind w:firstLine="0"/>
+              <w:jc w:val="left"/>
+            </w:pPr>
+            <w:r>
+              <w:rPr>
+                <w:rFonts w:ascii="Times New Roman" w:hAnsi="Times New Roman" w:cs="Times New Roman" w:eastAsia="Times New Roman"/>
+                <w:b w:val="0"/>
+                <w:i w:val="0"/>
+                <w:color w:val="000000"/>
+                <w:sz w:val="24"/>
+              </w:rPr>
+              <w:t>Сутки</w:t>
+            </w:r>
+          </w:p>
+        </w:tc>
+        <w:tc>
+          <w:tcPr>
+            <w:tcW w:type="dxa" w:w="4961"/>
+          </w:tcPr>
+          <w:p>
+            <w:pPr>
+              <w:spacing w:line="240" w:lineRule="auto" w:after="0"/>
+              <w:ind w:firstLine="0"/>
+              <w:jc w:val="left"/>
+            </w:pPr>
+            <w:r>
+              <w:rPr>
+                <w:rFonts w:ascii="Times New Roman" w:hAnsi="Times New Roman" w:cs="Times New Roman" w:eastAsia="Times New Roman"/>
+                <w:b w:val="0"/>
+                <w:i w:val="0"/>
+                <w:color w:val="000000"/>
+                <w:sz w:val="24"/>
+              </w:rPr>
+              <w:t>startApplicationRetentionWorker: при APPLICATION_RETENTION_MONTHS больше нуля обрабатывает завершённые, отозванные и отказанные заявки; даты, статус и решения сохраняются</w:t>
+            </w:r>
+          </w:p>
+        </w:tc>
+      </w:tr>
+      <w:tr>
+        <w:trPr>
+          <w:cantSplit w:val="true"/>
+        </w:trPr>
+        <w:tc>
+          <w:tcPr>
+            <w:tcW w:type="dxa" w:w="2268"/>
+          </w:tcPr>
+          <w:p>
+            <w:pPr>
+              <w:spacing w:line="240" w:lineRule="auto" w:after="0"/>
+              <w:ind w:firstLine="0"/>
+              <w:jc w:val="left"/>
+            </w:pPr>
+            <w:r>
+              <w:rPr>
+                <w:rFonts w:ascii="Times New Roman" w:hAnsi="Times New Roman" w:cs="Times New Roman" w:eastAsia="Times New Roman"/>
+                <w:b w:val="0"/>
+                <w:i w:val="0"/>
+                <w:color w:val="000000"/>
+                <w:sz w:val="24"/>
+              </w:rPr>
+              <w:t>Уборка неотправленных файлов заявок</w:t>
+            </w:r>
+          </w:p>
+        </w:tc>
+        <w:tc>
+          <w:tcPr>
+            <w:tcW w:type="dxa" w:w="2126"/>
+          </w:tcPr>
+          <w:p>
+            <w:pPr>
+              <w:spacing w:line="240" w:lineRule="auto" w:after="0"/>
+              <w:ind w:firstLine="0"/>
+              <w:jc w:val="left"/>
+            </w:pPr>
+            <w:r>
+              <w:rPr>
+                <w:rFonts w:ascii="Times New Roman" w:hAnsi="Times New Roman" w:cs="Times New Roman" w:eastAsia="Times New Roman"/>
+                <w:b w:val="0"/>
+                <w:i w:val="0"/>
+                <w:color w:val="000000"/>
+                <w:sz w:val="24"/>
+              </w:rPr>
+              <w:t>Час</w:t>
+            </w:r>
+          </w:p>
+        </w:tc>
+        <w:tc>
+          <w:tcPr>
+            <w:tcW w:type="dxa" w:w="4961"/>
+          </w:tcPr>
+          <w:p>
+            <w:pPr>
+              <w:spacing w:line="240" w:lineRule="auto" w:after="0"/>
+              <w:ind w:firstLine="0"/>
+              <w:jc w:val="left"/>
+            </w:pPr>
+            <w:r>
+              <w:rPr>
+                <w:rFonts w:ascii="Times New Roman" w:hAnsi="Times New Roman" w:cs="Times New Roman" w:eastAsia="Times New Roman"/>
+                <w:b w:val="0"/>
+                <w:i w:val="0"/>
+                <w:color w:val="000000"/>
+                <w:sz w:val="24"/>
+              </w:rPr>
+              <w:t>Удаляются файлы, загруженные к заявке, которую так и не отправили, и файлы, потерявшие запись в базе</w:t>
+            </w:r>
+          </w:p>
+        </w:tc>
+      </w:tr>
+      <w:tr>
+        <w:trPr>
+          <w:cantSplit w:val="true"/>
+        </w:trPr>
+        <w:tc>
+          <w:tcPr>
+            <w:tcW w:type="dxa" w:w="2268"/>
+          </w:tcPr>
+          <w:p>
+            <w:pPr>
+              <w:spacing w:line="240" w:lineRule="auto" w:after="0"/>
+              <w:ind w:firstLine="0"/>
+              <w:jc w:val="left"/>
+            </w:pPr>
+            <w:r>
+              <w:rPr>
+                <w:rFonts w:ascii="Times New Roman" w:hAnsi="Times New Roman" w:cs="Times New Roman" w:eastAsia="Times New Roman"/>
+                <w:b w:val="0"/>
+                <w:i w:val="0"/>
+                <w:color w:val="000000"/>
+                <w:sz w:val="24"/>
+              </w:rPr>
+              <w:t>Проверка сроков действия паролей</w:t>
+            </w:r>
+          </w:p>
+        </w:tc>
+        <w:tc>
+          <w:tcPr>
+            <w:tcW w:type="dxa" w:w="2126"/>
+          </w:tcPr>
+          <w:p>
+            <w:pPr>
+              <w:spacing w:line="240" w:lineRule="auto" w:after="0"/>
+              <w:ind w:firstLine="0"/>
+              <w:jc w:val="left"/>
+            </w:pPr>
+            <w:r>
+              <w:rPr>
+                <w:rFonts w:ascii="Times New Roman" w:hAnsi="Times New Roman" w:cs="Times New Roman" w:eastAsia="Times New Roman"/>
+                <w:b w:val="0"/>
+                <w:i w:val="0"/>
+                <w:color w:val="000000"/>
+                <w:sz w:val="24"/>
+              </w:rPr>
+              <w:t>Ежесуточно в 04:00</w:t>
+            </w:r>
+          </w:p>
+        </w:tc>
+        <w:tc>
+          <w:tcPr>
+            <w:tcW w:type="dxa" w:w="4961"/>
+          </w:tcPr>
+          <w:p>
+            <w:pPr>
+              <w:spacing w:line="240" w:lineRule="auto" w:after="0"/>
+              <w:ind w:firstLine="0"/>
+              <w:jc w:val="left"/>
+            </w:pPr>
+            <w:r>
+              <w:rPr>
+                <w:rFonts w:ascii="Times New Roman" w:hAnsi="Times New Roman" w:cs="Times New Roman" w:eastAsia="Times New Roman"/>
+                <w:b w:val="0"/>
+                <w:i w:val="0"/>
+                <w:color w:val="000000"/>
+                <w:sz w:val="24"/>
+              </w:rPr>
+              <w:t>Работникам, у которых срок действия пароля вышел, поднимается требование сменить пароль при следующем входе; тем, у кого срок подходит, заранее уходит предупреждение. Паролей задача не меняет и писем с паролями не рассылает. При выключенном сроке действия задача не делает ничего</w:t>
+            </w:r>
+          </w:p>
+        </w:tc>
+      </w:tr>
+      <w:tr>
+        <w:trPr>
+          <w:cantSplit w:val="true"/>
+        </w:trPr>
+        <w:tc>
+          <w:tcPr>
+            <w:tcW w:type="dxa" w:w="2268"/>
+          </w:tcPr>
+          <w:p>
+            <w:pPr>
+              <w:spacing w:line="240" w:lineRule="auto" w:after="0"/>
+              <w:ind w:firstLine="0"/>
+              <w:jc w:val="left"/>
+            </w:pPr>
+            <w:r>
+              <w:rPr>
+                <w:rFonts w:ascii="Times New Roman" w:hAnsi="Times New Roman" w:cs="Times New Roman" w:eastAsia="Times New Roman"/>
+                <w:b w:val="0"/>
+                <w:i w:val="0"/>
+                <w:color w:val="000000"/>
+                <w:sz w:val="24"/>
+              </w:rPr>
+              <w:t>Разбор очереди писем</w:t>
+            </w:r>
+          </w:p>
+        </w:tc>
+        <w:tc>
+          <w:tcPr>
+            <w:tcW w:type="dxa" w:w="2126"/>
+          </w:tcPr>
+          <w:p>
+            <w:pPr>
+              <w:spacing w:line="240" w:lineRule="auto" w:after="0"/>
+              <w:ind w:firstLine="0"/>
+              <w:jc w:val="left"/>
+            </w:pPr>
+            <w:r>
+              <w:rPr>
+                <w:rFonts w:ascii="Times New Roman" w:hAnsi="Times New Roman" w:cs="Times New Roman" w:eastAsia="Times New Roman"/>
+                <w:b w:val="0"/>
+                <w:i w:val="0"/>
+                <w:color w:val="000000"/>
+                <w:sz w:val="24"/>
+              </w:rPr>
+              <w:t>15 секунд</w:t>
+            </w:r>
+          </w:p>
+        </w:tc>
+        <w:tc>
+          <w:tcPr>
+            <w:tcW w:type="dxa" w:w="4961"/>
+          </w:tcPr>
+          <w:p>
+            <w:pPr>
+              <w:spacing w:line="240" w:lineRule="auto" w:after="0"/>
+              <w:ind w:firstLine="0"/>
+              <w:jc w:val="left"/>
+            </w:pPr>
+            <w:r>
+              <w:rPr>
+                <w:rFonts w:ascii="Times New Roman" w:hAnsi="Times New Roman" w:cs="Times New Roman" w:eastAsia="Times New Roman"/>
+                <w:b w:val="0"/>
+                <w:i w:val="0"/>
+                <w:color w:val="000000"/>
+                <w:sz w:val="24"/>
+              </w:rPr>
+              <w:t>Накопившиеся письма передаются почтовому серверу, непринятые повторяются с нарастающей паузой. Задача не запускается, если почта не настроена</w:t>
+            </w:r>
+          </w:p>
+        </w:tc>
+      </w:tr>
+      <w:tr>
+        <w:trPr>
+          <w:cantSplit w:val="true"/>
+        </w:trPr>
+        <w:tc>
+          <w:tcPr>
+            <w:tcW w:type="dxa" w:w="2268"/>
+          </w:tcPr>
+          <w:p>
+            <w:pPr>
+              <w:spacing w:line="240" w:lineRule="auto" w:after="0"/>
+              <w:ind w:firstLine="0"/>
+              <w:jc w:val="left"/>
+            </w:pPr>
+            <w:r>
+              <w:rPr>
+                <w:rFonts w:ascii="Times New Roman" w:hAnsi="Times New Roman" w:cs="Times New Roman" w:eastAsia="Times New Roman"/>
+                <w:b w:val="0"/>
+                <w:i w:val="0"/>
+                <w:color w:val="000000"/>
+                <w:sz w:val="24"/>
+              </w:rPr>
+              <w:t>Выгрузка бланков в файловый архив</w:t>
+            </w:r>
+          </w:p>
+        </w:tc>
+        <w:tc>
+          <w:tcPr>
+            <w:tcW w:type="dxa" w:w="2126"/>
+          </w:tcPr>
+          <w:p>
+            <w:pPr>
+              <w:spacing w:line="240" w:lineRule="auto" w:after="0"/>
+              <w:ind w:firstLine="0"/>
+              <w:jc w:val="left"/>
+            </w:pPr>
+            <w:r>
+              <w:rPr>
+                <w:rFonts w:ascii="Times New Roman" w:hAnsi="Times New Roman" w:cs="Times New Roman" w:eastAsia="Times New Roman"/>
+                <w:b w:val="0"/>
+                <w:i w:val="0"/>
+                <w:color w:val="000000"/>
+                <w:sz w:val="24"/>
+              </w:rPr>
+              <w:t>15 секунд и сразу при изменении заявки</w:t>
+            </w:r>
+          </w:p>
+        </w:tc>
+        <w:tc>
+          <w:tcPr>
+            <w:tcW w:type="dxa" w:w="4961"/>
+          </w:tcPr>
+          <w:p>
+            <w:pPr>
+              <w:spacing w:line="240" w:lineRule="auto" w:after="0"/>
+              <w:ind w:firstLine="0"/>
+              <w:jc w:val="left"/>
+            </w:pPr>
+            <w:r>
+              <w:rPr>
+                <w:rFonts w:ascii="Times New Roman" w:hAnsi="Times New Roman" w:cs="Times New Roman" w:eastAsia="Times New Roman"/>
+                <w:b w:val="0"/>
+                <w:i w:val="0"/>
+                <w:color w:val="000000"/>
+                <w:sz w:val="24"/>
+              </w:rPr>
+              <w:t>Разбирается очередь записи файлов на диск</w:t>
+            </w:r>
+          </w:p>
+        </w:tc>
+      </w:tr>
+      <w:tr>
+        <w:trPr>
+          <w:cantSplit w:val="true"/>
+        </w:trPr>
+        <w:tc>
+          <w:tcPr>
+            <w:tcW w:type="dxa" w:w="2268"/>
+          </w:tcPr>
+          <w:p>
+            <w:pPr>
+              <w:spacing w:line="240" w:lineRule="auto" w:after="0"/>
+              <w:ind w:firstLine="0"/>
+              <w:jc w:val="left"/>
+            </w:pPr>
+            <w:r>
+              <w:rPr>
+                <w:rFonts w:ascii="Times New Roman" w:hAnsi="Times New Roman" w:cs="Times New Roman" w:eastAsia="Times New Roman"/>
+                <w:b w:val="0"/>
+                <w:i w:val="0"/>
+                <w:color w:val="000000"/>
+                <w:sz w:val="24"/>
+              </w:rPr>
+              <w:t>Повтор неудавшихся выгрузок</w:t>
+            </w:r>
+          </w:p>
+        </w:tc>
+        <w:tc>
+          <w:tcPr>
+            <w:tcW w:type="dxa" w:w="2126"/>
+          </w:tcPr>
+          <w:p>
+            <w:pPr>
+              <w:spacing w:line="240" w:lineRule="auto" w:after="0"/>
+              <w:ind w:firstLine="0"/>
+              <w:jc w:val="left"/>
+            </w:pPr>
+            <w:r>
+              <w:rPr>
+                <w:rFonts w:ascii="Times New Roman" w:hAnsi="Times New Roman" w:cs="Times New Roman" w:eastAsia="Times New Roman"/>
+                <w:b w:val="0"/>
+                <w:i w:val="0"/>
+                <w:color w:val="000000"/>
+                <w:sz w:val="24"/>
+              </w:rPr>
+              <w:t>5 минут</w:t>
+            </w:r>
+          </w:p>
+        </w:tc>
+        <w:tc>
+          <w:tcPr>
+            <w:tcW w:type="dxa" w:w="4961"/>
+          </w:tcPr>
+          <w:p>
+            <w:pPr>
+              <w:spacing w:line="240" w:lineRule="auto" w:after="0"/>
+              <w:ind w:firstLine="0"/>
+              <w:jc w:val="left"/>
+            </w:pPr>
+            <w:r>
+              <w:rPr>
+                <w:rFonts w:ascii="Times New Roman" w:hAnsi="Times New Roman" w:cs="Times New Roman" w:eastAsia="Times New Roman"/>
+                <w:b w:val="0"/>
+                <w:i w:val="0"/>
+                <w:color w:val="000000"/>
+                <w:sz w:val="24"/>
+              </w:rPr>
+              <w:t>Заявки, чья запись сорвалась по временной причине, выгружаются заново</w:t>
+            </w:r>
+          </w:p>
+        </w:tc>
+      </w:tr>
+      <w:tr>
+        <w:trPr>
+          <w:cantSplit w:val="true"/>
+        </w:trPr>
+        <w:tc>
+          <w:tcPr>
+            <w:tcW w:type="dxa" w:w="2268"/>
+          </w:tcPr>
+          <w:p>
+            <w:pPr>
+              <w:spacing w:line="240" w:lineRule="auto" w:after="0"/>
+              <w:ind w:firstLine="0"/>
+              <w:jc w:val="left"/>
+            </w:pPr>
+            <w:r>
+              <w:rPr>
+                <w:rFonts w:ascii="Times New Roman" w:hAnsi="Times New Roman" w:cs="Times New Roman" w:eastAsia="Times New Roman"/>
+                <w:b w:val="0"/>
+                <w:i w:val="0"/>
+                <w:color w:val="000000"/>
+                <w:sz w:val="24"/>
+              </w:rPr>
               <w:t>Сверка файлового архива с диском</w:t>
             </w:r>
           </w:p>
@@ -11104,6 +11128,132 @@
                 <w:sz w:val="24"/>
               </w:rPr>
               <w:t>Реестр выгруженных файлов сверяется с содержимым каталога, пропавшее дописывается</w:t>
+            </w:r>
+          </w:p>
+        </w:tc>
+      </w:tr>
+    </w:tbl>
+    <w:p>
+      <w:pPr>
+        <w:spacing w:after="0" w:line="240" w:lineRule="auto"/>
+        <w:ind w:firstLine="0"/>
+      </w:pPr>
+      <w:r>
+        <w:rPr>
+          <w:rFonts w:ascii="Times New Roman" w:hAnsi="Times New Roman" w:cs="Times New Roman" w:eastAsia="Times New Roman"/>
+          <w:b w:val="0"/>
+          <w:i w:val="0"/>
+          <w:color w:val="000000"/>
+          <w:sz w:val="12"/>
+        </w:rPr>
+      </w:r>
+    </w:p>
+    <w:p>
+      <w:pPr>
+        <w:keepNext/>
+        <w:spacing w:line="240" w:lineRule="auto" w:before="160" w:after="80"/>
+        <w:ind w:firstLine="0"/>
+        <w:jc w:val="left"/>
+      </w:pPr>
+      <w:r>
+        <w:rPr>
+          <w:rFonts w:ascii="Times New Roman" w:hAnsi="Times New Roman" w:cs="Times New Roman" w:eastAsia="Times New Roman"/>
+          <w:b w:val="0"/>
+          <w:i/>
+          <w:color w:val="000000"/>
+          <w:sz w:val="24"/>
+        </w:rPr>
+        <w:t>Продолжение таблицы 9.3</w:t>
+      </w:r>
+    </w:p>
+    <w:tbl>
+      <w:tblPr>
+        <w:tblStyle w:val="TableGrid"/>
+        <w:tblW w:type="auto" w:w="0"/>
+        <w:jc w:val="center"/>
+        <w:tblLayout w:type="fixed"/>
+        <w:tblLook w:firstColumn="1" w:firstRow="1" w:lastColumn="0" w:lastRow="0" w:noHBand="0" w:noVBand="1" w:val="04A0"/>
+        <w:tblLayout w:type="fixed"/>
+      </w:tblPr>
+      <w:tblGrid>
+        <w:gridCol w:w="2268"/>
+        <w:gridCol w:w="2126"/>
+        <w:gridCol w:w="4961"/>
+      </w:tblGrid>
+      <w:tr>
+        <w:trPr>
+          <w:tblHeader w:val="true"/>
+          <w:cantSplit w:val="true"/>
+        </w:trPr>
+        <w:tc>
+          <w:tcPr>
+            <w:tcW w:type="dxa" w:w="2268"/>
+            <w:shd w:val="clear" w:fill="E8E8E8"/>
+          </w:tcPr>
+          <w:p>
+            <w:pPr>
+              <w:keepNext/>
+              <w:spacing w:line="240" w:lineRule="auto" w:after="0"/>
+              <w:ind w:firstLine="0"/>
+              <w:jc w:val="left"/>
+            </w:pPr>
+            <w:r>
+              <w:rPr>
+                <w:rFonts w:ascii="Times New Roman" w:hAnsi="Times New Roman" w:cs="Times New Roman" w:eastAsia="Times New Roman"/>
+                <w:b/>
+                <w:i w:val="0"/>
+                <w:color w:val="000000"/>
+                <w:sz w:val="24"/>
+              </w:rPr>
+              <w:t>Задача</w:t>
+            </w:r>
+          </w:p>
+        </w:tc>
+        <w:tc>
+          <w:tcPr>
+            <w:tcW w:type="dxa" w:w="2126"/>
+            <w:shd w:val="clear" w:fill="E8E8E8"/>
+          </w:tcPr>
+          <w:p>
+            <w:pPr>
+              <w:keepNext/>
+              <w:spacing w:line="240" w:lineRule="auto" w:after="0"/>
+              <w:ind w:firstLine="0"/>
+              <w:jc w:val="left"/>
+            </w:pPr>
+            <w:r>
+              <w:rPr>
+                <w:rFonts w:ascii="Times New Roman" w:hAnsi="Times New Roman" w:cs="Times New Roman" w:eastAsia="Times New Roman"/>
+                <w:b/>
+                <w:i w:val="0"/>
+                <w:color w:val="000000"/>
+                <w:sz w:val="24"/>
+              </w:rPr>
+              <w:t>Периодичность</w:t>
+            </w:r>
+          </w:p>
+        </w:tc>
+        <w:tc>
+          <w:tcPr>
+            <w:tcW w:type="dxa" w:w="4961"/>
+            <w:shd w:val="clear" w:fill="E8E8E8"/>
+          </w:tcPr>
+          <w:p>
+            <w:pPr>
+              <w:keepNext/>
+              <w:spacing w:line="240" w:lineRule="auto" w:after="0"/>
+              <w:ind w:firstLine="0"/>
+              <w:jc w:val="left"/>
+            </w:pPr>
+            <w:r>
+              <w:rPr>
+                <w:rFonts w:ascii="Times New Roman" w:hAnsi="Times New Roman" w:cs="Times New Roman" w:eastAsia="Times New Roman"/>
+                <w:b/>
+                <w:i w:val="0"/>
+                <w:color w:val="000000"/>
+                <w:sz w:val="24"/>
+              </w:rPr>
+              <w:t>Действие</w:t>
             </w:r>
           </w:p>
         </w:tc>
@@ -13777,107 +13927,6 @@
                 <w:sz w:val="24"/>
               </w:rPr>
               <w:t>Иначе проверка полномочий обходится в два шага</w:t>
-            </w:r>
-          </w:p>
-        </w:tc>
-      </w:tr>
-    </w:tbl>
-    <w:p>
-      <w:pPr>
-        <w:spacing w:after="0" w:line="240" w:lineRule="auto"/>
-        <w:ind w:firstLine="0"/>
-      </w:pPr>
-      <w:r>
-        <w:rPr>
-          <w:rFonts w:ascii="Times New Roman" w:hAnsi="Times New Roman" w:cs="Times New Roman" w:eastAsia="Times New Roman"/>
-          <w:b w:val="0"/>
-          <w:i w:val="0"/>
-          <w:color w:val="000000"/>
-          <w:sz w:val="12"/>
-        </w:rPr>
-      </w:r>
-    </w:p>
-    <w:p>
-      <w:pPr>
-        <w:keepNext/>
-        <w:spacing w:line="240" w:lineRule="auto" w:before="160" w:after="80"/>
-        <w:ind w:firstLine="0"/>
-        <w:jc w:val="left"/>
-      </w:pPr>
-      <w:r>
-        <w:rPr>
-          <w:rFonts w:ascii="Times New Roman" w:hAnsi="Times New Roman" w:cs="Times New Roman" w:eastAsia="Times New Roman"/>
-          <w:b w:val="0"/>
-          <w:i/>
-          <w:color w:val="000000"/>
-          <w:sz w:val="24"/>
-        </w:rPr>
-        <w:t>Продолжение таблицы 13.2</w:t>
-      </w:r>
-    </w:p>
-    <w:tbl>
-      <w:tblPr>
-        <w:tblStyle w:val="TableGrid"/>
-        <w:tblW w:type="auto" w:w="0"/>
-        <w:jc w:val="center"/>
-        <w:tblLayout w:type="fixed"/>
-        <w:tblLook w:firstColumn="1" w:firstRow="1" w:lastColumn="0" w:lastRow="0" w:noHBand="0" w:noVBand="1" w:val="04A0"/>
-        <w:tblLayout w:type="fixed"/>
-      </w:tblPr>
-      <w:tblGrid>
-        <w:gridCol w:w="3467"/>
-        <w:gridCol w:w="5889"/>
-      </w:tblGrid>
-      <w:tr>
-        <w:trPr>
-          <w:tblHeader w:val="true"/>
-          <w:cantSplit w:val="true"/>
-        </w:trPr>
-        <w:tc>
-          <w:tcPr>
-            <w:tcW w:type="dxa" w:w="3466"/>
-            <w:shd w:val="clear" w:fill="E8E8E8"/>
-          </w:tcPr>
-          <w:p>
-            <w:pPr>
-              <w:keepNext/>
-              <w:spacing w:line="240" w:lineRule="auto" w:after="0"/>
-              <w:ind w:firstLine="0"/>
-              <w:jc w:val="left"/>
-            </w:pPr>
-            <w:r>
-              <w:rPr>
-                <w:rFonts w:ascii="Times New Roman" w:hAnsi="Times New Roman" w:cs="Times New Roman" w:eastAsia="Times New Roman"/>
-                <w:b/>
-                <w:i w:val="0"/>
-                <w:color w:val="000000"/>
-                <w:sz w:val="24"/>
-              </w:rPr>
-              <w:t>Что закрыто</w:t>
-            </w:r>
-          </w:p>
-        </w:tc>
-        <w:tc>
-          <w:tcPr>
-            <w:tcW w:type="dxa" w:w="5888"/>
-            <w:shd w:val="clear" w:fill="E8E8E8"/>
-          </w:tcPr>
-          <w:p>
-            <w:pPr>
-              <w:keepNext/>
-              <w:spacing w:line="240" w:lineRule="auto" w:after="0"/>
-              <w:ind w:firstLine="0"/>
-              <w:jc w:val="left"/>
-            </w:pPr>
-            <w:r>
-              <w:rPr>
-                <w:rFonts w:ascii="Times New Roman" w:hAnsi="Times New Roman" w:cs="Times New Roman" w:eastAsia="Times New Roman"/>
-                <w:b/>
-                <w:i w:val="0"/>
-                <w:color w:val="000000"/>
-                <w:sz w:val="24"/>
-              </w:rPr>
-              <w:t>Почему</w:t>
             </w:r>
           </w:p>
         </w:tc>
@@ -16790,7 +16839,7 @@
                 <w:color w:val="000000"/>
                 <w:sz w:val="24"/>
               </w:rPr>
-              <w:t>6082 теста в 706 файлах</w:t>
+              <w:t>6613 тестов в 772 файлах</w:t>
             </w:r>
           </w:p>
         </w:tc>
@@ -16883,7 +16932,7 @@
                 <w:color w:val="000000"/>
                 <w:sz w:val="24"/>
               </w:rPr>
-              <w:t>191 тест в 48 файлах</w:t>
+              <w:t>201 тест в 51 файлах</w:t>
             </w:r>
           </w:p>
         </w:tc>
@@ -16966,7 +17015,7 @@
                 <w:color w:val="000000"/>
                 <w:sz w:val="24"/>
               </w:rPr>
-              <w:t>9072</w:t>
+              <w:t>9613</w:t>
             </w:r>
           </w:p>
         </w:tc>
@@ -18165,8 +18214,8 @@
         <w:tblLayout w:type="fixed"/>
       </w:tblPr>
       <w:tblGrid>
-        <w:gridCol w:w="3954"/>
-        <w:gridCol w:w="5402"/>
+        <w:gridCol w:w="3949"/>
+        <w:gridCol w:w="5406"/>
       </w:tblGrid>
       <w:tr>
         <w:trPr>
@@ -18175,7 +18224,7 @@
         </w:trPr>
         <w:tc>
           <w:tcPr>
-            <w:tcW w:type="dxa" w:w="3953"/>
+            <w:tcW w:type="dxa" w:w="3949"/>
             <w:shd w:val="clear" w:fill="E8E8E8"/>
           </w:tcPr>
           <w:p>
@@ -18199,7 +18248,7 @@
         </w:tc>
         <w:tc>
           <w:tcPr>
-            <w:tcW w:type="dxa" w:w="5401"/>
+            <w:tcW w:type="dxa" w:w="5406"/>
             <w:shd w:val="clear" w:fill="E8E8E8"/>
           </w:tcPr>
           <w:p>
@@ -18228,7 +18277,7 @@
         </w:trPr>
         <w:tc>
           <w:tcPr>
-            <w:tcW w:type="dxa" w:w="3953"/>
+            <w:tcW w:type="dxa" w:w="3949"/>
           </w:tcPr>
           <w:p>
             <w:pPr>
@@ -18250,23 +18299,23 @@
         </w:tc>
         <w:tc>
           <w:tcPr>
-            <w:tcW w:type="dxa" w:w="5401"/>
-          </w:tcPr>
-          <w:p>
-            <w:pPr>
-              <w:spacing w:line="240" w:lineRule="auto" w:after="0"/>
-              <w:ind w:firstLine="0"/>
-              <w:jc w:val="left"/>
-            </w:pPr>
-            <w:r>
-              <w:rPr>
-                <w:rFonts w:ascii="Times New Roman" w:hAnsi="Times New Roman" w:cs="Times New Roman" w:eastAsia="Times New Roman"/>
-                <w:b w:val="0"/>
-                <w:i w:val="0"/>
-                <w:color w:val="000000"/>
-                <w:sz w:val="24"/>
-              </w:rPr>
-              <w:t>571239 строк в 2416 файлах</w:t>
+            <w:tcW w:type="dxa" w:w="5406"/>
+          </w:tcPr>
+          <w:p>
+            <w:pPr>
+              <w:spacing w:line="240" w:lineRule="auto" w:after="0"/>
+              <w:ind w:firstLine="0"/>
+              <w:jc w:val="left"/>
+            </w:pPr>
+            <w:r>
+              <w:rPr>
+                <w:rFonts w:ascii="Times New Roman" w:hAnsi="Times New Roman" w:cs="Times New Roman" w:eastAsia="Times New Roman"/>
+                <w:b w:val="0"/>
+                <w:i w:val="0"/>
+                <w:color w:val="000000"/>
+                <w:sz w:val="24"/>
+              </w:rPr>
+              <w:t>580077 строк в 2541 файлах</w:t>
             </w:r>
           </w:p>
         </w:tc>
@@ -18277,7 +18326,7 @@
         </w:trPr>
         <w:tc>
           <w:tcPr>
-            <w:tcW w:type="dxa" w:w="3953"/>
+            <w:tcW w:type="dxa" w:w="3949"/>
           </w:tcPr>
           <w:p>
             <w:pPr>
@@ -18299,7 +18348,7 @@
         </w:tc>
         <w:tc>
           <w:tcPr>
-            <w:tcW w:type="dxa" w:w="5401"/>
+            <w:tcW w:type="dxa" w:w="5406"/>
           </w:tcPr>
           <w:p>
             <w:pPr>
@@ -18326,7 +18375,7 @@
         </w:trPr>
         <w:tc>
           <w:tcPr>
-            <w:tcW w:type="dxa" w:w="3953"/>
+            <w:tcW w:type="dxa" w:w="3949"/>
           </w:tcPr>
           <w:p>
             <w:pPr>
@@ -18348,23 +18397,23 @@
         </w:tc>
         <w:tc>
           <w:tcPr>
-            <w:tcW w:type="dxa" w:w="5401"/>
-          </w:tcPr>
-          <w:p>
-            <w:pPr>
-              <w:spacing w:line="240" w:lineRule="auto" w:after="0"/>
-              <w:ind w:firstLine="0"/>
-              <w:jc w:val="left"/>
-            </w:pPr>
-            <w:r>
-              <w:rPr>
-                <w:rFonts w:ascii="Times New Roman" w:hAnsi="Times New Roman" w:cs="Times New Roman" w:eastAsia="Times New Roman"/>
-                <w:b w:val="0"/>
-                <w:i w:val="0"/>
-                <w:color w:val="000000"/>
-                <w:sz w:val="24"/>
-              </w:rPr>
-              <w:t>201531 строка: 40 экранов, 262 элемента</w:t>
+            <w:tcW w:type="dxa" w:w="5406"/>
+          </w:tcPr>
+          <w:p>
+            <w:pPr>
+              <w:spacing w:line="240" w:lineRule="auto" w:after="0"/>
+              <w:ind w:firstLine="0"/>
+              <w:jc w:val="left"/>
+            </w:pPr>
+            <w:r>
+              <w:rPr>
+                <w:rFonts w:ascii="Times New Roman" w:hAnsi="Times New Roman" w:cs="Times New Roman" w:eastAsia="Times New Roman"/>
+                <w:b w:val="0"/>
+                <w:i w:val="0"/>
+                <w:color w:val="000000"/>
+                <w:sz w:val="24"/>
+              </w:rPr>
+              <w:t>201443 строки: 40 экранов, 267 элементов</w:t>
             </w:r>
           </w:p>
         </w:tc>
@@ -18375,7 +18424,7 @@
         </w:trPr>
         <w:tc>
           <w:tcPr>
-            <w:tcW w:type="dxa" w:w="3953"/>
+            <w:tcW w:type="dxa" w:w="3949"/>
           </w:tcPr>
           <w:p>
             <w:pPr>
@@ -18397,7 +18446,7 @@
         </w:tc>
         <w:tc>
           <w:tcPr>
-            <w:tcW w:type="dxa" w:w="5401"/>
+            <w:tcW w:type="dxa" w:w="5406"/>
           </w:tcPr>
           <w:p>
             <w:pPr>
@@ -18424,7 +18473,7 @@
         </w:trPr>
         <w:tc>
           <w:tcPr>
-            <w:tcW w:type="dxa" w:w="3953"/>
+            <w:tcW w:type="dxa" w:w="3949"/>
           </w:tcPr>
           <w:p>
             <w:pPr>
@@ -18446,7 +18495,7 @@
         </w:tc>
         <w:tc>
           <w:tcPr>
-            <w:tcW w:type="dxa" w:w="5401"/>
+            <w:tcW w:type="dxa" w:w="5406"/>
           </w:tcPr>
           <w:p>
             <w:pPr>
@@ -18473,7 +18522,7 @@
         </w:trPr>
         <w:tc>
           <w:tcPr>
-            <w:tcW w:type="dxa" w:w="3953"/>
+            <w:tcW w:type="dxa" w:w="3949"/>
           </w:tcPr>
           <w:p>
             <w:pPr>
@@ -18495,23 +18544,23 @@
         </w:tc>
         <w:tc>
           <w:tcPr>
-            <w:tcW w:type="dxa" w:w="5401"/>
-          </w:tcPr>
-          <w:p>
-            <w:pPr>
-              <w:spacing w:line="240" w:lineRule="auto" w:after="0"/>
-              <w:ind w:firstLine="0"/>
-              <w:jc w:val="left"/>
-            </w:pPr>
-            <w:r>
-              <w:rPr>
-                <w:rFonts w:ascii="Times New Roman" w:hAnsi="Times New Roman" w:cs="Times New Roman" w:eastAsia="Times New Roman"/>
-                <w:b w:val="0"/>
-                <w:i w:val="0"/>
-                <w:color w:val="000000"/>
-                <w:sz w:val="24"/>
-              </w:rPr>
-              <w:t>9072</w:t>
+            <w:tcW w:type="dxa" w:w="5406"/>
+          </w:tcPr>
+          <w:p>
+            <w:pPr>
+              <w:spacing w:line="240" w:lineRule="auto" w:after="0"/>
+              <w:ind w:firstLine="0"/>
+              <w:jc w:val="left"/>
+            </w:pPr>
+            <w:r>
+              <w:rPr>
+                <w:rFonts w:ascii="Times New Roman" w:hAnsi="Times New Roman" w:cs="Times New Roman" w:eastAsia="Times New Roman"/>
+                <w:b w:val="0"/>
+                <w:i w:val="0"/>
+                <w:color w:val="000000"/>
+                <w:sz w:val="24"/>
+              </w:rPr>
+              <w:t>9613</w:t>
             </w:r>
           </w:p>
         </w:tc>
@@ -18522,7 +18571,7 @@
         </w:trPr>
         <w:tc>
           <w:tcPr>
-            <w:tcW w:type="dxa" w:w="3953"/>
+            <w:tcW w:type="dxa" w:w="3949"/>
           </w:tcPr>
           <w:p>
             <w:pPr>
@@ -18544,7 +18593,7 @@
         </w:tc>
         <w:tc>
           <w:tcPr>
-            <w:tcW w:type="dxa" w:w="5401"/>
+            <w:tcW w:type="dxa" w:w="5406"/>
           </w:tcPr>
           <w:p>
             <w:pPr>
@@ -27330,6 +27379,89 @@
                 <w:sz w:val="24"/>
               </w:rPr>
               <w:t>Уточнена административная принадлежность списка незакрытых отметок и исправления учёта; обычные операции охранника отделены от административных.</w:t>
+            </w:r>
+          </w:p>
+        </w:tc>
+        <w:tc>
+          <w:tcPr>
+            <w:tcW w:type="dxa" w:w="850"/>
+          </w:tcPr>
+          <w:p>
+            <w:pPr>
+              <w:spacing w:line="240" w:lineRule="auto" w:after="0"/>
+              <w:ind w:firstLine="0"/>
+              <w:jc w:val="left"/>
+            </w:pPr>
+          </w:p>
+        </w:tc>
+      </w:tr>
+      <w:tr>
+        <w:trPr>
+          <w:cantSplit w:val="true"/>
+        </w:trPr>
+        <w:tc>
+          <w:tcPr>
+            <w:tcW w:type="dxa" w:w="1134"/>
+          </w:tcPr>
+          <w:p>
+            <w:pPr>
+              <w:spacing w:line="240" w:lineRule="auto" w:after="0"/>
+              <w:ind w:firstLine="0"/>
+              <w:jc w:val="left"/>
+            </w:pPr>
+            <w:r>
+              <w:rPr>
+                <w:rFonts w:ascii="Times New Roman" w:hAnsi="Times New Roman" w:cs="Times New Roman" w:eastAsia="Times New Roman"/>
+                <w:b w:val="0"/>
+                <w:i w:val="0"/>
+                <w:color w:val="000000"/>
+                <w:sz w:val="24"/>
+              </w:rPr>
+              <w:t>1.86</w:t>
+            </w:r>
+          </w:p>
+        </w:tc>
+        <w:tc>
+          <w:tcPr>
+            <w:tcW w:type="dxa" w:w="1701"/>
+          </w:tcPr>
+          <w:p>
+            <w:pPr>
+              <w:spacing w:line="240" w:lineRule="auto" w:after="0"/>
+              <w:ind w:firstLine="0"/>
+              <w:jc w:val="left"/>
+            </w:pPr>
+            <w:r>
+              <w:rPr>
+                <w:rFonts w:ascii="Times New Roman" w:hAnsi="Times New Roman" w:cs="Times New Roman" w:eastAsia="Times New Roman"/>
+                <w:b w:val="0"/>
+                <w:i w:val="0"/>
+                <w:color w:val="000000"/>
+                <w:sz w:val="24"/>
+              </w:rPr>
+              <w:t>30.10.2026</w:t>
+            </w:r>
+          </w:p>
+        </w:tc>
+        <w:tc>
+          <w:tcPr>
+            <w:tcW w:type="dxa" w:w="5669"/>
+          </w:tcPr>
+          <w:p>
+            <w:pPr>
+              <w:spacing w:line="240" w:lineRule="auto" w:after="0"/>
+              <w:ind w:firstLine="0"/>
+              <w:jc w:val="left"/>
+            </w:pPr>
+            <w:r>
+              <w:rPr>
+                <w:rFonts w:ascii="Times New Roman" w:hAnsi="Times New Roman" w:cs="Times New Roman" w:eastAsia="Times New Roman"/>
+                <w:b w:val="0"/>
+                <w:i w:val="0"/>
+                <w:color w:val="000000"/>
+                <w:sz w:val="24"/>
+              </w:rPr>
+              <w:t>Уточнены запуск, продолжение, восстановление и применимость обучения; добавлены ролевые учебные сцены.</w:t>
             </w:r>
           </w:p>
         </w:tc>

--- a/Документация/Техническое описание системы/Техническое описание системы.docx
+++ b/Документация/Техническое описание системы/Техническое описание системы.docx
@@ -16839,7 +16839,7 @@
                 <w:color w:val="000000"/>
                 <w:sz w:val="24"/>
               </w:rPr>
-              <w:t>6613 тестов в 772 файлах</w:t>
+              <w:t>6622 теста в 772 файлах</w:t>
             </w:r>
           </w:p>
         </w:tc>
@@ -17015,7 +17015,7 @@
                 <w:color w:val="000000"/>
                 <w:sz w:val="24"/>
               </w:rPr>
-              <w:t>9613</w:t>
+              <w:t>9622</w:t>
             </w:r>
           </w:p>
         </w:tc>
@@ -17919,7 +17919,7 @@
                 <w:color w:val="000000"/>
                 <w:sz w:val="24"/>
               </w:rPr>
-              <w:t>Собираются образы контейнеров, проверяется, что процесс внутри работает от непривилегированного пользователя, после чего проверенные образы помещаются в хранилище образов</w:t>
+              <w:t>Собираются образы прикладного сервера, веб-приложения и обратного прокси стенда. У прикладного сервера проверяется запуск от непривилегированного пользователя, у прокси стенда — наличие OpenSSL. Для автоматической поставки образы публикуются в GHCR с меткой SHA коммита</w:t>
             </w:r>
           </w:p>
         </w:tc>
@@ -17968,7 +17968,7 @@
                 <w:color w:val="000000"/>
                 <w:sz w:val="24"/>
               </w:rPr>
-              <w:t>Только при попадании изменения в основную ветку: стенд забирает готовые образы из хранилища и перезапускается</w:t>
+              <w:t>Только при попадании изменения в основную ветку: стенд получает три готовых образа одного SHA и запускает их без сборки на сервере; файлы конфигурации берутся из той же ревизии</w:t>
             </w:r>
           </w:p>
         </w:tc>
@@ -18315,7 +18315,7 @@
                 <w:color w:val="000000"/>
                 <w:sz w:val="24"/>
               </w:rPr>
-              <w:t>580077 строк в 2541 файлах</w:t>
+              <w:t>580236 строк в 2541 файлах</w:t>
             </w:r>
           </w:p>
         </w:tc>
@@ -18413,7 +18413,7 @@
                 <w:color w:val="000000"/>
                 <w:sz w:val="24"/>
               </w:rPr>
-              <w:t>201443 строки: 40 экранов, 267 элементов</w:t>
+              <w:t>201491 строка: 40 экранов, 267 элементов</w:t>
             </w:r>
           </w:p>
         </w:tc>
@@ -18560,7 +18560,7 @@
                 <w:color w:val="000000"/>
                 <w:sz w:val="24"/>
               </w:rPr>
-              <w:t>9613</w:t>
+              <w:t>9622</w:t>
             </w:r>
           </w:p>
         </w:tc>
@@ -27461,7 +27461,7 @@
                 <w:color w:val="000000"/>
                 <w:sz w:val="24"/>
               </w:rPr>
-              <w:t>Уточнены запуск, продолжение, восстановление и применимость обучения; добавлены ролевые учебные сцены.</w:t>
+              <w:t>Уточнены запуск, продолжение, восстановление и применимость обучения; добавлены ролевые учебные сцены. Описана автоматическая доставка трёх образов стенда одной ревизии и разграничены проверки образов.</w:t>
             </w:r>
           </w:p>
         </w:tc>

--- a/Документация/Техническое описание системы/Техническое описание системы.docx
+++ b/Документация/Техническое описание системы/Техническое описание системы.docx
@@ -157,7 +157,7 @@
           <w:color w:val="000000"/>
           <w:sz w:val="26"/>
         </w:rPr>
-        <w:t>Версия документа: 1.86</w:t>
+        <w:t>Версия документа: 1.87</w:t>
       </w:r>
     </w:p>
     <w:p>
@@ -1272,7 +1272,7 @@
           <w:sz w:val="26"/>
         </w:rPr>
         <w:tab/>
-        <w:t>38</w:t>
+        <w:t>39</w:t>
       </w:r>
     </w:p>
     <w:p>
@@ -1303,7 +1303,7 @@
           <w:sz w:val="26"/>
         </w:rPr>
         <w:tab/>
-        <w:t>38</w:t>
+        <w:t>39</w:t>
       </w:r>
     </w:p>
     <w:p>
@@ -1396,7 +1396,7 @@
           <w:sz w:val="26"/>
         </w:rPr>
         <w:tab/>
-        <w:t>42</w:t>
+        <w:t>43</w:t>
       </w:r>
     </w:p>
     <w:p>
@@ -1427,7 +1427,7 @@
           <w:sz w:val="26"/>
         </w:rPr>
         <w:tab/>
-        <w:t>42</w:t>
+        <w:t>43</w:t>
       </w:r>
     </w:p>
     <w:p>
@@ -1458,7 +1458,7 @@
           <w:sz w:val="26"/>
         </w:rPr>
         <w:tab/>
-        <w:t>44</w:t>
+        <w:t>45</w:t>
       </w:r>
     </w:p>
     <w:p>
@@ -1520,7 +1520,7 @@
           <w:sz w:val="26"/>
         </w:rPr>
         <w:tab/>
-        <w:t>45</w:t>
+        <w:t>46</w:t>
       </w:r>
     </w:p>
     <w:p>
@@ -8743,6 +8743,58 @@
       </w:r>
     </w:p>
     <w:p>
+      <w:r>
+        <w:rPr>
+          <w:rFonts w:ascii="Times New Roman" w:hAnsi="Times New Roman" w:cs="Times New Roman" w:eastAsia="Times New Roman"/>
+          <w:b w:val="0"/>
+          <w:i w:val="0"/>
+          <w:color w:val="000000"/>
+          <w:sz w:val="28"/>
+        </w:rPr>
+        <w:t xml:space="preserve">Покрытие обучения проверяется по четырём направлениям: защищённые маршруты, пункты меню, ключи каталога прав и действия в явно указанной области интерфейса. Четвёртая проверка пока охватывает только шаблоны раздела «Доступные мне» и компонента отметки исполнения — </w:t>
+      </w:r>
+      <w:r>
+        <w:rPr>
+          <w:rFonts w:ascii="Courier New" w:hAnsi="Courier New" w:cs="Courier New" w:eastAsia="Courier New"/>
+          <w:b w:val="0"/>
+          <w:i w:val="0"/>
+          <w:color w:val="000000"/>
+          <w:sz w:val="24"/>
+        </w:rPr>
+        <w:t>AccessibleAttachmentsView.vue</w:t>
+      </w:r>
+      <w:r>
+        <w:rPr>
+          <w:rFonts w:ascii="Times New Roman" w:hAnsi="Times New Roman" w:cs="Times New Roman" w:eastAsia="Times New Roman"/>
+          <w:b w:val="0"/>
+          <w:i w:val="0"/>
+          <w:color w:val="000000"/>
+          <w:sz w:val="28"/>
+        </w:rPr>
+        <w:t xml:space="preserve"> и </w:t>
+      </w:r>
+      <w:r>
+        <w:rPr>
+          <w:rFonts w:ascii="Courier New" w:hAnsi="Courier New" w:cs="Courier New" w:eastAsia="Courier New"/>
+          <w:b w:val="0"/>
+          <w:i w:val="0"/>
+          <w:color w:val="000000"/>
+          <w:sz w:val="24"/>
+        </w:rPr>
+        <w:t>AttachmentExecutionMark.vue</w:t>
+      </w:r>
+      <w:r>
+        <w:rPr>
+          <w:rFonts w:ascii="Times New Roman" w:hAnsi="Times New Roman" w:cs="Times New Roman" w:eastAsia="Times New Roman"/>
+          <w:b w:val="0"/>
+          <w:i w:val="0"/>
+          <w:color w:val="000000"/>
+          <w:sz w:val="28"/>
+        </w:rPr>
+        <w:t>. Найденному действию нужна ссылка на существующий шаг либо объяснение пропуска. Другие экраны, вложенные компоненты вне объявленного охвата и изменение смысла прежней команды требуют отдельной проверки; полноту обучения всего интерфейса этот контроль не подтверждает.</w:t>
+      </w:r>
+    </w:p>
+    <w:p>
       <w:pPr>
         <w:pStyle w:val="Heading2"/>
         <w:ind w:firstLine="0"/>
@@ -9107,6 +9159,132 @@
           </w:p>
         </w:tc>
       </w:tr>
+    </w:tbl>
+    <w:p>
+      <w:pPr>
+        <w:spacing w:after="0" w:line="240" w:lineRule="auto"/>
+        <w:ind w:firstLine="0"/>
+      </w:pPr>
+      <w:r>
+        <w:rPr>
+          <w:rFonts w:ascii="Times New Roman" w:hAnsi="Times New Roman" w:cs="Times New Roman" w:eastAsia="Times New Roman"/>
+          <w:b w:val="0"/>
+          <w:i w:val="0"/>
+          <w:color w:val="000000"/>
+          <w:sz w:val="12"/>
+        </w:rPr>
+      </w:r>
+    </w:p>
+    <w:p>
+      <w:pPr>
+        <w:keepNext/>
+        <w:spacing w:line="240" w:lineRule="auto" w:before="160" w:after="80"/>
+        <w:ind w:firstLine="0"/>
+        <w:jc w:val="left"/>
+      </w:pPr>
+      <w:r>
+        <w:rPr>
+          <w:rFonts w:ascii="Times New Roman" w:hAnsi="Times New Roman" w:cs="Times New Roman" w:eastAsia="Times New Roman"/>
+          <w:b w:val="0"/>
+          <w:i/>
+          <w:color w:val="000000"/>
+          <w:sz w:val="24"/>
+        </w:rPr>
+        <w:t>Продолжение таблицы 9.1</w:t>
+      </w:r>
+    </w:p>
+    <w:tbl>
+      <w:tblPr>
+        <w:tblStyle w:val="TableGrid"/>
+        <w:tblW w:type="auto" w:w="0"/>
+        <w:jc w:val="center"/>
+        <w:tblLayout w:type="fixed"/>
+        <w:tblLook w:firstColumn="1" w:firstRow="1" w:lastColumn="0" w:lastRow="0" w:noHBand="0" w:noVBand="1" w:val="04A0"/>
+        <w:tblLayout w:type="fixed"/>
+      </w:tblPr>
+      <w:tblGrid>
+        <w:gridCol w:w="2268"/>
+        <w:gridCol w:w="1701"/>
+        <w:gridCol w:w="5386"/>
+      </w:tblGrid>
+      <w:tr>
+        <w:trPr>
+          <w:tblHeader w:val="true"/>
+          <w:cantSplit w:val="true"/>
+        </w:trPr>
+        <w:tc>
+          <w:tcPr>
+            <w:tcW w:type="dxa" w:w="2268"/>
+            <w:shd w:val="clear" w:fill="E8E8E8"/>
+          </w:tcPr>
+          <w:p>
+            <w:pPr>
+              <w:keepNext/>
+              <w:spacing w:line="240" w:lineRule="auto" w:after="0"/>
+              <w:ind w:firstLine="0"/>
+              <w:jc w:val="left"/>
+            </w:pPr>
+            <w:r>
+              <w:rPr>
+                <w:rFonts w:ascii="Times New Roman" w:hAnsi="Times New Roman" w:cs="Times New Roman" w:eastAsia="Times New Roman"/>
+                <w:b/>
+                <w:i w:val="0"/>
+                <w:color w:val="000000"/>
+                <w:sz w:val="24"/>
+              </w:rPr>
+              <w:t>Часть</w:t>
+            </w:r>
+          </w:p>
+        </w:tc>
+        <w:tc>
+          <w:tcPr>
+            <w:tcW w:type="dxa" w:w="1701"/>
+            <w:shd w:val="clear" w:fill="E8E8E8"/>
+          </w:tcPr>
+          <w:p>
+            <w:pPr>
+              <w:keepNext/>
+              <w:spacing w:line="240" w:lineRule="auto" w:after="0"/>
+              <w:ind w:firstLine="0"/>
+              <w:jc w:val="left"/>
+            </w:pPr>
+            <w:r>
+              <w:rPr>
+                <w:rFonts w:ascii="Times New Roman" w:hAnsi="Times New Roman" w:cs="Times New Roman" w:eastAsia="Times New Roman"/>
+                <w:b/>
+                <w:i w:val="0"/>
+                <w:color w:val="000000"/>
+                <w:sz w:val="24"/>
+              </w:rPr>
+              <w:t>Основа</w:t>
+            </w:r>
+          </w:p>
+        </w:tc>
+        <w:tc>
+          <w:tcPr>
+            <w:tcW w:type="dxa" w:w="5386"/>
+            <w:shd w:val="clear" w:fill="E8E8E8"/>
+          </w:tcPr>
+          <w:p>
+            <w:pPr>
+              <w:keepNext/>
+              <w:spacing w:line="240" w:lineRule="auto" w:after="0"/>
+              <w:ind w:firstLine="0"/>
+              <w:jc w:val="left"/>
+            </w:pPr>
+            <w:r>
+              <w:rPr>
+                <w:rFonts w:ascii="Times New Roman" w:hAnsi="Times New Roman" w:cs="Times New Roman" w:eastAsia="Times New Roman"/>
+                <w:b/>
+                <w:i w:val="0"/>
+                <w:color w:val="000000"/>
+                <w:sz w:val="24"/>
+              </w:rPr>
+              <w:t>Роль</w:t>
+            </w:r>
+          </w:p>
+        </w:tc>
+      </w:tr>
       <w:tr>
         <w:trPr>
           <w:cantSplit w:val="true"/>
@@ -10083,6 +10261,645 @@
           </w:p>
         </w:tc>
       </w:tr>
+      <w:tr>
+        <w:trPr>
+          <w:cantSplit w:val="true"/>
+        </w:trPr>
+        <w:tc>
+          <w:tcPr>
+            <w:tcW w:type="dxa" w:w="2268"/>
+          </w:tcPr>
+          <w:p>
+            <w:pPr>
+              <w:spacing w:line="240" w:lineRule="auto" w:after="0"/>
+              <w:ind w:firstLine="0"/>
+              <w:jc w:val="left"/>
+            </w:pPr>
+            <w:r>
+              <w:rPr>
+                <w:rFonts w:ascii="Times New Roman" w:hAnsi="Times New Roman" w:cs="Times New Roman" w:eastAsia="Times New Roman"/>
+                <w:b w:val="0"/>
+                <w:i w:val="0"/>
+                <w:color w:val="000000"/>
+                <w:sz w:val="24"/>
+              </w:rPr>
+              <w:t>Фиксация пика посещаемости</w:t>
+            </w:r>
+          </w:p>
+        </w:tc>
+        <w:tc>
+          <w:tcPr>
+            <w:tcW w:type="dxa" w:w="2126"/>
+          </w:tcPr>
+          <w:p>
+            <w:pPr>
+              <w:spacing w:line="240" w:lineRule="auto" w:after="0"/>
+              <w:ind w:firstLine="0"/>
+              <w:jc w:val="left"/>
+            </w:pPr>
+            <w:r>
+              <w:rPr>
+                <w:rFonts w:ascii="Times New Roman" w:hAnsi="Times New Roman" w:cs="Times New Roman" w:eastAsia="Times New Roman"/>
+                <w:b w:val="0"/>
+                <w:i w:val="0"/>
+                <w:color w:val="000000"/>
+                <w:sz w:val="24"/>
+              </w:rPr>
+              <w:t>Минута</w:t>
+            </w:r>
+          </w:p>
+        </w:tc>
+        <w:tc>
+          <w:tcPr>
+            <w:tcW w:type="dxa" w:w="4961"/>
+          </w:tcPr>
+          <w:p>
+            <w:pPr>
+              <w:spacing w:line="240" w:lineRule="auto" w:after="0"/>
+              <w:ind w:firstLine="0"/>
+              <w:jc w:val="left"/>
+            </w:pPr>
+            <w:r>
+              <w:rPr>
+                <w:rFonts w:ascii="Times New Roman" w:hAnsi="Times New Roman" w:cs="Times New Roman" w:eastAsia="Times New Roman"/>
+                <w:b w:val="0"/>
+                <w:i w:val="0"/>
+                <w:color w:val="000000"/>
+                <w:sz w:val="24"/>
+              </w:rPr>
+              <w:t>Записывается наибольшее число одновременно работающих за сутки</w:t>
+            </w:r>
+          </w:p>
+        </w:tc>
+      </w:tr>
+      <w:tr>
+        <w:trPr>
+          <w:cantSplit w:val="true"/>
+        </w:trPr>
+        <w:tc>
+          <w:tcPr>
+            <w:tcW w:type="dxa" w:w="2268"/>
+          </w:tcPr>
+          <w:p>
+            <w:pPr>
+              <w:spacing w:line="240" w:lineRule="auto" w:after="0"/>
+              <w:ind w:firstLine="0"/>
+              <w:jc w:val="left"/>
+            </w:pPr>
+            <w:r>
+              <w:rPr>
+                <w:rFonts w:ascii="Times New Roman" w:hAnsi="Times New Roman" w:cs="Times New Roman" w:eastAsia="Times New Roman"/>
+                <w:b w:val="0"/>
+                <w:i w:val="0"/>
+                <w:color w:val="000000"/>
+                <w:sz w:val="24"/>
+              </w:rPr>
+              <w:t>Напоминания согласующим</w:t>
+            </w:r>
+          </w:p>
+        </w:tc>
+        <w:tc>
+          <w:tcPr>
+            <w:tcW w:type="dxa" w:w="2126"/>
+          </w:tcPr>
+          <w:p>
+            <w:pPr>
+              <w:spacing w:line="240" w:lineRule="auto" w:after="0"/>
+              <w:ind w:firstLine="0"/>
+              <w:jc w:val="left"/>
+            </w:pPr>
+            <w:r>
+              <w:rPr>
+                <w:rFonts w:ascii="Times New Roman" w:hAnsi="Times New Roman" w:cs="Times New Roman" w:eastAsia="Times New Roman"/>
+                <w:b w:val="0"/>
+                <w:i w:val="0"/>
+                <w:color w:val="000000"/>
+                <w:sz w:val="24"/>
+              </w:rPr>
+              <w:t>Час</w:t>
+            </w:r>
+          </w:p>
+        </w:tc>
+        <w:tc>
+          <w:tcPr>
+            <w:tcW w:type="dxa" w:w="4961"/>
+          </w:tcPr>
+          <w:p>
+            <w:pPr>
+              <w:spacing w:line="240" w:lineRule="auto" w:after="0"/>
+              <w:ind w:firstLine="0"/>
+              <w:jc w:val="left"/>
+            </w:pPr>
+            <w:r>
+              <w:rPr>
+                <w:rFonts w:ascii="Times New Roman" w:hAnsi="Times New Roman" w:cs="Times New Roman" w:eastAsia="Times New Roman"/>
+                <w:b w:val="0"/>
+                <w:i w:val="0"/>
+                <w:color w:val="000000"/>
+                <w:sz w:val="24"/>
+              </w:rPr>
+              <w:t>Согласующему, чьё решение ждут дольше заданного срока, отправляется уведомление</w:t>
+            </w:r>
+          </w:p>
+        </w:tc>
+      </w:tr>
+      <w:tr>
+        <w:trPr>
+          <w:cantSplit w:val="true"/>
+        </w:trPr>
+        <w:tc>
+          <w:tcPr>
+            <w:tcW w:type="dxa" w:w="2268"/>
+          </w:tcPr>
+          <w:p>
+            <w:pPr>
+              <w:spacing w:line="240" w:lineRule="auto" w:after="0"/>
+              <w:ind w:firstLine="0"/>
+              <w:jc w:val="left"/>
+            </w:pPr>
+            <w:r>
+              <w:rPr>
+                <w:rFonts w:ascii="Times New Roman" w:hAnsi="Times New Roman" w:cs="Times New Roman" w:eastAsia="Times New Roman"/>
+                <w:b w:val="0"/>
+                <w:i w:val="0"/>
+                <w:color w:val="000000"/>
+                <w:sz w:val="24"/>
+              </w:rPr>
+              <w:t>Предупреждение об истечении пропуска</w:t>
+            </w:r>
+          </w:p>
+        </w:tc>
+        <w:tc>
+          <w:tcPr>
+            <w:tcW w:type="dxa" w:w="2126"/>
+          </w:tcPr>
+          <w:p>
+            <w:pPr>
+              <w:spacing w:line="240" w:lineRule="auto" w:after="0"/>
+              <w:ind w:firstLine="0"/>
+              <w:jc w:val="left"/>
+            </w:pPr>
+            <w:r>
+              <w:rPr>
+                <w:rFonts w:ascii="Times New Roman" w:hAnsi="Times New Roman" w:cs="Times New Roman" w:eastAsia="Times New Roman"/>
+                <w:b w:val="0"/>
+                <w:i w:val="0"/>
+                <w:color w:val="000000"/>
+                <w:sz w:val="24"/>
+              </w:rPr>
+              <w:t>Ежесуточно в 09:00</w:t>
+            </w:r>
+          </w:p>
+        </w:tc>
+        <w:tc>
+          <w:tcPr>
+            <w:tcW w:type="dxa" w:w="4961"/>
+          </w:tcPr>
+          <w:p>
+            <w:pPr>
+              <w:spacing w:line="240" w:lineRule="auto" w:after="0"/>
+              <w:ind w:firstLine="0"/>
+              <w:jc w:val="left"/>
+            </w:pPr>
+            <w:r>
+              <w:rPr>
+                <w:rFonts w:ascii="Times New Roman" w:hAnsi="Times New Roman" w:cs="Times New Roman" w:eastAsia="Times New Roman"/>
+                <w:b w:val="0"/>
+                <w:i w:val="0"/>
+                <w:color w:val="000000"/>
+                <w:sz w:val="24"/>
+              </w:rPr>
+              <w:t>Заявителю дважды сообщается о приближении общего срока заявки - за три дня и накануне; общим сроком считается самая поздняя дата среди её активных вложений</w:t>
+            </w:r>
+          </w:p>
+        </w:tc>
+      </w:tr>
+      <w:tr>
+        <w:trPr>
+          <w:cantSplit w:val="true"/>
+        </w:trPr>
+        <w:tc>
+          <w:tcPr>
+            <w:tcW w:type="dxa" w:w="2268"/>
+          </w:tcPr>
+          <w:p>
+            <w:pPr>
+              <w:spacing w:line="240" w:lineRule="auto" w:after="0"/>
+              <w:ind w:firstLine="0"/>
+              <w:jc w:val="left"/>
+            </w:pPr>
+            <w:r>
+              <w:rPr>
+                <w:rFonts w:ascii="Times New Roman" w:hAnsi="Times New Roman" w:cs="Times New Roman" w:eastAsia="Times New Roman"/>
+                <w:b w:val="0"/>
+                <w:i w:val="0"/>
+                <w:color w:val="000000"/>
+                <w:sz w:val="24"/>
+              </w:rPr>
+              <w:t>Пересчёт показателей аналитики</w:t>
+            </w:r>
+          </w:p>
+        </w:tc>
+        <w:tc>
+          <w:tcPr>
+            <w:tcW w:type="dxa" w:w="2126"/>
+          </w:tcPr>
+          <w:p>
+            <w:pPr>
+              <w:spacing w:line="240" w:lineRule="auto" w:after="0"/>
+              <w:ind w:firstLine="0"/>
+              <w:jc w:val="left"/>
+            </w:pPr>
+            <w:r>
+              <w:rPr>
+                <w:rFonts w:ascii="Times New Roman" w:hAnsi="Times New Roman" w:cs="Times New Roman" w:eastAsia="Times New Roman"/>
+                <w:b w:val="0"/>
+                <w:i w:val="0"/>
+                <w:color w:val="000000"/>
+                <w:sz w:val="24"/>
+              </w:rPr>
+              <w:t>60 секунд</w:t>
+            </w:r>
+          </w:p>
+        </w:tc>
+        <w:tc>
+          <w:tcPr>
+            <w:tcW w:type="dxa" w:w="4961"/>
+          </w:tcPr>
+          <w:p>
+            <w:pPr>
+              <w:spacing w:line="240" w:lineRule="auto" w:after="0"/>
+              <w:ind w:firstLine="0"/>
+              <w:jc w:val="left"/>
+            </w:pPr>
+            <w:r>
+              <w:rPr>
+                <w:rFonts w:ascii="Times New Roman" w:hAnsi="Times New Roman" w:cs="Times New Roman" w:eastAsia="Times New Roman"/>
+                <w:b w:val="0"/>
+                <w:i w:val="0"/>
+                <w:color w:val="000000"/>
+                <w:sz w:val="24"/>
+              </w:rPr>
+              <w:t>Панель открывается сразу, без ожидания расчёта</w:t>
+            </w:r>
+          </w:p>
+        </w:tc>
+      </w:tr>
+      <w:tr>
+        <w:trPr>
+          <w:cantSplit w:val="true"/>
+        </w:trPr>
+        <w:tc>
+          <w:tcPr>
+            <w:tcW w:type="dxa" w:w="2268"/>
+          </w:tcPr>
+          <w:p>
+            <w:pPr>
+              <w:spacing w:line="240" w:lineRule="auto" w:after="0"/>
+              <w:ind w:firstLine="0"/>
+              <w:jc w:val="left"/>
+            </w:pPr>
+            <w:r>
+              <w:rPr>
+                <w:rFonts w:ascii="Times New Roman" w:hAnsi="Times New Roman" w:cs="Times New Roman" w:eastAsia="Times New Roman"/>
+                <w:b w:val="0"/>
+                <w:i w:val="0"/>
+                <w:color w:val="000000"/>
+                <w:sz w:val="24"/>
+              </w:rPr>
+              <w:t>Обслуживание журнальных таблиц</w:t>
+            </w:r>
+          </w:p>
+        </w:tc>
+        <w:tc>
+          <w:tcPr>
+            <w:tcW w:type="dxa" w:w="2126"/>
+          </w:tcPr>
+          <w:p>
+            <w:pPr>
+              <w:spacing w:line="240" w:lineRule="auto" w:after="0"/>
+              <w:ind w:firstLine="0"/>
+              <w:jc w:val="left"/>
+            </w:pPr>
+            <w:r>
+              <w:rPr>
+                <w:rFonts w:ascii="Times New Roman" w:hAnsi="Times New Roman" w:cs="Times New Roman" w:eastAsia="Times New Roman"/>
+                <w:b w:val="0"/>
+                <w:i w:val="0"/>
+                <w:color w:val="000000"/>
+                <w:sz w:val="24"/>
+              </w:rPr>
+              <w:t>Сутки</w:t>
+            </w:r>
+          </w:p>
+        </w:tc>
+        <w:tc>
+          <w:tcPr>
+            <w:tcW w:type="dxa" w:w="4961"/>
+          </w:tcPr>
+          <w:p>
+            <w:pPr>
+              <w:spacing w:line="240" w:lineRule="auto" w:after="0"/>
+              <w:ind w:firstLine="0"/>
+              <w:jc w:val="left"/>
+            </w:pPr>
+            <w:r>
+              <w:rPr>
+                <w:rFonts w:ascii="Times New Roman" w:hAnsi="Times New Roman" w:cs="Times New Roman" w:eastAsia="Times New Roman"/>
+                <w:b w:val="0"/>
+                <w:i w:val="0"/>
+                <w:color w:val="000000"/>
+                <w:sz w:val="24"/>
+              </w:rPr>
+              <w:t>Создание разделов вперёд, свёртка и удаление устаревших</w:t>
+            </w:r>
+          </w:p>
+        </w:tc>
+      </w:tr>
+      <w:tr>
+        <w:trPr>
+          <w:cantSplit w:val="true"/>
+        </w:trPr>
+        <w:tc>
+          <w:tcPr>
+            <w:tcW w:type="dxa" w:w="2268"/>
+          </w:tcPr>
+          <w:p>
+            <w:pPr>
+              <w:spacing w:line="240" w:lineRule="auto" w:after="0"/>
+              <w:ind w:firstLine="0"/>
+              <w:jc w:val="left"/>
+            </w:pPr>
+            <w:r>
+              <w:rPr>
+                <w:rFonts w:ascii="Times New Roman" w:hAnsi="Times New Roman" w:cs="Times New Roman" w:eastAsia="Times New Roman"/>
+                <w:b w:val="0"/>
+                <w:i w:val="0"/>
+                <w:color w:val="000000"/>
+                <w:sz w:val="24"/>
+              </w:rPr>
+              <w:t>Уборка технического мусора</w:t>
+            </w:r>
+          </w:p>
+        </w:tc>
+        <w:tc>
+          <w:tcPr>
+            <w:tcW w:type="dxa" w:w="2126"/>
+          </w:tcPr>
+          <w:p>
+            <w:pPr>
+              <w:spacing w:line="240" w:lineRule="auto" w:after="0"/>
+              <w:ind w:firstLine="0"/>
+              <w:jc w:val="left"/>
+            </w:pPr>
+            <w:r>
+              <w:rPr>
+                <w:rFonts w:ascii="Times New Roman" w:hAnsi="Times New Roman" w:cs="Times New Roman" w:eastAsia="Times New Roman"/>
+                <w:b w:val="0"/>
+                <w:i w:val="0"/>
+                <w:color w:val="000000"/>
+                <w:sz w:val="24"/>
+              </w:rPr>
+              <w:t>Сутки</w:t>
+            </w:r>
+          </w:p>
+        </w:tc>
+        <w:tc>
+          <w:tcPr>
+            <w:tcW w:type="dxa" w:w="4961"/>
+          </w:tcPr>
+          <w:p>
+            <w:pPr>
+              <w:spacing w:line="240" w:lineRule="auto" w:after="0"/>
+              <w:ind w:firstLine="0"/>
+              <w:jc w:val="left"/>
+            </w:pPr>
+            <w:r>
+              <w:rPr>
+                <w:rFonts w:ascii="Times New Roman" w:hAnsi="Times New Roman" w:cs="Times New Roman" w:eastAsia="Times New Roman"/>
+                <w:b w:val="0"/>
+                <w:i w:val="0"/>
+                <w:color w:val="000000"/>
+                <w:sz w:val="24"/>
+              </w:rPr>
+              <w:t>Удаляются недействительные маркеры продления, прочитанные и давние непрочитанные уведомления, подписки устройств без доставки и отработанные записи очереди почты; при отдельно заданном сроке также история сущностей</w:t>
+            </w:r>
+          </w:p>
+        </w:tc>
+      </w:tr>
+      <w:tr>
+        <w:trPr>
+          <w:cantSplit w:val="true"/>
+        </w:trPr>
+        <w:tc>
+          <w:tcPr>
+            <w:tcW w:type="dxa" w:w="2268"/>
+          </w:tcPr>
+          <w:p>
+            <w:pPr>
+              <w:spacing w:line="240" w:lineRule="auto" w:after="0"/>
+              <w:ind w:firstLine="0"/>
+              <w:jc w:val="left"/>
+            </w:pPr>
+            <w:r>
+              <w:rPr>
+                <w:rFonts w:ascii="Times New Roman" w:hAnsi="Times New Roman" w:cs="Times New Roman" w:eastAsia="Times New Roman"/>
+                <w:b w:val="0"/>
+                <w:i w:val="0"/>
+                <w:color w:val="000000"/>
+                <w:sz w:val="24"/>
+              </w:rPr>
+              <w:t>Обезличивание заявок по сроку хранения</w:t>
+            </w:r>
+          </w:p>
+        </w:tc>
+        <w:tc>
+          <w:tcPr>
+            <w:tcW w:type="dxa" w:w="2126"/>
+          </w:tcPr>
+          <w:p>
+            <w:pPr>
+              <w:spacing w:line="240" w:lineRule="auto" w:after="0"/>
+              <w:ind w:firstLine="0"/>
+              <w:jc w:val="left"/>
+            </w:pPr>
+            <w:r>
+              <w:rPr>
+                <w:rFonts w:ascii="Times New Roman" w:hAnsi="Times New Roman" w:cs="Times New Roman" w:eastAsia="Times New Roman"/>
+                <w:b w:val="0"/>
+                <w:i w:val="0"/>
+                <w:color w:val="000000"/>
+                <w:sz w:val="24"/>
+              </w:rPr>
+              <w:t>Сутки</w:t>
+            </w:r>
+          </w:p>
+        </w:tc>
+        <w:tc>
+          <w:tcPr>
+            <w:tcW w:type="dxa" w:w="4961"/>
+          </w:tcPr>
+          <w:p>
+            <w:pPr>
+              <w:spacing w:line="240" w:lineRule="auto" w:after="0"/>
+              <w:ind w:firstLine="0"/>
+              <w:jc w:val="left"/>
+            </w:pPr>
+            <w:r>
+              <w:rPr>
+                <w:rFonts w:ascii="Times New Roman" w:hAnsi="Times New Roman" w:cs="Times New Roman" w:eastAsia="Times New Roman"/>
+                <w:b w:val="0"/>
+                <w:i w:val="0"/>
+                <w:color w:val="000000"/>
+                <w:sz w:val="24"/>
+              </w:rPr>
+              <w:t>startApplicationRetentionWorker: при APPLICATION_RETENTION_MONTHS больше нуля обрабатывает завершённые, отозванные и отказанные заявки; даты, статус и решения сохраняются</w:t>
+            </w:r>
+          </w:p>
+        </w:tc>
+      </w:tr>
+      <w:tr>
+        <w:trPr>
+          <w:cantSplit w:val="true"/>
+        </w:trPr>
+        <w:tc>
+          <w:tcPr>
+            <w:tcW w:type="dxa" w:w="2268"/>
+          </w:tcPr>
+          <w:p>
+            <w:pPr>
+              <w:spacing w:line="240" w:lineRule="auto" w:after="0"/>
+              <w:ind w:firstLine="0"/>
+              <w:jc w:val="left"/>
+            </w:pPr>
+            <w:r>
+              <w:rPr>
+                <w:rFonts w:ascii="Times New Roman" w:hAnsi="Times New Roman" w:cs="Times New Roman" w:eastAsia="Times New Roman"/>
+                <w:b w:val="0"/>
+                <w:i w:val="0"/>
+                <w:color w:val="000000"/>
+                <w:sz w:val="24"/>
+              </w:rPr>
+              <w:t>Уборка неотправленных файлов заявок</w:t>
+            </w:r>
+          </w:p>
+        </w:tc>
+        <w:tc>
+          <w:tcPr>
+            <w:tcW w:type="dxa" w:w="2126"/>
+          </w:tcPr>
+          <w:p>
+            <w:pPr>
+              <w:spacing w:line="240" w:lineRule="auto" w:after="0"/>
+              <w:ind w:firstLine="0"/>
+              <w:jc w:val="left"/>
+            </w:pPr>
+            <w:r>
+              <w:rPr>
+                <w:rFonts w:ascii="Times New Roman" w:hAnsi="Times New Roman" w:cs="Times New Roman" w:eastAsia="Times New Roman"/>
+                <w:b w:val="0"/>
+                <w:i w:val="0"/>
+                <w:color w:val="000000"/>
+                <w:sz w:val="24"/>
+              </w:rPr>
+              <w:t>Час</w:t>
+            </w:r>
+          </w:p>
+        </w:tc>
+        <w:tc>
+          <w:tcPr>
+            <w:tcW w:type="dxa" w:w="4961"/>
+          </w:tcPr>
+          <w:p>
+            <w:pPr>
+              <w:spacing w:line="240" w:lineRule="auto" w:after="0"/>
+              <w:ind w:firstLine="0"/>
+              <w:jc w:val="left"/>
+            </w:pPr>
+            <w:r>
+              <w:rPr>
+                <w:rFonts w:ascii="Times New Roman" w:hAnsi="Times New Roman" w:cs="Times New Roman" w:eastAsia="Times New Roman"/>
+                <w:b w:val="0"/>
+                <w:i w:val="0"/>
+                <w:color w:val="000000"/>
+                <w:sz w:val="24"/>
+              </w:rPr>
+              <w:t>Удаляются файлы, загруженные к заявке, которую так и не отправили, и файлы, потерявшие запись в базе</w:t>
+            </w:r>
+          </w:p>
+        </w:tc>
+      </w:tr>
+      <w:tr>
+        <w:trPr>
+          <w:cantSplit w:val="true"/>
+        </w:trPr>
+        <w:tc>
+          <w:tcPr>
+            <w:tcW w:type="dxa" w:w="2268"/>
+          </w:tcPr>
+          <w:p>
+            <w:pPr>
+              <w:spacing w:line="240" w:lineRule="auto" w:after="0"/>
+              <w:ind w:firstLine="0"/>
+              <w:jc w:val="left"/>
+            </w:pPr>
+            <w:r>
+              <w:rPr>
+                <w:rFonts w:ascii="Times New Roman" w:hAnsi="Times New Roman" w:cs="Times New Roman" w:eastAsia="Times New Roman"/>
+                <w:b w:val="0"/>
+                <w:i w:val="0"/>
+                <w:color w:val="000000"/>
+                <w:sz w:val="24"/>
+              </w:rPr>
+              <w:t>Проверка сроков действия паролей</w:t>
+            </w:r>
+          </w:p>
+        </w:tc>
+        <w:tc>
+          <w:tcPr>
+            <w:tcW w:type="dxa" w:w="2126"/>
+          </w:tcPr>
+          <w:p>
+            <w:pPr>
+              <w:spacing w:line="240" w:lineRule="auto" w:after="0"/>
+              <w:ind w:firstLine="0"/>
+              <w:jc w:val="left"/>
+            </w:pPr>
+            <w:r>
+              <w:rPr>
+                <w:rFonts w:ascii="Times New Roman" w:hAnsi="Times New Roman" w:cs="Times New Roman" w:eastAsia="Times New Roman"/>
+                <w:b w:val="0"/>
+                <w:i w:val="0"/>
+                <w:color w:val="000000"/>
+                <w:sz w:val="24"/>
+              </w:rPr>
+              <w:t>Ежесуточно в 04:00</w:t>
+            </w:r>
+          </w:p>
+        </w:tc>
+        <w:tc>
+          <w:tcPr>
+            <w:tcW w:type="dxa" w:w="4961"/>
+          </w:tcPr>
+          <w:p>
+            <w:pPr>
+              <w:spacing w:line="240" w:lineRule="auto" w:after="0"/>
+              <w:ind w:firstLine="0"/>
+              <w:jc w:val="left"/>
+            </w:pPr>
+            <w:r>
+              <w:rPr>
+                <w:rFonts w:ascii="Times New Roman" w:hAnsi="Times New Roman" w:cs="Times New Roman" w:eastAsia="Times New Roman"/>
+                <w:b w:val="0"/>
+                <w:i w:val="0"/>
+                <w:color w:val="000000"/>
+                <w:sz w:val="24"/>
+              </w:rPr>
+              <w:t>Работникам, у которых срок действия пароля вышел, поднимается требование сменить пароль при следующем входе; тем, у кого срок подходит, заранее уходит предупреждение. Паролей задача не меняет и писем с паролями не рассылает. При выключенном сроке действия задача не делает ничего</w:t>
+            </w:r>
+          </w:p>
+        </w:tc>
+      </w:tr>
     </w:tbl>
     <w:p>
       <w:pPr>
@@ -10231,7 +11048,7 @@
                 <w:color w:val="000000"/>
                 <w:sz w:val="24"/>
               </w:rPr>
-              <w:t>Фиксация пика посещаемости</w:t>
+              <w:t>Разбор очереди писем</w:t>
             </w:r>
           </w:p>
         </w:tc>
@@ -10253,7 +11070,7 @@
                 <w:color w:val="000000"/>
                 <w:sz w:val="24"/>
               </w:rPr>
-              <w:t>Минута</w:t>
+              <w:t>15 секунд</w:t>
             </w:r>
           </w:p>
         </w:tc>
@@ -10275,7 +11092,7 @@
                 <w:color w:val="000000"/>
                 <w:sz w:val="24"/>
               </w:rPr>
-              <w:t>Записывается наибольшее число одновременно работающих за сутки</w:t>
+              <w:t>Накопившиеся письма передаются почтовому серверу, непринятые повторяются с нарастающей паузой. Задача не запускается, если почта не настроена</w:t>
             </w:r>
           </w:p>
         </w:tc>
@@ -10302,7 +11119,7 @@
                 <w:color w:val="000000"/>
                 <w:sz w:val="24"/>
               </w:rPr>
-              <w:t>Напоминания согласующим</w:t>
+              <w:t>Выгрузка бланков в файловый архив</w:t>
             </w:r>
           </w:p>
         </w:tc>
@@ -10324,7 +11141,7 @@
                 <w:color w:val="000000"/>
                 <w:sz w:val="24"/>
               </w:rPr>
-              <w:t>Час</w:t>
+              <w:t>15 секунд и сразу при изменении заявки</w:t>
             </w:r>
           </w:p>
         </w:tc>
@@ -10346,7 +11163,7 @@
                 <w:color w:val="000000"/>
                 <w:sz w:val="24"/>
               </w:rPr>
-              <w:t>Согласующему, чьё решение ждут дольше заданного срока, отправляется уведомление</w:t>
+              <w:t>Разбирается очередь записи файлов на диск</w:t>
             </w:r>
           </w:p>
         </w:tc>
@@ -10373,7 +11190,7 @@
                 <w:color w:val="000000"/>
                 <w:sz w:val="24"/>
               </w:rPr>
-              <w:t>Предупреждение об истечении пропуска</w:t>
+              <w:t>Повтор неудавшихся выгрузок</w:t>
             </w:r>
           </w:p>
         </w:tc>
@@ -10395,7 +11212,7 @@
                 <w:color w:val="000000"/>
                 <w:sz w:val="24"/>
               </w:rPr>
-              <w:t>Ежесуточно в 09:00</w:t>
+              <w:t>5 минут</w:t>
             </w:r>
           </w:p>
         </w:tc>
@@ -10417,7 +11234,7 @@
                 <w:color w:val="000000"/>
                 <w:sz w:val="24"/>
               </w:rPr>
-              <w:t>Заявителю дважды сообщается о приближении общего срока заявки - за три дня и накануне; общим сроком считается самая поздняя дата среди её активных вложений</w:t>
+              <w:t>Заявки, чья запись сорвалась по временной причине, выгружаются заново</w:t>
             </w:r>
           </w:p>
         </w:tc>
@@ -10444,7 +11261,7 @@
                 <w:color w:val="000000"/>
                 <w:sz w:val="24"/>
               </w:rPr>
-              <w:t>Пересчёт показателей аналитики</w:t>
+              <w:t>Сверка файлового архива с диском</w:t>
             </w:r>
           </w:p>
         </w:tc>
@@ -10466,7 +11283,7 @@
                 <w:color w:val="000000"/>
                 <w:sz w:val="24"/>
               </w:rPr>
-              <w:t>60 секунд</w:t>
+              <w:t>Ежесуточно в 03:00</w:t>
             </w:r>
           </w:p>
         </w:tc>
@@ -10488,772 +11305,7 @@
                 <w:color w:val="000000"/>
                 <w:sz w:val="24"/>
               </w:rPr>
-              <w:t>Панель открывается сразу, без ожидания расчёта</w:t>
-            </w:r>
-          </w:p>
-        </w:tc>
-      </w:tr>
-      <w:tr>
-        <w:trPr>
-          <w:cantSplit w:val="true"/>
-        </w:trPr>
-        <w:tc>
-          <w:tcPr>
-            <w:tcW w:type="dxa" w:w="2268"/>
-          </w:tcPr>
-          <w:p>
-            <w:pPr>
-              <w:spacing w:line="240" w:lineRule="auto" w:after="0"/>
-              <w:ind w:firstLine="0"/>
-              <w:jc w:val="left"/>
-            </w:pPr>
-            <w:r>
-              <w:rPr>
-                <w:rFonts w:ascii="Times New Roman" w:hAnsi="Times New Roman" w:cs="Times New Roman" w:eastAsia="Times New Roman"/>
-                <w:b w:val="0"/>
-                <w:i w:val="0"/>
-                <w:color w:val="000000"/>
-                <w:sz w:val="24"/>
-              </w:rPr>
-              <w:t>Обслуживание журнальных таблиц</w:t>
-            </w:r>
-          </w:p>
-        </w:tc>
-        <w:tc>
-          <w:tcPr>
-            <w:tcW w:type="dxa" w:w="2126"/>
-          </w:tcPr>
-          <w:p>
-            <w:pPr>
-              <w:spacing w:line="240" w:lineRule="auto" w:after="0"/>
-              <w:ind w:firstLine="0"/>
-              <w:jc w:val="left"/>
-            </w:pPr>
-            <w:r>
-              <w:rPr>
-                <w:rFonts w:ascii="Times New Roman" w:hAnsi="Times New Roman" w:cs="Times New Roman" w:eastAsia="Times New Roman"/>
-                <w:b w:val="0"/>
-                <w:i w:val="0"/>
-                <w:color w:val="000000"/>
-                <w:sz w:val="24"/>
-              </w:rPr>
-              <w:t>Сутки</w:t>
-            </w:r>
-          </w:p>
-        </w:tc>
-        <w:tc>
-          <w:tcPr>
-            <w:tcW w:type="dxa" w:w="4961"/>
-          </w:tcPr>
-          <w:p>
-            <w:pPr>
-              <w:spacing w:line="240" w:lineRule="auto" w:after="0"/>
-              <w:ind w:firstLine="0"/>
-              <w:jc w:val="left"/>
-            </w:pPr>
-            <w:r>
-              <w:rPr>
-                <w:rFonts w:ascii="Times New Roman" w:hAnsi="Times New Roman" w:cs="Times New Roman" w:eastAsia="Times New Roman"/>
-                <w:b w:val="0"/>
-                <w:i w:val="0"/>
-                <w:color w:val="000000"/>
-                <w:sz w:val="24"/>
-              </w:rPr>
-              <w:t>Создание разделов вперёд, свёртка и удаление устаревших</w:t>
-            </w:r>
-          </w:p>
-        </w:tc>
-      </w:tr>
-      <w:tr>
-        <w:trPr>
-          <w:cantSplit w:val="true"/>
-        </w:trPr>
-        <w:tc>
-          <w:tcPr>
-            <w:tcW w:type="dxa" w:w="2268"/>
-          </w:tcPr>
-          <w:p>
-            <w:pPr>
-              <w:spacing w:line="240" w:lineRule="auto" w:after="0"/>
-              <w:ind w:firstLine="0"/>
-              <w:jc w:val="left"/>
-            </w:pPr>
-            <w:r>
-              <w:rPr>
-                <w:rFonts w:ascii="Times New Roman" w:hAnsi="Times New Roman" w:cs="Times New Roman" w:eastAsia="Times New Roman"/>
-                <w:b w:val="0"/>
-                <w:i w:val="0"/>
-                <w:color w:val="000000"/>
-                <w:sz w:val="24"/>
-              </w:rPr>
-              <w:t>Уборка технического мусора</w:t>
-            </w:r>
-          </w:p>
-        </w:tc>
-        <w:tc>
-          <w:tcPr>
-            <w:tcW w:type="dxa" w:w="2126"/>
-          </w:tcPr>
-          <w:p>
-            <w:pPr>
-              <w:spacing w:line="240" w:lineRule="auto" w:after="0"/>
-              <w:ind w:firstLine="0"/>
-              <w:jc w:val="left"/>
-            </w:pPr>
-            <w:r>
-              <w:rPr>
-                <w:rFonts w:ascii="Times New Roman" w:hAnsi="Times New Roman" w:cs="Times New Roman" w:eastAsia="Times New Roman"/>
-                <w:b w:val="0"/>
-                <w:i w:val="0"/>
-                <w:color w:val="000000"/>
-                <w:sz w:val="24"/>
-              </w:rPr>
-              <w:t>Сутки</w:t>
-            </w:r>
-          </w:p>
-        </w:tc>
-        <w:tc>
-          <w:tcPr>
-            <w:tcW w:type="dxa" w:w="4961"/>
-          </w:tcPr>
-          <w:p>
-            <w:pPr>
-              <w:spacing w:line="240" w:lineRule="auto" w:after="0"/>
-              <w:ind w:firstLine="0"/>
-              <w:jc w:val="left"/>
-            </w:pPr>
-            <w:r>
-              <w:rPr>
-                <w:rFonts w:ascii="Times New Roman" w:hAnsi="Times New Roman" w:cs="Times New Roman" w:eastAsia="Times New Roman"/>
-                <w:b w:val="0"/>
-                <w:i w:val="0"/>
-                <w:color w:val="000000"/>
-                <w:sz w:val="24"/>
-              </w:rPr>
-              <w:t>Удаляются недействительные маркеры продления, прочитанные и давние непрочитанные уведомления, подписки устройств без доставки и отработанные записи очереди почты; при отдельно заданном сроке также история сущностей</w:t>
-            </w:r>
-          </w:p>
-        </w:tc>
-      </w:tr>
-      <w:tr>
-        <w:trPr>
-          <w:cantSplit w:val="true"/>
-        </w:trPr>
-        <w:tc>
-          <w:tcPr>
-            <w:tcW w:type="dxa" w:w="2268"/>
-          </w:tcPr>
-          <w:p>
-            <w:pPr>
-              <w:spacing w:line="240" w:lineRule="auto" w:after="0"/>
-              <w:ind w:firstLine="0"/>
-              <w:jc w:val="left"/>
-            </w:pPr>
-            <w:r>
-              <w:rPr>
-                <w:rFonts w:ascii="Times New Roman" w:hAnsi="Times New Roman" w:cs="Times New Roman" w:eastAsia="Times New Roman"/>
-                <w:b w:val="0"/>
-                <w:i w:val="0"/>
-                <w:color w:val="000000"/>
-                <w:sz w:val="24"/>
-              </w:rPr>
-              <w:t>Обезличивание заявок по сроку хранения</w:t>
-            </w:r>
-          </w:p>
-        </w:tc>
-        <w:tc>
-          <w:tcPr>
-            <w:tcW w:type="dxa" w:w="2126"/>
-          </w:tcPr>
-          <w:p>
-            <w:pPr>
-              <w:spacing w:line="240" w:lineRule="auto" w:after="0"/>
-              <w:ind w:firstLine="0"/>
-              <w:jc w:val="left"/>
-            </w:pPr>
-            <w:r>
-              <w:rPr>
-                <w:rFonts w:ascii="Times New Roman" w:hAnsi="Times New Roman" w:cs="Times New Roman" w:eastAsia="Times New Roman"/>
-                <w:b w:val="0"/>
-                <w:i w:val="0"/>
-                <w:color w:val="000000"/>
-                <w:sz w:val="24"/>
-              </w:rPr>
-              <w:t>Сутки</w:t>
-            </w:r>
-          </w:p>
-        </w:tc>
-        <w:tc>
-          <w:tcPr>
-            <w:tcW w:type="dxa" w:w="4961"/>
-          </w:tcPr>
-          <w:p>
-            <w:pPr>
-              <w:spacing w:line="240" w:lineRule="auto" w:after="0"/>
-              <w:ind w:firstLine="0"/>
-              <w:jc w:val="left"/>
-            </w:pPr>
-            <w:r>
-              <w:rPr>
-                <w:rFonts w:ascii="Times New Roman" w:hAnsi="Times New Roman" w:cs="Times New Roman" w:eastAsia="Times New Roman"/>
-                <w:b w:val="0"/>
-                <w:i w:val="0"/>
-                <w:color w:val="000000"/>
-                <w:sz w:val="24"/>
-              </w:rPr>
-              <w:t>startApplicationRetentionWorker: при APPLICATION_RETENTION_MONTHS больше нуля обрабатывает завершённые, отозванные и отказанные заявки; даты, статус и решения сохраняются</w:t>
-            </w:r>
-          </w:p>
-        </w:tc>
-      </w:tr>
-      <w:tr>
-        <w:trPr>
-          <w:cantSplit w:val="true"/>
-        </w:trPr>
-        <w:tc>
-          <w:tcPr>
-            <w:tcW w:type="dxa" w:w="2268"/>
-          </w:tcPr>
-          <w:p>
-            <w:pPr>
-              <w:spacing w:line="240" w:lineRule="auto" w:after="0"/>
-              <w:ind w:firstLine="0"/>
-              <w:jc w:val="left"/>
-            </w:pPr>
-            <w:r>
-              <w:rPr>
-                <w:rFonts w:ascii="Times New Roman" w:hAnsi="Times New Roman" w:cs="Times New Roman" w:eastAsia="Times New Roman"/>
-                <w:b w:val="0"/>
-                <w:i w:val="0"/>
-                <w:color w:val="000000"/>
-                <w:sz w:val="24"/>
-              </w:rPr>
-              <w:t>Уборка неотправленных файлов заявок</w:t>
-            </w:r>
-          </w:p>
-        </w:tc>
-        <w:tc>
-          <w:tcPr>
-            <w:tcW w:type="dxa" w:w="2126"/>
-          </w:tcPr>
-          <w:p>
-            <w:pPr>
-              <w:spacing w:line="240" w:lineRule="auto" w:after="0"/>
-              <w:ind w:firstLine="0"/>
-              <w:jc w:val="left"/>
-            </w:pPr>
-            <w:r>
-              <w:rPr>
-                <w:rFonts w:ascii="Times New Roman" w:hAnsi="Times New Roman" w:cs="Times New Roman" w:eastAsia="Times New Roman"/>
-                <w:b w:val="0"/>
-                <w:i w:val="0"/>
-                <w:color w:val="000000"/>
-                <w:sz w:val="24"/>
-              </w:rPr>
-              <w:t>Час</w:t>
-            </w:r>
-          </w:p>
-        </w:tc>
-        <w:tc>
-          <w:tcPr>
-            <w:tcW w:type="dxa" w:w="4961"/>
-          </w:tcPr>
-          <w:p>
-            <w:pPr>
-              <w:spacing w:line="240" w:lineRule="auto" w:after="0"/>
-              <w:ind w:firstLine="0"/>
-              <w:jc w:val="left"/>
-            </w:pPr>
-            <w:r>
-              <w:rPr>
-                <w:rFonts w:ascii="Times New Roman" w:hAnsi="Times New Roman" w:cs="Times New Roman" w:eastAsia="Times New Roman"/>
-                <w:b w:val="0"/>
-                <w:i w:val="0"/>
-                <w:color w:val="000000"/>
-                <w:sz w:val="24"/>
-              </w:rPr>
-              <w:t>Удаляются файлы, загруженные к заявке, которую так и не отправили, и файлы, потерявшие запись в базе</w:t>
-            </w:r>
-          </w:p>
-        </w:tc>
-      </w:tr>
-      <w:tr>
-        <w:trPr>
-          <w:cantSplit w:val="true"/>
-        </w:trPr>
-        <w:tc>
-          <w:tcPr>
-            <w:tcW w:type="dxa" w:w="2268"/>
-          </w:tcPr>
-          <w:p>
-            <w:pPr>
-              <w:spacing w:line="240" w:lineRule="auto" w:after="0"/>
-              <w:ind w:firstLine="0"/>
-              <w:jc w:val="left"/>
-            </w:pPr>
-            <w:r>
-              <w:rPr>
-                <w:rFonts w:ascii="Times New Roman" w:hAnsi="Times New Roman" w:cs="Times New Roman" w:eastAsia="Times New Roman"/>
-                <w:b w:val="0"/>
-                <w:i w:val="0"/>
-                <w:color w:val="000000"/>
-                <w:sz w:val="24"/>
-              </w:rPr>
-              <w:t>Проверка сроков действия паролей</w:t>
-            </w:r>
-          </w:p>
-        </w:tc>
-        <w:tc>
-          <w:tcPr>
-            <w:tcW w:type="dxa" w:w="2126"/>
-          </w:tcPr>
-          <w:p>
-            <w:pPr>
-              <w:spacing w:line="240" w:lineRule="auto" w:after="0"/>
-              <w:ind w:firstLine="0"/>
-              <w:jc w:val="left"/>
-            </w:pPr>
-            <w:r>
-              <w:rPr>
-                <w:rFonts w:ascii="Times New Roman" w:hAnsi="Times New Roman" w:cs="Times New Roman" w:eastAsia="Times New Roman"/>
-                <w:b w:val="0"/>
-                <w:i w:val="0"/>
-                <w:color w:val="000000"/>
-                <w:sz w:val="24"/>
-              </w:rPr>
-              <w:t>Ежесуточно в 04:00</w:t>
-            </w:r>
-          </w:p>
-        </w:tc>
-        <w:tc>
-          <w:tcPr>
-            <w:tcW w:type="dxa" w:w="4961"/>
-          </w:tcPr>
-          <w:p>
-            <w:pPr>
-              <w:spacing w:line="240" w:lineRule="auto" w:after="0"/>
-              <w:ind w:firstLine="0"/>
-              <w:jc w:val="left"/>
-            </w:pPr>
-            <w:r>
-              <w:rPr>
-                <w:rFonts w:ascii="Times New Roman" w:hAnsi="Times New Roman" w:cs="Times New Roman" w:eastAsia="Times New Roman"/>
-                <w:b w:val="0"/>
-                <w:i w:val="0"/>
-                <w:color w:val="000000"/>
-                <w:sz w:val="24"/>
-              </w:rPr>
-              <w:t>Работникам, у которых срок действия пароля вышел, поднимается требование сменить пароль при следующем входе; тем, у кого срок подходит, заранее уходит предупреждение. Паролей задача не меняет и писем с паролями не рассылает. При выключенном сроке действия задача не делает ничего</w:t>
-            </w:r>
-          </w:p>
-        </w:tc>
-      </w:tr>
-      <w:tr>
-        <w:trPr>
-          <w:cantSplit w:val="true"/>
-        </w:trPr>
-        <w:tc>
-          <w:tcPr>
-            <w:tcW w:type="dxa" w:w="2268"/>
-          </w:tcPr>
-          <w:p>
-            <w:pPr>
-              <w:spacing w:line="240" w:lineRule="auto" w:after="0"/>
-              <w:ind w:firstLine="0"/>
-              <w:jc w:val="left"/>
-            </w:pPr>
-            <w:r>
-              <w:rPr>
-                <w:rFonts w:ascii="Times New Roman" w:hAnsi="Times New Roman" w:cs="Times New Roman" w:eastAsia="Times New Roman"/>
-                <w:b w:val="0"/>
-                <w:i w:val="0"/>
-                <w:color w:val="000000"/>
-                <w:sz w:val="24"/>
-              </w:rPr>
-              <w:t>Разбор очереди писем</w:t>
-            </w:r>
-          </w:p>
-        </w:tc>
-        <w:tc>
-          <w:tcPr>
-            <w:tcW w:type="dxa" w:w="2126"/>
-          </w:tcPr>
-          <w:p>
-            <w:pPr>
-              <w:spacing w:line="240" w:lineRule="auto" w:after="0"/>
-              <w:ind w:firstLine="0"/>
-              <w:jc w:val="left"/>
-            </w:pPr>
-            <w:r>
-              <w:rPr>
-                <w:rFonts w:ascii="Times New Roman" w:hAnsi="Times New Roman" w:cs="Times New Roman" w:eastAsia="Times New Roman"/>
-                <w:b w:val="0"/>
-                <w:i w:val="0"/>
-                <w:color w:val="000000"/>
-                <w:sz w:val="24"/>
-              </w:rPr>
-              <w:t>15 секунд</w:t>
-            </w:r>
-          </w:p>
-        </w:tc>
-        <w:tc>
-          <w:tcPr>
-            <w:tcW w:type="dxa" w:w="4961"/>
-          </w:tcPr>
-          <w:p>
-            <w:pPr>
-              <w:spacing w:line="240" w:lineRule="auto" w:after="0"/>
-              <w:ind w:firstLine="0"/>
-              <w:jc w:val="left"/>
-            </w:pPr>
-            <w:r>
-              <w:rPr>
-                <w:rFonts w:ascii="Times New Roman" w:hAnsi="Times New Roman" w:cs="Times New Roman" w:eastAsia="Times New Roman"/>
-                <w:b w:val="0"/>
-                <w:i w:val="0"/>
-                <w:color w:val="000000"/>
-                <w:sz w:val="24"/>
-              </w:rPr>
-              <w:t>Накопившиеся письма передаются почтовому серверу, непринятые повторяются с нарастающей паузой. Задача не запускается, если почта не настроена</w:t>
-            </w:r>
-          </w:p>
-        </w:tc>
-      </w:tr>
-      <w:tr>
-        <w:trPr>
-          <w:cantSplit w:val="true"/>
-        </w:trPr>
-        <w:tc>
-          <w:tcPr>
-            <w:tcW w:type="dxa" w:w="2268"/>
-          </w:tcPr>
-          <w:p>
-            <w:pPr>
-              <w:spacing w:line="240" w:lineRule="auto" w:after="0"/>
-              <w:ind w:firstLine="0"/>
-              <w:jc w:val="left"/>
-            </w:pPr>
-            <w:r>
-              <w:rPr>
-                <w:rFonts w:ascii="Times New Roman" w:hAnsi="Times New Roman" w:cs="Times New Roman" w:eastAsia="Times New Roman"/>
-                <w:b w:val="0"/>
-                <w:i w:val="0"/>
-                <w:color w:val="000000"/>
-                <w:sz w:val="24"/>
-              </w:rPr>
-              <w:t>Выгрузка бланков в файловый архив</w:t>
-            </w:r>
-          </w:p>
-        </w:tc>
-        <w:tc>
-          <w:tcPr>
-            <w:tcW w:type="dxa" w:w="2126"/>
-          </w:tcPr>
-          <w:p>
-            <w:pPr>
-              <w:spacing w:line="240" w:lineRule="auto" w:after="0"/>
-              <w:ind w:firstLine="0"/>
-              <w:jc w:val="left"/>
-            </w:pPr>
-            <w:r>
-              <w:rPr>
-                <w:rFonts w:ascii="Times New Roman" w:hAnsi="Times New Roman" w:cs="Times New Roman" w:eastAsia="Times New Roman"/>
-                <w:b w:val="0"/>
-                <w:i w:val="0"/>
-                <w:color w:val="000000"/>
-                <w:sz w:val="24"/>
-              </w:rPr>
-              <w:t>15 секунд и сразу при изменении заявки</w:t>
-            </w:r>
-          </w:p>
-        </w:tc>
-        <w:tc>
-          <w:tcPr>
-            <w:tcW w:type="dxa" w:w="4961"/>
-          </w:tcPr>
-          <w:p>
-            <w:pPr>
-              <w:spacing w:line="240" w:lineRule="auto" w:after="0"/>
-              <w:ind w:firstLine="0"/>
-              <w:jc w:val="left"/>
-            </w:pPr>
-            <w:r>
-              <w:rPr>
-                <w:rFonts w:ascii="Times New Roman" w:hAnsi="Times New Roman" w:cs="Times New Roman" w:eastAsia="Times New Roman"/>
-                <w:b w:val="0"/>
-                <w:i w:val="0"/>
-                <w:color w:val="000000"/>
-                <w:sz w:val="24"/>
-              </w:rPr>
-              <w:t>Разбирается очередь записи файлов на диск</w:t>
-            </w:r>
-          </w:p>
-        </w:tc>
-      </w:tr>
-      <w:tr>
-        <w:trPr>
-          <w:cantSplit w:val="true"/>
-        </w:trPr>
-        <w:tc>
-          <w:tcPr>
-            <w:tcW w:type="dxa" w:w="2268"/>
-          </w:tcPr>
-          <w:p>
-            <w:pPr>
-              <w:spacing w:line="240" w:lineRule="auto" w:after="0"/>
-              <w:ind w:firstLine="0"/>
-              <w:jc w:val="left"/>
-            </w:pPr>
-            <w:r>
-              <w:rPr>
-                <w:rFonts w:ascii="Times New Roman" w:hAnsi="Times New Roman" w:cs="Times New Roman" w:eastAsia="Times New Roman"/>
-                <w:b w:val="0"/>
-                <w:i w:val="0"/>
-                <w:color w:val="000000"/>
-                <w:sz w:val="24"/>
-              </w:rPr>
-              <w:t>Повтор неудавшихся выгрузок</w:t>
-            </w:r>
-          </w:p>
-        </w:tc>
-        <w:tc>
-          <w:tcPr>
-            <w:tcW w:type="dxa" w:w="2126"/>
-          </w:tcPr>
-          <w:p>
-            <w:pPr>
-              <w:spacing w:line="240" w:lineRule="auto" w:after="0"/>
-              <w:ind w:firstLine="0"/>
-              <w:jc w:val="left"/>
-            </w:pPr>
-            <w:r>
-              <w:rPr>
-                <w:rFonts w:ascii="Times New Roman" w:hAnsi="Times New Roman" w:cs="Times New Roman" w:eastAsia="Times New Roman"/>
-                <w:b w:val="0"/>
-                <w:i w:val="0"/>
-                <w:color w:val="000000"/>
-                <w:sz w:val="24"/>
-              </w:rPr>
-              <w:t>5 минут</w:t>
-            </w:r>
-          </w:p>
-        </w:tc>
-        <w:tc>
-          <w:tcPr>
-            <w:tcW w:type="dxa" w:w="4961"/>
-          </w:tcPr>
-          <w:p>
-            <w:pPr>
-              <w:spacing w:line="240" w:lineRule="auto" w:after="0"/>
-              <w:ind w:firstLine="0"/>
-              <w:jc w:val="left"/>
-            </w:pPr>
-            <w:r>
-              <w:rPr>
-                <w:rFonts w:ascii="Times New Roman" w:hAnsi="Times New Roman" w:cs="Times New Roman" w:eastAsia="Times New Roman"/>
-                <w:b w:val="0"/>
-                <w:i w:val="0"/>
-                <w:color w:val="000000"/>
-                <w:sz w:val="24"/>
-              </w:rPr>
-              <w:t>Заявки, чья запись сорвалась по временной причине, выгружаются заново</w:t>
-            </w:r>
-          </w:p>
-        </w:tc>
-      </w:tr>
-      <w:tr>
-        <w:trPr>
-          <w:cantSplit w:val="true"/>
-        </w:trPr>
-        <w:tc>
-          <w:tcPr>
-            <w:tcW w:type="dxa" w:w="2268"/>
-          </w:tcPr>
-          <w:p>
-            <w:pPr>
-              <w:spacing w:line="240" w:lineRule="auto" w:after="0"/>
-              <w:ind w:firstLine="0"/>
-              <w:jc w:val="left"/>
-            </w:pPr>
-            <w:r>
-              <w:rPr>
-                <w:rFonts w:ascii="Times New Roman" w:hAnsi="Times New Roman" w:cs="Times New Roman" w:eastAsia="Times New Roman"/>
-                <w:b w:val="0"/>
-                <w:i w:val="0"/>
-                <w:color w:val="000000"/>
-                <w:sz w:val="24"/>
-              </w:rPr>
-              <w:t>Сверка файлового архива с диском</w:t>
-            </w:r>
-          </w:p>
-        </w:tc>
-        <w:tc>
-          <w:tcPr>
-            <w:tcW w:type="dxa" w:w="2126"/>
-          </w:tcPr>
-          <w:p>
-            <w:pPr>
-              <w:spacing w:line="240" w:lineRule="auto" w:after="0"/>
-              <w:ind w:firstLine="0"/>
-              <w:jc w:val="left"/>
-            </w:pPr>
-            <w:r>
-              <w:rPr>
-                <w:rFonts w:ascii="Times New Roman" w:hAnsi="Times New Roman" w:cs="Times New Roman" w:eastAsia="Times New Roman"/>
-                <w:b w:val="0"/>
-                <w:i w:val="0"/>
-                <w:color w:val="000000"/>
-                <w:sz w:val="24"/>
-              </w:rPr>
-              <w:t>Ежесуточно в 03:00</w:t>
-            </w:r>
-          </w:p>
-        </w:tc>
-        <w:tc>
-          <w:tcPr>
-            <w:tcW w:type="dxa" w:w="4961"/>
-          </w:tcPr>
-          <w:p>
-            <w:pPr>
-              <w:spacing w:line="240" w:lineRule="auto" w:after="0"/>
-              <w:ind w:firstLine="0"/>
-              <w:jc w:val="left"/>
-            </w:pPr>
-            <w:r>
-              <w:rPr>
-                <w:rFonts w:ascii="Times New Roman" w:hAnsi="Times New Roman" w:cs="Times New Roman" w:eastAsia="Times New Roman"/>
-                <w:b w:val="0"/>
-                <w:i w:val="0"/>
-                <w:color w:val="000000"/>
-                <w:sz w:val="24"/>
-              </w:rPr>
               <w:t>Реестр выгруженных файлов сверяется с содержимым каталога, пропавшее дописывается</w:t>
-            </w:r>
-          </w:p>
-        </w:tc>
-      </w:tr>
-    </w:tbl>
-    <w:p>
-      <w:pPr>
-        <w:spacing w:after="0" w:line="240" w:lineRule="auto"/>
-        <w:ind w:firstLine="0"/>
-      </w:pPr>
-      <w:r>
-        <w:rPr>
-          <w:rFonts w:ascii="Times New Roman" w:hAnsi="Times New Roman" w:cs="Times New Roman" w:eastAsia="Times New Roman"/>
-          <w:b w:val="0"/>
-          <w:i w:val="0"/>
-          <w:color w:val="000000"/>
-          <w:sz w:val="12"/>
-        </w:rPr>
-      </w:r>
-    </w:p>
-    <w:p>
-      <w:pPr>
-        <w:keepNext/>
-        <w:spacing w:line="240" w:lineRule="auto" w:before="160" w:after="80"/>
-        <w:ind w:firstLine="0"/>
-        <w:jc w:val="left"/>
-      </w:pPr>
-      <w:r>
-        <w:rPr>
-          <w:rFonts w:ascii="Times New Roman" w:hAnsi="Times New Roman" w:cs="Times New Roman" w:eastAsia="Times New Roman"/>
-          <w:b w:val="0"/>
-          <w:i/>
-          <w:color w:val="000000"/>
-          <w:sz w:val="24"/>
-        </w:rPr>
-        <w:t>Продолжение таблицы 9.3</w:t>
-      </w:r>
-    </w:p>
-    <w:tbl>
-      <w:tblPr>
-        <w:tblStyle w:val="TableGrid"/>
-        <w:tblW w:type="auto" w:w="0"/>
-        <w:jc w:val="center"/>
-        <w:tblLayout w:type="fixed"/>
-        <w:tblLook w:firstColumn="1" w:firstRow="1" w:lastColumn="0" w:lastRow="0" w:noHBand="0" w:noVBand="1" w:val="04A0"/>
-        <w:tblLayout w:type="fixed"/>
-      </w:tblPr>
-      <w:tblGrid>
-        <w:gridCol w:w="2268"/>
-        <w:gridCol w:w="2126"/>
-        <w:gridCol w:w="4961"/>
-      </w:tblGrid>
-      <w:tr>
-        <w:trPr>
-          <w:tblHeader w:val="true"/>
-          <w:cantSplit w:val="true"/>
-        </w:trPr>
-        <w:tc>
-          <w:tcPr>
-            <w:tcW w:type="dxa" w:w="2268"/>
-            <w:shd w:val="clear" w:fill="E8E8E8"/>
-          </w:tcPr>
-          <w:p>
-            <w:pPr>
-              <w:keepNext/>
-              <w:spacing w:line="240" w:lineRule="auto" w:after="0"/>
-              <w:ind w:firstLine="0"/>
-              <w:jc w:val="left"/>
-            </w:pPr>
-            <w:r>
-              <w:rPr>
-                <w:rFonts w:ascii="Times New Roman" w:hAnsi="Times New Roman" w:cs="Times New Roman" w:eastAsia="Times New Roman"/>
-                <w:b/>
-                <w:i w:val="0"/>
-                <w:color w:val="000000"/>
-                <w:sz w:val="24"/>
-              </w:rPr>
-              <w:t>Задача</w:t>
-            </w:r>
-          </w:p>
-        </w:tc>
-        <w:tc>
-          <w:tcPr>
-            <w:tcW w:type="dxa" w:w="2126"/>
-            <w:shd w:val="clear" w:fill="E8E8E8"/>
-          </w:tcPr>
-          <w:p>
-            <w:pPr>
-              <w:keepNext/>
-              <w:spacing w:line="240" w:lineRule="auto" w:after="0"/>
-              <w:ind w:firstLine="0"/>
-              <w:jc w:val="left"/>
-            </w:pPr>
-            <w:r>
-              <w:rPr>
-                <w:rFonts w:ascii="Times New Roman" w:hAnsi="Times New Roman" w:cs="Times New Roman" w:eastAsia="Times New Roman"/>
-                <w:b/>
-                <w:i w:val="0"/>
-                <w:color w:val="000000"/>
-                <w:sz w:val="24"/>
-              </w:rPr>
-              <w:t>Периодичность</w:t>
-            </w:r>
-          </w:p>
-        </w:tc>
-        <w:tc>
-          <w:tcPr>
-            <w:tcW w:type="dxa" w:w="4961"/>
-            <w:shd w:val="clear" w:fill="E8E8E8"/>
-          </w:tcPr>
-          <w:p>
-            <w:pPr>
-              <w:keepNext/>
-              <w:spacing w:line="240" w:lineRule="auto" w:after="0"/>
-              <w:ind w:firstLine="0"/>
-              <w:jc w:val="left"/>
-            </w:pPr>
-            <w:r>
-              <w:rPr>
-                <w:rFonts w:ascii="Times New Roman" w:hAnsi="Times New Roman" w:cs="Times New Roman" w:eastAsia="Times New Roman"/>
-                <w:b/>
-                <w:i w:val="0"/>
-                <w:color w:val="000000"/>
-                <w:sz w:val="24"/>
-              </w:rPr>
-              <w:t>Действие</w:t>
             </w:r>
           </w:p>
         </w:tc>
@@ -13927,6 +13979,107 @@
                 <w:sz w:val="24"/>
               </w:rPr>
               <w:t>Иначе проверка полномочий обходится в два шага</w:t>
+            </w:r>
+          </w:p>
+        </w:tc>
+      </w:tr>
+    </w:tbl>
+    <w:p>
+      <w:pPr>
+        <w:spacing w:after="0" w:line="240" w:lineRule="auto"/>
+        <w:ind w:firstLine="0"/>
+      </w:pPr>
+      <w:r>
+        <w:rPr>
+          <w:rFonts w:ascii="Times New Roman" w:hAnsi="Times New Roman" w:cs="Times New Roman" w:eastAsia="Times New Roman"/>
+          <w:b w:val="0"/>
+          <w:i w:val="0"/>
+          <w:color w:val="000000"/>
+          <w:sz w:val="12"/>
+        </w:rPr>
+      </w:r>
+    </w:p>
+    <w:p>
+      <w:pPr>
+        <w:keepNext/>
+        <w:spacing w:line="240" w:lineRule="auto" w:before="160" w:after="80"/>
+        <w:ind w:firstLine="0"/>
+        <w:jc w:val="left"/>
+      </w:pPr>
+      <w:r>
+        <w:rPr>
+          <w:rFonts w:ascii="Times New Roman" w:hAnsi="Times New Roman" w:cs="Times New Roman" w:eastAsia="Times New Roman"/>
+          <w:b w:val="0"/>
+          <w:i/>
+          <w:color w:val="000000"/>
+          <w:sz w:val="24"/>
+        </w:rPr>
+        <w:t>Продолжение таблицы 13.2</w:t>
+      </w:r>
+    </w:p>
+    <w:tbl>
+      <w:tblPr>
+        <w:tblStyle w:val="TableGrid"/>
+        <w:tblW w:type="auto" w:w="0"/>
+        <w:jc w:val="center"/>
+        <w:tblLayout w:type="fixed"/>
+        <w:tblLook w:firstColumn="1" w:firstRow="1" w:lastColumn="0" w:lastRow="0" w:noHBand="0" w:noVBand="1" w:val="04A0"/>
+        <w:tblLayout w:type="fixed"/>
+      </w:tblPr>
+      <w:tblGrid>
+        <w:gridCol w:w="3467"/>
+        <w:gridCol w:w="5889"/>
+      </w:tblGrid>
+      <w:tr>
+        <w:trPr>
+          <w:tblHeader w:val="true"/>
+          <w:cantSplit w:val="true"/>
+        </w:trPr>
+        <w:tc>
+          <w:tcPr>
+            <w:tcW w:type="dxa" w:w="3466"/>
+            <w:shd w:val="clear" w:fill="E8E8E8"/>
+          </w:tcPr>
+          <w:p>
+            <w:pPr>
+              <w:keepNext/>
+              <w:spacing w:line="240" w:lineRule="auto" w:after="0"/>
+              <w:ind w:firstLine="0"/>
+              <w:jc w:val="left"/>
+            </w:pPr>
+            <w:r>
+              <w:rPr>
+                <w:rFonts w:ascii="Times New Roman" w:hAnsi="Times New Roman" w:cs="Times New Roman" w:eastAsia="Times New Roman"/>
+                <w:b/>
+                <w:i w:val="0"/>
+                <w:color w:val="000000"/>
+                <w:sz w:val="24"/>
+              </w:rPr>
+              <w:t>Что закрыто</w:t>
+            </w:r>
+          </w:p>
+        </w:tc>
+        <w:tc>
+          <w:tcPr>
+            <w:tcW w:type="dxa" w:w="5888"/>
+            <w:shd w:val="clear" w:fill="E8E8E8"/>
+          </w:tcPr>
+          <w:p>
+            <w:pPr>
+              <w:keepNext/>
+              <w:spacing w:line="240" w:lineRule="auto" w:after="0"/>
+              <w:ind w:firstLine="0"/>
+              <w:jc w:val="left"/>
+            </w:pPr>
+            <w:r>
+              <w:rPr>
+                <w:rFonts w:ascii="Times New Roman" w:hAnsi="Times New Roman" w:cs="Times New Roman" w:eastAsia="Times New Roman"/>
+                <w:b/>
+                <w:i w:val="0"/>
+                <w:color w:val="000000"/>
+                <w:sz w:val="24"/>
+              </w:rPr>
+              <w:t>Почему</w:t>
             </w:r>
           </w:p>
         </w:tc>
@@ -16839,7 +16992,7 @@
                 <w:color w:val="000000"/>
                 <w:sz w:val="24"/>
               </w:rPr>
-              <w:t>6622 теста в 772 файлах</w:t>
+              <w:t>6642 теста в 773 файлах</w:t>
             </w:r>
           </w:p>
         </w:tc>
@@ -17015,7 +17168,7 @@
                 <w:color w:val="000000"/>
                 <w:sz w:val="24"/>
               </w:rPr>
-              <w:t>9622</w:t>
+              <w:t>9642</w:t>
             </w:r>
           </w:p>
         </w:tc>
@@ -18315,7 +18468,7 @@
                 <w:color w:val="000000"/>
                 <w:sz w:val="24"/>
               </w:rPr>
-              <w:t>580236 строк в 2541 файлах</w:t>
+              <w:t>580433 строк в 2543 файлах</w:t>
             </w:r>
           </w:p>
         </w:tc>
@@ -18560,7 +18713,7 @@
                 <w:color w:val="000000"/>
                 <w:sz w:val="24"/>
               </w:rPr>
-              <w:t>9622</w:t>
+              <w:t>9642</w:t>
             </w:r>
           </w:p>
         </w:tc>
@@ -27462,6 +27615,89 @@
                 <w:sz w:val="24"/>
               </w:rPr>
               <w:t>Уточнены запуск, продолжение, восстановление и применимость обучения; добавлены ролевые учебные сцены. Описана автоматическая доставка трёх образов стенда одной ревизии и разграничены проверки образов.</w:t>
+            </w:r>
+          </w:p>
+        </w:tc>
+        <w:tc>
+          <w:tcPr>
+            <w:tcW w:type="dxa" w:w="850"/>
+          </w:tcPr>
+          <w:p>
+            <w:pPr>
+              <w:spacing w:line="240" w:lineRule="auto" w:after="0"/>
+              <w:ind w:firstLine="0"/>
+              <w:jc w:val="left"/>
+            </w:pPr>
+          </w:p>
+        </w:tc>
+      </w:tr>
+      <w:tr>
+        <w:trPr>
+          <w:cantSplit w:val="true"/>
+        </w:trPr>
+        <w:tc>
+          <w:tcPr>
+            <w:tcW w:type="dxa" w:w="1134"/>
+          </w:tcPr>
+          <w:p>
+            <w:pPr>
+              <w:spacing w:line="240" w:lineRule="auto" w:after="0"/>
+              <w:ind w:firstLine="0"/>
+              <w:jc w:val="left"/>
+            </w:pPr>
+            <w:r>
+              <w:rPr>
+                <w:rFonts w:ascii="Times New Roman" w:hAnsi="Times New Roman" w:cs="Times New Roman" w:eastAsia="Times New Roman"/>
+                <w:b w:val="0"/>
+                <w:i w:val="0"/>
+                <w:color w:val="000000"/>
+                <w:sz w:val="24"/>
+              </w:rPr>
+              <w:t>1.87</w:t>
+            </w:r>
+          </w:p>
+        </w:tc>
+        <w:tc>
+          <w:tcPr>
+            <w:tcW w:type="dxa" w:w="1701"/>
+          </w:tcPr>
+          <w:p>
+            <w:pPr>
+              <w:spacing w:line="240" w:lineRule="auto" w:after="0"/>
+              <w:ind w:firstLine="0"/>
+              <w:jc w:val="left"/>
+            </w:pPr>
+            <w:r>
+              <w:rPr>
+                <w:rFonts w:ascii="Times New Roman" w:hAnsi="Times New Roman" w:cs="Times New Roman" w:eastAsia="Times New Roman"/>
+                <w:b w:val="0"/>
+                <w:i w:val="0"/>
+                <w:color w:val="000000"/>
+                <w:sz w:val="24"/>
+              </w:rPr>
+              <w:t>30.10.2026</w:t>
+            </w:r>
+          </w:p>
+        </w:tc>
+        <w:tc>
+          <w:tcPr>
+            <w:tcW w:type="dxa" w:w="5669"/>
+          </w:tcPr>
+          <w:p>
+            <w:pPr>
+              <w:spacing w:line="240" w:lineRule="auto" w:after="0"/>
+              <w:ind w:firstLine="0"/>
+              <w:jc w:val="left"/>
+            </w:pPr>
+            <w:r>
+              <w:rPr>
+                <w:rFonts w:ascii="Times New Roman" w:hAnsi="Times New Roman" w:cs="Times New Roman" w:eastAsia="Times New Roman"/>
+                <w:b w:val="0"/>
+                <w:i w:val="0"/>
+                <w:color w:val="000000"/>
+                <w:sz w:val="24"/>
+              </w:rPr>
+              <w:t>Описан ограниченный контроль действий в обучении для раздела «Доступные мне» и компонента отметки исполнения; уточнены границы автоматической проверки покрытия.</w:t>
             </w:r>
           </w:p>
         </w:tc>

--- a/Документация/Техническое описание системы/Техническое описание системы.docx
+++ b/Документация/Техническое описание системы/Техническое описание системы.docx
@@ -16992,7 +16992,7 @@
                 <w:color w:val="000000"/>
                 <w:sz w:val="24"/>
               </w:rPr>
-              <w:t>6642 теста в 773 файлах</w:t>
+              <w:t>6668 тестов в 777 файлах</w:t>
             </w:r>
           </w:p>
         </w:tc>
@@ -17168,7 +17168,7 @@
                 <w:color w:val="000000"/>
                 <w:sz w:val="24"/>
               </w:rPr>
-              <w:t>9642</w:t>
+              <w:t>9668</w:t>
             </w:r>
           </w:p>
         </w:tc>
@@ -18468,7 +18468,7 @@
                 <w:color w:val="000000"/>
                 <w:sz w:val="24"/>
               </w:rPr>
-              <w:t>580433 строк в 2543 файлах</w:t>
+              <w:t>580970 строк в 2548 файлах</w:t>
             </w:r>
           </w:p>
         </w:tc>
@@ -18566,7 +18566,7 @@
                 <w:color w:val="000000"/>
                 <w:sz w:val="24"/>
               </w:rPr>
-              <w:t>201491 строка: 40 экранов, 267 элементов</w:t>
+              <w:t>201501 строка: 40 экранов, 267 элементов</w:t>
             </w:r>
           </w:p>
         </w:tc>
@@ -18713,7 +18713,7 @@
                 <w:color w:val="000000"/>
                 <w:sz w:val="24"/>
               </w:rPr>
-              <w:t>9642</w:t>
+              <w:t>9668</w:t>
             </w:r>
           </w:p>
         </w:tc>
